--- a/paper/paper.docx
+++ b/paper/paper.docx
@@ -179,13 +179,13 @@
         <w:pStyle w:val="Date"/>
       </w:pPr>
       <w:r>
-        <w:t xml:space="preserve">September</w:t>
-      </w:r>
-      <w:r>
-        <w:t xml:space="preserve"> </w:t>
-      </w:r>
-      <w:r>
-        <w:t xml:space="preserve">7,</w:t>
+        <w:t xml:space="preserve">October</w:t>
+      </w:r>
+      <w:r>
+        <w:t xml:space="preserve"> </w:t>
+      </w:r>
+      <w:r>
+        <w:t xml:space="preserve">3,</w:t>
       </w:r>
       <w:r>
         <w:t xml:space="preserve"> </w:t>
@@ -1081,25 +1081,7 @@
         <w:t xml:space="preserve"> </w:t>
       </w:r>
       <w:r>
-        <w:t xml:space="preserve">and see our S2</w:t>
-      </w:r>
-      <w:r>
-        <w:t xml:space="preserve"> </w:t>
-      </w:r>
-      <w:r>
-        <w:t xml:space="preserve">“</w:t>
-      </w:r>
-      <w:r>
-        <w:t xml:space="preserve">Site Phase Assignments</w:t>
-      </w:r>
-      <w:r>
-        <w:t xml:space="preserve">”</w:t>
-      </w:r>
-      <w:r>
-        <w:t xml:space="preserve"> </w:t>
-      </w:r>
-      <w:r>
-        <w:t xml:space="preserve">for more details about specific sites). Ages of the objects were determined by calibrating the uncalibrated ages in SignBase using the rcarbon package</w:t>
+        <w:t xml:space="preserve">and S2). Ages of the objects were determined by calibrating the uncalibrated ages in SignBase using the rcarbon package</w:t>
       </w:r>
       <w:r>
         <w:t xml:space="preserve"> </w:t>
@@ -1111,7 +1093,7 @@
         <w:t xml:space="preserve"> </w:t>
       </w:r>
       <w:r>
-        <w:t xml:space="preserve">with the IntCal20 calibration curve. The calibrated radiocarbon dates of the sampled data range from approximately 33 to 45 ka cal BP, spanning an overall time range of 12 ka. The Aur-P1 phase has 20 sites and 26 sign types, and the Aur-P2 phase has 9 sites and 15 sign types. A Mantel test to evaluate the correlation between distance in time and distribution of sign types found a weak correlation at the nominal 0.05 threshold (R = 0.062, p = 0.004). The very small effect size (R ≈ 0.06) indicates that temporal distance explains only a small fraction of the variation in sign-type distribution. This weak association shows only that time has little explanatory power for sign composition. The binned time-lag test in the next sentences provides the direct check for a rise of dissimilarity with lag. We tested this inference more directly with a time-lag analysis (S1 §</w:t>
+        <w:t xml:space="preserve">with the IntCal20 calibration curve. The calibrated radiocarbon dates of the sampled data range from approximately 33 to 45 ka cal BP, spanning an overall time range of 12 ka. The Aur-P1 phase has 20 sites and 26 sign types, and the Aur-P2 phase has 9 sites and 15 sign types. A Mantel test to evaluate the correlation between distance in time and distribution of sign types found a weak correlation at the nominal 0.05 threshold (R = 0.062, p = 0.004). The very small effect size (R ≈ 0.06) indicates that temporal distance explains only a small fraction of the variation in sign-type distribution. This weak association shows only that time has little explanatory power for sign composition. We tested this inference more directly with a time-lag analysis (S1 §</w:t>
       </w:r>
       <w:r>
         <w:t xml:space="preserve">S1.8.3</w:t>
@@ -1182,7 +1164,7 @@
         <w:t xml:space="preserve">[31]</w:t>
       </w:r>
       <w:r>
-        <w:t xml:space="preserve">. The test showed no significant correlation between object abundance distance and Jaccard sign composition dissimilarity (R = 0.151, p = 0.071). This result concerns pairwise composition only. It does not remove the separate correlation between object count and sign-type richness per site. We test that richness confound directly at the object level (see our S1 §</w:t>
+        <w:t xml:space="preserve">. The test showed no significant correlation between object abundance distance and Jaccard sign composition dissimilarity (R = 0.151, p = 0.071). This result concerns pairwise composition only. It does not remove the separate correlation between object count and sign-type richness per site. We test that richness confound directly at the object level (S1 §</w:t>
       </w:r>
       <w:r>
         <w:t xml:space="preserve">S1.12.3</w:t>
@@ -1264,13 +1246,13 @@
         </w:r>
       </w:hyperlink>
       <w:r>
-        <w:t xml:space="preserve">. None of the phases have a statistically significant correlation between sign type distribution and geographical distance. This null result provides lack of evidence for isolation by distance in this sample. It does not show that isolation by distance fails to account for the patterns. It should be interpreted cautiously given the small sample sizes (see our S1 §</w:t>
+        <w:t xml:space="preserve">. None of the phases have a statistically significant correlation between sign type distribution and geographical distance. This null result provides lack of evidence for isolation by distance in this sample. It does not show that isolation by distance fails to account for the patterns. It should be interpreted cautiously given the small sample sizes (S1 §</w:t>
       </w:r>
       <w:r>
         <w:t xml:space="preserve">S1.4.3</w:t>
       </w:r>
       <w:r>
-        <w:t xml:space="preserve">). To test whether the non-significant Mantel result reflects a particular alternative process, we additionally fit a multiple regression on distance matrices with sign dissimilarity as the response and geographic, temporal, and object-count distances as predictors (see our S1 §</w:t>
+        <w:t xml:space="preserve">). To test whether the non-significant Mantel result reflects a particular alternative process, we additionally fit a multiple regression on distance matrices with sign dissimilarity as the response and geographic, temporal, and object-count distances as predictors (S1 §</w:t>
       </w:r>
       <w:r>
         <w:t xml:space="preserve">S1.8.2</w:t>
@@ -1569,7 +1551,7 @@
         <w:t xml:space="preserve">[36]</w:t>
       </w:r>
       <w:r>
-        <w:t xml:space="preserve">. Each node is a site, and each edge weight is the Jaccard similarity between the two sites’ sign-type presence/absence vectors, computed as 1 − Jaccard(dissimilarity) so that higher values mean more shared sign types. To avoid cluttering the graph, all edges below the value of 0.2 were removed: an edge is only drawn if two sites share ≥ 20% Jaccard similarity, i.e., the intersection of their sign types is at least 20% of their union. We justify this threshold and demonstrate its robustness through sensitivity analyses at alternative thresholds (0.1 and 0.3), alternative similarity metrics (Sørensen-Dice, Simpson), a continuous threshold sweep from 0.05 to 0.50, and quantitative edge-set and adjacency-matrix agreement metrics across thresholds (see our S1 §</w:t>
+        <w:t xml:space="preserve">. Each node is a site, and each edge weight is the Jaccard similarity between the two sites’ sign-type presence/absence vectors, computed as 1 − Jaccard(dissimilarity) so that higher values mean more shared sign types. To avoid cluttering the graph, all edges below the value of 0.2 were removed: an edge is only drawn if two sites share ≥ 20% Jaccard similarity, i.e., the intersection of their sign types is at least 20% of their union. We justify this threshold and demonstrate its robustness through sensitivity analyses at alternative thresholds (0.1 and 0.3), alternative similarity metrics (Sørensen-Dice, Simpson), a continuous threshold sweep from 0.05 to 0.50, and quantitative edge-set and adjacency-matrix agreement metrics across thresholds (S1 §</w:t>
       </w:r>
       <w:r>
         <w:t xml:space="preserve">S1.2</w:t>
@@ -2867,7 +2849,7 @@
         </w:r>
       </w:hyperlink>
       <w:r>
-        <w:t xml:space="preserve">), although this null result should be interpreted cautiously given the small sample sizes and limited statistical power (see our S1 §</w:t>
+        <w:t xml:space="preserve">), although this null result should be interpreted cautiously given the small sample sizes and limited statistical power (S1 §</w:t>
       </w:r>
       <w:r>
         <w:t xml:space="preserve">S1.13</w:t>

--- a/paper/paper.docx
+++ b/paper/paper.docx
@@ -1258,10 +1258,7 @@
         <w:t xml:space="preserve">S1.8.2</w:t>
       </w:r>
       <w:r>
-        <w:t xml:space="preserve">). This reveals no candidate is significant, so the null Mantel does not identify any specific alternative process. A Mantel correlogram likewise did not detect spatial structure at any distance lag, and bootstrap confidence intervals on the Mantel R indicate the test is underpowered at these sample sizes, so the non-significant result is best read as a lack of evidence rather than evidence of absence (S1</w:t>
-      </w:r>
-      <w:r>
-        <w:t xml:space="preserve"> </w:t>
+        <w:t xml:space="preserve">). This reveals no candidate is significant, so the null Mantel does not identify any specific alternative process. A Mantel correlogram likewise did not detect spatial structure at any distance lag, and bootstrap confidence intervals on the Mantel R indicate the test is underpowered at these sample sizes, so the non-significant result is best read as a lack of evidence rather than evidence of absence (S1 §</w:t>
       </w:r>
       <w:r>
         <w:t xml:space="preserve">S1.4.3</w:t>
@@ -1285,7 +1282,7 @@
         <w:t xml:space="preserve">S1.4.4</w:t>
       </w:r>
       <w:r>
-        <w:t xml:space="preserve">). It detects a weak linear geographic trend in Aur-P1 (R² = 0.156, adjusted R² = 0.057, p = 0.038) but no signal in Aur-P2 (R² = 0.191, adjusted R² = -0.078, p = 0.85). The Aur-P1 trend explains only about six percent of the adjusted variation, we interpret this, at most, a faint geographic gradient, not discrete geographic groups.</w:t>
+        <w:t xml:space="preserve">). It detects a weak linear geographic trend in Aur-P1 (R² = 0.156, adjusted R² = 0.057, p = 0.038) but no signal in Aur-P2 (R² = 0.191, adjusted R² = -0.078, p = 0.85). The Aur-P1 trend explains only about six percent of the adjusted variation. We interpret this, at most, a faint geographic gradient, not discrete geographic groups.</w:t>
       </w:r>
     </w:p>
     <w:tbl>
@@ -1534,7 +1531,7 @@
         <w:t xml:space="preserve"> </w:t>
       </w:r>
       <w:r>
-        <w:t xml:space="preserve">seriation algorithm implemented as an iterative reordering procedure that arranges rows and columns to group the presences along the diagonal. This algorithm was adapted from the original Brower-Kile approach and implemented in R, the code is openly available in our research compendium.</w:t>
+        <w:t xml:space="preserve">seriation algorithm implemented as an iterative reordering procedure that arranges rows and columns to group the presences along the diagonal. This algorithm was adapted from the original Brower-Kile approach and implemented in R, the code is openly available in our research compendium at https://github.com/sophiecooper2/SignBase</w:t>
       </w:r>
     </w:p>
     <w:p>
@@ -2707,7 +2704,17 @@
         <w:t xml:space="preserve">S1.7.6</w:t>
       </w:r>
       <w:r>
-        <w:t xml:space="preserve">), indicating the Aur-P1–Aur-P2 contrast is a difference in network scale rather than in overall connectedness or community structure. An exploratory PerMANOVA returns a nominal separation of the restricted- and broad-range groups in Aur-P1 sign composition (R² = 0.196, p = 0.001) but not in Aur-P2 (R² = 0.223, p = 0.076), consistent with the smaller Aur-P2 sample. That said, our sensitivity analyses show that this result is best taken as a gradual axis of variation (S1 §</w:t>
+        <w:t xml:space="preserve">), indicating the Aur-P1–Aur-P2 contrast cannot distinguish a difference in network scale from a difference in connectedness or community structure at these sample sizes (S1 §</w:t>
+      </w:r>
+      <w:r>
+        <w:rPr>
+          <w:bCs/>
+          <w:b/>
+        </w:rPr>
+        <w:t xml:space="preserve">?@sec-s-power</w:t>
+      </w:r>
+      <w:r>
+        <w:t xml:space="preserve">). An exploratory PerMANOVA returns a nominal separation of the restricted- and broad-range groups in Aur-P1 sign composition (R² = 0.196, p = 0.001) but not in Aur-P2 (R² = 0.223, p = 0.076), consistent with the smaller Aur-P2 sample. That said, our sensitivity analyses show that this result is best taken as a gradual axis of variation (S1 §</w:t>
       </w:r>
       <w:r>
         <w:t xml:space="preserve">S1.10</w:t>
@@ -2994,7 +3001,7 @@
         </w:r>
       </w:hyperlink>
       <w:r>
-        <w:t xml:space="preserve">). Testing this hypothesis, sites whose diversity lies above the simulated mean showed a weak non-significant association with network degree after Benjamini-Hochberg correction (ρ = -0.35, p = 0.095). Because this association is not significant, it provides no evidence either way about whether these sites are more or less connected. Object count was weak, non-significantly positively correlated with degree centrality after correction (degree: ρ = 0.35, p = 0.095). The sites’ diversity excess (how much more diverse a site is than the randomised null would predict for its sample size) is distributed significantly differently for the restricted‑range group versus the broad‑range group (Wilcoxon W = 59, p = 0.044), so the diversity‑excess measure is associated with which of the broad-restricted gradient.</w:t>
+        <w:t xml:space="preserve">). Testing this hypothesis, sites whose diversity lies above the simulated mean showed a weak non-significant association with network degree after Benjamini-Hochberg correction (ρ = -0.35, p = 0.095). Because this association is not significant, it provides no evidence either way about whether these sites are more or less connected. Object count was weak, non-significantly positively correlated with degree centrality after correction (degree: ρ = 0.35, p = 0.095). The sites’ diversity excess (how much more diverse a site is than the randomised null would predict for its sample size) is distributed significantly differently for the restricted‑range group versus the broad‑range group (Wilcoxon W = 59, p = 0.044), so the diversity-excess measure tracks position on the broad-to-restricted gradient.</w:t>
       </w:r>
     </w:p>
     <w:tbl>
@@ -3486,7 +3493,7 @@
         <w:t xml:space="preserve">[102]</w:t>
       </w:r>
       <w:r>
-        <w:t xml:space="preserve">. Our finding of no statistically significant differences in connectivity metrics across the two phases suggests that relative interaction levels remained consistent over time, even as populations consolidated into fewer sites. This maintenance of interaction level through demographic consolidation parallels the Iberian Mesolithic, where peninsular-scale ornament networks persisted without topological change from the Early to Late Mesolithic despite population growth and technocomplex replacement</w:t>
+        <w:t xml:space="preserve">. Our finding of no statistically significant differences in connectivity metrics across the two phases suggests that relative interaction levels remained consistent over time, even as populations consolidated into fewer sites. However the low power of our analysis (S1 §S1.13) means this remains a hypothesis. This maintenance of interaction level through demographic consolidation parallels the Iberian Mesolithic, where peninsular-scale ornament networks persisted without topological change from the Early to Late Mesolithic despite population growth and technocomplex replacement</w:t>
       </w:r>
       <w:r>
         <w:t xml:space="preserve"> </w:t>
@@ -5562,7 +5569,7 @@
           <w:rPr>
             <w:rStyle w:val="Hyperlink"/>
           </w:rPr>
-          <w:t xml:space="preserve">https://doi.org/10.1890/0012-9615(1999)069[0001:DBRDAO]2.0.CO;2</w:t>
+          <w:t xml:space="preserve">https://doi.org/10.1890/0012-9615(1999)069[0001:DBRATM]2.0.CO;2</w:t>
         </w:r>
       </w:hyperlink>
       <w:r>

--- a/paper/paper.docx
+++ b/paper/paper.docx
@@ -1531,7 +1531,7 @@
         <w:t xml:space="preserve"> </w:t>
       </w:r>
       <w:r>
-        <w:t xml:space="preserve">seriation algorithm implemented as an iterative reordering procedure that arranges rows and columns to group the presences along the diagonal. This algorithm was adapted from the original Brower-Kile approach and implemented in R, the code is openly available in our research compendium at https://github.com/sophiecooper2/SignBase</w:t>
+        <w:t xml:space="preserve">seriation algorithm implemented as an iterative reordering procedure that arranges rows and columns to group the presences along the diagonal. This algorithm was adapted from the original Brower-Kile approach and implemented in R, the code is openly available in our research compendium.</w:t>
       </w:r>
     </w:p>
     <w:p>
@@ -3077,7 +3077,13 @@
               <w:pStyle w:val="ImageCaption"/>
             </w:pPr>
             <w:r>
-              <w:t xml:space="preserve">Figure 6: Observed geometric sign diversity at each site compared with expectations derived from randomised assemblages controlling for sample size. The blue expectation curve is the mean simulated diversity index per sample size. The red lines enclose a band that is the 95% confidence interval of the null distribution (no sites exceed this interval). Sites above the blue expectation curve have higher than average diversity, given their sample size.</w:t>
+              <w:t xml:space="preserve">Figure 6: Observed geometric sign diversity at each site compared with expectations derived from randomised assemblages controlling for sample size. The blue expectation curve is the mean simulated diversity index per sample size. The red lines enclose a band that is the 95% confidence interval of the null distribution (no sites exceed this interval). Sites above the blue expectation curve have higher than average diversity, given their sample size. Site names are shown for sites with a sample size of five or more; ten Aur-P1 sites and four Aur-P2 sites fall below that threshold and are drawn as unlabelled points, because their names cannot be placed legibly at this figure width. Per-site values for every site are given in S1 §</w:t>
+            </w:r>
+            <w:r>
+              <w:t xml:space="preserve">S1.12.2</w:t>
+            </w:r>
+            <w:r>
+              <w:t xml:space="preserve">.</w:t>
             </w:r>
           </w:p>
           <w:bookmarkEnd w:id="57"/>
@@ -3861,7 +3867,7 @@
       </w:r>
     </w:p>
     <w:bookmarkEnd w:id="61"/>
-    <w:bookmarkStart w:id="307" w:name="references"/>
+    <w:bookmarkStart w:id="309" w:name="references"/>
     <w:p>
       <w:pPr>
         <w:pStyle w:val="Heading1"/>
@@ -3870,7 +3876,7 @@
         <w:t xml:space="preserve">References</w:t>
       </w:r>
     </w:p>
-    <w:bookmarkStart w:id="306" w:name="refs"/>
+    <w:bookmarkStart w:id="308" w:name="refs"/>
     <w:bookmarkStart w:id="63" w:name="ref-Boyd_Silk_2020"/>
     <w:p>
       <w:pPr>
@@ -5328,7 +5334,16 @@
         <w:t xml:space="preserve">	</w:t>
       </w:r>
       <w:r>
-        <w:t xml:space="preserve">Massicotte P, South A.</w:t>
+        <w:t xml:space="preserve">Massicotte P, South A. Rnaturalearth: World map data from</w:t>
+      </w:r>
+      <w:r>
+        <w:t xml:space="preserve"> </w:t>
+      </w:r>
+      <w:r>
+        <w:t xml:space="preserve">Natural Earth</w:t>
+      </w:r>
+      <w:r>
+        <w:t xml:space="preserve">. 2026.</w:t>
       </w:r>
       <w:r>
         <w:t xml:space="preserve"> </w:t>
@@ -5338,23 +5353,11 @@
           <w:rPr>
             <w:rStyle w:val="Hyperlink"/>
           </w:rPr>
-          <w:t xml:space="preserve">Rnaturalearth: World map data from</w:t>
-        </w:r>
-        <w:r>
-          <w:rPr>
-            <w:rStyle w:val="Hyperlink"/>
-          </w:rPr>
-          <w:t xml:space="preserve"> </w:t>
-        </w:r>
-        <w:r>
-          <w:rPr>
-            <w:rStyle w:val="Hyperlink"/>
-          </w:rPr>
-          <w:t xml:space="preserve">Natural Earth</w:t>
-        </w:r>
-      </w:hyperlink>
-      <w:r>
-        <w:t xml:space="preserve">. 2026.</w:t>
+          <w:t xml:space="preserve">https://doi.org/10.32614/CRAN.package.rnaturalearth</w:t>
+        </w:r>
+      </w:hyperlink>
+      <w:r>
+        <w:t xml:space="preserve">.</w:t>
       </w:r>
     </w:p>
     <w:bookmarkEnd w:id="113"/>
@@ -5481,7 +5484,7 @@
         <w:t xml:space="preserve">	</w:t>
       </w:r>
       <w:r>
-        <w:t xml:space="preserve">Oksanen J, Simpson GL, Blanchet FG, Kindt R, Legendre P, Minchin PR, et al. Vegan: Community ecology package 2023.</w:t>
+        <w:t xml:space="preserve">Oksanen J, Simpson GL, Blanchet FG, Kindt R, Legendre P, Minchin PR, et al. Vegan: Community ecology package 2022.</w:t>
       </w:r>
       <w:r>
         <w:t xml:space="preserve"> </w:t>
@@ -5736,7 +5739,7 @@
         <w:t xml:space="preserve">	</w:t>
       </w:r>
       <w:r>
-        <w:t xml:space="preserve">Handcock MS, Hunter DR, Butts CT, Goodreau SM, Krivitsky PN, Bender-deMoll S, et al.</w:t>
+        <w:t xml:space="preserve">Handcock MS, Hunter DR, Butts CT, Goodreau SM, Krivitsky PN, Bender-deMoll S, et al. Statnet: Software tools for the statistical analysis of network data 2019.</w:t>
       </w:r>
       <w:r>
         <w:t xml:space="preserve"> </w:t>
@@ -5746,14 +5749,11 @@
           <w:rPr>
             <w:rStyle w:val="Hyperlink"/>
           </w:rPr>
-          <w:t xml:space="preserve">Statnet: Software tools for the statistical analysis of network data</w:t>
-        </w:r>
-      </w:hyperlink>
-      <w:r>
-        <w:t xml:space="preserve"> </w:t>
-      </w:r>
-      <w:r>
-        <w:t xml:space="preserve">2019.</w:t>
+          <w:t xml:space="preserve">https://doi.org/10.32614/CRAN.package.statnet</w:t>
+        </w:r>
+      </w:hyperlink>
+      <w:r>
+        <w:t xml:space="preserve">.</w:t>
       </w:r>
     </w:p>
     <w:bookmarkEnd w:id="135"/>
@@ -6928,7 +6928,7 @@
       </w:r>
     </w:p>
     <w:bookmarkEnd w:id="187"/>
-    <w:bookmarkStart w:id="188" w:name="ref-Fitzhugh_Phillips_Gjesfeld_2011"/>
+    <w:bookmarkStart w:id="189" w:name="ref-Fitzhugh_Phillips_Gjesfeld_2011"/>
     <w:p>
       <w:pPr>
         <w:pStyle w:val="Bibliography"/>
@@ -6954,9 +6954,23 @@
       <w:r>
         <w:t xml:space="preserve">. In: Whallon R, Lovis WA, Hitchcock RK, editors. Information and its role in hunter-gatherer bands, Cotsen Institute of Archaeology Press at UCLA; 2011, p. 85–116.</w:t>
       </w:r>
-    </w:p>
-    <w:bookmarkEnd w:id="188"/>
-    <w:bookmarkStart w:id="190" w:name="ref-Lovis_Donahue_2011"/>
+      <w:r>
+        <w:t xml:space="preserve"> </w:t>
+      </w:r>
+      <w:hyperlink r:id="rId188">
+        <w:r>
+          <w:rPr>
+            <w:rStyle w:val="Hyperlink"/>
+          </w:rPr>
+          <w:t xml:space="preserve">https://doi.org/10.2307/j.ctvdmwwz4.8</w:t>
+        </w:r>
+      </w:hyperlink>
+      <w:r>
+        <w:t xml:space="preserve">.</w:t>
+      </w:r>
+    </w:p>
+    <w:bookmarkEnd w:id="189"/>
+    <w:bookmarkStart w:id="191" w:name="ref-Lovis_Donahue_2011"/>
     <w:p>
       <w:pPr>
         <w:pStyle w:val="Bibliography"/>
@@ -6994,7 +7008,7 @@
       <w:r>
         <w:t xml:space="preserve"> </w:t>
       </w:r>
-      <w:hyperlink r:id="rId189">
+      <w:hyperlink r:id="rId190">
         <w:r>
           <w:rPr>
             <w:rStyle w:val="Hyperlink"/>
@@ -7006,8 +7020,8 @@
         <w:t xml:space="preserve">.</w:t>
       </w:r>
     </w:p>
-    <w:bookmarkEnd w:id="190"/>
-    <w:bookmarkStart w:id="192" w:name="ref-Hitchcock_Ebert_2011"/>
+    <w:bookmarkEnd w:id="191"/>
+    <w:bookmarkStart w:id="193" w:name="ref-Hitchcock_Ebert_2011"/>
     <w:p>
       <w:pPr>
         <w:pStyle w:val="Bibliography"/>
@@ -7045,7 +7059,7 @@
       <w:r>
         <w:t xml:space="preserve"> </w:t>
       </w:r>
-      <w:hyperlink r:id="rId191">
+      <w:hyperlink r:id="rId192">
         <w:r>
           <w:rPr>
             <w:rStyle w:val="Hyperlink"/>
@@ -7057,8 +7071,8 @@
         <w:t xml:space="preserve">.</w:t>
       </w:r>
     </w:p>
-    <w:bookmarkEnd w:id="192"/>
-    <w:bookmarkStart w:id="194" w:name="ref-Romano_Lozano_Fern2022"/>
+    <w:bookmarkEnd w:id="193"/>
+    <w:bookmarkStart w:id="195" w:name="ref-Romano_Lozano_Fern2022"/>
     <w:p>
       <w:pPr>
         <w:pStyle w:val="Bibliography"/>
@@ -7102,7 +7116,7 @@
       <w:r>
         <w:t xml:space="preserve"> </w:t>
       </w:r>
-      <w:hyperlink r:id="rId193">
+      <w:hyperlink r:id="rId194">
         <w:r>
           <w:rPr>
             <w:rStyle w:val="Hyperlink"/>
@@ -7114,8 +7128,8 @@
         <w:t xml:space="preserve">.</w:t>
       </w:r>
     </w:p>
-    <w:bookmarkEnd w:id="194"/>
-    <w:bookmarkStart w:id="196" w:name="ref-Kelly_2024"/>
+    <w:bookmarkEnd w:id="195"/>
+    <w:bookmarkStart w:id="197" w:name="ref-Kelly_2024"/>
     <w:p>
       <w:pPr>
         <w:pStyle w:val="Bibliography"/>
@@ -7156,7 +7170,7 @@
       <w:r>
         <w:t xml:space="preserve"> </w:t>
       </w:r>
-      <w:hyperlink r:id="rId195">
+      <w:hyperlink r:id="rId196">
         <w:r>
           <w:rPr>
             <w:rStyle w:val="Hyperlink"/>
@@ -7168,8 +7182,8 @@
         <w:t xml:space="preserve">.</w:t>
       </w:r>
     </w:p>
-    <w:bookmarkEnd w:id="196"/>
-    <w:bookmarkStart w:id="198" w:name="ref-Kinahan_2013"/>
+    <w:bookmarkEnd w:id="197"/>
+    <w:bookmarkStart w:id="199" w:name="ref-Kinahan_2013"/>
     <w:p>
       <w:pPr>
         <w:pStyle w:val="Bibliography"/>
@@ -7210,7 +7224,7 @@
       <w:r>
         <w:t xml:space="preserve"> </w:t>
       </w:r>
-      <w:hyperlink r:id="rId197">
+      <w:hyperlink r:id="rId198">
         <w:r>
           <w:rPr>
             <w:rStyle w:val="Hyperlink"/>
@@ -7222,8 +7236,8 @@
         <w:t xml:space="preserve">.</w:t>
       </w:r>
     </w:p>
-    <w:bookmarkEnd w:id="198"/>
-    <w:bookmarkStart w:id="200" w:name="ref-Newlander_2012"/>
+    <w:bookmarkEnd w:id="199"/>
+    <w:bookmarkStart w:id="201" w:name="ref-Newlander_2012"/>
     <w:p>
       <w:pPr>
         <w:pStyle w:val="Bibliography"/>
@@ -7243,7 +7257,7 @@
       <w:r>
         <w:t xml:space="preserve"> </w:t>
       </w:r>
-      <w:hyperlink r:id="rId199">
+      <w:hyperlink r:id="rId200">
         <w:r>
           <w:rPr>
             <w:rStyle w:val="Hyperlink"/>
@@ -7303,8 +7317,8 @@
         <w:t xml:space="preserve">. Ph.D. University of Michigan, 2012.</w:t>
       </w:r>
     </w:p>
-    <w:bookmarkEnd w:id="200"/>
-    <w:bookmarkStart w:id="202" w:name="ref-Iizuka_Ferguson_Izuho_2022"/>
+    <w:bookmarkEnd w:id="201"/>
+    <w:bookmarkStart w:id="203" w:name="ref-Iizuka_Ferguson_Izuho_2022"/>
     <w:p>
       <w:pPr>
         <w:pStyle w:val="Bibliography"/>
@@ -7357,7 +7371,7 @@
       <w:r>
         <w:t xml:space="preserve"> </w:t>
       </w:r>
-      <w:hyperlink r:id="rId201">
+      <w:hyperlink r:id="rId202">
         <w:r>
           <w:rPr>
             <w:rStyle w:val="Hyperlink"/>
@@ -7369,8 +7383,8 @@
         <w:t xml:space="preserve">.</w:t>
       </w:r>
     </w:p>
-    <w:bookmarkEnd w:id="202"/>
-    <w:bookmarkStart w:id="204" w:name="ref-conkey_agg"/>
+    <w:bookmarkEnd w:id="203"/>
+    <w:bookmarkStart w:id="205" w:name="ref-conkey_agg"/>
     <w:p>
       <w:pPr>
         <w:pStyle w:val="Bibliography"/>
@@ -7402,7 +7416,7 @@
       <w:r>
         <w:t xml:space="preserve"> </w:t>
       </w:r>
-      <w:hyperlink r:id="rId203">
+      <w:hyperlink r:id="rId204">
         <w:r>
           <w:rPr>
             <w:rStyle w:val="Hyperlink"/>
@@ -7414,8 +7428,8 @@
         <w:t xml:space="preserve">.</w:t>
       </w:r>
     </w:p>
-    <w:bookmarkEnd w:id="204"/>
-    <w:bookmarkStart w:id="206" w:name="ref-Maher_Conkey_2019"/>
+    <w:bookmarkEnd w:id="205"/>
+    <w:bookmarkStart w:id="207" w:name="ref-Maher_Conkey_2019"/>
     <w:p>
       <w:pPr>
         <w:pStyle w:val="Bibliography"/>
@@ -7468,7 +7482,7 @@
       <w:r>
         <w:t xml:space="preserve"> </w:t>
       </w:r>
-      <w:hyperlink r:id="rId205">
+      <w:hyperlink r:id="rId206">
         <w:r>
           <w:rPr>
             <w:rStyle w:val="Hyperlink"/>
@@ -7480,8 +7494,8 @@
         <w:t xml:space="preserve">.</w:t>
       </w:r>
     </w:p>
-    <w:bookmarkEnd w:id="206"/>
-    <w:bookmarkStart w:id="208" w:name="ref-bahn1982inter"/>
+    <w:bookmarkEnd w:id="207"/>
+    <w:bookmarkStart w:id="209" w:name="ref-bahn1982inter"/>
     <w:p>
       <w:pPr>
         <w:pStyle w:val="Bibliography"/>
@@ -7522,7 +7536,7 @@
       <w:r>
         <w:t xml:space="preserve"> </w:t>
       </w:r>
-      <w:hyperlink r:id="rId207">
+      <w:hyperlink r:id="rId208">
         <w:r>
           <w:rPr>
             <w:rStyle w:val="Hyperlink"/>
@@ -7534,8 +7548,8 @@
         <w:t xml:space="preserve">.</w:t>
       </w:r>
     </w:p>
-    <w:bookmarkEnd w:id="208"/>
-    <w:bookmarkStart w:id="210" w:name="ref-Bourdier_2013"/>
+    <w:bookmarkEnd w:id="209"/>
+    <w:bookmarkStart w:id="211" w:name="ref-Bourdier_2013"/>
     <w:p>
       <w:pPr>
         <w:pStyle w:val="Bibliography"/>
@@ -7591,7 +7605,7 @@
       <w:r>
         <w:t xml:space="preserve"> </w:t>
       </w:r>
-      <w:hyperlink r:id="rId209">
+      <w:hyperlink r:id="rId210">
         <w:r>
           <w:rPr>
             <w:rStyle w:val="Hyperlink"/>
@@ -7603,8 +7617,8 @@
         <w:t xml:space="preserve">.</w:t>
       </w:r>
     </w:p>
-    <w:bookmarkEnd w:id="210"/>
-    <w:bookmarkStart w:id="212" w:name="ref-Svoboda_2013"/>
+    <w:bookmarkEnd w:id="211"/>
+    <w:bookmarkStart w:id="213" w:name="ref-Svoboda_2013"/>
     <w:p>
       <w:pPr>
         <w:pStyle w:val="Bibliography"/>
@@ -7636,7 +7650,7 @@
       <w:r>
         <w:t xml:space="preserve"> </w:t>
       </w:r>
-      <w:hyperlink r:id="rId211">
+      <w:hyperlink r:id="rId212">
         <w:r>
           <w:rPr>
             <w:rStyle w:val="Hyperlink"/>
@@ -7648,8 +7662,8 @@
         <w:t xml:space="preserve">.</w:t>
       </w:r>
     </w:p>
-    <w:bookmarkEnd w:id="212"/>
-    <w:bookmarkStart w:id="214" w:name="ref-white1992rethinking"/>
+    <w:bookmarkEnd w:id="213"/>
+    <w:bookmarkStart w:id="215" w:name="ref-white1992rethinking"/>
     <w:p>
       <w:pPr>
         <w:pStyle w:val="Bibliography"/>
@@ -7681,7 +7695,7 @@
       <w:r>
         <w:t xml:space="preserve"> </w:t>
       </w:r>
-      <w:hyperlink r:id="rId213">
+      <w:hyperlink r:id="rId214">
         <w:r>
           <w:rPr>
             <w:rStyle w:val="Hyperlink"/>
@@ -7693,8 +7707,8 @@
         <w:t xml:space="preserve">.</w:t>
       </w:r>
     </w:p>
-    <w:bookmarkEnd w:id="214"/>
-    <w:bookmarkStart w:id="215" w:name="X79d7c52b9cdbe72fc1b94e51c6ee6057d0c4a50"/>
+    <w:bookmarkEnd w:id="215"/>
+    <w:bookmarkStart w:id="216" w:name="X79d7c52b9cdbe72fc1b94e51c6ee6057d0c4a50"/>
     <w:p>
       <w:pPr>
         <w:pStyle w:val="Bibliography"/>
@@ -7736,8 +7750,8 @@
         <w:t xml:space="preserve">household, SUNY Press; 2010, p. 235–44.</w:t>
       </w:r>
     </w:p>
-    <w:bookmarkEnd w:id="215"/>
-    <w:bookmarkStart w:id="217" w:name="ref-montet-white1994"/>
+    <w:bookmarkEnd w:id="216"/>
+    <w:bookmarkStart w:id="218" w:name="ref-montet-white1994"/>
     <w:p>
       <w:pPr>
         <w:pStyle w:val="Bibliography"/>
@@ -7778,7 +7792,7 @@
       <w:r>
         <w:t xml:space="preserve"> </w:t>
       </w:r>
-      <w:hyperlink r:id="rId216">
+      <w:hyperlink r:id="rId217">
         <w:r>
           <w:rPr>
             <w:rStyle w:val="Hyperlink"/>
@@ -7790,8 +7804,8 @@
         <w:t xml:space="preserve">.</w:t>
       </w:r>
     </w:p>
-    <w:bookmarkEnd w:id="217"/>
-    <w:bookmarkStart w:id="219" w:name="ref-Frerebeau_2025"/>
+    <w:bookmarkEnd w:id="218"/>
+    <w:bookmarkStart w:id="220" w:name="ref-Frerebeau_2025"/>
     <w:p>
       <w:pPr>
         <w:pStyle w:val="Bibliography"/>
@@ -7811,7 +7825,7 @@
       <w:r>
         <w:t xml:space="preserve"> </w:t>
       </w:r>
-      <w:hyperlink r:id="rId218">
+      <w:hyperlink r:id="rId219">
         <w:r>
           <w:rPr>
             <w:rStyle w:val="Hyperlink"/>
@@ -7823,8 +7837,8 @@
         <w:t xml:space="preserve">.</w:t>
       </w:r>
     </w:p>
-    <w:bookmarkEnd w:id="219"/>
-    <w:bookmarkStart w:id="221" w:name="ref-Kintigh_1984"/>
+    <w:bookmarkEnd w:id="220"/>
+    <w:bookmarkStart w:id="222" w:name="ref-Kintigh_1984"/>
     <w:p>
       <w:pPr>
         <w:pStyle w:val="Bibliography"/>
@@ -7844,7 +7858,7 @@
       <w:r>
         <w:t xml:space="preserve"> </w:t>
       </w:r>
-      <w:hyperlink r:id="rId220">
+      <w:hyperlink r:id="rId221">
         <w:r>
           <w:rPr>
             <w:rStyle w:val="Hyperlink"/>
@@ -7856,8 +7870,8 @@
         <w:t xml:space="preserve">.</w:t>
       </w:r>
     </w:p>
-    <w:bookmarkEnd w:id="221"/>
-    <w:bookmarkStart w:id="223" w:name="X8c17deb08b87fbfa26556dda630532ff62c8bd1"/>
+    <w:bookmarkEnd w:id="222"/>
+    <w:bookmarkStart w:id="224" w:name="X8c17deb08b87fbfa26556dda630532ff62c8bd1"/>
     <w:p>
       <w:pPr>
         <w:pStyle w:val="Bibliography"/>
@@ -7898,7 +7912,7 @@
       <w:r>
         <w:t xml:space="preserve"> </w:t>
       </w:r>
-      <w:hyperlink r:id="rId222">
+      <w:hyperlink r:id="rId223">
         <w:r>
           <w:rPr>
             <w:rStyle w:val="Hyperlink"/>
@@ -7910,8 +7924,8 @@
         <w:t xml:space="preserve">.</w:t>
       </w:r>
     </w:p>
-    <w:bookmarkEnd w:id="223"/>
-    <w:bookmarkStart w:id="225" w:name="ref-smith1992Design"/>
+    <w:bookmarkEnd w:id="224"/>
+    <w:bookmarkStart w:id="226" w:name="ref-smith1992Design"/>
     <w:p>
       <w:pPr>
         <w:pStyle w:val="Bibliography"/>
@@ -7941,12 +7955,12 @@
         <w:t xml:space="preserve">Australia</w:t>
       </w:r>
       <w:r>
-        <w:t xml:space="preserve">. Australian Archaeology 1992:51.</w:t>
-      </w:r>
-      <w:r>
-        <w:t xml:space="preserve"> </w:t>
-      </w:r>
-      <w:hyperlink r:id="rId224">
+        <w:t xml:space="preserve">. Australian Archaeology 1992;34:51.</w:t>
+      </w:r>
+      <w:r>
+        <w:t xml:space="preserve"> </w:t>
+      </w:r>
+      <w:hyperlink r:id="rId225">
         <w:r>
           <w:rPr>
             <w:rStyle w:val="Hyperlink"/>
@@ -7958,8 +7972,8 @@
         <w:t xml:space="preserve">.</w:t>
       </w:r>
     </w:p>
-    <w:bookmarkEnd w:id="225"/>
-    <w:bookmarkStart w:id="226" w:name="ref-hays1993symbol"/>
+    <w:bookmarkEnd w:id="226"/>
+    <w:bookmarkStart w:id="228" w:name="ref-hays1993symbol"/>
     <w:p>
       <w:pPr>
         <w:pStyle w:val="Bibliography"/>
@@ -7976,9 +7990,23 @@
       <w:r>
         <w:t xml:space="preserve">Hays KA. When is a symbol archaeologically meaningful? Meaning, function, and prehistoric visual arts. In: Yoffee N, Sherratt A, editors. Archaeological theory: Who sets the agenda?, Cambridge University Press; 1993, p. 81–92.</w:t>
       </w:r>
-    </w:p>
-    <w:bookmarkEnd w:id="226"/>
-    <w:bookmarkStart w:id="228" w:name="ref-McDonald_Veth_Lilley_2006"/>
+      <w:r>
+        <w:t xml:space="preserve"> </w:t>
+      </w:r>
+      <w:hyperlink r:id="rId227">
+        <w:r>
+          <w:rPr>
+            <w:rStyle w:val="Hyperlink"/>
+          </w:rPr>
+          <w:t xml:space="preserve">https://doi.org/10.1017/cbo9780511720277.008</w:t>
+        </w:r>
+      </w:hyperlink>
+      <w:r>
+        <w:t xml:space="preserve">.</w:t>
+      </w:r>
+    </w:p>
+    <w:bookmarkEnd w:id="228"/>
+    <w:bookmarkStart w:id="230" w:name="ref-McDonald_Veth_Lilley_2006"/>
     <w:p>
       <w:pPr>
         <w:pStyle w:val="Bibliography"/>
@@ -8040,7 +8068,7 @@
       <w:r>
         <w:t xml:space="preserve"> </w:t>
       </w:r>
-      <w:hyperlink r:id="rId227">
+      <w:hyperlink r:id="rId229">
         <w:r>
           <w:rPr>
             <w:rStyle w:val="Hyperlink"/>
@@ -8052,8 +8080,8 @@
         <w:t xml:space="preserve">.</w:t>
       </w:r>
     </w:p>
-    <w:bookmarkEnd w:id="228"/>
-    <w:bookmarkStart w:id="230" w:name="ref-Lourandos_1985"/>
+    <w:bookmarkEnd w:id="230"/>
+    <w:bookmarkStart w:id="232" w:name="ref-Lourandos_1985"/>
     <w:p>
       <w:pPr>
         <w:pStyle w:val="Bibliography"/>
@@ -8085,7 +8113,7 @@
       <w:r>
         <w:t xml:space="preserve"> </w:t>
       </w:r>
-      <w:hyperlink r:id="rId229">
+      <w:hyperlink r:id="rId231">
         <w:r>
           <w:rPr>
             <w:rStyle w:val="Hyperlink"/>
@@ -8097,8 +8125,8 @@
         <w:t xml:space="preserve">.</w:t>
       </w:r>
     </w:p>
-    <w:bookmarkEnd w:id="230"/>
-    <w:bookmarkStart w:id="232" w:name="ref-barton_clark_cohen1994"/>
+    <w:bookmarkEnd w:id="232"/>
+    <w:bookmarkStart w:id="234" w:name="ref-barton_clark_cohen1994"/>
     <w:p>
       <w:pPr>
         <w:pStyle w:val="Bibliography"/>
@@ -8139,7 +8167,7 @@
       <w:r>
         <w:t xml:space="preserve"> </w:t>
       </w:r>
-      <w:hyperlink r:id="rId231">
+      <w:hyperlink r:id="rId233">
         <w:r>
           <w:rPr>
             <w:rStyle w:val="Hyperlink"/>
@@ -8151,8 +8179,8 @@
         <w:t xml:space="preserve">.</w:t>
       </w:r>
     </w:p>
-    <w:bookmarkEnd w:id="232"/>
-    <w:bookmarkStart w:id="234" w:name="ref-mcdonald2012social"/>
+    <w:bookmarkEnd w:id="234"/>
+    <w:bookmarkStart w:id="236" w:name="ref-mcdonald2012social"/>
     <w:p>
       <w:pPr>
         <w:pStyle w:val="Bibliography"/>
@@ -8181,7 +8209,7 @@
       <w:r>
         <w:t xml:space="preserve"> </w:t>
       </w:r>
-      <w:hyperlink r:id="rId233">
+      <w:hyperlink r:id="rId235">
         <w:r>
           <w:rPr>
             <w:rStyle w:val="Hyperlink"/>
@@ -8193,8 +8221,8 @@
         <w:t xml:space="preserve">.</w:t>
       </w:r>
     </w:p>
-    <w:bookmarkEnd w:id="234"/>
-    <w:bookmarkStart w:id="236" w:name="ref-bernardini2005reconsidering"/>
+    <w:bookmarkEnd w:id="236"/>
+    <w:bookmarkStart w:id="238" w:name="ref-bernardini2005reconsidering"/>
     <w:p>
       <w:pPr>
         <w:pStyle w:val="Bibliography"/>
@@ -8223,7 +8251,7 @@
       <w:r>
         <w:t xml:space="preserve"> </w:t>
       </w:r>
-      <w:hyperlink r:id="rId235">
+      <w:hyperlink r:id="rId237">
         <w:r>
           <w:rPr>
             <w:rStyle w:val="Hyperlink"/>
@@ -8235,8 +8263,8 @@
         <w:t xml:space="preserve">.</w:t>
       </w:r>
     </w:p>
-    <w:bookmarkEnd w:id="236"/>
-    <w:bookmarkStart w:id="238" w:name="ref-wiessner1984reconsidering"/>
+    <w:bookmarkEnd w:id="238"/>
+    <w:bookmarkStart w:id="240" w:name="ref-wiessner1984reconsidering"/>
     <w:p>
       <w:pPr>
         <w:pStyle w:val="Bibliography"/>
@@ -8265,7 +8293,7 @@
       <w:r>
         <w:t xml:space="preserve"> </w:t>
       </w:r>
-      <w:hyperlink r:id="rId237">
+      <w:hyperlink r:id="rId239">
         <w:r>
           <w:rPr>
             <w:rStyle w:val="Hyperlink"/>
@@ -8277,8 +8305,8 @@
         <w:t xml:space="preserve">.</w:t>
       </w:r>
     </w:p>
-    <w:bookmarkEnd w:id="238"/>
-    <w:bookmarkStart w:id="240" w:name="ref-smith1992"/>
+    <w:bookmarkEnd w:id="240"/>
+    <w:bookmarkStart w:id="242" w:name="ref-smith1992"/>
     <w:p>
       <w:pPr>
         <w:pStyle w:val="Bibliography"/>
@@ -8319,7 +8347,7 @@
       <w:r>
         <w:t xml:space="preserve"> </w:t>
       </w:r>
-      <w:hyperlink r:id="rId239">
+      <w:hyperlink r:id="rId241">
         <w:r>
           <w:rPr>
             <w:rStyle w:val="Hyperlink"/>
@@ -8331,8 +8359,8 @@
         <w:t xml:space="preserve">.</w:t>
       </w:r>
     </w:p>
-    <w:bookmarkEnd w:id="240"/>
-    <w:bookmarkStart w:id="242" w:name="X4fed35d53d406ce17aea32f9d6f163fcb563519"/>
+    <w:bookmarkEnd w:id="242"/>
+    <w:bookmarkStart w:id="244" w:name="X4fed35d53d406ce17aea32f9d6f163fcb563519"/>
     <w:p>
       <w:pPr>
         <w:pStyle w:val="Bibliography"/>
@@ -8373,7 +8401,7 @@
       <w:r>
         <w:t xml:space="preserve"> </w:t>
       </w:r>
-      <w:hyperlink r:id="rId241">
+      <w:hyperlink r:id="rId243">
         <w:r>
           <w:rPr>
             <w:rStyle w:val="Hyperlink"/>
@@ -8385,8 +8413,8 @@
         <w:t xml:space="preserve">.</w:t>
       </w:r>
     </w:p>
-    <w:bookmarkEnd w:id="242"/>
-    <w:bookmarkStart w:id="243" w:name="ref-Cavalli_Sforza_Feldman_1981"/>
+    <w:bookmarkEnd w:id="244"/>
+    <w:bookmarkStart w:id="245" w:name="ref-Cavalli_Sforza_Feldman_1981"/>
     <w:p>
       <w:pPr>
         <w:pStyle w:val="Bibliography"/>
@@ -8404,8 +8432,8 @@
         <w:t xml:space="preserve">Cavalli-Sforza L, Feldman MW. Cultural transmission and evolution: A quantitative approach. Princeton University Press; 1981.</w:t>
       </w:r>
     </w:p>
-    <w:bookmarkEnd w:id="243"/>
-    <w:bookmarkStart w:id="244" w:name="ref-Boyd_Richerson_1985"/>
+    <w:bookmarkEnd w:id="245"/>
+    <w:bookmarkStart w:id="246" w:name="ref-Boyd_Richerson_1985"/>
     <w:p>
       <w:pPr>
         <w:pStyle w:val="Bibliography"/>
@@ -8423,8 +8451,8 @@
         <w:t xml:space="preserve">Boyd R, Richerson PJ. Culture and the evolutionary process. University of Chicago Press; 1985.</w:t>
       </w:r>
     </w:p>
-    <w:bookmarkEnd w:id="244"/>
-    <w:bookmarkStart w:id="245" w:name="ref-Richerson_Boyd_2005"/>
+    <w:bookmarkEnd w:id="246"/>
+    <w:bookmarkStart w:id="247" w:name="ref-Richerson_Boyd_2005"/>
     <w:p>
       <w:pPr>
         <w:pStyle w:val="Bibliography"/>
@@ -8442,8 +8470,8 @@
         <w:t xml:space="preserve">Richerson PJ, Boyd R. Not by genes alone: How culture transformed human evolution. University of Chicago Press; 2005.</w:t>
       </w:r>
     </w:p>
-    <w:bookmarkEnd w:id="245"/>
-    <w:bookmarkStart w:id="247" w:name="ref-Henrich_2004"/>
+    <w:bookmarkEnd w:id="247"/>
+    <w:bookmarkStart w:id="249" w:name="ref-Henrich_2004"/>
     <w:p>
       <w:pPr>
         <w:pStyle w:val="Bibliography"/>
@@ -8469,7 +8497,7 @@
       <w:r>
         <w:t xml:space="preserve"> </w:t>
       </w:r>
-      <w:hyperlink r:id="rId246">
+      <w:hyperlink r:id="rId248">
         <w:r>
           <w:rPr>
             <w:rStyle w:val="Hyperlink"/>
@@ -8481,8 +8509,8 @@
         <w:t xml:space="preserve">.</w:t>
       </w:r>
     </w:p>
-    <w:bookmarkEnd w:id="247"/>
-    <w:bookmarkStart w:id="249" w:name="ref-Migliano_2020"/>
+    <w:bookmarkEnd w:id="249"/>
+    <w:bookmarkStart w:id="251" w:name="ref-Migliano_2020"/>
     <w:p>
       <w:pPr>
         <w:pStyle w:val="Bibliography"/>
@@ -8502,7 +8530,7 @@
       <w:r>
         <w:t xml:space="preserve"> </w:t>
       </w:r>
-      <w:hyperlink r:id="rId248">
+      <w:hyperlink r:id="rId250">
         <w:r>
           <w:rPr>
             <w:rStyle w:val="Hyperlink"/>
@@ -8514,8 +8542,8 @@
         <w:t xml:space="preserve">.</w:t>
       </w:r>
     </w:p>
-    <w:bookmarkEnd w:id="249"/>
-    <w:bookmarkStart w:id="251" w:name="ref-Romano_Lozano_2020"/>
+    <w:bookmarkEnd w:id="251"/>
+    <w:bookmarkStart w:id="253" w:name="ref-Romano_Lozano_2020"/>
     <w:p>
       <w:pPr>
         <w:pStyle w:val="Bibliography"/>
@@ -8535,7 +8563,7 @@
       <w:r>
         <w:t xml:space="preserve"> </w:t>
       </w:r>
-      <w:hyperlink r:id="rId250">
+      <w:hyperlink r:id="rId252">
         <w:r>
           <w:rPr>
             <w:rStyle w:val="Hyperlink"/>
@@ -8547,8 +8575,8 @@
         <w:t xml:space="preserve">.</w:t>
       </w:r>
     </w:p>
-    <w:bookmarkEnd w:id="251"/>
-    <w:bookmarkStart w:id="253" w:name="ref-Buchanan_Hamilton_2023"/>
+    <w:bookmarkEnd w:id="253"/>
+    <w:bookmarkStart w:id="255" w:name="ref-Buchanan_Hamilton_2023"/>
     <w:p>
       <w:pPr>
         <w:pStyle w:val="Bibliography"/>
@@ -8568,7 +8596,7 @@
       <w:r>
         <w:t xml:space="preserve"> </w:t>
       </w:r>
-      <w:hyperlink r:id="rId252">
+      <w:hyperlink r:id="rId254">
         <w:r>
           <w:rPr>
             <w:rStyle w:val="Hyperlink"/>
@@ -8580,8 +8608,8 @@
         <w:t xml:space="preserve">.</w:t>
       </w:r>
     </w:p>
-    <w:bookmarkEnd w:id="253"/>
-    <w:bookmarkStart w:id="255" w:name="ref-CucartMora_2022"/>
+    <w:bookmarkEnd w:id="255"/>
+    <w:bookmarkStart w:id="257" w:name="ref-CucartMora_2022"/>
     <w:p>
       <w:pPr>
         <w:pStyle w:val="Bibliography"/>
@@ -8626,12 +8654,12 @@
         <w:t xml:space="preserve"> </w:t>
       </w:r>
       <w:r>
-        <w:t xml:space="preserve">using ornaments. Archaeological and Anthropological Sciences 2022;14.</w:t>
-      </w:r>
-      <w:r>
-        <w:t xml:space="preserve"> </w:t>
-      </w:r>
-      <w:hyperlink r:id="rId254">
+        <w:t xml:space="preserve">using ornaments. Archaeological and Anthropological Sciences 2022;14:174.</w:t>
+      </w:r>
+      <w:r>
+        <w:t xml:space="preserve"> </w:t>
+      </w:r>
+      <w:hyperlink r:id="rId256">
         <w:r>
           <w:rPr>
             <w:rStyle w:val="Hyperlink"/>
@@ -8643,8 +8671,8 @@
         <w:t xml:space="preserve">.</w:t>
       </w:r>
     </w:p>
-    <w:bookmarkEnd w:id="255"/>
-    <w:bookmarkStart w:id="257" w:name="ref-Eerkens_Lipo_2005"/>
+    <w:bookmarkEnd w:id="257"/>
+    <w:bookmarkStart w:id="259" w:name="ref-Eerkens_Lipo_2005"/>
     <w:p>
       <w:pPr>
         <w:pStyle w:val="Bibliography"/>
@@ -8664,7 +8692,7 @@
       <w:r>
         <w:t xml:space="preserve"> </w:t>
       </w:r>
-      <w:hyperlink r:id="rId256">
+      <w:hyperlink r:id="rId258">
         <w:r>
           <w:rPr>
             <w:rStyle w:val="Hyperlink"/>
@@ -8676,8 +8704,8 @@
         <w:t xml:space="preserve">.</w:t>
       </w:r>
     </w:p>
-    <w:bookmarkEnd w:id="257"/>
-    <w:bookmarkStart w:id="259" w:name="ref-Intxaurbe_2026"/>
+    <w:bookmarkEnd w:id="259"/>
+    <w:bookmarkStart w:id="261" w:name="ref-Intxaurbe_2026"/>
     <w:p>
       <w:pPr>
         <w:pStyle w:val="Bibliography"/>
@@ -8715,7 +8743,7 @@
       <w:r>
         <w:t xml:space="preserve"> </w:t>
       </w:r>
-      <w:hyperlink r:id="rId258">
+      <w:hyperlink r:id="rId260">
         <w:r>
           <w:rPr>
             <w:rStyle w:val="Hyperlink"/>
@@ -8727,8 +8755,8 @@
         <w:t xml:space="preserve">.</w:t>
       </w:r>
     </w:p>
-    <w:bookmarkEnd w:id="259"/>
-    <w:bookmarkStart w:id="261" w:name="ref-Bentz_Dutkiewicz_2026"/>
+    <w:bookmarkEnd w:id="261"/>
+    <w:bookmarkStart w:id="263" w:name="ref-Bentz_Dutkiewicz_2026"/>
     <w:p>
       <w:pPr>
         <w:pStyle w:val="Bibliography"/>
@@ -8748,7 +8776,7 @@
       <w:r>
         <w:t xml:space="preserve"> </w:t>
       </w:r>
-      <w:hyperlink r:id="rId260">
+      <w:hyperlink r:id="rId262">
         <w:r>
           <w:rPr>
             <w:rStyle w:val="Hyperlink"/>
@@ -8760,8 +8788,8 @@
         <w:t xml:space="preserve">.</w:t>
       </w:r>
     </w:p>
-    <w:bookmarkEnd w:id="261"/>
-    <w:bookmarkStart w:id="263" w:name="ref-Bacon_2023"/>
+    <w:bookmarkEnd w:id="263"/>
+    <w:bookmarkStart w:id="265" w:name="ref-Bacon_2023"/>
     <w:p>
       <w:pPr>
         <w:pStyle w:val="Bibliography"/>
@@ -8793,7 +8821,7 @@
       <w:r>
         <w:t xml:space="preserve"> </w:t>
       </w:r>
-      <w:hyperlink r:id="rId262">
+      <w:hyperlink r:id="rId264">
         <w:r>
           <w:rPr>
             <w:rStyle w:val="Hyperlink"/>
@@ -8805,8 +8833,8 @@
         <w:t xml:space="preserve">.</w:t>
       </w:r>
     </w:p>
-    <w:bookmarkEnd w:id="263"/>
-    <w:bookmarkStart w:id="265" w:name="Xa4990169aeb885a690070ab4fd90972c31994f8"/>
+    <w:bookmarkEnd w:id="265"/>
+    <w:bookmarkStart w:id="267" w:name="Xa4990169aeb885a690070ab4fd90972c31994f8"/>
     <w:p>
       <w:pPr>
         <w:pStyle w:val="Bibliography"/>
@@ -8838,7 +8866,7 @@
       <w:r>
         <w:t xml:space="preserve"> </w:t>
       </w:r>
-      <w:hyperlink r:id="rId264">
+      <w:hyperlink r:id="rId266">
         <w:r>
           <w:rPr>
             <w:rStyle w:val="Hyperlink"/>
@@ -8850,8 +8878,8 @@
         <w:t xml:space="preserve">.</w:t>
       </w:r>
     </w:p>
-    <w:bookmarkEnd w:id="265"/>
-    <w:bookmarkStart w:id="267" w:name="X8ea620419c64d551554c48b7075c9934881930b"/>
+    <w:bookmarkEnd w:id="267"/>
+    <w:bookmarkStart w:id="269" w:name="X8ea620419c64d551554c48b7075c9934881930b"/>
     <w:p>
       <w:pPr>
         <w:pStyle w:val="Bibliography"/>
@@ -8907,7 +8935,7 @@
       <w:r>
         <w:t xml:space="preserve"> </w:t>
       </w:r>
-      <w:hyperlink r:id="rId266">
+      <w:hyperlink r:id="rId268">
         <w:r>
           <w:rPr>
             <w:rStyle w:val="Hyperlink"/>
@@ -8919,8 +8947,8 @@
         <w:t xml:space="preserve">.</w:t>
       </w:r>
     </w:p>
-    <w:bookmarkEnd w:id="267"/>
-    <w:bookmarkStart w:id="269" w:name="ref-Magli_2024"/>
+    <w:bookmarkEnd w:id="269"/>
+    <w:bookmarkStart w:id="271" w:name="ref-Magli_2024"/>
     <w:p>
       <w:pPr>
         <w:pStyle w:val="Bibliography"/>
@@ -8952,7 +8980,7 @@
       <w:r>
         <w:t xml:space="preserve"> </w:t>
       </w:r>
-      <w:hyperlink r:id="rId268">
+      <w:hyperlink r:id="rId270">
         <w:r>
           <w:rPr>
             <w:rStyle w:val="Hyperlink"/>
@@ -8964,8 +8992,8 @@
         <w:t xml:space="preserve">.</w:t>
       </w:r>
     </w:p>
-    <w:bookmarkEnd w:id="269"/>
-    <w:bookmarkStart w:id="271" w:name="ref-Nowell_2024_evidence"/>
+    <w:bookmarkEnd w:id="271"/>
+    <w:bookmarkStart w:id="273" w:name="ref-Nowell_2024_evidence"/>
     <w:p>
       <w:pPr>
         <w:pStyle w:val="Bibliography"/>
@@ -8997,7 +9025,7 @@
       <w:r>
         <w:t xml:space="preserve"> </w:t>
       </w:r>
-      <w:hyperlink r:id="rId270">
+      <w:hyperlink r:id="rId272">
         <w:r>
           <w:rPr>
             <w:rStyle w:val="Hyperlink"/>
@@ -9009,8 +9037,8 @@
         <w:t xml:space="preserve">.</w:t>
       </w:r>
     </w:p>
-    <w:bookmarkEnd w:id="271"/>
-    <w:bookmarkStart w:id="273" w:name="ref-Horiuchi_Takakura_2019"/>
+    <w:bookmarkEnd w:id="273"/>
+    <w:bookmarkStart w:id="275" w:name="ref-Horiuchi_Takakura_2019"/>
     <w:p>
       <w:pPr>
         <w:pStyle w:val="Bibliography"/>
@@ -9069,7 +9097,7 @@
       <w:r>
         <w:t xml:space="preserve"> </w:t>
       </w:r>
-      <w:hyperlink r:id="rId272">
+      <w:hyperlink r:id="rId274">
         <w:r>
           <w:rPr>
             <w:rStyle w:val="Hyperlink"/>
@@ -9081,8 +9109,8 @@
         <w:t xml:space="preserve">.</w:t>
       </w:r>
     </w:p>
-    <w:bookmarkEnd w:id="273"/>
-    <w:bookmarkStart w:id="274" w:name="ref-Rogers_2018"/>
+    <w:bookmarkEnd w:id="275"/>
+    <w:bookmarkStart w:id="276" w:name="ref-Rogers_2018"/>
     <w:p>
       <w:pPr>
         <w:pStyle w:val="Bibliography"/>
@@ -9130,8 +9158,8 @@
         <w:t xml:space="preserve">: An analysis of marine shell ornament distribution. Master’s thesis. University of Victoria, 2018.</w:t>
       </w:r>
     </w:p>
-    <w:bookmarkEnd w:id="274"/>
-    <w:bookmarkStart w:id="276" w:name="X94f875be1b7e5d23641daff5d53857bec24e739"/>
+    <w:bookmarkEnd w:id="276"/>
+    <w:bookmarkStart w:id="278" w:name="X94f875be1b7e5d23641daff5d53857bec24e739"/>
     <w:p>
       <w:pPr>
         <w:pStyle w:val="Bibliography"/>
@@ -9193,7 +9221,7 @@
       <w:r>
         <w:t xml:space="preserve"> </w:t>
       </w:r>
-      <w:hyperlink r:id="rId275">
+      <w:hyperlink r:id="rId277">
         <w:r>
           <w:rPr>
             <w:rStyle w:val="Hyperlink"/>
@@ -9205,8 +9233,8 @@
         <w:t xml:space="preserve">.</w:t>
       </w:r>
     </w:p>
-    <w:bookmarkEnd w:id="276"/>
-    <w:bookmarkStart w:id="278" w:name="ref-Gamble_1982"/>
+    <w:bookmarkEnd w:id="278"/>
+    <w:bookmarkStart w:id="280" w:name="ref-Gamble_1982"/>
     <w:p>
       <w:pPr>
         <w:pStyle w:val="Bibliography"/>
@@ -9238,7 +9266,7 @@
       <w:r>
         <w:t xml:space="preserve"> </w:t>
       </w:r>
-      <w:hyperlink r:id="rId277">
+      <w:hyperlink r:id="rId279">
         <w:r>
           <w:rPr>
             <w:rStyle w:val="Hyperlink"/>
@@ -9250,8 +9278,8 @@
         <w:t xml:space="preserve">.</w:t>
       </w:r>
     </w:p>
-    <w:bookmarkEnd w:id="278"/>
-    <w:bookmarkStart w:id="280" w:name="Xba346573845225b1b1d5ef358e2fea0d893a789"/>
+    <w:bookmarkEnd w:id="280"/>
+    <w:bookmarkStart w:id="282" w:name="Xba346573845225b1b1d5ef358e2fea0d893a789"/>
     <w:p>
       <w:pPr>
         <w:pStyle w:val="Bibliography"/>
@@ -9295,7 +9323,7 @@
       <w:r>
         <w:t xml:space="preserve"> </w:t>
       </w:r>
-      <w:hyperlink r:id="rId279">
+      <w:hyperlink r:id="rId281">
         <w:r>
           <w:rPr>
             <w:rStyle w:val="Hyperlink"/>
@@ -9307,8 +9335,8 @@
         <w:t xml:space="preserve">.</w:t>
       </w:r>
     </w:p>
-    <w:bookmarkEnd w:id="280"/>
-    <w:bookmarkStart w:id="282" w:name="ref-Creanza_Kolodny_Feldman_2017"/>
+    <w:bookmarkEnd w:id="282"/>
+    <w:bookmarkStart w:id="284" w:name="ref-Creanza_Kolodny_Feldman_2017"/>
     <w:p>
       <w:pPr>
         <w:pStyle w:val="Bibliography"/>
@@ -9328,7 +9356,7 @@
       <w:r>
         <w:t xml:space="preserve"> </w:t>
       </w:r>
-      <w:hyperlink r:id="rId281">
+      <w:hyperlink r:id="rId283">
         <w:r>
           <w:rPr>
             <w:rStyle w:val="Hyperlink"/>
@@ -9340,8 +9368,8 @@
         <w:t xml:space="preserve">.</w:t>
       </w:r>
     </w:p>
-    <w:bookmarkEnd w:id="282"/>
-    <w:bookmarkStart w:id="284" w:name="ref-Cullen_1996"/>
+    <w:bookmarkEnd w:id="284"/>
+    <w:bookmarkStart w:id="286" w:name="ref-Cullen_1996"/>
     <w:p>
       <w:pPr>
         <w:pStyle w:val="Bibliography"/>
@@ -9361,7 +9389,7 @@
       <w:r>
         <w:t xml:space="preserve"> </w:t>
       </w:r>
-      <w:hyperlink r:id="rId283">
+      <w:hyperlink r:id="rId285">
         <w:r>
           <w:rPr>
             <w:rStyle w:val="Hyperlink"/>
@@ -9373,8 +9401,8 @@
         <w:t xml:space="preserve">.</w:t>
       </w:r>
     </w:p>
-    <w:bookmarkEnd w:id="284"/>
-    <w:bookmarkStart w:id="286" w:name="ref-Hill_Wood_Baggio_Hurtado_Boyd_2014"/>
+    <w:bookmarkEnd w:id="286"/>
+    <w:bookmarkStart w:id="288" w:name="ref-Hill_Wood_Baggio_Hurtado_Boyd_2014"/>
     <w:p>
       <w:pPr>
         <w:pStyle w:val="Bibliography"/>
@@ -9394,7 +9422,7 @@
       <w:r>
         <w:t xml:space="preserve"> </w:t>
       </w:r>
-      <w:hyperlink r:id="rId285">
+      <w:hyperlink r:id="rId287">
         <w:r>
           <w:rPr>
             <w:rStyle w:val="Hyperlink"/>
@@ -9406,8 +9434,8 @@
         <w:t xml:space="preserve">.</w:t>
       </w:r>
     </w:p>
-    <w:bookmarkEnd w:id="286"/>
-    <w:bookmarkStart w:id="288" w:name="ref-Derex_Boyd_2016"/>
+    <w:bookmarkEnd w:id="288"/>
+    <w:bookmarkStart w:id="290" w:name="ref-Derex_Boyd_2016"/>
     <w:p>
       <w:pPr>
         <w:pStyle w:val="Bibliography"/>
@@ -9427,7 +9455,7 @@
       <w:r>
         <w:t xml:space="preserve"> </w:t>
       </w:r>
-      <w:hyperlink r:id="rId287">
+      <w:hyperlink r:id="rId289">
         <w:r>
           <w:rPr>
             <w:rStyle w:val="Hyperlink"/>
@@ -9439,8 +9467,8 @@
         <w:t xml:space="preserve">.</w:t>
       </w:r>
     </w:p>
-    <w:bookmarkEnd w:id="288"/>
-    <w:bookmarkStart w:id="289" w:name="ref-Von_Petzinger_2009"/>
+    <w:bookmarkEnd w:id="290"/>
+    <w:bookmarkStart w:id="291" w:name="ref-Von_Petzinger_2009"/>
     <w:p>
       <w:pPr>
         <w:pStyle w:val="Bibliography"/>
@@ -9476,8 +9504,8 @@
         <w:t xml:space="preserve">parietal art. Master’s thesis. University of Victoria, 2009.</w:t>
       </w:r>
     </w:p>
-    <w:bookmarkEnd w:id="289"/>
-    <w:bookmarkStart w:id="291" w:name="ref-Herskind2023"/>
+    <w:bookmarkEnd w:id="291"/>
+    <w:bookmarkStart w:id="293" w:name="ref-Herskind2023"/>
     <w:p>
       <w:pPr>
         <w:pStyle w:val="Bibliography"/>
@@ -9497,7 +9525,7 @@
       <w:r>
         <w:t xml:space="preserve"> </w:t>
       </w:r>
-      <w:hyperlink r:id="rId290">
+      <w:hyperlink r:id="rId292">
         <w:r>
           <w:rPr>
             <w:rStyle w:val="Hyperlink"/>
@@ -9509,8 +9537,8 @@
         <w:t xml:space="preserve">.</w:t>
       </w:r>
     </w:p>
-    <w:bookmarkEnd w:id="291"/>
-    <w:bookmarkStart w:id="293" w:name="ref-Gravel-Miguel_Coward_2023"/>
+    <w:bookmarkEnd w:id="293"/>
+    <w:bookmarkStart w:id="295" w:name="ref-Gravel-Miguel_Coward_2023"/>
     <w:p>
       <w:pPr>
         <w:pStyle w:val="Bibliography"/>
@@ -9542,7 +9570,7 @@
       <w:r>
         <w:t xml:space="preserve"> </w:t>
       </w:r>
-      <w:hyperlink r:id="rId292">
+      <w:hyperlink r:id="rId294">
         <w:r>
           <w:rPr>
             <w:rStyle w:val="Hyperlink"/>
@@ -9554,8 +9582,8 @@
         <w:t xml:space="preserve">.</w:t>
       </w:r>
     </w:p>
-    <w:bookmarkEnd w:id="293"/>
-    <w:bookmarkStart w:id="295" w:name="X42e36537dda68556aeacf852410efd6ac3bb1ca"/>
+    <w:bookmarkEnd w:id="295"/>
+    <w:bookmarkStart w:id="297" w:name="X42e36537dda68556aeacf852410efd6ac3bb1ca"/>
     <w:p>
       <w:pPr>
         <w:pStyle w:val="Bibliography"/>
@@ -9575,7 +9603,7 @@
       <w:r>
         <w:t xml:space="preserve"> </w:t>
       </w:r>
-      <w:hyperlink r:id="rId294">
+      <w:hyperlink r:id="rId296">
         <w:r>
           <w:rPr>
             <w:rStyle w:val="Hyperlink"/>
@@ -9587,8 +9615,8 @@
         <w:t xml:space="preserve">.</w:t>
       </w:r>
     </w:p>
-    <w:bookmarkEnd w:id="295"/>
-    <w:bookmarkStart w:id="297" w:name="ref-Chiotti_2005"/>
+    <w:bookmarkEnd w:id="297"/>
+    <w:bookmarkStart w:id="299" w:name="ref-Chiotti_2005"/>
     <w:p>
       <w:pPr>
         <w:pStyle w:val="Bibliography"/>
@@ -9635,7 +9663,7 @@
       <w:r>
         <w:t xml:space="preserve"> </w:t>
       </w:r>
-      <w:hyperlink r:id="rId296">
+      <w:hyperlink r:id="rId298">
         <w:r>
           <w:rPr>
             <w:rStyle w:val="Hyperlink"/>
@@ -9647,8 +9675,8 @@
         <w:t xml:space="preserve">.</w:t>
       </w:r>
     </w:p>
-    <w:bookmarkEnd w:id="297"/>
-    <w:bookmarkStart w:id="299" w:name="ref-Higham_Abri_Pataud_2011"/>
+    <w:bookmarkEnd w:id="299"/>
+    <w:bookmarkStart w:id="301" w:name="ref-Higham_Abri_Pataud_2011"/>
     <w:p>
       <w:pPr>
         <w:pStyle w:val="Bibliography"/>
@@ -9707,7 +9735,7 @@
       <w:r>
         <w:t xml:space="preserve"> </w:t>
       </w:r>
-      <w:hyperlink r:id="rId298">
+      <w:hyperlink r:id="rId300">
         <w:r>
           <w:rPr>
             <w:rStyle w:val="Hyperlink"/>
@@ -9719,8 +9747,8 @@
         <w:t xml:space="preserve">.</w:t>
       </w:r>
     </w:p>
-    <w:bookmarkEnd w:id="299"/>
-    <w:bookmarkStart w:id="301" w:name="ref-Talamo_La_Ferrassie_2020"/>
+    <w:bookmarkEnd w:id="301"/>
+    <w:bookmarkStart w:id="303" w:name="ref-Talamo_La_Ferrassie_2020"/>
     <w:p>
       <w:pPr>
         <w:pStyle w:val="Bibliography"/>
@@ -9821,7 +9849,7 @@
       <w:r>
         <w:t xml:space="preserve"> </w:t>
       </w:r>
-      <w:hyperlink r:id="rId300">
+      <w:hyperlink r:id="rId302">
         <w:r>
           <w:rPr>
             <w:rStyle w:val="Hyperlink"/>
@@ -9833,8 +9861,8 @@
         <w:t xml:space="preserve">.</w:t>
       </w:r>
     </w:p>
-    <w:bookmarkEnd w:id="301"/>
-    <w:bookmarkStart w:id="303" w:name="ref-Wild_et_al_2005"/>
+    <w:bookmarkEnd w:id="303"/>
+    <w:bookmarkStart w:id="305" w:name="ref-Wild_et_al_2005"/>
     <w:p>
       <w:pPr>
         <w:pStyle w:val="Bibliography"/>
@@ -9890,7 +9918,7 @@
       <w:r>
         <w:t xml:space="preserve"> </w:t>
       </w:r>
-      <w:hyperlink r:id="rId302">
+      <w:hyperlink r:id="rId304">
         <w:r>
           <w:rPr>
             <w:rStyle w:val="Hyperlink"/>
@@ -9902,8 +9930,8 @@
         <w:t xml:space="preserve">.</w:t>
       </w:r>
     </w:p>
-    <w:bookmarkEnd w:id="303"/>
-    <w:bookmarkStart w:id="305" w:name="ref-Schurch_Conard_2026_reassess"/>
+    <w:bookmarkEnd w:id="305"/>
+    <w:bookmarkStart w:id="307" w:name="ref-Schurch_Conard_2026_reassess"/>
     <w:p>
       <w:pPr>
         <w:pStyle w:val="Bibliography"/>
@@ -9938,7 +9966,7 @@
       <w:r>
         <w:t xml:space="preserve"> </w:t>
       </w:r>
-      <w:hyperlink r:id="rId304">
+      <w:hyperlink r:id="rId306">
         <w:r>
           <w:rPr>
             <w:rStyle w:val="Hyperlink"/>
@@ -9950,9 +9978,9 @@
         <w:t xml:space="preserve">.</w:t>
       </w:r>
     </w:p>
-    <w:bookmarkEnd w:id="305"/>
-    <w:bookmarkEnd w:id="306"/>
     <w:bookmarkEnd w:id="307"/>
+    <w:bookmarkEnd w:id="308"/>
+    <w:bookmarkEnd w:id="309"/>
     <w:sectPr>
       <w:footnotePr>
         <w:numRestart w:val="eachSect"/>

--- a/paper/paper.docx
+++ b/paper/paper.docx
@@ -1258,7 +1258,7 @@
         <w:t xml:space="preserve">S1.8.2</w:t>
       </w:r>
       <w:r>
-        <w:t xml:space="preserve">). This reveals no candidate is significant, so the null Mantel does not identify any specific alternative process. A Mantel correlogram likewise did not detect spatial structure at any distance lag, and bootstrap confidence intervals on the Mantel R indicate the test is underpowered at these sample sizes, so the non-significant result is best read as a lack of evidence rather than evidence of absence (S1 §</w:t>
+        <w:t xml:space="preserve">). This reveals no candidate is significant, so the null Mantel does not identify any specific alternative process. A Mantel correlogram likewise did not detect spatial structure, except for one nominally significant long-range lag in Aur-P2, and bootstrap confidence intervals on the Mantel R indicate the test is underpowered at these sample sizes, so the result is best read as a lack of evidence rather than evidence of absence (S1 §</w:t>
       </w:r>
       <w:r>
         <w:t xml:space="preserve">S1.4.3</w:t>
@@ -2707,11 +2707,7 @@
         <w:t xml:space="preserve">), indicating the Aur-P1–Aur-P2 contrast cannot distinguish a difference in network scale from a difference in connectedness or community structure at these sample sizes (S1 §</w:t>
       </w:r>
       <w:r>
-        <w:rPr>
-          <w:bCs/>
-          <w:b/>
-        </w:rPr>
-        <w:t xml:space="preserve">?@sec-s-power</w:t>
+        <w:t xml:space="preserve">S1.13</w:t>
       </w:r>
       <w:r>
         <w:t xml:space="preserve">). An exploratory PerMANOVA returns a nominal separation of the restricted- and broad-range groups in Aur-P1 sign composition (R² = 0.196, p = 0.001) but not in Aur-P2 (R² = 0.223, p = 0.076), consistent with the smaller Aur-P2 sample. That said, our sensitivity analyses show that this result is best taken as a gradual axis of variation (S1 §</w:t>
@@ -3077,7 +3073,7 @@
               <w:pStyle w:val="ImageCaption"/>
             </w:pPr>
             <w:r>
-              <w:t xml:space="preserve">Figure 6: Observed geometric sign diversity at each site compared with expectations derived from randomised assemblages controlling for sample size. The blue expectation curve is the mean simulated diversity index per sample size. The red lines enclose a band that is the 95% confidence interval of the null distribution (no sites exceed this interval). Sites above the blue expectation curve have higher than average diversity, given their sample size. Site names are shown for sites with a sample size of five or more; ten Aur-P1 sites and four Aur-P2 sites fall below that threshold and are drawn as unlabelled points, because their names cannot be placed legibly at this figure width. Per-site values for every site are given in S1 §</w:t>
+              <w:t xml:space="preserve">Figure 6: Observed geometric sign diversity at each site compared with expectations derived from randomised assemblages controlling for sample size. The blue expectation curve is the mean simulated diversity index per sample size. The red lines enclose a band that is the 95% confidence interval of the null distribution (no sites exceed this interval). Sites above the blue expectation curve have higher than average diversity, given their sample size. Site names are shown for sites with a sample size of three or more to avoid label overlap. Per-site values for every site are given in S1 §</w:t>
             </w:r>
             <w:r>
               <w:t xml:space="preserve">S1.12.2</w:t>
@@ -3499,7 +3495,13 @@
         <w:t xml:space="preserve">[102]</w:t>
       </w:r>
       <w:r>
-        <w:t xml:space="preserve">. Our finding of no statistically significant differences in connectivity metrics across the two phases suggests that relative interaction levels remained consistent over time, even as populations consolidated into fewer sites. However the low power of our analysis (S1 §S1.13) means this remains a hypothesis. This maintenance of interaction level through demographic consolidation parallels the Iberian Mesolithic, where peninsular-scale ornament networks persisted without topological change from the Early to Late Mesolithic despite population growth and technocomplex replacement</w:t>
+        <w:t xml:space="preserve">. Our finding of no statistically significant differences in connectivity metrics across the two phases suggests that relative interaction levels remained consistent over time, even as populations consolidated into fewer sites. However the low power of our analysis (S1 §</w:t>
+      </w:r>
+      <w:r>
+        <w:t xml:space="preserve">S1.13</w:t>
+      </w:r>
+      <w:r>
+        <w:t xml:space="preserve">) means this remains a hypothesis. This maintenance of interaction level through demographic consolidation parallels the Iberian Mesolithic, where peninsular-scale ornament networks persisted without topological change from the Early to Late Mesolithic despite population growth and technocomplex replacement</w:t>
       </w:r>
       <w:r>
         <w:t xml:space="preserve"> </w:t>
@@ -3860,7 +3862,7 @@
         <w:t xml:space="preserve">). Alternative calibrations move a few boundary sites between phases without changing the phase ordering (S1 §</w:t>
       </w:r>
       <w:r>
-        <w:t xml:space="preserve">S1.5.3</w:t>
+        <w:t xml:space="preserve">S1.5.4</w:t>
       </w:r>
       <w:r>
         <w:t xml:space="preserve">).</w:t>

--- a/paper/paper.docx
+++ b/paper/paper.docx
@@ -688,10 +688,10 @@
               <w:tblLayout w:type="fixed"/>
             </w:tblPr>
             <w:tblGrid>
-              <w:gridCol w:w="205"/>
-              <w:gridCol w:w="168"/>
-              <w:gridCol w:w="6928"/>
-              <w:gridCol w:w="617"/>
+              <w:gridCol w:w="1425"/>
+              <w:gridCol w:w="1267"/>
+              <w:gridCol w:w="3168"/>
+              <w:gridCol w:w="2059"/>
             </w:tblGrid>
             <w:tr>
               <w:trPr>
@@ -703,7 +703,7 @@
                   <w:pPr>
                     <w:pStyle w:val="Compact"/>
                     <w:jc w:val="left"/>
-                    <w:jc w:val="center"/>
+                    <w:jc w:val="left"/>
                   </w:pPr>
                   <w:r>
                     <w:t xml:space="preserve">Time Period Name</w:t>
@@ -716,7 +716,7 @@
                   <w:pPr>
                     <w:pStyle w:val="Compact"/>
                     <w:jc w:val="left"/>
-                    <w:jc w:val="center"/>
+                    <w:jc w:val="left"/>
                   </w:pPr>
                   <w:r>
                     <w:t xml:space="preserve">Dates (ka cal BP)</w:t>
@@ -729,7 +729,7 @@
                   <w:pPr>
                     <w:pStyle w:val="Compact"/>
                     <w:jc w:val="left"/>
-                    <w:jc w:val="center"/>
+                    <w:jc w:val="left"/>
                   </w:pPr>
                   <w:r>
                     <w:t xml:space="preserve">Material Culture Markers</w:t>
@@ -742,7 +742,7 @@
                   <w:pPr>
                     <w:pStyle w:val="Compact"/>
                     <w:jc w:val="left"/>
-                    <w:jc w:val="center"/>
+                    <w:jc w:val="left"/>
                   </w:pPr>
                   <w:r>
                     <w:t xml:space="preserve">Environmental Context</w:t>
@@ -757,7 +757,7 @@
                   <w:pPr>
                     <w:pStyle w:val="Compact"/>
                     <w:jc w:val="left"/>
-                    <w:jc w:val="center"/>
+                    <w:jc w:val="left"/>
                   </w:pPr>
                   <w:r>
                     <w:t xml:space="preserve">Aur-P1 (Proto/Early)</w:t>
@@ -770,7 +770,7 @@
                   <w:pPr>
                     <w:pStyle w:val="Compact"/>
                     <w:jc w:val="left"/>
-                    <w:jc w:val="center"/>
+                    <w:jc w:val="left"/>
                   </w:pPr>
                   <w:r>
                     <w:t xml:space="preserve">43 - 37</w:t>
@@ -783,7 +783,7 @@
                   <w:pPr>
                     <w:pStyle w:val="Compact"/>
                     <w:jc w:val="left"/>
-                    <w:jc w:val="center"/>
+                    <w:jc w:val="left"/>
                   </w:pPr>
                   <w:r>
                     <w:t xml:space="preserve">Blades and bladelets initially produced within a single, continuous reduction sequence from the same unipolar/prismatic core, rather than from separate blade and bladelet cores; bladelets are the main target, large, straight-profiled, and turned into Dufour bladelets of the Dufour subtype via marginal direct, inverse or alternate retouch; split-based bone/antler points are initially very rare, then regionally variable. Blade and bladelet production later run as separate reduction sequences, with carinated and nosed end-scrapers systematically used as bladelet cores; thick blades with invasive, scalar Aurignacian retouch, sometimes waisted/strangled; Dufour bladelets later include the smaller Roc-de-Combe subtype alongside Dufour.</w:t>
@@ -796,7 +796,7 @@
                   <w:pPr>
                     <w:pStyle w:val="Compact"/>
                     <w:jc w:val="left"/>
-                    <w:jc w:val="center"/>
+                    <w:jc w:val="left"/>
                   </w:pPr>
                   <w:r>
                     <w:t xml:space="preserve">Starts at Greenland Stadial 12, ends at Greenland Interstadial 8</w:t>
@@ -811,7 +811,7 @@
                   <w:pPr>
                     <w:pStyle w:val="Compact"/>
                     <w:jc w:val="left"/>
-                    <w:jc w:val="center"/>
+                    <w:jc w:val="left"/>
                   </w:pPr>
                   <w:r>
                     <w:t xml:space="preserve">Aur-P2 (Evolved/Late)</w:t>
@@ -824,7 +824,7 @@
                   <w:pPr>
                     <w:pStyle w:val="Compact"/>
                     <w:jc w:val="left"/>
-                    <w:jc w:val="center"/>
+                    <w:jc w:val="left"/>
                   </w:pPr>
                   <w:r>
                     <w:t xml:space="preserve">37 - 32</w:t>
@@ -837,7 +837,7 @@
                   <w:pPr>
                     <w:pStyle w:val="Compact"/>
                     <w:jc w:val="left"/>
-                    <w:jc w:val="center"/>
+                    <w:jc w:val="left"/>
                   </w:pPr>
                   <w:r>
                     <w:t xml:space="preserve">Carinated/nosed-scraper bladelet-core technology intensifies further; busked (busqué) burins become numerous, later joined/replaced by the closely related Vachons-type burin; Dufour bladelets now dominated by the smaller, twisted Roc-de-Combe subtype; split-based points become rare, replaced first by flattened lozenge-shaped bone/antler points (with the busked burins), then oval-sectioned lozenge points (with Vachons burins), and finally biconical points</w:t>
@@ -850,7 +850,7 @@
                   <w:pPr>
                     <w:pStyle w:val="Compact"/>
                     <w:jc w:val="left"/>
-                    <w:jc w:val="center"/>
+                    <w:jc w:val="left"/>
                   </w:pPr>
                   <w:r>
                     <w:t xml:space="preserve">GI 8 - 6</w:t>
@@ -861,7 +861,7 @@
           </w:tbl>
           <w:p>
             <w:pPr>
-              <w:jc w:val="center"/>
+              <w:jc w:val="left"/>
             </w:pPr>
             <w:pPr>
               <w:jc w:val="start"/>
@@ -994,7 +994,7 @@
           <w:p>
             <w:pPr>
               <w:pStyle w:val="Compact"/>
-              <w:jc w:val="center"/>
+              <w:jc w:val="left"/>
             </w:pPr>
             <w:r>
               <w:drawing>
@@ -1041,7 +1041,7 @@
           </w:p>
           <w:p>
             <w:pPr>
-              <w:jc w:val="center"/>
+              <w:jc w:val="left"/>
             </w:pPr>
             <w:pPr>
               <w:jc w:val="start"/>
@@ -1303,15 +1303,16 @@
           <w:tbl>
             <w:tblPr>
               <w:tblStyle w:val="Table"/>
-              <w:tblW w:type="auto" w:w="0"/>
+              <w:tblW w:type="pct" w:w="5000"/>
               <w:tblLook w:firstRow="1" w:lastRow="0" w:firstColumn="0" w:lastColumn="0" w:noHBand="0" w:noVBand="0" w:val="0020"/>
               <w:jc w:val="start"/>
+              <w:tblLayout w:type="fixed"/>
             </w:tblPr>
             <w:tblGrid>
-              <w:gridCol w:w="1980"/>
-              <w:gridCol w:w="1980"/>
-              <w:gridCol w:w="1980"/>
-              <w:gridCol w:w="1980"/>
+              <w:gridCol w:w="2376"/>
+              <w:gridCol w:w="1584"/>
+              <w:gridCol w:w="1425"/>
+              <w:gridCol w:w="2534"/>
             </w:tblGrid>
             <w:tr>
               <w:trPr>
@@ -1323,7 +1324,7 @@
                   <w:pPr>
                     <w:pStyle w:val="Compact"/>
                     <w:jc w:val="left"/>
-                    <w:jc w:val="center"/>
+                    <w:jc w:val="left"/>
                   </w:pPr>
                   <w:r>
                     <w:t xml:space="preserve">Aurignacian phase</w:t>
@@ -1335,8 +1336,8 @@
                 <w:p>
                   <w:pPr>
                     <w:pStyle w:val="Compact"/>
-                    <w:jc w:val="right"/>
-                    <w:jc w:val="center"/>
+                    <w:jc w:val="left"/>
+                    <w:jc w:val="left"/>
                   </w:pPr>
                   <w:r>
                     <w:t xml:space="preserve">Mantel R</w:t>
@@ -1348,8 +1349,8 @@
                 <w:p>
                   <w:pPr>
                     <w:pStyle w:val="Compact"/>
-                    <w:jc w:val="right"/>
-                    <w:jc w:val="center"/>
+                    <w:jc w:val="left"/>
+                    <w:jc w:val="left"/>
                   </w:pPr>
                   <w:r>
                     <w:t xml:space="preserve">Mantel p</w:t>
@@ -1362,7 +1363,7 @@
                   <w:pPr>
                     <w:pStyle w:val="Compact"/>
                     <w:jc w:val="left"/>
-                    <w:jc w:val="center"/>
+                    <w:jc w:val="left"/>
                   </w:pPr>
                   <w:r>
                     <w:t xml:space="preserve">Mantel 95% CI</w:t>
@@ -1377,7 +1378,7 @@
                   <w:pPr>
                     <w:pStyle w:val="Compact"/>
                     <w:jc w:val="left"/>
-                    <w:jc w:val="center"/>
+                    <w:jc w:val="left"/>
                   </w:pPr>
                   <w:r>
                     <w:t xml:space="preserve">Aur-P1</w:t>
@@ -1389,8 +1390,8 @@
                 <w:p>
                   <w:pPr>
                     <w:pStyle w:val="Compact"/>
-                    <w:jc w:val="right"/>
-                    <w:jc w:val="center"/>
+                    <w:jc w:val="left"/>
+                    <w:jc w:val="left"/>
                   </w:pPr>
                   <w:r>
                     <w:t xml:space="preserve">0.046</w:t>
@@ -1402,8 +1403,8 @@
                 <w:p>
                   <w:pPr>
                     <w:pStyle w:val="Compact"/>
-                    <w:jc w:val="right"/>
-                    <w:jc w:val="center"/>
+                    <w:jc w:val="left"/>
+                    <w:jc w:val="left"/>
                   </w:pPr>
                   <w:r>
                     <w:t xml:space="preserve">0.301</w:t>
@@ -1416,7 +1417,7 @@
                   <w:pPr>
                     <w:pStyle w:val="Compact"/>
                     <w:jc w:val="left"/>
-                    <w:jc w:val="center"/>
+                    <w:jc w:val="left"/>
                   </w:pPr>
                   <w:r>
                     <w:t xml:space="preserve">[-0.022, 0.086]</w:t>
@@ -1431,7 +1432,7 @@
                   <w:pPr>
                     <w:pStyle w:val="Compact"/>
                     <w:jc w:val="left"/>
-                    <w:jc w:val="center"/>
+                    <w:jc w:val="left"/>
                   </w:pPr>
                   <w:r>
                     <w:t xml:space="preserve">Aur-P2</w:t>
@@ -1443,8 +1444,8 @@
                 <w:p>
                   <w:pPr>
                     <w:pStyle w:val="Compact"/>
-                    <w:jc w:val="right"/>
-                    <w:jc w:val="center"/>
+                    <w:jc w:val="left"/>
+                    <w:jc w:val="left"/>
                   </w:pPr>
                   <w:r>
                     <w:t xml:space="preserve">-0.299</w:t>
@@ -1456,8 +1457,8 @@
                 <w:p>
                   <w:pPr>
                     <w:pStyle w:val="Compact"/>
-                    <w:jc w:val="right"/>
-                    <w:jc w:val="center"/>
+                    <w:jc w:val="left"/>
+                    <w:jc w:val="left"/>
                   </w:pPr>
                   <w:r>
                     <w:t xml:space="preserve">0.933</w:t>
@@ -1470,7 +1471,7 @@
                   <w:pPr>
                     <w:pStyle w:val="Compact"/>
                     <w:jc w:val="left"/>
-                    <w:jc w:val="center"/>
+                    <w:jc w:val="left"/>
                   </w:pPr>
                   <w:r>
                     <w:t xml:space="preserve">[-0.355, -0.231]</w:t>
@@ -1481,7 +1482,7 @@
           </w:tbl>
           <w:p>
             <w:pPr>
-              <w:jc w:val="center"/>
+              <w:jc w:val="left"/>
             </w:pPr>
             <w:pPr>
               <w:jc w:val="start"/>
@@ -1801,7 +1802,7 @@
           <w:p>
             <w:pPr>
               <w:pStyle w:val="Compact"/>
-              <w:jc w:val="center"/>
+              <w:jc w:val="left"/>
             </w:pPr>
             <w:r>
               <w:drawing>
@@ -1848,7 +1849,7 @@
           </w:p>
           <w:p>
             <w:pPr>
-              <w:jc w:val="center"/>
+              <w:jc w:val="left"/>
             </w:pPr>
             <w:pPr>
               <w:jc w:val="start"/>
@@ -1960,7 +1961,7 @@
           <w:p>
             <w:pPr>
               <w:pStyle w:val="Compact"/>
-              <w:jc w:val="center"/>
+              <w:jc w:val="left"/>
             </w:pPr>
             <w:r>
               <w:drawing>
@@ -2007,7 +2008,7 @@
           </w:p>
           <w:p>
             <w:pPr>
-              <w:jc w:val="center"/>
+              <w:jc w:val="left"/>
             </w:pPr>
             <w:pPr>
               <w:jc w:val="start"/>
@@ -2040,7 +2041,7 @@
           <w:p>
             <w:pPr>
               <w:pStyle w:val="Compact"/>
-              <w:jc w:val="center"/>
+              <w:jc w:val="left"/>
             </w:pPr>
             <w:r>
               <w:drawing>
@@ -2087,7 +2088,7 @@
           </w:p>
           <w:p>
             <w:pPr>
-              <w:jc w:val="center"/>
+              <w:jc w:val="left"/>
             </w:pPr>
             <w:pPr>
               <w:jc w:val="start"/>
@@ -2200,7 +2201,7 @@
           <w:p>
             <w:pPr>
               <w:pStyle w:val="Compact"/>
-              <w:jc w:val="center"/>
+              <w:jc w:val="left"/>
             </w:pPr>
             <w:r>
               <w:drawing>
@@ -2247,7 +2248,7 @@
           </w:p>
           <w:p>
             <w:pPr>
-              <w:jc w:val="center"/>
+              <w:jc w:val="left"/>
             </w:pPr>
             <w:pPr>
               <w:jc w:val="start"/>
@@ -2327,11 +2328,11 @@
               <w:tblLayout w:type="fixed"/>
             </w:tblPr>
             <w:tblGrid>
-              <w:gridCol w:w="1900"/>
-              <w:gridCol w:w="1372"/>
+              <w:gridCol w:w="2059"/>
+              <w:gridCol w:w="1425"/>
               <w:gridCol w:w="1267"/>
               <w:gridCol w:w="1267"/>
-              <w:gridCol w:w="2112"/>
+              <w:gridCol w:w="1900"/>
             </w:tblGrid>
             <w:tr>
               <w:trPr>
@@ -2343,7 +2344,7 @@
                   <w:pPr>
                     <w:pStyle w:val="Compact"/>
                     <w:jc w:val="left"/>
-                    <w:jc w:val="center"/>
+                    <w:jc w:val="left"/>
                   </w:pPr>
                   <w:r>
                     <w:t xml:space="preserve">Aurignacian phase</w:t>
@@ -2355,8 +2356,8 @@
                 <w:p>
                   <w:pPr>
                     <w:pStyle w:val="Compact"/>
-                    <w:jc w:val="right"/>
-                    <w:jc w:val="center"/>
+                    <w:jc w:val="left"/>
+                    <w:jc w:val="left"/>
                   </w:pPr>
                   <w:r>
                     <w:t xml:space="preserve">PerMANOVA R2</w:t>
@@ -2368,8 +2369,8 @@
                 <w:p>
                   <w:pPr>
                     <w:pStyle w:val="Compact"/>
-                    <w:jc w:val="right"/>
-                    <w:jc w:val="center"/>
+                    <w:jc w:val="left"/>
+                    <w:jc w:val="left"/>
                   </w:pPr>
                   <w:r>
                     <w:t xml:space="preserve">PerMANOVA F</w:t>
@@ -2381,8 +2382,8 @@
                 <w:p>
                   <w:pPr>
                     <w:pStyle w:val="Compact"/>
-                    <w:jc w:val="right"/>
-                    <w:jc w:val="center"/>
+                    <w:jc w:val="left"/>
+                    <w:jc w:val="left"/>
                   </w:pPr>
                   <w:r>
                     <w:t xml:space="preserve">PerMANOVA p</w:t>
@@ -2395,7 +2396,7 @@
                   <w:pPr>
                     <w:pStyle w:val="Compact"/>
                     <w:jc w:val="left"/>
-                    <w:jc w:val="center"/>
+                    <w:jc w:val="left"/>
                   </w:pPr>
                   <w:r>
                     <w:t xml:space="preserve">PerMANOVA R2 95% CI</w:t>
@@ -2410,7 +2411,7 @@
                   <w:pPr>
                     <w:pStyle w:val="Compact"/>
                     <w:jc w:val="left"/>
-                    <w:jc w:val="center"/>
+                    <w:jc w:val="left"/>
                   </w:pPr>
                   <w:r>
                     <w:t xml:space="preserve">Aur-P1</w:t>
@@ -2422,8 +2423,8 @@
                 <w:p>
                   <w:pPr>
                     <w:pStyle w:val="Compact"/>
-                    <w:jc w:val="right"/>
-                    <w:jc w:val="center"/>
+                    <w:jc w:val="left"/>
+                    <w:jc w:val="left"/>
                   </w:pPr>
                   <w:r>
                     <w:t xml:space="preserve">0.196</w:t>
@@ -2435,8 +2436,8 @@
                 <w:p>
                   <w:pPr>
                     <w:pStyle w:val="Compact"/>
-                    <w:jc w:val="right"/>
-                    <w:jc w:val="center"/>
+                    <w:jc w:val="left"/>
+                    <w:jc w:val="left"/>
                   </w:pPr>
                   <w:r>
                     <w:t xml:space="preserve">4.382</w:t>
@@ -2448,8 +2449,8 @@
                 <w:p>
                   <w:pPr>
                     <w:pStyle w:val="Compact"/>
-                    <w:jc w:val="right"/>
-                    <w:jc w:val="center"/>
+                    <w:jc w:val="left"/>
+                    <w:jc w:val="left"/>
                   </w:pPr>
                   <w:r>
                     <w:t xml:space="preserve">0.001</w:t>
@@ -2462,7 +2463,7 @@
                   <w:pPr>
                     <w:pStyle w:val="Compact"/>
                     <w:jc w:val="left"/>
-                    <w:jc w:val="center"/>
+                    <w:jc w:val="left"/>
                   </w:pPr>
                   <w:r>
                     <w:t xml:space="preserve">[0.145, 0.206]</w:t>
@@ -2477,7 +2478,7 @@
                   <w:pPr>
                     <w:pStyle w:val="Compact"/>
                     <w:jc w:val="left"/>
-                    <w:jc w:val="center"/>
+                    <w:jc w:val="left"/>
                   </w:pPr>
                   <w:r>
                     <w:t xml:space="preserve">Aur-P2</w:t>
@@ -2489,8 +2490,8 @@
                 <w:p>
                   <w:pPr>
                     <w:pStyle w:val="Compact"/>
-                    <w:jc w:val="right"/>
-                    <w:jc w:val="center"/>
+                    <w:jc w:val="left"/>
+                    <w:jc w:val="left"/>
                   </w:pPr>
                   <w:r>
                     <w:t xml:space="preserve">0.223</w:t>
@@ -2502,8 +2503,8 @@
                 <w:p>
                   <w:pPr>
                     <w:pStyle w:val="Compact"/>
-                    <w:jc w:val="right"/>
-                    <w:jc w:val="center"/>
+                    <w:jc w:val="left"/>
+                    <w:jc w:val="left"/>
                   </w:pPr>
                   <w:r>
                     <w:t xml:space="preserve">2.008</w:t>
@@ -2515,8 +2516,8 @@
                 <w:p>
                   <w:pPr>
                     <w:pStyle w:val="Compact"/>
-                    <w:jc w:val="right"/>
-                    <w:jc w:val="center"/>
+                    <w:jc w:val="left"/>
+                    <w:jc w:val="left"/>
                   </w:pPr>
                   <w:r>
                     <w:t xml:space="preserve">0.076</w:t>
@@ -2529,7 +2530,7 @@
                   <w:pPr>
                     <w:pStyle w:val="Compact"/>
                     <w:jc w:val="left"/>
-                    <w:jc w:val="center"/>
+                    <w:jc w:val="left"/>
                   </w:pPr>
                   <w:r>
                     <w:t xml:space="preserve">[0.132, 0.229]</w:t>
@@ -2540,7 +2541,7 @@
           </w:tbl>
           <w:p>
             <w:pPr>
-              <w:jc w:val="center"/>
+              <w:jc w:val="left"/>
             </w:pPr>
             <w:pPr>
               <w:jc w:val="start"/>
@@ -3018,7 +3019,7 @@
           <w:p>
             <w:pPr>
               <w:pStyle w:val="Compact"/>
-              <w:jc w:val="center"/>
+              <w:jc w:val="left"/>
             </w:pPr>
             <w:r>
               <w:drawing>
@@ -3065,7 +3066,7 @@
           </w:p>
           <w:p>
             <w:pPr>
-              <w:jc w:val="center"/>
+              <w:jc w:val="left"/>
             </w:pPr>
             <w:pPr>
               <w:jc w:val="start"/>

--- a/paper/paper.docx
+++ b/paper/paper.docx
@@ -3074,7 +3074,7 @@
               <w:pStyle w:val="ImageCaption"/>
             </w:pPr>
             <w:r>
-              <w:t xml:space="preserve">Figure 6: Observed geometric sign diversity at each site compared with expectations derived from randomised assemblages controlling for sample size. The blue expectation curve is the mean simulated diversity index per sample size. The red lines enclose a band that is the 95% confidence interval of the null distribution (no sites exceed this interval). Sites above the blue expectation curve have higher than average diversity, given their sample size. Site names are shown for sites with a sample size of three or more to avoid label overlap. Per-site values for every site are given in S1 §</w:t>
+              <w:t xml:space="preserve">Figure 6: Observed geometric sign diversity at each site compared with expectations derived from randomised assemblages controlling for sample size. The blue expectation curve is the mean simulated diversity index per sample size. The red lines enclose a band that is the 95% confidence interval of the null distribution. Sites above the blue expectation curve have higher than average diversity, given their sample size. Site names are shown for sites with a sample size of three or more to avoid label overlap. Per-site values for every site are given in S1 §</w:t>
             </w:r>
             <w:r>
               <w:t xml:space="preserve">S1.12.2</w:t>

--- a/paper/paper.docx
+++ b/paper/paper.docx
@@ -185,7 +185,7 @@
         <w:t xml:space="preserve"> </w:t>
       </w:r>
       <w:r>
-        <w:t xml:space="preserve">3,</w:t>
+        <w:t xml:space="preserve">16,</w:t>
       </w:r>
       <w:r>
         <w:t xml:space="preserve"> </w:t>
@@ -342,7 +342,7 @@
         <w:t xml:space="preserve">[10]</w:t>
       </w:r>
       <w:r>
-        <w:t xml:space="preserve">. Personal ornaments, such as the 41,500 year-old decorated ivory pendant from Stajnia Cave</w:t>
+        <w:t xml:space="preserve">. Personal ornaments, such as the 41,500-year-old decorated ivory pendant from Stajnia Cave</w:t>
       </w:r>
       <w:r>
         <w:t xml:space="preserve"> </w:t>
@@ -652,7 +652,7 @@
         <w:t xml:space="preserve">[12]</w:t>
       </w:r>
       <w:r>
-        <w:t xml:space="preserve">. This merger is also chronologically warranted: South-west German sites whose lithic technology is assigned to the Early Aurignacian commonly overlap in calibrated age with Mediterranean assemblages attributed to the Proto-Aurignacian. Thus the Proto/Early boundary is a coeval boundary</w:t>
+        <w:t xml:space="preserve">. This merger is also chronologically warranted: South-west German sites whose lithic technology is assigned to the Early Aurignacian commonly overlap in calibrated age with Mediterranean assemblages attributed to the Proto-Aurignacian. Thus, assemblages assigned to the Proto- and Early Aurignacian may be contemporaneous</w:t>
       </w:r>
       <w:r>
         <w:t xml:space="preserve"> </w:t>
@@ -941,7 +941,22 @@
         <w:t xml:space="preserve">”</w:t>
       </w:r>
       <w:r>
-        <w:t xml:space="preserve">. To improve the quality of our data we excluded sites from the sample for the following reasons: only one sign present (e.g. Willendorf); extreme geographic distance from the other sites (e.g. Riparo di Fontana Nuova, Muralovka, Shanidar Cave, Hayonim Cave; lacking reliable chronological and archaeological contextual information (e.g. El Salitre, Grotte De La Princesse Pauline), and dated much later than the rest of the assemblages (e.g. Šandalja II). A full accounting of how we excluded archaeological sites and assigned sites to Aurignacian phases is presented in our S2</w:t>
+        <w:t xml:space="preserve">. To improve the quality of our data, we excluded eight sites before phase assignment: Willendorf, because its single object carries only a sign classified as</w:t>
+      </w:r>
+      <w:r>
+        <w:t xml:space="preserve"> </w:t>
+      </w:r>
+      <w:r>
+        <w:t xml:space="preserve">“</w:t>
+      </w:r>
+      <w:r>
+        <w:t xml:space="preserve">other</w:t>
+      </w:r>
+      <w:r>
+        <w:t xml:space="preserve">”</w:t>
+      </w:r>
+      <w:r>
+        <w:t xml:space="preserve">; Riparo di Fontana Nuova, Muralovka, Shanidar Cave and Hayonim Cave, because they are geographically remote from the other sites; El Salitre, because it lacks a reliable chronological and archaeological context; and Grotte De La Princesse Pauline and Šandalja II, because they date much later than the other assemblages. A full accounting of how we excluded archaeological sites and assigned sites to Aurignacian phases is presented in our S2</w:t>
       </w:r>
       <w:r>
         <w:t xml:space="preserve"> </w:t>
@@ -1067,7 +1082,7 @@
         <w:pStyle w:val="BodyText"/>
       </w:pPr>
       <w:r>
-        <w:t xml:space="preserve">Each object was assigned to a chronological phase following specialist technological attributions from the published literature, with the calibrated radiocarbon dates used to supplement the classification (</w:t>
+        <w:t xml:space="preserve">We assigned each object to a chronological phase in one of two ways (S2). For Abri Pataud, Gatzarria, Geissenklösterle, Hohle Fels, La Ferrassie, Mladeč and Vogelherd, we followed specialist technological attributions in the published literature, because the radiocarbon dates of these sites can conflict with the archaeological content of their layers. We assigned the objects from all other sites by their calibrated radiocarbon dates (</w:t>
       </w:r>
       <w:hyperlink w:anchor="tbl-aur-table">
         <w:r>
@@ -1078,10 +1093,7 @@
         </w:r>
       </w:hyperlink>
       <w:r>
-        <w:t xml:space="preserve"> </w:t>
-      </w:r>
-      <w:r>
-        <w:t xml:space="preserve">and S2). Ages of the objects were determined by calibrating the uncalibrated ages in SignBase using the rcarbon package</w:t>
+        <w:t xml:space="preserve">). Ages of the objects were determined by calibrating the uncalibrated ages in SignBase using the rcarbon package</w:t>
       </w:r>
       <w:r>
         <w:t xml:space="preserve"> </w:t>
@@ -1093,13 +1105,19 @@
         <w:t xml:space="preserve"> </w:t>
       </w:r>
       <w:r>
-        <w:t xml:space="preserve">with the IntCal20 calibration curve. The calibrated radiocarbon dates of the sampled data range from approximately 33 to 45 ka cal BP, spanning an overall time range of 12 ka. The Aur-P1 phase has 20 sites and 26 sign types, and the Aur-P2 phase has 9 sites and 15 sign types. A Mantel test to evaluate the correlation between distance in time and distribution of sign types found a weak correlation at the nominal 0.05 threshold (R = 0.062, p = 0.004). The very small effect size (R ≈ 0.06) indicates that temporal distance explains only a small fraction of the variation in sign-type distribution. This weak association shows only that time has little explanatory power for sign composition. We tested this inference more directly with a time-lag analysis (S1 §</w:t>
+        <w:t xml:space="preserve">with the IntCal20 calibration curve. The calibrated radiocarbon dates of the sampled data range from approximately 33 to 45 ka cal BP, spanning an overall time range of 12 ka. The Aur-P1 phase has 20 sites and 26 sign types, and the Aur-P2 phase has 9 sites and 15 sign types. A Mantel test on all 409 objects found a weak but statistically significant correlation between distance in time and sign-type composition (R = 0.062, p = 0.004). This test treats each object as an independent observation. But many objects from the same site share one calibrated date, so the test overstates the number of independent observations (S1 §</w:t>
       </w:r>
       <w:r>
         <w:t xml:space="preserve">S1.8.3</w:t>
       </w:r>
       <w:r>
-        <w:t xml:space="preserve">): we binned all 28 sites (378 site pairs) by their absolute temporal separation (|ΔMedianBP|) to see if Jaccard sign dissimilarity rises with lag. It does not: the Spearman correlation between temporal lag and dissimilarity is -0.04 (p = 0.39) overall and -0.04 (p = 0.58) within phase. Sites in different phases are no more dissimilar (mean Jaccard 0.73) than sites within the same phase (0.76). As with the temporal Mantel, this flat trend is a lack of evidence for time-structured change in sign repertoires, not evidence that change was absent.</w:t>
+        <w:t xml:space="preserve">). The small R also shows that temporal distance explains only a small part of the variation in sign-type composition. We therefore repeated the test at the site level with a time-lag analysis (S1 §</w:t>
+      </w:r>
+      <w:r>
+        <w:t xml:space="preserve">S1.8.3</w:t>
+      </w:r>
+      <w:r>
+        <w:t xml:space="preserve">). We grouped all 28 sites (378 site pairs) by their absolute temporal separation (|ΔMedianBP|) and tested whether Jaccard sign dissimilarity increases with this separation. It does not. The Spearman correlation between temporal separation and dissimilarity is -0.04 (p = 0.39) for all pairs and -0.04 (p = 0.58) for pairs in the same phase. Sites in different phases are not more dissimilar (mean Jaccard 0.73) than sites in the same phase (0.76). Thus the site-level data give no evidence of time-structured change in sign repertoires. This result does not show that change was absent.</w:t>
       </w:r>
     </w:p>
     <w:bookmarkEnd w:id="28"/>
@@ -1164,7 +1182,7 @@
         <w:t xml:space="preserve">[31]</w:t>
       </w:r>
       <w:r>
-        <w:t xml:space="preserve">. The test showed no significant correlation between object abundance distance and Jaccard sign composition dissimilarity (R = 0.151, p = 0.071). This result concerns pairwise composition only. It does not remove the separate correlation between object count and sign-type richness per site. We test that richness confound directly at the object level (S1 §</w:t>
+        <w:t xml:space="preserve">. The test showed no significant correlation between object abundance distance and Jaccard sign composition dissimilarity (R = 0.151, p = 0.07). This result concerns pairwise composition only. It does not remove the separate correlation between object count and sign-type richness per site. We test that richness confound directly at the object level (S1 §</w:t>
       </w:r>
       <w:r>
         <w:t xml:space="preserve">S1.12.3</w:t>
@@ -1246,25 +1264,53 @@
         </w:r>
       </w:hyperlink>
       <w:r>
-        <w:t xml:space="preserve">. None of the phases have a statistically significant correlation between sign type distribution and geographical distance. This null result provides lack of evidence for isolation by distance in this sample. It does not show that isolation by distance fails to account for the patterns. It should be interpreted cautiously given the small sample sizes (S1 §</w:t>
+        <w:t xml:space="preserve">. Neither phase has a statistically significant positive correlation between sign-type dissimilarity and geographic distance (</w:t>
+      </w:r>
+      <w:hyperlink w:anchor="tbl-mantel-table">
+        <w:r>
+          <w:rPr>
+            <w:rStyle w:val="Hyperlink"/>
+          </w:rPr>
+          <w:t xml:space="preserve">Table 2</w:t>
+        </w:r>
+      </w:hyperlink>
+      <w:r>
+        <w:t xml:space="preserve">). In Aur-P2 the correlation is negative: sites that are further apart tend to have more similar sign repertoires, which is the opposite of the pattern that isolation by distance predicts. The Mantel test is one-sided, so it does not test this negative association. This result provides no evidence of isolation by distance in the analysed sample. It does not show that isolation by distance is absent. The object-within-site bootstrap intervals in</w:t>
+      </w:r>
+      <w:r>
+        <w:t xml:space="preserve"> </w:t>
+      </w:r>
+      <w:hyperlink w:anchor="tbl-mantel-table">
+        <w:r>
+          <w:rPr>
+            <w:rStyle w:val="Hyperlink"/>
+          </w:rPr>
+          <w:t xml:space="preserve">Table 2</w:t>
+        </w:r>
+      </w:hyperlink>
+      <w:r>
+        <w:t xml:space="preserve"> </w:t>
+      </w:r>
+      <w:r>
+        <w:t xml:space="preserve">show only how stable R is when objects are resampled within the same sites; they do not measure statistical power. Our design calculations show that, at these sample sizes, the test can detect only correlations of moderate size or larger in Aur-P1, and only strong correlations in Aur-P2 (S1 §</w:t>
+      </w:r>
+      <w:r>
+        <w:t xml:space="preserve">S1.13</w:t>
+      </w:r>
+      <w:r>
+        <w:t xml:space="preserve">). We also fitted a multiple regression on distance matrices, with sign dissimilarity as the response and geographic, temporal and object-count distances as predictors (S1 §</w:t>
+      </w:r>
+      <w:r>
+        <w:t xml:space="preserve">S1.8.2</w:t>
+      </w:r>
+      <w:r>
+        <w:t xml:space="preserve">). None of the three predictors is significant in either phase, so this analysis does not identify a specific alternative process. A Mantel correlogram did not detect spatial structure at short distances in either phase; one long-distance class in Aur-P2 is nominally significant (S1 §</w:t>
       </w:r>
       <w:r>
         <w:t xml:space="preserve">S1.4.3</w:t>
       </w:r>
       <w:r>
-        <w:t xml:space="preserve">). To test whether the non-significant Mantel result reflects a particular alternative process, we additionally fit a multiple regression on distance matrices with sign dissimilarity as the response and geographic, temporal, and object-count distances as predictors (S1 §</w:t>
-      </w:r>
-      <w:r>
-        <w:t xml:space="preserve">S1.8.2</w:t>
-      </w:r>
-      <w:r>
-        <w:t xml:space="preserve">). This reveals no candidate is significant, so the null Mantel does not identify any specific alternative process. A Mantel correlogram likewise did not detect spatial structure, except for one nominally significant long-range lag in Aur-P2, and bootstrap confidence intervals on the Mantel R indicate the test is underpowered at these sample sizes, so the result is best read as a lack of evidence rather than evidence of absence (S1 §</w:t>
-      </w:r>
-      <w:r>
-        <w:t xml:space="preserve">S1.4.3</w:t>
-      </w:r>
-      <w:r>
-        <w:t xml:space="preserve">). As a non-Mantel check that fits an explanatory model rather than correlating two distance matrices, we additionally ran a distance-based redundancy analysis</w:t>
+        <w:t xml:space="preserve">). As a check outside the Mantel framework, we fitted a distance-based redundancy analysis</w:t>
       </w:r>
       <w:r>
         <w:t xml:space="preserve"> </w:t>
@@ -1276,13 +1322,19 @@
         <w:t xml:space="preserve"> </w:t>
       </w:r>
       <w:r>
-        <w:t xml:space="preserve">of the site Jaccard dissimilarity matrix on a linear geographic trend surface (longitude + latitude, identical specification in both phases; S1 §</w:t>
+        <w:t xml:space="preserve">of the site Jaccard dissimilarity matrix on a linear geographic trend surface (longitude + latitude, with the same specification in both phases; S1 §</w:t>
       </w:r>
       <w:r>
         <w:t xml:space="preserve">S1.4.4</w:t>
       </w:r>
       <w:r>
-        <w:t xml:space="preserve">). It detects a weak linear geographic trend in Aur-P1 (R² = 0.156, adjusted R² = 0.057, p = 0.038) but no signal in Aur-P2 (R² = 0.191, adjusted R² = -0.078, p = 0.85). The Aur-P1 trend explains only about six percent of the adjusted variation. We interpret this, at most, a faint geographic gradient, not discrete geographic groups.</w:t>
+        <w:t xml:space="preserve">). It detects a weak linear geographic trend in Aur-P1 (R² = 0.156, adjusted R² = 0.057, p = 0.038) but no signal in Aur-P2 (R² = 0.191, adjusted R² = -0.078, p = 0.85). The Aur-P1 trend explains only 6% of the variation (adjusted R²). A regression of the first PCoA axis on richness, longitude and latitude also finds a significant east–west component in Aur-P1 after richness is controlled (S1 §</w:t>
+      </w:r>
+      <w:r>
+        <w:t xml:space="preserve">S1.3.3</w:t>
+      </w:r>
+      <w:r>
+        <w:t xml:space="preserve">). We interpret these results, at most, as a weak geographic gradient in Aur-P1, not as discrete geographic groups.</w:t>
       </w:r>
     </w:p>
     <w:tbl>
@@ -1490,7 +1542,7 @@
               <w:pStyle w:val="ImageCaption"/>
             </w:pPr>
             <w:r>
-              <w:t xml:space="preserve">Table 2: Table of the results per phase for the Mantel test between a Jaccard dissimilarity matrix of sign type diversity and a geographic distance matrix. The 95% confidence interval comes from an object-within-site bootstrap (B = 1,000).</w:t>
+              <w:t xml:space="preserve">Table 2: Table of the results per phase for the Mantel test between a Jaccard dissimilarity matrix of sign type composition and a geographic distance matrix. The 95% confidence interval comes from an object-within-site bootstrap (B = 1,000).</w:t>
             </w:r>
           </w:p>
           <w:bookmarkEnd w:id="29"/>
@@ -1648,7 +1700,7 @@
         <w:t xml:space="preserve"> </w:t>
       </w:r>
       <w:r>
-        <w:t xml:space="preserve">statistic, which quantifies how much of the variation in sign distribution can be explained by group membership, a pseudo-F statistic, and a p-value. The pseudo-F statistic compares the total sum of squared dissimilarities between groups to total sum of squared dissimilarities within groups. Larger pseudo-F statistics indicate more separation between groups. The p-value quantifies the probability of obtaining the observed difference if the null hypothesis were true (we use an alpha value of 0.05 for the threshold of statistical significance). The perMANOVA was performed using the vegan</w:t>
+        <w:t xml:space="preserve">statistic, which quantifies how much of the variation in sign distribution can be explained by group membership, a pseudo-F statistic, and a p-value. The pseudo-F statistic compares the total sum of squared dissimilarities between groups to total sum of squared dissimilarities within groups. Larger pseudo-F statistics indicate more separation between groups. The p-value quantifies the probability of obtaining the observed difference if the null hypothesis were true (we use an alpha value of 0.05 for the threshold of statistical significance). The PerMANOVA was performed using the vegan</w:t>
       </w:r>
       <w:r>
         <w:t xml:space="preserve"> </w:t>
@@ -1914,7 +1966,13 @@
         <w:t xml:space="preserve">S1.9.3</w:t>
       </w:r>
       <w:r>
-        <w:t xml:space="preserve">. Bootstrap resampling tests the stability of the two groups as an imposed partition. It shows that for Aur-P1, mean within-block co-clustering is 0.75 for the restricted-range block and 0.97 for the broader-range block, against 0.2 across the two blocks. The within-block values substantially exceed the across-block value. This pattern shows that the imposed restricted/broad labels remain stable under object-within-site resampling. It does not test whether two discrete groups exist beyond richness differences. The strength of this signal is much lower for Aur-P2, where the pattern is 0.49 within the restricted block and 0.92 within the broader block, against 0.4 across the blocks. We also reran the Brower–Kile seriation on 999 Curveball matrices, this preserves site richness and sign frequency while randomising associations (S1 §</w:t>
+        <w:t xml:space="preserve">. Bootstrap resampling tests the stability of the two groups. In each of 1,000 replicates, we drew 80% of the sites without replacement, divided them into two clusters by hierarchical clustering of their Jaccard dissimilarities, and recorded which pairs of sites fell in the same cluster (S1 §</w:t>
+      </w:r>
+      <w:r>
+        <w:t xml:space="preserve">S1.9.2</w:t>
+      </w:r>
+      <w:r>
+        <w:t xml:space="preserve">). It shows that for Aur-P1, mean within-block co-clustering is 0.75 for the restricted-range block and 0.97 for the broader-range block, against 0.2 across the two blocks. The within-block values substantially exceed the across-block value. This pattern shows that the imposed restricted/broad labels remain stable when sites are subsampled. It does not test whether two discrete groups exist beyond richness differences. The strength of this signal is much lower for Aur-P2, where the pattern is 0.49 within the restricted block and 0.92 within the broader block, against 0.4 across the blocks. We also reran the Brower–Kile seriation on 999 Curveball matrices, this preserves site richness and sign frequency while randomising associations (S1 §</w:t>
       </w:r>
       <w:r>
         <w:t xml:space="preserve">S1.9.5</w:t>
@@ -2096,7 +2154,7 @@
               <w:pStyle w:val="ImageCaption"/>
             </w:pPr>
             <w:r>
-              <w:t xml:space="preserve">Figure 4: Network statistics for the two phases. The vertical black lines are the null 95% confidence interval, the observed statistic value is shown as a solid black circle (BH-adjusted p &lt; 0.05) or a hollow circle (not significantly different from a phase-randomized null distribution). The horizontal brackets at the top of each panel show p-values of pairwise randomisation tests for significant differences in network statistics between phases.</w:t>
+              <w:t xml:space="preserve">Figure 4: Network statistics for the two phases. The vertical black lines are the 95% interval of the null distribution, the observed statistic value is shown as a solid black circle (BH-adjusted p &lt; 0.05) or a hollow circle (not significantly different from a phase-randomized null distribution). The horizontal brackets at the top of each panel show p-values of pairwise randomisation tests for significant differences in network statistics between phases.</w:t>
             </w:r>
           </w:p>
           <w:bookmarkEnd w:id="45"/>
@@ -2122,7 +2180,7 @@
         </w:r>
       </w:hyperlink>
       <w:r>
-        <w:t xml:space="preserve">, supporting the hypothesis of a gradient of sign type composition variation.</w:t>
+        <w:t xml:space="preserve">, consistent with the hypothesis of a gradient of sign type composition variation.</w:t>
       </w:r>
       <w:r>
         <w:t xml:space="preserve"> </w:t>
@@ -2139,13 +2197,13 @@
         <w:t xml:space="preserve"> </w:t>
       </w:r>
       <w:r>
-        <w:t xml:space="preserve">shows the results of permutation tests (n = 10,000) assessing whether the observed statistics differ from a phase-randomized null distribution, and pairwise randomisation tests comparing the two phases. Under phase-label permutation, which shuffles site phase assignments while preserving phase sizes, none of the network statistics, edge density, modularity (Louvain), mean betweenness, or component count, differs significantly from its null distribution in either phase. All observed values fall within the null 95% confidence intervals and all Benjamini–Hochberg-adjusted p-values are ≥ 0.05. A separate assemblage-permutation modularity test (S1 §</w:t>
+        <w:t xml:space="preserve">shows the results of permutation tests (n = 10,000) assessing whether the observed statistics differ from a phase-randomized null distribution, and pairwise randomisation tests comparing the two phases. Under phase-label permutation, which shuffles site phase assignments while preserving phase sizes, none of the network statistics, edge density, modularity (Louvain), mean betweenness, or component count, differs significantly from its null distribution in either phase. All observed values fall within the null 95% confidence intervals and all Benjamini–Hochberg-adjusted p-values are ≥ 0.05. A separate one-sided test examines modularity alone (S1 §</w:t>
       </w:r>
       <w:r>
         <w:t xml:space="preserve">S1.7.2</w:t>
       </w:r>
       <w:r>
-        <w:t xml:space="preserve">), which permutes site-level sign vectors among phases while preserving phase sizes, shows that Aur-P1’s observed modularity (0.336 at threshold 0.2) significantly exceeds that null expectation (p = 0.000), while Aur-P2’s observed modularity (0.161) does not (p = 0.078), consistent with Aur-P2’s small sample size. The Aur-P1–Aur-P2 contrast is therefore primarily one of network scale rather than a statistically distinguishable community structure. Object-within-site bootstrap stability bands likewise overlap between phases for both mean degree and modularity (S1 §</w:t>
+        <w:t xml:space="preserve">). It compares the observed modularity of each phase with the modularity of random sets of site-phase assemblages, drawn from both phases, with the same number of sites as the phase. The observed modularity is not significantly higher than this null expectation in either phase at thresholds of 0.1, 0.2 or 0.3 (smallest p across the six tests = 0.226; threshold 0.2: Aur-P1 observed 0.336, null mean 0.299, p = 0.226; Aur-P2 observed 0.161, null mean 0.243, p = 0.752). The Aur-P1–Aur-P2 contrast is therefore primarily one of network scale rather than a statistically distinguishable community structure. Object-within-site bootstrap stability bands likewise overlap between phases for both mean degree and modularity (S1 §</w:t>
       </w:r>
       <w:r>
         <w:t xml:space="preserve">S1.7.4</w:t>
@@ -2174,7 +2232,7 @@
         <w:t xml:space="preserve">S1.12.7</w:t>
       </w:r>
       <w:r>
-        <w:t xml:space="preserve">). Under all conditions, the Aur-P1 &gt; Aur-P2 connectivity ordering is preserved (Aur-P1 mean degree: 7.50 baseline, 7.26 no Vogelherd, 7.40 no figurines; Aur-P2: 4.22). Excluding Vogelherd reduces Aur-P1 edges by 8% and mean degree by 3.2%, but does not alter the phase contrast or the within-phase two-group pattern. Because the principal results are unchanged when Vogelherd is excluded entirely, our conclusions do not depend on its inclusion or on its precise archaeological attribution. That said, this connectivity ordering reflects Aur-P1’s larger site sample, not higher intrinsic connectivity (size-normalized MD ratios are ~1.0 for both phases, see S1 §</w:t>
+        <w:t xml:space="preserve">). Under all conditions, the Aur-P1 &gt; Aur-P2 raw mean-degree ordering is preserved (Aur-P1 mean degree: 7.50 baseline, 7.26 no Vogelherd, 7.40 no figurines; Aur-P2: 4.22). Excluding Vogelherd reduces Aur-P1 edges by 8% and mean degree by 3.2%, but does not alter the phase contrast. Because the principal results are unchanged when Vogelherd is excluded entirely, our conclusions do not depend on its inclusion or on its precise archaeological attribution. That said, this raw mean-degree ordering reflects Aur-P1’s larger site sample, not higher intrinsic connectivity (size-normalized MD ratios are ~1.0 for both phases, see S1 §</w:t>
       </w:r>
       <w:r>
         <w:t xml:space="preserve">S1.7.6</w:t>
@@ -2274,7 +2332,7 @@
         <w:pStyle w:val="BodyText"/>
       </w:pPr>
       <w:r>
-        <w:t xml:space="preserve">Spatial clusters of sites are not evident in the sites with signs (</w:t>
+        <w:t xml:space="preserve">Spatial clusters are not evident (</w:t>
       </w:r>
       <w:hyperlink w:anchor="fig-group-map">
         <w:r>
@@ -2285,13 +2343,13 @@
         </w:r>
       </w:hyperlink>
       <w:r>
-        <w:t xml:space="preserve">), likely due to the small numbers of sites in each phase . In Aur-P1, sites are distributed widely across Western and Central Europe, with some geographical overlapping between the restricted- and broad-range groups, consistent with the connectivity between sign-use groups evident in the network analysis. In Aur-P2, the surviving sites appear more widely dispersed in the map. This appearance reflects the much smaller sample of this phase. It does not support a demographic expansion claim from these data. Partitions Around Medoids on geodesic distances between sites finds two groups as a parsimonious grouping for Aur-P1 only (S1 §</w:t>
+        <w:t xml:space="preserve">), likely due to the small numbers of sites in each phase. In Aur-P1, sites are distributed widely across Western and Central Europe, with some geographic overlapping between the restricted- and broad-range groups, consistent with the connectivity between sign-use groups evident in the network analysis. Sites retained in the Aur-P2 sample appear more widely dispersed on the map. This appearance reflects the much smaller sample of this phase. It does not support a demographic expansion claim from these data. Partitioning Around Medoids on geodesic distances between sites finds two groups for Aur-P1 only (S1 §</w:t>
       </w:r>
       <w:r>
         <w:t xml:space="preserve">S1.8.4</w:t>
       </w:r>
       <w:r>
-        <w:t xml:space="preserve">). These two groups are roughly West versus Central Europe, separating the Dordogne bloc tradition from the Swabian ivory tradition, and likely reflective research effort history rather than past cultural groups with distinctive sign repertoires.</w:t>
+        <w:t xml:space="preserve">). These two groups are roughly West versus Central Europe, separating the Dordogne bloc tradition from the Swabian ivory tradition. This pattern may reflect differences in the history and intensity of archaeological research rather than distinct cultural groups.</w:t>
       </w:r>
     </w:p>
     <w:bookmarkEnd w:id="50"/>
@@ -2549,7 +2607,7 @@
               <w:pStyle w:val="ImageCaption"/>
             </w:pPr>
             <w:r>
-              <w:t xml:space="preserve">Table 3: Table of the results per phase for the perMANOVA. The R² 95% confidence interval comes from an object-within-site bootstrap (B = 1,000). The bootstrap interval measures R² stability under object resampling with fixed labels, they are not a null-hypothesis test</w:t>
+              <w:t xml:space="preserve">Table 3: Table of the results per phase for the PerMANOVA. The R² 95% confidence interval comes from an object-within-site bootstrap (B = 1,000). The bootstrap intervals describe the stability of R² under object resampling with fixed group labels; they should not be interpreted as null-hypothesis tests.</w:t>
             </w:r>
           </w:p>
           <w:bookmarkEnd w:id="51"/>
@@ -2644,7 +2702,7 @@
         <w:t xml:space="preserve">[2]</w:t>
       </w:r>
       <w:r>
-        <w:t xml:space="preserve">, whose k-means with silhouette criterion divided those sites into &gt;10 vs ≤10 types regardless of geography, similar to our seriation-inferred divide. However, quantitative investigation of our sign type composition groups indicates the two group contrast is recoverable only as gradual axis rather than a sharp partition. Group size differed between phases: in Aur-P1 the restricted-range group (9 sites) was slightly smaller than the broad-range group (11 sites), whereas in the much smaller Aur-P2 the restricted-range group (6 sites) exceeded the broad-range group (3 sites). The removal of Vogelherd, as a site with an unusually high number of signs, does not change the gradient observation (S1 §</w:t>
+        <w:t xml:space="preserve">, whose k-means with silhouette criterion divided those sites into &gt;10 vs ≤10 types regardless of geography, similar to our seriation-inferred divide. However, quantitative investigation of our sign type composition groups indicates that the contrast between the two proposed groups is better described as a gradual axis of variation than as a sharp partition. Group size differed between phases: in Aur-P1 the restricted-range group (9 sites) was slightly smaller than the broad-range group (11 sites), whereas in the much smaller Aur-P2 the restricted-range group (6 sites) exceeded the broad-range group (3 sites). The removal of Vogelherd, as a site with an unusually high number of signs, does not change the gradient observation (S1 §</w:t>
       </w:r>
       <w:r>
         <w:t xml:space="preserve">S1.5.5</w:t>
@@ -2790,7 +2848,7 @@
         <w:t xml:space="preserve">[4,51–62]</w:t>
       </w:r>
       <w:r>
-        <w:t xml:space="preserve">. Drawing on this work, we might speculate that the broader/restricted gradient in the geometric sign data may be consistent with variation in social structure. For example, the broader range groups, with a higher variety of signs and visually complex signs, may indicate communities with a greater variety of formalized social roles, whereas the sites with a restricted range of signs may indicate communities with fewer formalized social roles.</w:t>
+        <w:t xml:space="preserve">. The broader/restricted gradient in the geometric sign data may be consistent with variation in social structure. For example, the broader range groups, with a higher variety of signs and visually complex signs, may indicate communities with a greater variety of formalized social roles, whereas the sites with a restricted range of signs may indicate communities with fewer formalized social roles.</w:t>
       </w:r>
     </w:p>
     <w:p>
@@ -2815,7 +2873,7 @@
         <w:t xml:space="preserve"> </w:t>
       </w:r>
       <w:r>
-        <w:t xml:space="preserve">may be consistent with possible non-utilitarian mobility among these larger communities, among other processes. Previous studies have shown a range of variation in magnitudes and types of mobility among hunter-gatherer groups</w:t>
+        <w:t xml:space="preserve">may result from non-utilitarian mobility by communities, among other processes. Previous studies have shown a range of variation in magnitudes and types of mobility among hunter-gatherer groups</w:t>
       </w:r>
       <w:r>
         <w:t xml:space="preserve"> </w:t>
@@ -2868,10 +2926,10 @@
         <w:t xml:space="preserve">S1.4.3</w:t>
       </w:r>
       <w:r>
-        <w:t xml:space="preserve">), and bootstrap confidence intervals on the Mantel R show that a moderate geographic correlation could not be excluded at these sample sizes (S1 §</w:t>
-      </w:r>
-      <w:r>
-        <w:t xml:space="preserve">S1.4.3</w:t>
+        <w:t xml:space="preserve">), and design calculations show that the tests can detect only correlations of moderate size or larger (S1 §</w:t>
+      </w:r>
+      <w:r>
+        <w:t xml:space="preserve">S1.13</w:t>
       </w:r>
       <w:r>
         <w:t xml:space="preserve">). A non-significant Mantel result cannot establish any particular social process: it indicates only that isolation-by-distance was not detected. Non-utilitarian mobility thus remains a possible interpretation of the network structure, but it is not specifically demonstrated by this analysis.</w:t>
@@ -2882,7 +2940,7 @@
         <w:pStyle w:val="BodyText"/>
       </w:pPr>
       <w:r>
-        <w:t xml:space="preserve">Non-utilitarian mobility can be divided into shorter-term information exchange and longer-term residential movement. One form of longer-term residential movement that may be related to non-utilitarian mobility is aggregation/dispersion patterns, which are a type of hunter-gatherer settlement pattern in which groups both disperse and congregate in large groups, typically for subsistence or social reasons</w:t>
+        <w:t xml:space="preserve">Non-utilitarian mobility can be divided into shorter-term information exchange and longer-term residential movement. One form of longer-term residential movement that may be related to non-utilitarian mobility is aggregation and dispersion. Aggregation and dispersion involve groups periodically separating and congregating for subsistence or social reasons</w:t>
       </w:r>
       <w:r>
         <w:t xml:space="preserve"> </w:t>
@@ -2939,7 +2997,7 @@
         <w:t xml:space="preserve"> </w:t>
       </w:r>
       <w:r>
-        <w:t xml:space="preserve">plots the expected Shannon diversity index for a given sample size against the actual diversity index per site computed per site from counts of objects per sign type, within each phase. The expected distribution was generated by multinomial resampling from the phase-pooled per-sign-type totals, at each sample size from 1 to the maximum count, with 1000 replicates</w:t>
+        <w:t xml:space="preserve">plots the expected Shannon diversity index for a given sample size against the actual diversity index computed per site from counts of objects per sign type, within each phase. The expected distribution was generated by multinomial resampling from the phase-pooled per-sign-type totals, at each sample size from 1 to the maximum count, with 1000 replicates</w:t>
       </w:r>
       <w:r>
         <w:t xml:space="preserve"> </w:t>
@@ -3244,7 +3302,7 @@
         <w:t xml:space="preserve">S1.12.6</w:t>
       </w:r>
       <w:r>
-        <w:t xml:space="preserve">). Neither the networks or sign diversity patterns can be clearly linked to demographic dynamics with the current sample.</w:t>
+        <w:t xml:space="preserve">). Neither the networks nor sign diversity patterns can be clearly linked to demographic dynamics with the current sample.</w:t>
       </w:r>
     </w:p>
     <w:p>
@@ -3435,7 +3493,7 @@
         <w:t xml:space="preserve">for geographically distinct cultural groups in the Aurignacian. Like our data, it does not establish the absence of geographically structured identity because our analyses are underpowered for that claim (S1 §</w:t>
       </w:r>
       <w:r>
-        <w:t xml:space="preserve">S1.4.3</w:t>
+        <w:t xml:space="preserve">S1.13</w:t>
       </w:r>
       <w:r>
         <w:t xml:space="preserve">).</w:t>
@@ -3464,7 +3522,7 @@
         <w:t xml:space="preserve">[99]</w:t>
       </w:r>
       <w:r>
-        <w:t xml:space="preserve">. We can hypothesize this as the underlying process behind the larger the sign-type pool in the Aur-P1 phase (26 types) compared to the Aur-P2 phase (15 types). However, our equal-effort sensitivity analysis shows the sign-type pool sizes overlap once sample size is standardized (S1 §</w:t>
+        <w:t xml:space="preserve">. This process could potentially explain the larger sign-type pool in Aur-P1 (26 types) compared with Aur-P2 (15 types). However, our equal-effort sensitivity analysis shows the sign-type pool sizes overlap once sample size is standardized (S1 §</w:t>
       </w:r>
       <w:r>
         <w:t xml:space="preserve">S1.12.6</w:t>
@@ -3496,7 +3554,7 @@
         <w:t xml:space="preserve">[102]</w:t>
       </w:r>
       <w:r>
-        <w:t xml:space="preserve">. Our finding of no statistically significant differences in connectivity metrics across the two phases suggests that relative interaction levels remained consistent over time, even as populations consolidated into fewer sites. However the low power of our analysis (S1 §</w:t>
+        <w:t xml:space="preserve">. We found no statistically significant differences in connectivity metrics across the two phases, even as populations consolidated into fewer sites. However the low power of our analysis (S1 §</w:t>
       </w:r>
       <w:r>
         <w:t xml:space="preserve">S1.13</w:t>
@@ -3529,7 +3587,7 @@
         <w:t xml:space="preserve">[105]</w:t>
       </w:r>
       <w:r>
-        <w:t xml:space="preserve">, who treats stable bison-horse-ibex centrality in Magdalenian parietal art along the Bay of Biscayas an organisational grammar and refrains from claims about symbolic meaning, narrative content, or cultural meaning.</w:t>
+        <w:t xml:space="preserve">, who treats stable bison-horse-ibex centrality in Magdalenian parietal art along the Bay of Biscay as an organisational grammar and refrains from claims about symbolic meaning, narrative content, or cultural meaning.</w:t>
       </w:r>
     </w:p>
     <w:p>
@@ -3570,7 +3628,7 @@
         <w:t xml:space="preserve"> </w:t>
       </w:r>
       <w:r>
-        <w:t xml:space="preserve">found similar Gravettian clusters. Our Mantel tests show no significant geographic correlation for geometric signs (Aur-P1: R = 0.046, p = 0.301; Aur-P2: R = -0.299, p = 0.933). Future work should explore whether these different material classes encode different identity dimensions, for example, ornaments may signal ethnic affiliation, while geometric signs could serve functions such as notation, calendrical recording, or information storage. For example, following</w:t>
+        <w:t xml:space="preserve">found similar Gravettian clusters. Our Mantel tests show no significant geographic correlation for geometric signs (Aur-P1: R = 0.046, p = 0.301; Aur-P2: R = -0.299, p = 0.933). Future work should explore whether these different material classes encode different identity dimensions, for example, ornaments may signal ethnic affiliation. Geometric signs have been argued to function as notation</w:t>
       </w:r>
       <w:r>
         <w:t xml:space="preserve"> </w:t>
@@ -3579,7 +3637,10 @@
         <w:t xml:space="preserve">[106]</w:t>
       </w:r>
       <w:r>
-        <w:t xml:space="preserve">’s proposal that sign sequences have protocuneiform-like information density, suggesting notational function, or</w:t>
+        <w:t xml:space="preserve"> </w:t>
+      </w:r>
+      <w:r>
+        <w:t xml:space="preserve">or calendrical recording</w:t>
       </w:r>
       <w:r>
         <w:t xml:space="preserve"> </w:t>
@@ -3588,55 +3649,19 @@
         <w:t xml:space="preserve">[107]</w:t>
       </w:r>
       <w:r>
-        <w:t xml:space="preserve">’s claim that some signs record seasonal prey information. However, these hypotheses are contested:</w:t>
-      </w:r>
-      <w:r>
-        <w:t xml:space="preserve"> </w:t>
-      </w:r>
-      <w:r>
-        <w:t xml:space="preserve">[108]</w:t>
-      </w:r>
-      <w:r>
-        <w:t xml:space="preserve"> </w:t>
-      </w:r>
-      <w:r>
-        <w:t xml:space="preserve">note methodological issues in Bentz &amp; Dutkiewicz;</w:t>
-      </w:r>
-      <w:r>
-        <w:t xml:space="preserve"> </w:t>
-      </w:r>
-      <w:r>
-        <w:t xml:space="preserve">[109]</w:t>
-      </w:r>
-      <w:r>
-        <w:t xml:space="preserve"> </w:t>
-      </w:r>
-      <w:r>
-        <w:t xml:space="preserve">and</w:t>
-      </w:r>
-      <w:r>
-        <w:t xml:space="preserve"> </w:t>
-      </w:r>
-      <w:r>
-        <w:t xml:space="preserve">[110]</w:t>
-      </w:r>
-      <w:r>
-        <w:t xml:space="preserve"> </w:t>
-      </w:r>
-      <w:r>
-        <w:t xml:space="preserve">argue the lunar calendar hypothesis is untestable, circular, and selectively uses data;</w:t>
-      </w:r>
-      <w:r>
-        <w:t xml:space="preserve"> </w:t>
-      </w:r>
-      <w:r>
-        <w:t xml:space="preserve">[111]</w:t>
-      </w:r>
-      <w:r>
-        <w:t xml:space="preserve"> </w:t>
-      </w:r>
-      <w:r>
-        <w:t xml:space="preserve">finds multiple theoretical weaknesses. Our results neither confirm nor rule out these hypotheses, and sign-type ambiguity remains a limitation on their potential future contributions.</w:t>
+        <w:t xml:space="preserve"> </w:t>
+      </w:r>
+      <w:r>
+        <w:t xml:space="preserve">systems. However, recent work on these notational and calendrical hypotheses has been disputed</w:t>
+      </w:r>
+      <w:r>
+        <w:t xml:space="preserve"> </w:t>
+      </w:r>
+      <w:r>
+        <w:t xml:space="preserve">[108–111]</w:t>
+      </w:r>
+      <w:r>
+        <w:t xml:space="preserve">, suggesting there is still much work to be done. Our results neither confirm nor rule out these hypotheses, and sign-type ambiguity remains a limitation on their potential future contributions.</w:t>
       </w:r>
     </w:p>
     <w:bookmarkEnd w:id="59"/>
@@ -3684,7 +3709,7 @@
         <w:pStyle w:val="BodyText"/>
       </w:pPr>
       <w:r>
-        <w:t xml:space="preserve">A restricted/broad repertoire axis is visible in seriation and bootstrap co-clustering, and stochastic block models recover it as the two largest blocks in Aur-P1. The split does not exceed fixed-fixed Curveball expectations in either phase, and the Jaccard separation disappears under Simpson turnover which removes the nestedness component (S1 §</w:t>
+        <w:t xml:space="preserve">A restricted/broad repertoire axis is visible in seriation and bootstrap co-clustering, and stochastic block models recover it as the two largest blocks in Aur-P1. The split does not exceed fixed-fixed Curveball expectations in either phase, and the Jaccard separation disappears under Simpson turnover, which removes the nestedness component (S1 §</w:t>
       </w:r>
       <w:r>
         <w:t xml:space="preserve">S1.9.5</w:t>
@@ -3707,13 +3732,13 @@
         <w:pStyle w:val="BodyText"/>
       </w:pPr>
       <w:r>
-        <w:t xml:space="preserve">No significant isolation-by-distance signal is detected in either phase (Mantel R = 0.046, p = 0.301; R = -0.299, p = 0.933). However, bootstrap confidence intervals (S1 §</w:t>
-      </w:r>
-      <w:r>
-        <w:t xml:space="preserve">S1.4.3</w:t>
-      </w:r>
-      <w:r>
-        <w:t xml:space="preserve">) show the tests are underpowered, so these are null results reflecting limited power, not evidence of geographic irrelevance. There is weak evidence for a broad geographic gradient in Aur-P1, but insufficient evidence for discrete geographic clustering analogous to those reported for personal ornaments</w:t>
+        <w:t xml:space="preserve">No significant isolation-by-distance signal is detected in either phase (Mantel R = 0.046, p = 0.301; R = -0.299, p = 0.933). Design calculations show that these tests can detect only moderate (Aur-P1) or strong (Aur-P2) correlations (S1 §</w:t>
+      </w:r>
+      <w:r>
+        <w:t xml:space="preserve">S1.13</w:t>
+      </w:r>
+      <w:r>
+        <w:t xml:space="preserve">), so these null results are a lack of evidence, not evidence that geography had no effect. There is weak evidence for a broad geographic gradient in Aur-P1, but insufficient evidence for discrete geographic clustering analogous to those reported for personal ornaments</w:t>
       </w:r>
       <w:r>
         <w:t xml:space="preserve"> </w:t>
@@ -3854,7 +3879,7 @@
         <w:t xml:space="preserve">[129]</w:t>
       </w:r>
       <w:r>
-        <w:t xml:space="preserve">. After exclusions, Aur-P2 rests on only 9 sites and 63 objects, so its two-group structure and network statistics have limited power. Date parsing itself removes assemblages whose reported dates lack uncertainties, including a large assemblage that would otherwise fall late, so the small Aur-P2 sample partly reflects dating-quality filtering rather than only archaeology (S1 §</w:t>
+        <w:t xml:space="preserve">. After exclusions, Aur-P2 rests on only 9 sites and 63 objects, so its two-group structural analyses and network statistical tests have limited power. Date parsing itself removes assemblages whose reported dates lack uncertainties, including a large assemblage that would otherwise fall late, so the small Aur-P2 sample partly reflects dating-quality filtering rather than only archaeology (S1 §</w:t>
       </w:r>
       <w:r>
         <w:t xml:space="preserve">S1.1</w:t>

--- a/paper/paper.docx
+++ b/paper/paper.docx
@@ -488,7 +488,7 @@
         <w:pStyle w:val="BodyText"/>
       </w:pPr>
       <w:r>
-        <w:t xml:space="preserve">Personal ornaments are worn on the body and may therefore communicate information about social identity directly to other individuals. Geometric signs engraved on mobile objects may have operated differently, potentially functioning as notation systems, ownership marks, mnemonic devices, ritual symbols, or identity markers. Whether they produce the same geographic patterning observed in ornaments therefore remains an open question. If sign repertoires operated primarily as identity markers, we would expect geographically structured patterning similar to that observed for ornaments. Conversely, the absence of such structure would suggest that geometric signs tracked other social processes or functions. In this study, we extend this previous work using geometric signs as identity markers to investigate group dynamics in the Aurignacian period using seriation and network analysis complemented by robust sensitivity and validation analyses to evaluate whether sign repertoires identify geographically structured cultural groups, and if these change over time.</w:t>
+        <w:t xml:space="preserve">Personal ornaments are worn on the body and may therefore communicate information about social identity directly to other individuals. Geometric signs engraved on mobile objects may have operated differently, potentially functioning as notation systems, ownership marks, mnemonic devices, ritual symbols, or identity markers. Whether they produce the same geographic patterning observed in ornaments therefore remains an open question. If sign repertoires operated primarily as identity markers, we would expect geographically structured patterning similar to that observed for ornaments. Conversely, the absence of such structure would suggest that geometric signs tracked other social processes or functions. In this study, we extend this previous work using geometric signs as identity markers to investigate group dynamics in the Aurignacian period using seriation and network analysis complemented by extensive sensitivity and validation analyses to evaluate whether sign repertoires identify geographically structured cultural groups, and if these change over time.</w:t>
       </w:r>
     </w:p>
     <w:bookmarkEnd w:id="21"/>
@@ -1105,7 +1105,7 @@
         <w:t xml:space="preserve"> </w:t>
       </w:r>
       <w:r>
-        <w:t xml:space="preserve">with the IntCal20 calibration curve. The calibrated radiocarbon dates of the sampled data range from approximately 33 to 45 ka cal BP, spanning an overall time range of 12 ka. The Aur-P1 phase has 20 sites and 26 sign types, and the Aur-P2 phase has 9 sites and 15 sign types. A Mantel test on all 409 objects found a weak but statistically significant correlation between distance in time and sign-type composition (R = 0.062, p = 0.004). This test treats each object as an independent observation. But many objects from the same site share one calibrated date, so the test overstates the number of independent observations (S1 §</w:t>
+        <w:t xml:space="preserve">with the IntCal20 calibration curve. The calibrated radiocarbon dates of the sampled data range from approximately 33 to 45 ka cal BP, spanning an overall time range of 12 ka. The Aur-P1 phase has 20 sites and 26 sign types, and the Aur-P2 phase has 9 sites and 15 sign types. A Mantel test on all 409 objects found a weak but statistically significant correlation between distance in time and sign-type composition (R = 0.062, p = 0.005). This test treats each object as an independent observation. But many objects from the same site share one calibrated date, so the test overstates the number of independent observations (S1 §</w:t>
       </w:r>
       <w:r>
         <w:t xml:space="preserve">S1.8.3</w:t>
@@ -1986,7 +1986,7 @@
         <w:pStyle w:val="BodyText"/>
       </w:pPr>
       <w:r>
-        <w:t xml:space="preserve">The stochastic block model analysis, which tests whether the proposed groups emerge as latent blocks from the data without being supplied to the model in advance, shows that all three emission models select more than two blocks as optimal in Aur-P1: Bernoulli K = 3 (ICL = -110.1), Gaussian K = 4 (ICL = 73.5), Poisson K = 3 (ICL = -263.3). In each model the restricted/broad split is recovered as the two largest blocks; Bernoulli and Gaussian additionally isolate Labeko Koba, Les Cottés, and Trou al’Wesse as a small third block, while under Poisson the same two broad sites pair off and Grotte du Renne joins the large mixed block (S1 §</w:t>
+        <w:t xml:space="preserve">The stochastic block model analysis, which tests whether the proposed groups emerge as latent blocks from the data without being supplied to the model in advance, shows that all three emission models select more than two blocks as optimal in Aur-P1: Bernoulli K = 3 (ICL = -110.1), Gaussian K = 4 (ICL = 73.5), Poisson K = 3 (ICL = -263.3). In all three models, most broad-range sites fall in one block and most restricted-range sites fall in other blocks. The Bernoulli and Gaussian models also place Labeko Koba, Les Cottés and Trou al’Wesse in a small separate block, and the Gaussian model divides the remaining restricted-range sites into two blocks. The Poisson model places Les Cottés and Trou al’Wesse in their own block, and places Grotte du Renne with the restricted-range sites (S1 §</w:t>
       </w:r>
       <w:r>
         <w:t xml:space="preserve">S1.9.3</w:t>
@@ -2232,13 +2232,13 @@
         <w:t xml:space="preserve">S1.12.7</w:t>
       </w:r>
       <w:r>
-        <w:t xml:space="preserve">). Under all conditions, the Aur-P1 &gt; Aur-P2 raw mean-degree ordering is preserved (Aur-P1 mean degree: 7.50 baseline, 7.26 no Vogelherd, 7.40 no figurines; Aur-P2: 4.22). Excluding Vogelherd reduces Aur-P1 edges by 8% and mean degree by 3.2%, but does not alter the phase contrast. Because the principal results are unchanged when Vogelherd is excluded entirely, our conclusions do not depend on its inclusion or on its precise archaeological attribution. That said, this raw mean-degree ordering reflects Aur-P1’s larger site sample, not higher intrinsic connectivity (size-normalized MD ratios are ~1.0 for both phases, see S1 §</w:t>
+        <w:t xml:space="preserve">). Under all three conditions, Aur-P1 keeps a higher raw mean degree than Aur-P2 (Aur-P1: 7.50 at baseline, 7.26 without Vogelherd, 7.40 without figurines; Aur-P2: 4.22). This raw difference comes from the larger number of sites in Aur-P1, not from higher connectivity: after correction for network size, the mean-degree ratios are close to 1.0 in both phases (S1 §</w:t>
       </w:r>
       <w:r>
         <w:t xml:space="preserve">S1.7.6</w:t>
       </w:r>
       <w:r>
-        <w:t xml:space="preserve">).</w:t>
+        <w:t xml:space="preserve">). Excluding Vogelherd removes 8% of the Aur-P1 edges and reduces the Aur-P1 mean degree by 3.2%, but it does not change the pattern of restricted and broad repertoires within each phase. Thus our conclusions do not depend on Vogelherd or on its precise archaeological attribution.</w:t>
       </w:r>
     </w:p>
     <w:tbl>
@@ -2322,6 +2322,9 @@
             <w:r>
               <w:t xml:space="preserve">[27]</w:t>
             </w:r>
+            <w:r>
+              <w:t xml:space="preserve">.</w:t>
+            </w:r>
           </w:p>
           <w:bookmarkEnd w:id="49"/>
         </w:tc>
@@ -2332,7 +2335,7 @@
         <w:pStyle w:val="BodyText"/>
       </w:pPr>
       <w:r>
-        <w:t xml:space="preserve">Spatial clusters are not evident (</w:t>
+        <w:t xml:space="preserve">Spatial clusters are not strongly evident (</w:t>
       </w:r>
       <w:hyperlink w:anchor="fig-group-map">
         <w:r>
@@ -2343,13 +2346,19 @@
         </w:r>
       </w:hyperlink>
       <w:r>
-        <w:t xml:space="preserve">), likely due to the small numbers of sites in each phase. In Aur-P1, sites are distributed widely across Western and Central Europe, with some geographic overlapping between the restricted- and broad-range groups, consistent with the connectivity between sign-use groups evident in the network analysis. Sites retained in the Aur-P2 sample appear more widely dispersed on the map. This appearance reflects the much smaller sample of this phase. It does not support a demographic expansion claim from these data. Partitioning Around Medoids on geodesic distances between sites finds two groups for Aur-P1 only (S1 §</w:t>
+        <w:t xml:space="preserve">), likely due to the small numbers of sites in each phase. In Aur-P1, sites are distributed widely across Western and Central Europe, with some geographic overlapping between the restricted- and broad-range groups, consistent with the connectivity between sign-use groups evident in the network analysis. Sites retained in the Aur-P2 sample appear more widely dispersed on the map. This appearance reflects the much smaller sample of this phase, so these data do not support a claim of demographic expansion. We also divided the sites into groups by location alone, with Partitioning Around Medoids (PAM) on the geodesic distances between sites (S1 §</w:t>
       </w:r>
       <w:r>
         <w:t xml:space="preserve">S1.8.4</w:t>
       </w:r>
       <w:r>
-        <w:t xml:space="preserve">). These two groups are roughly West versus Central Europe, separating the Dordogne bloc tradition from the Swabian ivory tradition. This pattern may reflect differences in the history and intensity of archaeological research rather than distinct cultural groups.</w:t>
+        <w:t xml:space="preserve">). In Aur-P1, the two-group PAM solution separates western sites, mainly in the Dordogne, where many signs are on limestone blocks, from central European sites, mainly in the Swabian Jura, where many signs are on ivory objects. This geographic division does not explain a significant part of the variation in sign composition in either phase (S1 §</w:t>
+      </w:r>
+      <w:r>
+        <w:t xml:space="preserve">S1.8.4</w:t>
+      </w:r>
+      <w:r>
+        <w:t xml:space="preserve">). Any regional difference in these data may also reflect differences in the history and intensity of archaeological research and in the types of objects recovered, rather than distinct cultural groups.</w:t>
       </w:r>
     </w:p>
     <w:bookmarkEnd w:id="50"/>
@@ -2619,7 +2628,7 @@
         <w:pStyle w:val="BodyText"/>
       </w:pPr>
       <w:r>
-        <w:t xml:space="preserve">Because the restricted/broad labels were defined from the same sign data used in the PerMANOVA, we treat this analysis as exploratory rather than confirmatory. The PerMANOVA showed a nominal difference in Jaccard sign composition between the groups in Aur-P1 and a weaker difference in Aur-P2 (</w:t>
+        <w:t xml:space="preserve">Because the restricted/broad labels were defined from the same sign data used in the PerMANOVA, we treat this analysis as exploratory rather than confirmatory. The PerMANOVA showed a nominal difference in Jaccard sign composition between the groups in Aur-P1 (p = 0.001) but not in Aur-P2 (p = 0.076), although R² is similar in the two phases (</w:t>
       </w:r>
       <w:hyperlink w:anchor="tbl-strength-table">
         <w:r>
@@ -2630,7 +2639,7 @@
         </w:r>
       </w:hyperlink>
       <w:r>
-        <w:t xml:space="preserve">). However, this separation vanishes under Simpson turnover dissimilarity (which removes the nestedness/richness component), indicating the Jaccard signal comes from the nestedness component—rich versus poor repertoires—rather than by compositional turnover between the groups (S1 §</w:t>
+        <w:t xml:space="preserve">). However, this separation vanishes under Simpson turnover dissimilarity (which removes the nestedness/richness component), indicating that the Jaccard signal comes from the nestedness component—rich versus poor repertoires—rather than from compositional turnover between the groups (S1 §</w:t>
       </w:r>
       <w:r>
         <w:t xml:space="preserve">S1.10.3</w:t>
@@ -2717,25 +2726,68 @@
         <w:t xml:space="preserve">S1.12.7</w:t>
       </w:r>
       <w:r>
-        <w:t xml:space="preserve">). Sensitivity checks strengthen this reading from two further angles. Algorithmic partitions of the same data explain at least as much compositional variance as the manual grouping, so the manual contrast understates rather than overstates the structure, while cross-algorithm agreement holds in Aur-P1 and breaks down in the small Aur-P2 sample (S1 §</w:t>
+        <w:t xml:space="preserve">). Community-detection algorithms applied to the same data agree with each other in Aur-P1 but not in the small Aur-P2 sample (S1 §</w:t>
+      </w:r>
+      <w:r>
+        <w:t xml:space="preserve">S1.6.7</w:t>
+      </w:r>
+      <w:r>
+        <w:t xml:space="preserve">). These algorithmic communities explain more compositional variance than the manual restricted/broad grouping (S1 §</w:t>
       </w:r>
       <w:r>
         <w:t xml:space="preserve">S1.6.6</w:t>
       </w:r>
       <w:r>
+        <w:t xml:space="preserve">), but they are fitted to the same data, so this is not independent evidence for discrete groups. The communities differ mainly in how often the most widespread sign types occur, and no sign type is exclusive to one multi-site community (S1 §</w:t>
+      </w:r>
+      <w:r>
+        <w:t xml:space="preserve">S1.11.3</w:t>
+      </w:r>
+      <w:r>
+        <w:t xml:space="preserve">). This pattern is consistent with graded repertoires rather than discrete provinces.</w:t>
+      </w:r>
+    </w:p>
+    <w:p>
+      <w:pPr>
+        <w:pStyle w:val="BodyText"/>
+      </w:pPr>
+      <w:hyperlink w:anchor="fig-neighbor-net">
+        <w:r>
+          <w:rPr>
+            <w:rStyle w:val="Hyperlink"/>
+          </w:rPr>
+          <w:t xml:space="preserve">Figure 3</w:t>
+        </w:r>
+      </w:hyperlink>
+      <w:r>
+        <w:t xml:space="preserve"> </w:t>
+      </w:r>
+      <w:r>
+        <w:t xml:space="preserve">suggests apparent differences in connectivity between the phases. At first glance, Aur-P1 appears the more edge-rich network with the higher mean degree (7.50) and a hub structure centred on key sites, while Aur-P2 shows fewer edges and a lower mean degree (4.22). However, pairwise permutation tests indicate no significant phase differences in any network statistic (edge density, modularity, mean betweenness, or component count), and size-normalized mean degree ratios are equivalent (~1.0 for both phases; S1 §</w:t>
+      </w:r>
+      <w:r>
+        <w:t xml:space="preserve">S1.7.6</w:t>
+      </w:r>
+      <w:r>
+        <w:t xml:space="preserve">), indicating the Aur-P1–Aur-P2 contrast cannot distinguish a difference in network scale from a difference in connectedness or community structure at these sample sizes (S1 §</w:t>
+      </w:r>
+      <w:r>
+        <w:t xml:space="preserve">S1.13</w:t>
+      </w:r>
+      <w:r>
+        <w:t xml:space="preserve">). An exploratory PerMANOVA returns a nominal separation of the restricted- and broad-range groups in Aur-P1 sign composition (R² = 0.196, p = 0.001) but not in Aur-P2 (R² = 0.223, p = 0.076), consistent with the smaller Aur-P2 sample. That said, our sensitivity analyses show that this result is best taken as a gradual axis of variation (S1 §</w:t>
+      </w:r>
+      <w:r>
+        <w:t xml:space="preserve">S1.10</w:t>
+      </w:r>
+      <w:r>
         <w:t xml:space="preserve"> </w:t>
       </w:r>
       <w:r>
         <w:t xml:space="preserve">and §</w:t>
       </w:r>
       <w:r>
-        <w:t xml:space="preserve">S1.6.7</w:t>
-      </w:r>
-      <w:r>
-        <w:t xml:space="preserve">). Communities differ mainly in the frequency of the most widespread sign types, with no type exclusive to one community, which favours graded repertoires over discrete provinces (S1 §</w:t>
-      </w:r>
-      <w:r>
-        <w:t xml:space="preserve">S1.11.3</w:t>
+        <w:t xml:space="preserve">S1.10.3</w:t>
       </w:r>
       <w:r>
         <w:t xml:space="preserve">).</w:t>
@@ -2745,6 +2797,82 @@
       <w:pPr>
         <w:pStyle w:val="BodyText"/>
       </w:pPr>
+      <w:r>
+        <w:t xml:space="preserve">Sampling effort is a major qualification on interpreting our results: object count and sign-type richness are strongly correlated, and the absence of a detectable association between node degree and richness does not establish that the restricted/broad assignments are independent of sampling effort. Object-level downsampling shows that assignments are retained mainly by the best-sampled sites, whereas small-site assignments often approach chance, demonstrating that the division is, at least in part, a sampling-intensity effect rather than a fully stable cultural partition (S1 §</w:t>
+      </w:r>
+      <w:r>
+        <w:t xml:space="preserve">S1.12.3</w:t>
+      </w:r>
+      <w:r>
+        <w:t xml:space="preserve">). Among the subset of sites that attain comparable coverage (S1 §</w:t>
+      </w:r>
+      <w:r>
+        <w:t xml:space="preserve">S1.12.4</w:t>
+      </w:r>
+      <w:r>
+        <w:t xml:space="preserve">), broad-range sites remain richer in the observed sample. A negative-binomial model with an estimated exponent estimates higher richness for broad-range sites at equal object count (rate ratio = 2.31, p = 0.003; S1 §</w:t>
+      </w:r>
+      <w:r>
+        <w:t xml:space="preserve">S1.12.5</w:t>
+      </w:r>
+      <w:r>
+        <w:t xml:space="preserve">). This estimate is imprecise because the sample is small and group membership is strongly collinear with object count. A negative-binomial model with a fixed exponent of 1 as an offset shows no effect (rate ratio = 0.72, p = 0.292; S1 §</w:t>
+      </w:r>
+      <w:r>
+        <w:t xml:space="preserve">S1.12.5</w:t>
+      </w:r>
+      <w:r>
+        <w:t xml:space="preserve">). The two fits describe sensitivity to the exponent assumption. They do not demonstrate independence from sampling effort. At the phase level, the Jaccard separation is not greater than expected under a fixed-margin null preserving site richness and sign-type frequencies, and no separation remains on Simpson turnover, which removes the nestedness component of Jaccard (S1 §</w:t>
+      </w:r>
+      <w:r>
+        <w:t xml:space="preserve">S1.10.3</w:t>
+      </w:r>
+      <w:r>
+        <w:t xml:space="preserve">). The restricted/broad pattern is therefore best treated as a descriptive richness gradient that is most credible for well-sampled assemblages. Assignments for small assemblages remain provisional. The analyses do not provide strong support for discrete social structures in the sign data.</w:t>
+      </w:r>
+    </w:p>
+    <w:p>
+      <w:pPr>
+        <w:pStyle w:val="BodyText"/>
+      </w:pPr>
+      <w:r>
+        <w:t xml:space="preserve">Variation in social structure is one possible source of this gradient. Ethnographic and archaeological research shows that hunter-gatherer social structures vary greatly</w:t>
+      </w:r>
+      <w:r>
+        <w:t xml:space="preserve"> </w:t>
+      </w:r>
+      <w:r>
+        <w:t xml:space="preserve">[44–51]</w:t>
+      </w:r>
+      <w:r>
+        <w:t xml:space="preserve">, and that ornaments and other material culture can communicate the number and types of social roles and statuses within a group</w:t>
+      </w:r>
+      <w:r>
+        <w:t xml:space="preserve"> </w:t>
+      </w:r>
+      <w:r>
+        <w:t xml:space="preserve">[4,51–62]</w:t>
+      </w:r>
+      <w:r>
+        <w:t xml:space="preserve">. By analogy, sites with a broad range of signs, including visually complex signs, could come from communities with more formalized social roles, and sites with a restricted range of signs could come from communities with fewer formalized social roles. Our data cannot test this interpretation, because the richness of a site’s repertoire also depends on how many objects were recovered there (S1 §</w:t>
+      </w:r>
+      <w:r>
+        <w:t xml:space="preserve">S1.12.3</w:t>
+      </w:r>
+      <w:r>
+        <w:t xml:space="preserve">).</w:t>
+      </w:r>
+    </w:p>
+    <w:p>
+      <w:pPr>
+        <w:pStyle w:val="BodyText"/>
+      </w:pPr>
+      <w:r>
+        <w:t xml:space="preserve">Non-utilitarian mobility is one process that could produce the connections between sites in</w:t>
+      </w:r>
+      <w:r>
+        <w:t xml:space="preserve"> </w:t>
+      </w:r>
       <w:hyperlink w:anchor="fig-neighbor-net">
         <w:r>
           <w:rPr>
@@ -2754,37 +2882,66 @@
         </w:r>
       </w:hyperlink>
       <w:r>
-        <w:t xml:space="preserve"> </w:t>
-      </w:r>
-      <w:r>
-        <w:t xml:space="preserve">suggests apparent differences in connectivity between the phases. At first glance, Aur-P1 appears the more edge-rich network with the higher mean degree (7.50) and a hub structure centred on key sites, while Aur-P2 shows fewer edges and a lower mean degree (4.22). However, pairwise permutation tests indicate no significant phase differences in any network statistic (edge density, modularity, mean betweenness, or component count), and size-normalized mean degree ratios are equivalent (~1.0 for both phases; S1 §</w:t>
-      </w:r>
-      <w:r>
-        <w:t xml:space="preserve">S1.7.6</w:t>
-      </w:r>
-      <w:r>
-        <w:t xml:space="preserve">), indicating the Aur-P1–Aur-P2 contrast cannot distinguish a difference in network scale from a difference in connectedness or community structure at these sample sizes (S1 §</w:t>
+        <w:t xml:space="preserve">. Previous studies have shown a range of variation in magnitudes and types of mobility among hunter-gatherer groups</w:t>
+      </w:r>
+      <w:r>
+        <w:t xml:space="preserve"> </w:t>
+      </w:r>
+      <w:r>
+        <w:t xml:space="preserve">[49,50,63–65]</w:t>
+      </w:r>
+      <w:r>
+        <w:t xml:space="preserve">. Non-utilitarian mobility establishes regional social networks which facilitate the spread of information and the survival of hunter-gatherers in uncertain environments</w:t>
+      </w:r>
+      <w:r>
+        <w:t xml:space="preserve"> </w:t>
+      </w:r>
+      <w:r>
+        <w:t xml:space="preserve">[66–70]</w:t>
+      </w:r>
+      <w:r>
+        <w:t xml:space="preserve">. The exchange and production of decorative items, such as objects with geometric signs, has been associated with non-utilitarian mobility and recognized as an indicator of social contact</w:t>
+      </w:r>
+      <w:r>
+        <w:t xml:space="preserve"> </w:t>
+      </w:r>
+      <w:r>
+        <w:t xml:space="preserve">[71–74]</w:t>
+      </w:r>
+      <w:r>
+        <w:t xml:space="preserve">. Our Mantel tests did not detect a significant correlation between sign-type distribution and geographic distance in any phase (</w:t>
+      </w:r>
+      <w:hyperlink w:anchor="tbl-mantel-table">
+        <w:r>
+          <w:rPr>
+            <w:rStyle w:val="Hyperlink"/>
+          </w:rPr>
+          <w:t xml:space="preserve">Table 2</w:t>
+        </w:r>
+      </w:hyperlink>
+      <w:r>
+        <w:t xml:space="preserve">), although this null result should be interpreted cautiously given the small sample sizes and limited statistical power (S1 §</w:t>
       </w:r>
       <w:r>
         <w:t xml:space="preserve">S1.13</w:t>
       </w:r>
       <w:r>
-        <w:t xml:space="preserve">). An exploratory PerMANOVA returns a nominal separation of the restricted- and broad-range groups in Aur-P1 sign composition (R² = 0.196, p = 0.001) but not in Aur-P2 (R² = 0.223, p = 0.076), consistent with the smaller Aur-P2 sample. That said, our sensitivity analyses show that this result is best taken as a gradual axis of variation (S1 §</w:t>
-      </w:r>
-      <w:r>
-        <w:t xml:space="preserve">S1.10</w:t>
-      </w:r>
-      <w:r>
         <w:t xml:space="preserve"> </w:t>
       </w:r>
       <w:r>
         <w:t xml:space="preserve">and §</w:t>
       </w:r>
       <w:r>
-        <w:t xml:space="preserve">S1.10.3</w:t>
-      </w:r>
-      <w:r>
-        <w:t xml:space="preserve">).</w:t>
+        <w:t xml:space="preserve">S1.4.3</w:t>
+      </w:r>
+      <w:r>
+        <w:t xml:space="preserve">), and design calculations show that the tests can detect only correlations of moderate size or larger (S1 §</w:t>
+      </w:r>
+      <w:r>
+        <w:t xml:space="preserve">S1.13</w:t>
+      </w:r>
+      <w:r>
+        <w:t xml:space="preserve">). A non-significant Mantel result cannot establish any particular social process: it indicates only that isolation-by-distance was not detected. Non-utilitarian mobility thus remains a possible interpretation of the network structure, but it is not specifically demonstrated by this analysis.</w:t>
       </w:r>
     </w:p>
     <w:p>
@@ -2792,37 +2949,48 @@
         <w:pStyle w:val="BodyText"/>
       </w:pPr>
       <w:r>
-        <w:t xml:space="preserve">Sampling effort is a major qualification on interpreting our results: object count and sign-type richness are strongly correlated, and the absence of a detectable association between node degree and richness does not establish that the restricted/broad assignments are independent of sampling effort. Object-level downsampling shows that assignments are retained mainly by the best-sampled sites, whereas small-site assignments often approach chance, demonstrating that the division is, at least in part, a sampling-intensity effect rather than a fully stable cultural partition (S1 §</w:t>
-      </w:r>
-      <w:r>
-        <w:t xml:space="preserve">S1.12.3</w:t>
-      </w:r>
-      <w:r>
-        <w:t xml:space="preserve">). Among the subset of sites that attain comparable coverage (S1 §</w:t>
-      </w:r>
-      <w:r>
-        <w:t xml:space="preserve">S1.12.4</w:t>
-      </w:r>
-      <w:r>
-        <w:t xml:space="preserve">), broad-range sites remain richer in the observed sample. A negative-binomial model with an estimated exponent estimates higher richness for broad-range sites at equal object count (rate ratio = 2.31, p = 0.003; S1 §</w:t>
-      </w:r>
-      <w:r>
-        <w:t xml:space="preserve">S1.12.5</w:t>
-      </w:r>
-      <w:r>
-        <w:t xml:space="preserve">). This estimate is imprecise because the sample is small and group membership is strongly collinear with object count. A negative-binomial model with a fixed exponent of 1 as an offset shows no effect (rate ratio = 0.72, p = 0.292; S1 §</w:t>
-      </w:r>
-      <w:r>
-        <w:t xml:space="preserve">S1.12.5</w:t>
-      </w:r>
-      <w:r>
-        <w:t xml:space="preserve">). The two fits describe sensitivity to the exponent assumption. They do not demonstrate independence from sampling effort. At the phase level, the Jaccard separation is not greater than expected under a fixed-margin null preserving site richness and sign-type frequencies, and no separation remains on Simpson turnover, which removes the nestedness component of Jaccard (S1 §</w:t>
-      </w:r>
-      <w:r>
-        <w:t xml:space="preserve">S1.10.3</w:t>
-      </w:r>
-      <w:r>
-        <w:t xml:space="preserve">). The restricted/broad pattern is therefore best treated as a descriptive richness gradient that is most credible for well-sampled assemblages. Assignments for small assemblages remain provisional. The analyses do not provide strong support for discrete social structures in the sign data.</w:t>
+        <w:t xml:space="preserve">Aggregation and dispersion is one form of longer-term residential movement that can be related to non-utilitarian mobility. In aggregation and dispersion, groups periodically separate and come together again for subsistence or social reasons</w:t>
+      </w:r>
+      <w:r>
+        <w:t xml:space="preserve"> </w:t>
+      </w:r>
+      <w:r>
+        <w:t xml:space="preserve">[75]</w:t>
+      </w:r>
+      <w:r>
+        <w:t xml:space="preserve">. One form of longer-term residential movement that may be related to non-utilitarian mobility is aggregation and dispersion. Aggregation and dispersion involve groups periodically separating and congregating for subsistence or social reasons</w:t>
+      </w:r>
+      <w:r>
+        <w:t xml:space="preserve"> </w:t>
+      </w:r>
+      <w:r>
+        <w:t xml:space="preserve">[75]</w:t>
+      </w:r>
+      <w:r>
+        <w:t xml:space="preserve">. Aggregation sites are the places where group fragments or individuals congregate. In the archaeological literature, aggregation sites are often associated with high degrees of social connectivity and identified by indicators including proximity to certain environmental resources and a more diverse artifact assemblage, including, in some cases, decorative objects</w:t>
+      </w:r>
+      <w:r>
+        <w:t xml:space="preserve"> </w:t>
+      </w:r>
+      <w:r>
+        <w:t xml:space="preserve">[2,71,76–82]</w:t>
+      </w:r>
+      <w:r>
+        <w:t xml:space="preserve">. Of these indicators, only assemblage diversity is testable in our data. Most of the sites whose diversity is above the simulated mean (a possible indicator of aggregation) are not the most connected sites in</w:t>
+      </w:r>
+      <w:r>
+        <w:t xml:space="preserve"> </w:t>
+      </w:r>
+      <w:hyperlink w:anchor="fig-neighbor-net">
+        <w:r>
+          <w:rPr>
+            <w:rStyle w:val="Hyperlink"/>
+          </w:rPr>
+          <w:t xml:space="preserve">Figure 3</w:t>
+        </w:r>
+      </w:hyperlink>
+      <w:r>
+        <w:t xml:space="preserve">. However, the correlation between diversity excess and network degree is not significant (see below), so these data do not show whether aggregation sites were more or less connected than other sites.</w:t>
       </w:r>
     </w:p>
     <w:p>
@@ -2830,25 +2998,33 @@
         <w:pStyle w:val="BodyText"/>
       </w:pPr>
       <w:r>
-        <w:t xml:space="preserve">This restricted/broader gradient may be influenced by variation in social structure. Variation in hunter-gatherer social structures is well-known from ethnographic and archaeological research</w:t>
-      </w:r>
-      <w:r>
-        <w:t xml:space="preserve"> </w:t>
-      </w:r>
-      <w:r>
-        <w:t xml:space="preserve">[44–51]</w:t>
-      </w:r>
-      <w:r>
-        <w:t xml:space="preserve">. Studies have established how variation in ornamentation and other forms of material culture can be used to communicate information about the numbers and types of social roles and statuses within groups</w:t>
-      </w:r>
-      <w:r>
-        <w:t xml:space="preserve"> </w:t>
-      </w:r>
-      <w:r>
-        <w:t xml:space="preserve">[4,51–62]</w:t>
-      </w:r>
-      <w:r>
-        <w:t xml:space="preserve">. The broader/restricted gradient in the geometric sign data may be consistent with variation in social structure. For example, the broader range groups, with a higher variety of signs and visually complex signs, may indicate communities with a greater variety of formalized social roles, whereas the sites with a restricted range of signs may indicate communities with fewer formalized social roles.</w:t>
+        <w:t xml:space="preserve">One way to potentially identify aggregation sites is by measuring sign diversity. Sites with a higher than expected sign diversity index may be consistent with aggregation. However, a limitation of this approach is that while higher diversity may be consistent with interpretation as an aggregation site, it may also result from sample size, recovery history, research intensity, preservation, and site function.</w:t>
+      </w:r>
+      <w:r>
+        <w:t xml:space="preserve"> </w:t>
+      </w:r>
+      <w:hyperlink w:anchor="fig-div-plot">
+        <w:r>
+          <w:rPr>
+            <w:rStyle w:val="Hyperlink"/>
+          </w:rPr>
+          <w:t xml:space="preserve">Figure 6</w:t>
+        </w:r>
+      </w:hyperlink>
+      <w:r>
+        <w:t xml:space="preserve"> </w:t>
+      </w:r>
+      <w:r>
+        <w:t xml:space="preserve">plots the expected Shannon diversity index for a given sample size against the actual diversity index computed per site from counts of objects per sign type, within each phase. The expected distribution was generated by multinomial resampling from the phase-pooled per-sign-type totals, at each sample size from 1 to the maximum count, with 1000 replicates</w:t>
+      </w:r>
+      <w:r>
+        <w:t xml:space="preserve"> </w:t>
+      </w:r>
+      <w:r>
+        <w:t xml:space="preserve">[83,84]</w:t>
+      </w:r>
+      <w:r>
+        <w:t xml:space="preserve">. The sign-type pool — the number of distinct geometric signs recovered in each phase — was 26 in Aur-P1 and 15 in Aur-P2.</w:t>
       </w:r>
     </w:p>
     <w:p>
@@ -2856,7 +3032,7 @@
         <w:pStyle w:val="BodyText"/>
       </w:pPr>
       <w:r>
-        <w:t xml:space="preserve">The connectivity between sites represented in</w:t>
+        <w:t xml:space="preserve">When each site’s observed diversity is compared with the expectation for its sample size, 5 of 20 Aur-P1 sites and 4 of 9 Aur-P2 sites exceed their expected diversity (the mean simulated diversity for the equivalent count of sign types). Notably, most of these sites are not shown as highly connected in</w:t>
       </w:r>
       <w:r>
         <w:t xml:space="preserve"> </w:t>
@@ -2870,95 +3046,7 @@
         </w:r>
       </w:hyperlink>
       <w:r>
-        <w:t xml:space="preserve"> </w:t>
-      </w:r>
-      <w:r>
-        <w:t xml:space="preserve">may result from non-utilitarian mobility by communities, among other processes. Previous studies have shown a range of variation in magnitudes and types of mobility among hunter-gatherer groups</w:t>
-      </w:r>
-      <w:r>
-        <w:t xml:space="preserve"> </w:t>
-      </w:r>
-      <w:r>
-        <w:t xml:space="preserve">[49,50,63–65]</w:t>
-      </w:r>
-      <w:r>
-        <w:t xml:space="preserve">. Non-utilitarian mobility establishes regional social networks which facilitate the spread of information and the survival of hunter-gatherers in uncertain environments</w:t>
-      </w:r>
-      <w:r>
-        <w:t xml:space="preserve"> </w:t>
-      </w:r>
-      <w:r>
-        <w:t xml:space="preserve">[66–70]</w:t>
-      </w:r>
-      <w:r>
-        <w:t xml:space="preserve">. The exchange and production of decorative items, such as objects with geometric signs, has been associated with non-utilitarian mobility and recognized as an indicator of social contact</w:t>
-      </w:r>
-      <w:r>
-        <w:t xml:space="preserve"> </w:t>
-      </w:r>
-      <w:r>
-        <w:t xml:space="preserve">[71–74]</w:t>
-      </w:r>
-      <w:r>
-        <w:t xml:space="preserve">. Our Mantel tests did not detect a significant correlation between sign-type distribution and geographic distance in any phase (</w:t>
-      </w:r>
-      <w:hyperlink w:anchor="tbl-mantel-table">
-        <w:r>
-          <w:rPr>
-            <w:rStyle w:val="Hyperlink"/>
-          </w:rPr>
-          <w:t xml:space="preserve">Table 2</w:t>
-        </w:r>
-      </w:hyperlink>
-      <w:r>
-        <w:t xml:space="preserve">), although this null result should be interpreted cautiously given the small sample sizes and limited statistical power (S1 §</w:t>
-      </w:r>
-      <w:r>
-        <w:t xml:space="preserve">S1.13</w:t>
-      </w:r>
-      <w:r>
-        <w:t xml:space="preserve"> </w:t>
-      </w:r>
-      <w:r>
-        <w:t xml:space="preserve">and §</w:t>
-      </w:r>
-      <w:r>
-        <w:t xml:space="preserve">S1.4.3</w:t>
-      </w:r>
-      <w:r>
-        <w:t xml:space="preserve">), and design calculations show that the tests can detect only correlations of moderate size or larger (S1 §</w:t>
-      </w:r>
-      <w:r>
-        <w:t xml:space="preserve">S1.13</w:t>
-      </w:r>
-      <w:r>
-        <w:t xml:space="preserve">). A non-significant Mantel result cannot establish any particular social process: it indicates only that isolation-by-distance was not detected. Non-utilitarian mobility thus remains a possible interpretation of the network structure, but it is not specifically demonstrated by this analysis.</w:t>
-      </w:r>
-    </w:p>
-    <w:p>
-      <w:pPr>
-        <w:pStyle w:val="BodyText"/>
-      </w:pPr>
-      <w:r>
-        <w:t xml:space="preserve">Non-utilitarian mobility can be divided into shorter-term information exchange and longer-term residential movement. One form of longer-term residential movement that may be related to non-utilitarian mobility is aggregation and dispersion. Aggregation and dispersion involve groups periodically separating and congregating for subsistence or social reasons</w:t>
-      </w:r>
-      <w:r>
-        <w:t xml:space="preserve"> </w:t>
-      </w:r>
-      <w:r>
-        <w:t xml:space="preserve">[75]</w:t>
-      </w:r>
-      <w:r>
-        <w:t xml:space="preserve">. Aggregation sites are the places where group fragments or individuals congregate. In the archaeological literature, aggregation sites are often associated with high degrees of social connectivity and identified by indicators including proximity to certain environmental resources and a more diverse artifact assemblage, including, in some cases, decorative objects</w:t>
-      </w:r>
-      <w:r>
-        <w:t xml:space="preserve"> </w:t>
-      </w:r>
-      <w:r>
-        <w:t xml:space="preserve">[2,71,76–82]</w:t>
-      </w:r>
-      <w:r>
-        <w:t xml:space="preserve">. Of these indicators, only assemblage diversity is testable in our data. Notably, our results complicate the association between aggregation and high connectivity: the sites whose diversity lies above the simulated mean (a possible indicator of aggregation) are, with one exception, not the highly connected hubs in</w:t>
+        <w:t xml:space="preserve">. The relative diversity does not track the phase-level pool size (Aur-P1 mean excess -0.2, Aur-P2 mean excess -0.07), so the sites’ relative diversity fluctuates independently of the sign-type pool. This pattern raises the hypothesis of a distinction between shorter-term information exchange (for example the highly interconnected sites in</w:t>
       </w:r>
       <w:r>
         <w:t xml:space="preserve"> </w:t>
@@ -2972,15 +3060,7 @@
         </w:r>
       </w:hyperlink>
       <w:r>
-        <w:t xml:space="preserve">. This is consistent with a decoupling between aggregation contexts and long‑distance connectivity in sign repertoires, which we discuss further below.</w:t>
-      </w:r>
-    </w:p>
-    <w:p>
-      <w:pPr>
-        <w:pStyle w:val="BodyText"/>
-      </w:pPr>
-      <w:r>
-        <w:t xml:space="preserve">One way to potentially identify aggregation sites is by measuring sign diversity. Sites with a higher than expected sign diversity index may be consistent with aggregation. However, a limitation of this approach is that while higher diversity may be consistent with interpretation as an aggregation site, it may also result from sample size, recovery history, research intensity, preservation, and site function.</w:t>
+        <w:t xml:space="preserve">) and longer-term residential movement for aggregation (for example the sites with higher than average diversity in</w:t>
       </w:r>
       <w:r>
         <w:t xml:space="preserve"> </w:t>
@@ -2994,69 +3074,7 @@
         </w:r>
       </w:hyperlink>
       <w:r>
-        <w:t xml:space="preserve"> </w:t>
-      </w:r>
-      <w:r>
-        <w:t xml:space="preserve">plots the expected Shannon diversity index for a given sample size against the actual diversity index computed per site from counts of objects per sign type, within each phase. The expected distribution was generated by multinomial resampling from the phase-pooled per-sign-type totals, at each sample size from 1 to the maximum count, with 1000 replicates</w:t>
-      </w:r>
-      <w:r>
-        <w:t xml:space="preserve"> </w:t>
-      </w:r>
-      <w:r>
-        <w:t xml:space="preserve">[83,84]</w:t>
-      </w:r>
-      <w:r>
-        <w:t xml:space="preserve">. The sign-type pool — the number of distinct geometric signs recovered in each phase — was 26 in Aur-P1 and 15 in Aur-P2.</w:t>
-      </w:r>
-    </w:p>
-    <w:p>
-      <w:pPr>
-        <w:pStyle w:val="BodyText"/>
-      </w:pPr>
-      <w:r>
-        <w:t xml:space="preserve">When each site’s observed diversity is compared with the expectation for its sample size, 5 of 20 Aur-P1 sites and 4 of 9 Aur-P2 sites exceed their expected diversity (the mean simulated diversity for the equivalent count of sign types). Notably, most of these sites are not shown as highly connected in</w:t>
-      </w:r>
-      <w:r>
-        <w:t xml:space="preserve"> </w:t>
-      </w:r>
-      <w:hyperlink w:anchor="fig-neighbor-net">
-        <w:r>
-          <w:rPr>
-            <w:rStyle w:val="Hyperlink"/>
-          </w:rPr>
-          <w:t xml:space="preserve">Figure 3</w:t>
-        </w:r>
-      </w:hyperlink>
-      <w:r>
-        <w:t xml:space="preserve">. The relative diversity does not track the phase-level pool size (Aur-P1 mean excess -0.2, Aur-P2 mean excess -0.07), so the sites’ relative diversity fluctuates independently of the sign-type pool. This pattern raises the hypothesis of a distinction between shorter-term information exchange (for example the highly interconnected sites in</w:t>
-      </w:r>
-      <w:r>
-        <w:t xml:space="preserve"> </w:t>
-      </w:r>
-      <w:hyperlink w:anchor="fig-neighbor-net">
-        <w:r>
-          <w:rPr>
-            <w:rStyle w:val="Hyperlink"/>
-          </w:rPr>
-          <w:t xml:space="preserve">Figure 3</w:t>
-        </w:r>
-      </w:hyperlink>
-      <w:r>
-        <w:t xml:space="preserve">) and longer-term residential movement for aggregation (for example the sites with higher than average diversity in</w:t>
-      </w:r>
-      <w:r>
-        <w:t xml:space="preserve"> </w:t>
-      </w:r>
-      <w:hyperlink w:anchor="fig-div-plot">
-        <w:r>
-          <w:rPr>
-            <w:rStyle w:val="Hyperlink"/>
-          </w:rPr>
-          <w:t xml:space="preserve">Figure 6</w:t>
-        </w:r>
-      </w:hyperlink>
-      <w:r>
-        <w:t xml:space="preserve">). Testing this hypothesis, sites whose diversity lies above the simulated mean showed a weak non-significant association with network degree after Benjamini-Hochberg correction (ρ = -0.35, p = 0.095). Because this association is not significant, it provides no evidence either way about whether these sites are more or less connected. Object count was weak, non-significantly positively correlated with degree centrality after correction (degree: ρ = 0.35, p = 0.095). The sites’ diversity excess (how much more diverse a site is than the randomised null would predict for its sample size) is distributed significantly differently for the restricted‑range group versus the broad‑range group (Wilcoxon W = 59, p = 0.044), so the diversity-excess measure tracks position on the broad-to-restricted gradient.</w:t>
+        <w:t xml:space="preserve">). To test this hypothesis, we correlated the diversity excess of each site with its network degree. The correlation is weak and not significant after Benjamini–Hochberg correction (ρ = -0.35, p = 0.095). Because this association is not significant, it provides no evidence either way about whether these sites are more or less connected. Object count was weak, non-significantly positively correlated with degree centrality after correction (degree: ρ = 0.35, p = 0.095). The sites’ diversity excess (how much more diverse a site is than the randomised null would predict for its sample size) is distributed significantly differently for the restricted‑range group versus the broad‑range group (Wilcoxon W = 59, p = 0.044), so the diversity-excess measure tracks position on the broad-to-restricted gradient.</w:t>
       </w:r>
     </w:p>
     <w:tbl>
@@ -3160,7 +3178,7 @@
         <w:pStyle w:val="FirstParagraph"/>
       </w:pPr>
       <w:r>
-        <w:t xml:space="preserve">Our second aim was to determine what these patterns reveal about the dynamics of social organization throughout the Aurignacian. The results suggest that the phases do not have detectable differences in size-adjusted network statistics. Raw differences in inter-site connectivity mainly reflect the early Aurignacian (Aur-P1) having more sites. Geographic distance had little influence on sign distribution in Aur-P1 (Mantel R = 0.046;</w:t>
+        <w:t xml:space="preserve">Our second aim was to determine what these patterns reveal about the dynamics of social organization throughout the Aurignacian. The results suggest that the phases do not have detectable differences in size-adjusted network statistics. Raw differences in inter-site connectivity mainly reflect the early Aurignacian (Aur-P1) having more sites. We did not detect an association between geographic distance and sign-type composition in Aur-P1 (Mantel R = 0.046;</w:t>
       </w:r>
       <w:r>
         <w:t xml:space="preserve"> </w:t>
@@ -3174,135 +3192,361 @@
         </w:r>
       </w:hyperlink>
       <w:r>
-        <w:t xml:space="preserve">), and no significant geographic signal was detected in either phase (Aur-P2: R = -0.299). A permutation test of the difference between these Mantel correlations (D = 0.34, p = 0.153; sites permuted between phases 1,000 times) shows that the isolation-by-distance relationship does not differ significantly between the phases, so the spatial-proximity explanation is not supported by this analysis. This null result reflects limited statistical power at these sample sizes rather than positive evidence that geography is irrelevant, as quantified by bootstrap confidence intervals on the Mantel R (S1 §</w:t>
+        <w:t xml:space="preserve">). In Aur-P2 the correlation is negative (R = -0.299), which is the opposite of the pattern that isolation by distance predicts, and it is not significant. A permutation test of the difference between these two Mantel correlations (D = 0.34, p = 0.153; sites permuted between phases 1,000 times) did not detect a difference between the phases. These null results may reflect the limited power of the tests at these sample sizes (S1 §</w:t>
+      </w:r>
+      <w:r>
+        <w:t xml:space="preserve">S1.13</w:t>
+      </w:r>
+      <w:r>
+        <w:t xml:space="preserve">); they are not evidence that geography had no effect.</w:t>
+      </w:r>
+      <w:r>
+        <w:t xml:space="preserve"> </w:t>
+      </w:r>
+      <w:r>
+        <w:t xml:space="preserve">[2]</w:t>
+      </w:r>
+      <w:r>
+        <w:t xml:space="preserve"> </w:t>
+      </w:r>
+      <w:r>
+        <w:t xml:space="preserve">report a similar pattern for ornaments, a non-significant, near-zero global Mantel with spatial structure only in correlograms at short lags (≤~300 km). We did not find structure in correlograms at short lags (S1 §</w:t>
       </w:r>
       <w:r>
         <w:t xml:space="preserve">S1.4.3</w:t>
       </w:r>
       <w:r>
-        <w:t xml:space="preserve"> </w:t>
-      </w:r>
-      <w:r>
-        <w:t xml:space="preserve">and §</w:t>
+        <w:t xml:space="preserve">).</w:t>
+      </w:r>
+    </w:p>
+    <w:p>
+      <w:pPr>
+        <w:pStyle w:val="BodyText"/>
+      </w:pPr>
+      <w:r>
+        <w:t xml:space="preserve">How do our results align with previous work on the environmental and population change during these phases? From 45–43.25 ka cal BP, the population density in Europe was extremely low, due to the unfavorable environmental conditions of Greenland Stadial 12 (44 ka cal BP) and the slow westward expansion of early modern humans</w:t>
+      </w:r>
+      <w:r>
+        <w:t xml:space="preserve"> </w:t>
+      </w:r>
+      <w:r>
+        <w:t xml:space="preserve">[85]</w:t>
+      </w:r>
+      <w:r>
+        <w:t xml:space="preserve">. This was followed by rapid expansion from 43.25–41 ka cal BP, with the maximum extent of early Aurignacian (Aur-P1) settlement being reached around 41 ka cal BP (</w:t>
+      </w:r>
+      <w:r>
+        <w:t xml:space="preserve">[21]</w:t>
+      </w:r>
+      <w:r>
+        <w:t xml:space="preserve">). Other studies have also found similar associations in other regions and time periods between increases in quantity and diversity of art, and increases in population density</w:t>
+      </w:r>
+      <w:r>
+        <w:t xml:space="preserve"> </w:t>
+      </w:r>
+      <w:r>
+        <w:t xml:space="preserve">[86–94]</w:t>
+      </w:r>
+      <w:r>
+        <w:t xml:space="preserve">. Our results do not establish a causal link between demographic expansion and the use of geometric signs as group-membership markers in the Aurignacian. Quantitative demographic reconstructions suggest that western and central European Aurignacian populations numbered approximately 1500 individuals</w:t>
+      </w:r>
+      <w:r>
+        <w:t xml:space="preserve"> </w:t>
+      </w:r>
+      <w:r>
+        <w:t xml:space="preserve">[21]</w:t>
+      </w:r>
+      <w:r>
+        <w:t xml:space="preserve">, a relatively small population. However, the size of our networks depends mainly on the number of sites with dated, sign-bearing objects in SignBase, not directly on past population size.</w:t>
+      </w:r>
+      <w:r>
+        <w:t xml:space="preserve"> </w:t>
+      </w:r>
+      <w:r>
+        <w:t xml:space="preserve">[21]</w:t>
+      </w:r>
+      <w:r>
+        <w:t xml:space="preserve"> </w:t>
+      </w:r>
+      <w:r>
+        <w:t xml:space="preserve">distinguish</w:t>
+      </w:r>
+      <w:r>
+        <w:t xml:space="preserve"> </w:t>
+      </w:r>
+      <w:r>
+        <w:t xml:space="preserve">“</w:t>
+      </w:r>
+      <w:r>
+        <w:t xml:space="preserve">Core Areas</w:t>
+      </w:r>
+      <w:r>
+        <w:t xml:space="preserve">”</w:t>
+      </w:r>
+      <w:r>
+        <w:t xml:space="preserve"> </w:t>
+      </w:r>
+      <w:r>
+        <w:t xml:space="preserve">of viable, year-round occupation from</w:t>
+      </w:r>
+      <w:r>
+        <w:t xml:space="preserve"> </w:t>
+      </w:r>
+      <w:r>
+        <w:t xml:space="preserve">“</w:t>
+      </w:r>
+      <w:r>
+        <w:t xml:space="preserve">Extended Areas</w:t>
+      </w:r>
+      <w:r>
+        <w:t xml:space="preserve">”</w:t>
+      </w:r>
+      <w:r>
+        <w:t xml:space="preserve"> </w:t>
+      </w:r>
+      <w:r>
+        <w:t xml:space="preserve">of seasonal or satellite use, with Core Areas corresponding to regions such as the Dordogne. As a speculative analogy, the Core/Extended framework would place highly connected Dordogne sites in Core Areas and lower-connectivity peripheral sites in periodically visited Extended Areas. The smaller Aur-P2 network would then correspond to more localised interaction under consolidation. These analogies are not tested by our analyses, which detected no significant size-adjusted network differences and no significant geographic signal. That said, the contraction of the geometric sign-type pool from Aur-P1 (26 types) to Aur-P2 (15 types) does not survive sensitivity testing. At equal sampling effort with incidence-frequency rarefaction to 63 objects (all types and shared object types only), the rarefied Aur-P1 pool overlaps the Aur-P2 pool, so the raw difference in the number of sign types is not distinguishable from sampling variation (S1 §</w:t>
+      </w:r>
+      <w:r>
+        <w:t xml:space="preserve">S1.12.6</w:t>
+      </w:r>
+      <w:r>
+        <w:t xml:space="preserve">). Neither the networks nor sign diversity patterns can be clearly linked to demographic dynamics with the current sample.</w:t>
+      </w:r>
+    </w:p>
+    <w:p>
+      <w:pPr>
+        <w:pStyle w:val="BodyText"/>
+      </w:pPr>
+      <w:r>
+        <w:t xml:space="preserve">[22]</w:t>
+      </w:r>
+      <w:r>
+        <w:t xml:space="preserve"> </w:t>
+      </w:r>
+      <w:r>
+        <w:t xml:space="preserve">used eco-cultural niche modeling to show that Heinrich Stadial 4 (HS4) at the very beginning of the Early Aurignacian resulted in an expansion of people into new environmental niches, hypothesised to involve an expansion of social networks both within and between populations. We did not detect a change in the networks between the phases. Thus, if the model of Banks et al.</w:t>
+      </w:r>
+      <w:r>
+        <w:t xml:space="preserve"> </w:t>
+      </w:r>
+      <w:r>
+        <w:t xml:space="preserve">[22]</w:t>
+      </w:r>
+      <w:r>
+        <w:t xml:space="preserve"> </w:t>
+      </w:r>
+      <w:r>
+        <w:t xml:space="preserve">is correct, the expansion of social networks that it predicts is not visible in the geometric-sign data, possibly because our tests have low power (S1 §</w:t>
       </w:r>
       <w:r>
         <w:t xml:space="preserve">S1.13</w:t>
       </w:r>
       <w:r>
+        <w:t xml:space="preserve">). Neither phase shows a significant geographic signal (Aur-P1 Mantel R = 0.046, Aur-P2 Mantel R = -0.299). We therefore did not detect sign sharing driven primarily by expansion into new, spatially structured niches in this sample. Similarly,</w:t>
+      </w:r>
+      <w:r>
+        <w:t xml:space="preserve"> </w:t>
+      </w:r>
+      <w:r>
+        <w:t xml:space="preserve">[12]</w:t>
+      </w:r>
+      <w:r>
+        <w:t xml:space="preserve"> </w:t>
+      </w:r>
+      <w:r>
+        <w:t xml:space="preserve">developed a human-existence probability model for the Aurignacian, finding an expanded, more dispersed settlement area for the Evolved/Late Aurignacian, and</w:t>
+      </w:r>
+      <w:r>
+        <w:t xml:space="preserve"> </w:t>
+      </w:r>
+      <w:r>
+        <w:t xml:space="preserve">[85]</w:t>
+      </w:r>
+      <w:r>
+        <w:t xml:space="preserve"> </w:t>
+      </w:r>
+      <w:r>
+        <w:t xml:space="preserve">also identifies increased expansion marking the beginning of the Evolved Aurignacian. In our data the apparent wider spatial spread of the small Aur-P2 sample was not accompanied by stronger sign-type sharing. These patterns of connectivity and geographic structure also have implications for understanding how geometric signs functioned as markers of group identity.</w:t>
+      </w:r>
+    </w:p>
+    <w:p>
+      <w:pPr>
+        <w:pStyle w:val="BodyText"/>
+      </w:pPr>
+      <w:r>
+        <w:t xml:space="preserve">Although previous work has argued for geometric signs as a form of cultural identification and communication during the Palaeolithic</w:t>
+      </w:r>
+      <w:r>
+        <w:t xml:space="preserve"> </w:t>
+      </w:r>
+      <w:r>
+        <w:t xml:space="preserve">[3]</w:t>
+      </w:r>
+      <w:r>
+        <w:t xml:space="preserve">, our results did not identify geographically distinct groups differentiated by sign repertoire. We did not detect isolation by distance in either phase (Aur-P1: R = 0.046; Aur-P2: R = -0.299). Further analysis of sign composition differences across sites grouped by geography alone (Partitioning Around Medoids on geodesic distances, k=2 to 5, with Jaccard dissimilarity and PerMANOVA) found no significant differences across geographic groups (S1 §</w:t>
+      </w:r>
+      <w:r>
+        <w:t xml:space="preserve">S1.8.4</w:t>
+      </w:r>
+      <w:r>
+        <w:t xml:space="preserve">). Thus our findings contrast with previous work such as</w:t>
+      </w:r>
+      <w:r>
+        <w:t xml:space="preserve"> </w:t>
+      </w:r>
+      <w:r>
+        <w:t xml:space="preserve">[6]</w:t>
+      </w:r>
+      <w:r>
+        <w:t xml:space="preserve"> </w:t>
+      </w:r>
+      <w:r>
+        <w:t xml:space="preserve">and</w:t>
+      </w:r>
+      <w:r>
+        <w:t xml:space="preserve"> </w:t>
+      </w:r>
+      <w:r>
+        <w:t xml:space="preserve">[3]</w:t>
+      </w:r>
+      <w:r>
+        <w:t xml:space="preserve"> </w:t>
+      </w:r>
+      <w:r>
+        <w:t xml:space="preserve">who found distinct cultural clusters in their analysis of personal ornaments. One possible explanation for this contrast is that the geometric signs studied here encode different kinds of group information compared to the personal ornament objects studied by</w:t>
+      </w:r>
+      <w:r>
+        <w:t xml:space="preserve"> </w:t>
+      </w:r>
+      <w:r>
+        <w:t xml:space="preserve">[6]</w:t>
+      </w:r>
+      <w:r>
+        <w:t xml:space="preserve">. Another explanation may be that a distinguishing factor between the Aurignacian and Gravettian is the appearance of readily identifiable geographically distinct cultural groups in the Gravettian, as reported by</w:t>
+      </w:r>
+      <w:r>
+        <w:t xml:space="preserve"> </w:t>
+      </w:r>
+      <w:r>
+        <w:t xml:space="preserve">[3]</w:t>
+      </w:r>
+      <w:r>
+        <w:t xml:space="preserve">. Future work could explore the hypothesis that the distribution found in Aur-P2 (</w:t>
+      </w:r>
+      <w:hyperlink w:anchor="fig-group-map">
+        <w:r>
+          <w:rPr>
+            <w:rStyle w:val="Hyperlink"/>
+          </w:rPr>
+          <w:t xml:space="preserve">Figure 5</w:t>
+        </w:r>
+      </w:hyperlink>
+      <w:r>
+        <w:t xml:space="preserve">) eventually evolved into the clusters proposed by</w:t>
+      </w:r>
+      <w:r>
+        <w:t xml:space="preserve"> </w:t>
+      </w:r>
+      <w:r>
+        <w:t xml:space="preserve">[3]</w:t>
+      </w:r>
+      <w:r>
+        <w:t xml:space="preserve"> </w:t>
+      </w:r>
+      <w:r>
+        <w:t xml:space="preserve">for the Gravettian period.</w:t>
+      </w:r>
+    </w:p>
+    <w:p>
+      <w:pPr>
+        <w:pStyle w:val="BodyText"/>
+      </w:pPr>
+      <w:r>
+        <w:t xml:space="preserve">The data used by</w:t>
+      </w:r>
+      <w:r>
+        <w:t xml:space="preserve"> </w:t>
+      </w:r>
+      <w:r>
+        <w:t xml:space="preserve">[6]</w:t>
+      </w:r>
+      <w:r>
+        <w:t xml:space="preserve"> </w:t>
+      </w:r>
+      <w:r>
+        <w:t xml:space="preserve">was also analyzed by</w:t>
+      </w:r>
+      <w:r>
+        <w:t xml:space="preserve"> </w:t>
+      </w:r>
+      <w:r>
+        <w:t xml:space="preserve">[95]</w:t>
+      </w:r>
+      <w:r>
+        <w:t xml:space="preserve">, who used Approximate Bayesian Computation to simulate and compare Aurignacian personal ornament distribution as a result of structured ethnic identity versus cultural identity by-descent with modification and isolation-by-distance. Their results show the latter was best supported by the data. Cultural identity by-descent with modification is defined as group difference generated by unconscious cultural mutation and drift, and largely influenced by spatial proximity to other groups. These results from</w:t>
+      </w:r>
+      <w:r>
+        <w:t xml:space="preserve"> </w:t>
+      </w:r>
+      <w:r>
+        <w:t xml:space="preserve">[95]</w:t>
+      </w:r>
+      <w:r>
+        <w:t xml:space="preserve"> </w:t>
+      </w:r>
+      <w:r>
+        <w:t xml:space="preserve">complicate claims by</w:t>
+      </w:r>
+      <w:r>
+        <w:t xml:space="preserve"> </w:t>
+      </w:r>
+      <w:r>
+        <w:t xml:space="preserve">[6]</w:t>
+      </w:r>
+      <w:r>
+        <w:t xml:space="preserve"> </w:t>
+      </w:r>
+      <w:r>
+        <w:t xml:space="preserve">for geographically distinct cultural groups in the Aurignacian. Like our data, it does not establish the absence of geographically structured identity because our analyses are underpowered for that claim (S1 §</w:t>
+      </w:r>
+      <w:r>
+        <w:t xml:space="preserve">S1.13</w:t>
+      </w:r>
+      <w:r>
         <w:t xml:space="preserve">).</w:t>
       </w:r>
-      <w:r>
-        <w:t xml:space="preserve"> </w:t>
-      </w:r>
-      <w:r>
-        <w:t xml:space="preserve">[2]</w:t>
-      </w:r>
-      <w:r>
-        <w:t xml:space="preserve"> </w:t>
-      </w:r>
-      <w:r>
-        <w:t xml:space="preserve">report a similar pattern for ornaments, a non-significant, near-zero global Mantel with spatial structure only in correlograms at short lags (≤~300 km). We did not find structure in correlograms at short lags (S1 §</w:t>
-      </w:r>
-      <w:r>
-        <w:t xml:space="preserve">S1.4.3</w:t>
-      </w:r>
-      <w:r>
-        <w:t xml:space="preserve">).</w:t>
-      </w:r>
     </w:p>
     <w:p>
       <w:pPr>
         <w:pStyle w:val="BodyText"/>
       </w:pPr>
       <w:r>
-        <w:t xml:space="preserve">How do our results align with previous work on the environmental and population change during these phases? From 45–43.25 ka cal BP, the population density in Europe was extremely low, due to the unfavorable environmental conditions of Greenland Stadial 12 (44 ka cal BP) and the slow westward expansion of early modern humans</w:t>
-      </w:r>
-      <w:r>
-        <w:t xml:space="preserve"> </w:t>
-      </w:r>
-      <w:r>
-        <w:t xml:space="preserve">[85]</w:t>
-      </w:r>
-      <w:r>
-        <w:t xml:space="preserve">. This was followed by rapid expansion from 43.25–41 ka cal BP, with the maximum extent of early Aurignacian (Aur-P1) settlement being reached around 41 ka cal BP (</w:t>
-      </w:r>
-      <w:r>
-        <w:t xml:space="preserve">[21]</w:t>
-      </w:r>
-      <w:r>
-        <w:t xml:space="preserve">). Other studies have also found similar associations in other regions and time periods between increases in quantity and diversity of art, and increases in population density</w:t>
-      </w:r>
-      <w:r>
-        <w:t xml:space="preserve"> </w:t>
-      </w:r>
-      <w:r>
-        <w:t xml:space="preserve">[86–94]</w:t>
-      </w:r>
-      <w:r>
-        <w:t xml:space="preserve">. Although population growth is one condition under which sign systems typically gain a communicative function, our results do not establish a causal link between demographic expansion and the emergence of geometric signs as a group-membership marker in the Aurignacian. Quantitative demographic reconstructions suggest that western and central European Aurignacian populations numbered approximately 1500 individuals</w:t>
-      </w:r>
-      <w:r>
-        <w:t xml:space="preserve"> </w:t>
-      </w:r>
-      <w:r>
-        <w:t xml:space="preserve">[21]</w:t>
-      </w:r>
-      <w:r>
-        <w:t xml:space="preserve">, a relatively small number that may partly explain why our networks remain small and sparsely connected across both phases.</w:t>
-      </w:r>
-      <w:r>
-        <w:t xml:space="preserve"> </w:t>
-      </w:r>
-      <w:r>
-        <w:t xml:space="preserve">[21]</w:t>
-      </w:r>
-      <w:r>
-        <w:t xml:space="preserve"> </w:t>
-      </w:r>
-      <w:r>
-        <w:t xml:space="preserve">distinguish</w:t>
-      </w:r>
-      <w:r>
-        <w:t xml:space="preserve"> </w:t>
-      </w:r>
-      <w:r>
-        <w:t xml:space="preserve">“</w:t>
-      </w:r>
-      <w:r>
-        <w:t xml:space="preserve">Core Areas</w:t>
-      </w:r>
-      <w:r>
-        <w:t xml:space="preserve">”</w:t>
-      </w:r>
-      <w:r>
-        <w:t xml:space="preserve"> </w:t>
-      </w:r>
-      <w:r>
-        <w:t xml:space="preserve">of viable, year-round occupation from</w:t>
-      </w:r>
-      <w:r>
-        <w:t xml:space="preserve"> </w:t>
-      </w:r>
-      <w:r>
-        <w:t xml:space="preserve">“</w:t>
-      </w:r>
-      <w:r>
-        <w:t xml:space="preserve">Extended Areas</w:t>
-      </w:r>
-      <w:r>
-        <w:t xml:space="preserve">”</w:t>
-      </w:r>
-      <w:r>
-        <w:t xml:space="preserve"> </w:t>
-      </w:r>
-      <w:r>
-        <w:t xml:space="preserve">of seasonal or satellite use, with Core Areas corresponding to regions such as the Dordogne. As a speculative analogy, the Core/Extended framework would place highly connected Dordogne sites in Core Areas and lower-connectivity peripheral sites in periodically visited Extended Areas. The smaller Aur-P2 network would then correspond to more localised interaction under consolidation. These analogies are not tested by our analyses, which detected no significant size-adjusted network differences and no significant geographic signal. That said, the contraction of the geometric sign-type pool from Aur-P1 (26 types) to Aur-P2 (15 types) does not survive sensitivity testing. At equal sampling effort with incidence-frequency rarefaction to 63 objects (all types and shared object types only), the rarefied Aur-P1 pool overlaps the Aur-P2 pool, so the raw difference in the number of sign types is not distinguishable from sampling variation (S1 §</w:t>
+        <w:t xml:space="preserve">Our results can be interpreted through the lens of cultural transmission theory</w:t>
+      </w:r>
+      <w:r>
+        <w:t xml:space="preserve"> </w:t>
+      </w:r>
+      <w:r>
+        <w:t xml:space="preserve">[96–98]</w:t>
+      </w:r>
+      <w:r>
+        <w:t xml:space="preserve">. Smaller populations are predicted to experience greater drift and reduced capacity to maintain complex cultural repertoires</w:t>
+      </w:r>
+      <w:r>
+        <w:t xml:space="preserve"> </w:t>
+      </w:r>
+      <w:r>
+        <w:t xml:space="preserve">[99]</w:t>
+      </w:r>
+      <w:r>
+        <w:t xml:space="preserve">. This process could potentially explain the larger sign-type pool in Aur-P1 (26 types) compared with Aur-P2 (15 types). However, our equal-effort sensitivity analysis shows the sign-type pool sizes overlap once sample size is standardized (S1 §</w:t>
       </w:r>
       <w:r>
         <w:t xml:space="preserve">S1.12.6</w:t>
       </w:r>
       <w:r>
-        <w:t xml:space="preserve">). Neither the networks nor sign diversity patterns can be clearly linked to demographic dynamics with the current sample.</w:t>
+        <w:t xml:space="preserve">). So the differences are not distinguishable from sampling variation at equal effort, and the hypothesis is not supported with the current data.</w:t>
       </w:r>
     </w:p>
     <w:p>
@@ -3310,46 +3554,58 @@
         <w:pStyle w:val="BodyText"/>
       </w:pPr>
       <w:r>
-        <w:t xml:space="preserve">[22]</w:t>
-      </w:r>
-      <w:r>
-        <w:t xml:space="preserve"> </w:t>
-      </w:r>
-      <w:r>
-        <w:t xml:space="preserve">used eco-cultural niche modeling to show that Heinrich Stadial 4 (HS4) at the very beginning of the Early Aurignacian resulted in an expansion of people into new environmental niches, hypothesised to involve an expansion of social networks both within and between populations. Our finding of no significant changes in networks over time suggests that if</w:t>
-      </w:r>
-      <w:r>
-        <w:t xml:space="preserve"> </w:t>
-      </w:r>
-      <w:r>
-        <w:t xml:space="preserve">[22]</w:t>
-      </w:r>
-      <w:r>
-        <w:t xml:space="preserve">’s model is accurate, we do not see a signal of it in the geometric sign data. Neither phase shows a significant geographic signal (Aur-P1 Mantel R = 0.046, Aur-P2 Mantel R = -0.299). We therefore did not detect sign sharing driven primarily by expansion into new, spatially structured niches in this sample. Similarly,</w:t>
-      </w:r>
-      <w:r>
-        <w:t xml:space="preserve"> </w:t>
-      </w:r>
-      <w:r>
-        <w:t xml:space="preserve">[12]</w:t>
-      </w:r>
-      <w:r>
-        <w:t xml:space="preserve"> </w:t>
-      </w:r>
-      <w:r>
-        <w:t xml:space="preserve">developed a human-existence probability model for the Aurignacian, finding an expanded, more dispersed settlement area for the Evolved/Late Aurignacian, and</w:t>
-      </w:r>
-      <w:r>
-        <w:t xml:space="preserve"> </w:t>
-      </w:r>
-      <w:r>
-        <w:t xml:space="preserve">[85]</w:t>
-      </w:r>
-      <w:r>
-        <w:t xml:space="preserve"> </w:t>
-      </w:r>
-      <w:r>
-        <w:t xml:space="preserve">also identifies increased expansion marking the beginning of the Evolved Aurignacian. In our data the apparent wider spatial spread of the small Aur-P2 sample was not accompanied by stronger sign-type sharing. These patterns of connectivity and geographic structure also have implications for understanding how geometric signs functioned as markers of group identity.</w:t>
+        <w:t xml:space="preserve">Previous work has argued that network structure also shapes cultural information flow: highly connected networks with high-degree node structures facilitate rapid transmission and reduce drift</w:t>
+      </w:r>
+      <w:r>
+        <w:t xml:space="preserve"> </w:t>
+      </w:r>
+      <w:r>
+        <w:t xml:space="preserve">[100,101]</w:t>
+      </w:r>
+      <w:r>
+        <w:t xml:space="preserve">, while more clustered networks promote localised conformist transmission and differentiation within subgroups</w:t>
+      </w:r>
+      <w:r>
+        <w:t xml:space="preserve"> </w:t>
+      </w:r>
+      <w:r>
+        <w:t xml:space="preserve">[102]</w:t>
+      </w:r>
+      <w:r>
+        <w:t xml:space="preserve">. We found no statistically significant differences in connectivity metrics between the two phases. Because these tests have low power (S1 §</w:t>
+      </w:r>
+      <w:r>
+        <w:t xml:space="preserve">S1.13</w:t>
+      </w:r>
+      <w:r>
+        <w:t xml:space="preserve">), this result does not show that the level of interaction stayed the same; a moderate change could be present but was not detected. If the level of interaction did stay the same, the pattern would parallel the Iberian Mesolithic, where peninsular-scale ornament networks persisted without topological change from the Early to the Late Mesolithic despite population growth and technocomplex replacement</w:t>
+      </w:r>
+      <w:r>
+        <w:t xml:space="preserve"> </w:t>
+      </w:r>
+      <w:r>
+        <w:t xml:space="preserve">[103]</w:t>
+      </w:r>
+      <w:r>
+        <w:t xml:space="preserve">. The lack of significant geographic structure in either phase contradicts simple isolation-by-distance models</w:t>
+      </w:r>
+      <w:r>
+        <w:t xml:space="preserve"> </w:t>
+      </w:r>
+      <w:r>
+        <w:t xml:space="preserve">[99,104]</w:t>
+      </w:r>
+      <w:r>
+        <w:t xml:space="preserve">. Our non-significant Mantel result cannot establish which social process generated the pattern; ritual gatherings or ceremonial exchange remain speculative possibilities. The network structures reported here reflect sign-sharing patterns, not direct evidence of social organisation, and sign types may reflect independent invention or functional constraints rather than social transmission. Our caution matches</w:t>
+      </w:r>
+      <w:r>
+        <w:t xml:space="preserve"> </w:t>
+      </w:r>
+      <w:r>
+        <w:t xml:space="preserve">[105]</w:t>
+      </w:r>
+      <w:r>
+        <w:t xml:space="preserve">, who treats stable bison-horse-ibex centrality in Magdalenian parietal art along the Bay of Biscay as an organisational grammar and refrains from claims about symbolic meaning, narrative content, or cultural meaning.</w:t>
       </w:r>
     </w:p>
     <w:p>
@@ -3357,7 +3613,28 @@
         <w:pStyle w:val="BodyText"/>
       </w:pPr>
       <w:r>
-        <w:t xml:space="preserve">Although previous work has argued for geometric signs as a form of cultural identification and communication during the Palaeolithic</w:t>
+        <w:t xml:space="preserve">The contrast with personal ornaments, such as the decorated ivory pendant from Stajnia Cave</w:t>
+      </w:r>
+      <w:r>
+        <w:t xml:space="preserve"> </w:t>
+      </w:r>
+      <w:r>
+        <w:t xml:space="preserve">[11]</w:t>
+      </w:r>
+      <w:r>
+        <w:t xml:space="preserve">, is informative.</w:t>
+      </w:r>
+      <w:r>
+        <w:t xml:space="preserve"> </w:t>
+      </w:r>
+      <w:r>
+        <w:t xml:space="preserve">[6]</w:t>
+      </w:r>
+      <w:r>
+        <w:t xml:space="preserve"> </w:t>
+      </w:r>
+      <w:r>
+        <w:t xml:space="preserve">identified fourteen geographically structured Aurignacian groups using ornaments;</w:t>
       </w:r>
       <w:r>
         <w:t xml:space="preserve"> </w:t>
@@ -3366,265 +3643,6 @@
         <w:t xml:space="preserve">[3]</w:t>
       </w:r>
       <w:r>
-        <w:t xml:space="preserve">, our results did not identify geographically distinct groups differentiated by sign repertoire. Geographic distance had little influence on sign distribution in either phase (Aur-P1: R = 0.046; Aur-P2: R = -0.299). Further analysis of sign composition differences across sites grouped by geography alone (Partitioning Around Medoids on geodesic distances, k=2 to 5, with Jaccard dissimilarity and PerMANOVA) found no significant differences across geographic groups (S1 §</w:t>
-      </w:r>
-      <w:r>
-        <w:t xml:space="preserve">S1.8.4</w:t>
-      </w:r>
-      <w:r>
-        <w:t xml:space="preserve">). Thus our findings contrast with previous work such as</w:t>
-      </w:r>
-      <w:r>
-        <w:t xml:space="preserve"> </w:t>
-      </w:r>
-      <w:r>
-        <w:t xml:space="preserve">[6]</w:t>
-      </w:r>
-      <w:r>
-        <w:t xml:space="preserve"> </w:t>
-      </w:r>
-      <w:r>
-        <w:t xml:space="preserve">and</w:t>
-      </w:r>
-      <w:r>
-        <w:t xml:space="preserve"> </w:t>
-      </w:r>
-      <w:r>
-        <w:t xml:space="preserve">[3]</w:t>
-      </w:r>
-      <w:r>
-        <w:t xml:space="preserve"> </w:t>
-      </w:r>
-      <w:r>
-        <w:t xml:space="preserve">who found distinct cultural clusters in their analysis of personal ornaments. One possible explanation for this contrast is that the geometric signs studied here encode different kinds of group information compared to the personal ornament objects studied by</w:t>
-      </w:r>
-      <w:r>
-        <w:t xml:space="preserve"> </w:t>
-      </w:r>
-      <w:r>
-        <w:t xml:space="preserve">[6]</w:t>
-      </w:r>
-      <w:r>
-        <w:t xml:space="preserve">. Another explanation may be that a distinguishing factor between the Aurignacian and Gravettian is the appearance of readily identifiable geographically distinct cultural groups in the Gravettian, as reported by</w:t>
-      </w:r>
-      <w:r>
-        <w:t xml:space="preserve"> </w:t>
-      </w:r>
-      <w:r>
-        <w:t xml:space="preserve">[3]</w:t>
-      </w:r>
-      <w:r>
-        <w:t xml:space="preserve">. Future work could explore the hypothesis that the distribution found in Aur-P2 (</w:t>
-      </w:r>
-      <w:hyperlink w:anchor="fig-group-map">
-        <w:r>
-          <w:rPr>
-            <w:rStyle w:val="Hyperlink"/>
-          </w:rPr>
-          <w:t xml:space="preserve">Figure 5</w:t>
-        </w:r>
-      </w:hyperlink>
-      <w:r>
-        <w:t xml:space="preserve">) eventually evolved into the clusters proposed by</w:t>
-      </w:r>
-      <w:r>
-        <w:t xml:space="preserve"> </w:t>
-      </w:r>
-      <w:r>
-        <w:t xml:space="preserve">[3]</w:t>
-      </w:r>
-      <w:r>
-        <w:t xml:space="preserve"> </w:t>
-      </w:r>
-      <w:r>
-        <w:t xml:space="preserve">for the Gravettian period.</w:t>
-      </w:r>
-    </w:p>
-    <w:p>
-      <w:pPr>
-        <w:pStyle w:val="BodyText"/>
-      </w:pPr>
-      <w:r>
-        <w:t xml:space="preserve">The data used by</w:t>
-      </w:r>
-      <w:r>
-        <w:t xml:space="preserve"> </w:t>
-      </w:r>
-      <w:r>
-        <w:t xml:space="preserve">[6]</w:t>
-      </w:r>
-      <w:r>
-        <w:t xml:space="preserve"> </w:t>
-      </w:r>
-      <w:r>
-        <w:t xml:space="preserve">was also analyzed by</w:t>
-      </w:r>
-      <w:r>
-        <w:t xml:space="preserve"> </w:t>
-      </w:r>
-      <w:r>
-        <w:t xml:space="preserve">[95]</w:t>
-      </w:r>
-      <w:r>
-        <w:t xml:space="preserve">, who used Approximate Bayesian Computation to simulate and compare Aurignacian personal ornament distribution as a result of structured ethnic identity versus cultural identity by-descent with modification and isolation-by-distance. Their results show the latter was best supported by the data. Cultural identity by-descent with modification is defined as group difference generated by unconscious cultural mutation and drift, and largely influenced by spatial proximity to other groups. These results from</w:t>
-      </w:r>
-      <w:r>
-        <w:t xml:space="preserve"> </w:t>
-      </w:r>
-      <w:r>
-        <w:t xml:space="preserve">[95]</w:t>
-      </w:r>
-      <w:r>
-        <w:t xml:space="preserve"> </w:t>
-      </w:r>
-      <w:r>
-        <w:t xml:space="preserve">complicate claims by</w:t>
-      </w:r>
-      <w:r>
-        <w:t xml:space="preserve"> </w:t>
-      </w:r>
-      <w:r>
-        <w:t xml:space="preserve">[6]</w:t>
-      </w:r>
-      <w:r>
-        <w:t xml:space="preserve"> </w:t>
-      </w:r>
-      <w:r>
-        <w:t xml:space="preserve">for geographically distinct cultural groups in the Aurignacian. Like our data, it does not establish the absence of geographically structured identity because our analyses are underpowered for that claim (S1 §</w:t>
-      </w:r>
-      <w:r>
-        <w:t xml:space="preserve">S1.13</w:t>
-      </w:r>
-      <w:r>
-        <w:t xml:space="preserve">).</w:t>
-      </w:r>
-    </w:p>
-    <w:p>
-      <w:pPr>
-        <w:pStyle w:val="BodyText"/>
-      </w:pPr>
-      <w:r>
-        <w:t xml:space="preserve">Our results can be interpreted through the lens of cultural transmission theory</w:t>
-      </w:r>
-      <w:r>
-        <w:t xml:space="preserve"> </w:t>
-      </w:r>
-      <w:r>
-        <w:t xml:space="preserve">[96–98]</w:t>
-      </w:r>
-      <w:r>
-        <w:t xml:space="preserve">. Smaller populations are predicted to experience greater drift and reduced capacity to maintain complex cultural repertoires</w:t>
-      </w:r>
-      <w:r>
-        <w:t xml:space="preserve"> </w:t>
-      </w:r>
-      <w:r>
-        <w:t xml:space="preserve">[99]</w:t>
-      </w:r>
-      <w:r>
-        <w:t xml:space="preserve">. This process could potentially explain the larger sign-type pool in Aur-P1 (26 types) compared with Aur-P2 (15 types). However, our equal-effort sensitivity analysis shows the sign-type pool sizes overlap once sample size is standardized (S1 §</w:t>
-      </w:r>
-      <w:r>
-        <w:t xml:space="preserve">S1.12.6</w:t>
-      </w:r>
-      <w:r>
-        <w:t xml:space="preserve">). So the differences are not distinguishable from sampling variation at equal effort, and the hypothesis is not supported with the current data.</w:t>
-      </w:r>
-    </w:p>
-    <w:p>
-      <w:pPr>
-        <w:pStyle w:val="BodyText"/>
-      </w:pPr>
-      <w:r>
-        <w:t xml:space="preserve">Previous work has argued that network structure also shapes cultural information flow: highly connected networks with high-degree node structures facilitate rapid transmission and reduce drift</w:t>
-      </w:r>
-      <w:r>
-        <w:t xml:space="preserve"> </w:t>
-      </w:r>
-      <w:r>
-        <w:t xml:space="preserve">[100,101]</w:t>
-      </w:r>
-      <w:r>
-        <w:t xml:space="preserve">, while more clustered networks promote localised conformist transmission and differentiation within subgroups</w:t>
-      </w:r>
-      <w:r>
-        <w:t xml:space="preserve"> </w:t>
-      </w:r>
-      <w:r>
-        <w:t xml:space="preserve">[102]</w:t>
-      </w:r>
-      <w:r>
-        <w:t xml:space="preserve">. We found no statistically significant differences in connectivity metrics across the two phases, even as populations consolidated into fewer sites. However the low power of our analysis (S1 §</w:t>
-      </w:r>
-      <w:r>
-        <w:t xml:space="preserve">S1.13</w:t>
-      </w:r>
-      <w:r>
-        <w:t xml:space="preserve">) means this remains a hypothesis. This maintenance of interaction level through demographic consolidation parallels the Iberian Mesolithic, where peninsular-scale ornament networks persisted without topological change from the Early to Late Mesolithic despite population growth and technocomplex replacement</w:t>
-      </w:r>
-      <w:r>
-        <w:t xml:space="preserve"> </w:t>
-      </w:r>
-      <w:r>
-        <w:t xml:space="preserve">[103]</w:t>
-      </w:r>
-      <w:r>
-        <w:t xml:space="preserve">. The lack of significant geographic structure in either phase contradicts simple isolation-by-distance models</w:t>
-      </w:r>
-      <w:r>
-        <w:t xml:space="preserve"> </w:t>
-      </w:r>
-      <w:r>
-        <w:t xml:space="preserve">[99,104]</w:t>
-      </w:r>
-      <w:r>
-        <w:t xml:space="preserve">. Our non-significant Mantel result cannot establish which social process generated the pattern; ritual gatherings or ceremonial exchange remain speculative possibilities. The network structures reported here reflect sign-sharing patterns, not direct evidence of social organisation, and sign types may reflect independent invention or functional constraints rather than social transmission. Our caution matches</w:t>
-      </w:r>
-      <w:r>
-        <w:t xml:space="preserve"> </w:t>
-      </w:r>
-      <w:r>
-        <w:t xml:space="preserve">[105]</w:t>
-      </w:r>
-      <w:r>
-        <w:t xml:space="preserve">, who treats stable bison-horse-ibex centrality in Magdalenian parietal art along the Bay of Biscay as an organisational grammar and refrains from claims about symbolic meaning, narrative content, or cultural meaning.</w:t>
-      </w:r>
-    </w:p>
-    <w:p>
-      <w:pPr>
-        <w:pStyle w:val="BodyText"/>
-      </w:pPr>
-      <w:r>
-        <w:t xml:space="preserve">The contrast with personal ornaments, such as the decorated ivory pendant from Stajnia Cave</w:t>
-      </w:r>
-      <w:r>
-        <w:t xml:space="preserve"> </w:t>
-      </w:r>
-      <w:r>
-        <w:t xml:space="preserve">[11]</w:t>
-      </w:r>
-      <w:r>
-        <w:t xml:space="preserve">, is informative.</w:t>
-      </w:r>
-      <w:r>
-        <w:t xml:space="preserve"> </w:t>
-      </w:r>
-      <w:r>
-        <w:t xml:space="preserve">[6]</w:t>
-      </w:r>
-      <w:r>
-        <w:t xml:space="preserve"> </w:t>
-      </w:r>
-      <w:r>
-        <w:t xml:space="preserve">identified fourteen geographically structured Aurignacian groups using ornaments;</w:t>
-      </w:r>
-      <w:r>
-        <w:t xml:space="preserve"> </w:t>
-      </w:r>
-      <w:r>
-        <w:t xml:space="preserve">[3]</w:t>
-      </w:r>
-      <w:r>
         <w:t xml:space="preserve"> </w:t>
       </w:r>
       <w:r>
@@ -3661,7 +3679,7 @@
         <w:t xml:space="preserve">[108–111]</w:t>
       </w:r>
       <w:r>
-        <w:t xml:space="preserve">, suggesting there is still much work to be done. Our results neither confirm nor rule out these hypotheses, and sign-type ambiguity remains a limitation on their potential future contributions.</w:t>
+        <w:t xml:space="preserve">, suggesting there is still much work to be done. Our results neither confirm nor rule out these hypotheses, and sign-type ambiguity limits how well these hypotheses can be tested.</w:t>
       </w:r>
     </w:p>
     <w:bookmarkEnd w:id="59"/>
@@ -3709,7 +3727,7 @@
         <w:pStyle w:val="BodyText"/>
       </w:pPr>
       <w:r>
-        <w:t xml:space="preserve">A restricted/broad repertoire axis is visible in seriation and bootstrap co-clustering, and stochastic block models recover it as the two largest blocks in Aur-P1. The split does not exceed fixed-fixed Curveball expectations in either phase, and the Jaccard separation disappears under Simpson turnover, which removes the nestedness component (S1 §</w:t>
+        <w:t xml:space="preserve">A restricted/broad repertoire axis is visible in seriation and bootstrap co-clustering, and in Aur-P1, stochastic block models place most broad-range and most restricted-range sites in different blocks. However, the split does not exceed fixed-fixed Curveball expectations in either phase, and the Jaccard separation disappears under Simpson turnover, which removes the nestedness component (S1 §</w:t>
       </w:r>
       <w:r>
         <w:t xml:space="preserve">S1.9.5</w:t>
@@ -3879,13 +3897,19 @@
         <w:t xml:space="preserve">[129]</w:t>
       </w:r>
       <w:r>
-        <w:t xml:space="preserve">. After exclusions, Aur-P2 rests on only 9 sites and 63 objects, so its two-group structural analyses and network statistical tests have limited power. Date parsing itself removes assemblages whose reported dates lack uncertainties, including a large assemblage that would otherwise fall late, so the small Aur-P2 sample partly reflects dating-quality filtering rather than only archaeology (S1 §</w:t>
+        <w:t xml:space="preserve">. After exclusions, Aur-P2 rests on only 9 sites and 63 objects, so its two-group structural analyses and network statistical tests have limited power. Date parsing also removes sites whose reported dates have no stated uncertainty (S1 §</w:t>
       </w:r>
       <w:r>
         <w:t xml:space="preserve">S1.1</w:t>
       </w:r>
       <w:r>
-        <w:t xml:space="preserve">). Alternative calibrations move a few boundary sites between phases without changing the phase ordering (S1 §</w:t>
+        <w:t xml:space="preserve">; S2). Under the older-end rule of our main analysis, most of these sites, including the largest (Grotte de Goyet), would probably fall in Aur-P1, so this filter does not explain the small size of the Aur-P2 sample. The choice of date end is important: if we use the midpoint or the younger end of each date range instead of the older end, several date-assigned sites move from Aur-P1 to Aur-P2 (S1 §</w:t>
+      </w:r>
+      <w:r>
+        <w:t xml:space="preserve">S1.5.3</w:t>
+      </w:r>
+      <w:r>
+        <w:t xml:space="preserve">). We did not repeat the network analyses with these alternative date ends. Shifting the phase boundary by up to 1,000 years moves at most a few sites and does not change the raw mean-degree ordering of the phases (S1 §</w:t>
       </w:r>
       <w:r>
         <w:t xml:space="preserve">S1.5.4</w:t>

--- a/paper/paper.docx
+++ b/paper/paper.docx
@@ -351,7 +351,7 @@
         <w:t xml:space="preserve">[11]</w:t>
       </w:r>
       <w:r>
-        <w:t xml:space="preserve">, provide direct evidence of symbolic behavior and connectivity in sign repertoires during this period. Here we investigate human social organization dynamics implied by the distribution and variation of geometric sign types found on mobile objects in Europe within a two-phase framework [Aur-P1/Aur-P2;</w:t>
+        <w:t xml:space="preserve">, provide direct evidence of symbolic behavior and connectivity in sign repertoires during this period. Here we investigate human social organization dynamics implied by the distribution and variation of geometric sign types found on mobile objects in Europe within a two-phase framework (Aur-P1/Aur-P2)</w:t>
       </w:r>
       <w:r>
         <w:t xml:space="preserve"> </w:t>
@@ -360,7 +360,7 @@
         <w:t xml:space="preserve">[12]</w:t>
       </w:r>
       <w:r>
-        <w:t xml:space="preserve">].</w:t>
+        <w:t xml:space="preserve">.</w:t>
       </w:r>
     </w:p>
     <w:bookmarkStart w:id="21" w:name="X06869f42bdedda871dbae178d8ab917db5544af"/>
@@ -386,7 +386,7 @@
         <w:t xml:space="preserve">[3]</w:t>
       </w:r>
       <w:r>
-        <w:t xml:space="preserve">. Seriation analysis, PCoA, and network analysis were used to identify groups from 134 discrete bead types recovered from both burial and occupation sites. To validate their claims of cultural groups,</w:t>
+        <w:t xml:space="preserve">. Seriation analysis, PCoA, and network analysis were used to identify groups from 134 discrete bead types recovered from both burial and occupation sites. To validate their claims of cultural groups, Baker et al.</w:t>
       </w:r>
       <w:r>
         <w:t xml:space="preserve"> </w:t>
@@ -415,7 +415,7 @@
         <w:t xml:space="preserve">[6]</w:t>
       </w:r>
       <w:r>
-        <w:t xml:space="preserve">. Drawing on ethnographic studies that show how body decoration and ornamentation indicate ethno-linguistic identity,</w:t>
+        <w:t xml:space="preserve">. Drawing on ethnographic studies that show how body decoration and ornamentation indicate ethno-linguistic identity, Vanhaeren and d’Errico</w:t>
       </w:r>
       <w:r>
         <w:t xml:space="preserve"> </w:t>
@@ -427,7 +427,7 @@
         <w:t xml:space="preserve"> </w:t>
       </w:r>
       <w:r>
-        <w:t xml:space="preserve">used Aurignacian personal ornamentation as a proxy for ethno-linguistic diversity. The variation in personal ornament types is interpreted as evidence of long-lasting cultural differences and as robustly establishing the ethno-linguistic diversity of the Aurignacian period. Seriation, correspondence, and GIS analyses of 157 distinct ornament types from 98 Aurignacian sites in Europe and the Near East identified geographically cohesive groups sharing similar ornament type associations. These groups sweep counter-clockwise throughout western France, northern Spain, the Pyrenees, and the Mediterranean region. Combining Aurignacian personal ornaments with bone points,</w:t>
+        <w:t xml:space="preserve">used Aurignacian personal ornamentation as a proxy for ethno-linguistic diversity. The variation in personal ornament types is interpreted as evidence of long-lasting cultural differences and as robustly establishing the ethno-linguistic diversity of the Aurignacian period. Seriation, correspondence, and GIS analyses of 157 distinct ornament types from 98 Aurignacian sites in Europe and the Near East identified geographically cohesive groups sharing similar ornament type associations. These groups sweep counter-clockwise throughout western France, northern Spain, the Pyrenees, and the Mediterranean region. Combining Aurignacian personal ornaments with bone points, Doyon</w:t>
       </w:r>
       <w:r>
         <w:t xml:space="preserve"> </w:t>
@@ -456,7 +456,7 @@
         <w:t xml:space="preserve">[4]</w:t>
       </w:r>
       <w:r>
-        <w:t xml:space="preserve">. Multivariate analysis of 45 morphological characteristics of the signs revealed two clusters. To interpret these clusters,</w:t>
+        <w:t xml:space="preserve">. Multivariate analysis of 45 morphological characteristics of the signs revealed two clusters. To interpret these clusters, Sauvet et al.</w:t>
       </w:r>
       <w:r>
         <w:t xml:space="preserve"> </w:t>
@@ -468,7 +468,7 @@
         <w:t xml:space="preserve"> </w:t>
       </w:r>
       <w:r>
-        <w:t xml:space="preserve">drew on case studies of geometric signs as identity markers, including South African engraved ostrich shells from 60 ka BP, maker’s marks on Gallo-Roman pottery, and 19th century French craft guild members’ personal marks. Using these case studies as analogies,</w:t>
+        <w:t xml:space="preserve">drew on case studies of geometric signs as identity markers, including South African engraved ostrich shells from 60 ka BP, maker’s marks on Gallo-Roman pottery, and 19th century French craft guild members’ personal marks. Using these case studies as analogies, Sauvet et al.</w:t>
       </w:r>
       <w:r>
         <w:t xml:space="preserve"> </w:t>
@@ -560,7 +560,7 @@
         <w:t xml:space="preserve">[20]</w:t>
       </w:r>
       <w:r>
-        <w:t xml:space="preserve">. For example,</w:t>
+        <w:t xml:space="preserve">. For example, Schmidt and Zimmermann</w:t>
       </w:r>
       <w:r>
         <w:t xml:space="preserve"> </w:t>
@@ -572,7 +572,7 @@
         <w:t xml:space="preserve"> </w:t>
       </w:r>
       <w:r>
-        <w:t xml:space="preserve">divided the Aurignacian into two main phases, Aur-P1 (Proto/Early, 43–37 ka cal BP), and Aur-P2 (Evolved/Late, 37–32 ka cal BP), noting that the technological and chronological differences between the Proto and Early Aurignacian are difficult to distinguish.</w:t>
+        <w:t xml:space="preserve">divided the Aurignacian into two main phases, Aur-P1 (Proto/Early, 43–37 ka cal BP), and Aur-P2 (Evolved/Late, 37–32 ka cal BP), noting that the technological and chronological differences between the Proto and Early Aurignacian are difficult to distinguish. Banks et al.</w:t>
       </w:r>
       <w:r>
         <w:t xml:space="preserve"> </w:t>
@@ -592,7 +592,7 @@
         <w:pStyle w:val="BodyText"/>
       </w:pPr>
       <w:r>
-        <w:t xml:space="preserve">We adopt the two-phase framework (Aur-P1/Aur-P2) of</w:t>
+        <w:t xml:space="preserve">We adopt the two-phase framework (Aur-P1/Aur-P2) of Schmidt and Zimmermann</w:t>
       </w:r>
       <w:r>
         <w:t xml:space="preserve"> </w:t>
@@ -604,7 +604,7 @@
         <w:t xml:space="preserve"> </w:t>
       </w:r>
       <w:r>
-        <w:t xml:space="preserve">and</w:t>
+        <w:t xml:space="preserve">and Shao et al.</w:t>
       </w:r>
       <w:r>
         <w:t xml:space="preserve"> </w:t>
@@ -643,7 +643,7 @@
         <w:t xml:space="preserve">[23]</w:t>
       </w:r>
       <w:r>
-        <w:t xml:space="preserve">. We therefore pool the Proto- and Early Aurignacian into Aur-P1 (43–37 ka cal BP) and treat the Evolved/Late Aurignacian as Aur-P2 (37–32 ka cal BP), following the two-phase scheme of</w:t>
+        <w:t xml:space="preserve">. We therefore pool the Proto- and Early Aurignacian into Aur-P1 (43–37 ka cal BP) and treat the Evolved/Late Aurignacian as Aur-P2 (37–32 ka cal BP), following the two-phase scheme of Shao et al.</w:t>
       </w:r>
       <w:r>
         <w:t xml:space="preserve"> </w:t>
@@ -658,7 +658,7 @@
         <w:t xml:space="preserve"> </w:t>
       </w:r>
       <w:r>
-        <w:t xml:space="preserve">[21,23,e.g. 24]</w:t>
+        <w:t xml:space="preserve">[21,23,24]</w:t>
       </w:r>
       <w:r>
         <w:t xml:space="preserve">.</w:t>
@@ -914,7 +914,7 @@
         <w:t xml:space="preserve">[10]</w:t>
       </w:r>
       <w:r>
-        <w:t xml:space="preserve">. The data set consists of 531 objects found at 65 sites in 13 countries, and records 30 geometric sign types. We excluded signs classified by</w:t>
+        <w:t xml:space="preserve">. The data set consists of 531 objects found at 65 sites in 13 countries, and records 30 geometric sign types. We excluded signs classified by Dutkiewicz et al.</w:t>
       </w:r>
       <w:r>
         <w:t xml:space="preserve"> </w:t>
@@ -1152,7 +1152,7 @@
         <w:t xml:space="preserve"> </w:t>
       </w:r>
       <w:r>
-        <w:t xml:space="preserve">C. To minimize the influence of this skewed distribution, we followed</w:t>
+        <w:t xml:space="preserve">C. To minimize the influence of this skewed distribution, we followed Lycett</w:t>
       </w:r>
       <w:r>
         <w:t xml:space="preserve"> </w:t>
@@ -1937,7 +1937,18 @@
         <w:pStyle w:val="BodyText"/>
       </w:pPr>
       <w:r>
-        <w:t xml:space="preserve">In Aur-P2 the restricted-range group consists of Les Rois, Sirgenstein Cave, La Viña, Mladeč, Gargas, and Vindija Cave, carrying few sign types, while the broad-range group consists of Trou Magrite, Bockstein-Törle, and Hohle Fels, which share a wider repertoire (including hatching and oblique notch, obnotch; Hohle Fels additionally contributes dashline, dot, cross, zigzag, v, and circumspiral). While inferring a two-group structure from the Aur-P1 seriation results seems straightforward, this is less clear for Aur-P2 where the partition rests on only 9 sites (S1 §</w:t>
+        <w:t xml:space="preserve">In Aur-P2 the restricted-range group consists of Les Rois, Sirgenstein Cave, La Viña, Mladeč, Gargas, and Vindija Cave, carrying few sign types, while the broad-range group consists of Trou Magrite, Bockstein-Törle, and Hohle Fels, which have wider repertoires (</w:t>
+      </w:r>
+      <w:hyperlink w:anchor="fig-seriation">
+        <w:r>
+          <w:rPr>
+            <w:rStyle w:val="Hyperlink"/>
+          </w:rPr>
+          <w:t xml:space="preserve">Figure 2</w:t>
+        </w:r>
+      </w:hyperlink>
+      <w:r>
+        <w:t xml:space="preserve">). Hatching occurs at Bockstein-Törle and Hohle Fels, oblique notch (obnotch) at Bockstein-Törle and Trou Magrite, and cross at Trou Magrite and Hohle Fels. Dashline, dot, zigzag, v and circumspiral occur only at Hohle Fels. While inferring a two-group structure from the Aur-P1 seriation results seems straightforward, this is less clear for Aur-P2 where the partition rests on only 9 sites (S1 §</w:t>
       </w:r>
       <w:r>
         <w:t xml:space="preserve">S1.13</w:t>
@@ -2074,7 +2085,7 @@
               <w:pStyle w:val="ImageCaption"/>
             </w:pPr>
             <w:r>
-              <w:t xml:space="preserve">Figure 3: Networks depicting inter‑site affinity in geometric‑sign repertoires for each phase, derived from the Jaccard similarity of sign presence/absence. Nodes represent sites and edges connect pairs whose Jaccard similarity is ≥0.2 (i.e., the intersection of their sign types is at least 20% of their union). Node size reflects degree centrality, and edge thickness corresponds to similarity strength.</w:t>
+              <w:t xml:space="preserve">Figure 3: Networks depicting inter‑site affinity in geometric‑sign repertoires for each phase, derived from the Jaccard similarity of sign presence/absence. Nodes represent sites and edges connect pairs whose Jaccard similarity is ≥0.2 (i.e., the intersection of their sign types is at least 20% of their union). Node size shows degree centrality (the number of edges at each site), and each panel has its own size key. Edge thickness shows similarity strength.</w:t>
             </w:r>
           </w:p>
           <w:bookmarkEnd w:id="41"/>
@@ -2314,7 +2325,7 @@
               <w:pStyle w:val="ImageCaption"/>
             </w:pPr>
             <w:r>
-              <w:t xml:space="preserve">Figure 5: Geographic distribution of sites with signs in the two Aurignacian phases (Aur-P1, Aur-P2). Sites are colored according to their hypothesized group membership (Restricted-range or Broader range) as inferred from the seriation. The spatial arrangement shows that sites belonging to the same sign-use group are not strictly clustered geographically, consistent with the Mantel test results that did not detect a significant correlation between geographic proximity and geometric sign similarity. Map data from naturalearthdata.com and</w:t>
+              <w:t xml:space="preserve">Figure 5: Geographic distribution of sites with signs in the two Aurignacian phases (Aur-P1, Aur-P2). Sites are colored according to their hypothesized group membership (Restricted-range or Broader range) as inferred from the seriation. The spatial arrangement shows that sites belonging to the same sign-use group are not strictly clustered geographically, consistent with the Mantel test results that did not detect a significant correlation between geographic proximity and geometric sign similarity. Map data from naturalearthdata.com</w:t>
             </w:r>
             <w:r>
               <w:t xml:space="preserve"> </w:t>
@@ -2702,7 +2713,7 @@
         <w:t xml:space="preserve"> </w:t>
       </w:r>
       <w:r>
-        <w:t xml:space="preserve">initially suggested a hypothesis of two main sign-use groups, with sign type frequency and diversity serving as the major dividing factor. This parallels a richness-driven split found in sites with ornaments by</w:t>
+        <w:t xml:space="preserve">initially suggested a hypothesis of two main sign-use groups, with sign type frequency and diversity serving as the major dividing factor. This parallels a richness-driven split found in sites with ornaments by d’Errico et al.</w:t>
       </w:r>
       <w:r>
         <w:t xml:space="preserve"> </w:t>
@@ -2738,13 +2749,13 @@
         <w:t xml:space="preserve">S1.6.6</w:t>
       </w:r>
       <w:r>
-        <w:t xml:space="preserve">), but they are fitted to the same data, so this is not independent evidence for discrete groups. The communities differ mainly in how often the most widespread sign types occur, and no sign type is exclusive to one multi-site community (S1 §</w:t>
+        <w:t xml:space="preserve">), but they are fitted to the same data, so this is not independent evidence for discrete groups. The communities differ mainly in which of the less common sign types they contain, and several of these types occur in only one multi-site community (S1 §</w:t>
       </w:r>
       <w:r>
         <w:t xml:space="preserve">S1.11.3</w:t>
       </w:r>
       <w:r>
-        <w:t xml:space="preserve">). This pattern is consistent with graded repertoires rather than discrete provinces.</w:t>
+        <w:t xml:space="preserve">). The sign types of the poorer communities also occur in the richer ones, so the repertoires are nested. This nested pattern is consistent with graded repertoires rather than discrete provinces.</w:t>
       </w:r>
     </w:p>
     <w:p>
@@ -3198,7 +3209,7 @@
         <w:t xml:space="preserve">S1.13</w:t>
       </w:r>
       <w:r>
-        <w:t xml:space="preserve">); they are not evidence that geography had no effect.</w:t>
+        <w:t xml:space="preserve">); they are not evidence that geography had no effect. D’Errico et al.</w:t>
       </w:r>
       <w:r>
         <w:t xml:space="preserve"> </w:t>
@@ -3233,13 +3244,16 @@
         <w:t xml:space="preserve">[85]</w:t>
       </w:r>
       <w:r>
-        <w:t xml:space="preserve">. This was followed by rapid expansion from 43.25–41 ka cal BP, with the maximum extent of early Aurignacian (Aur-P1) settlement being reached around 41 ka cal BP (</w:t>
+        <w:t xml:space="preserve">. This was followed by rapid expansion from 43.25–41 ka cal BP, with the maximum extent of early Aurignacian (Aur-P1) settlement being reached around 41 ka cal BP</w:t>
+      </w:r>
+      <w:r>
+        <w:t xml:space="preserve"> </w:t>
       </w:r>
       <w:r>
         <w:t xml:space="preserve">[21]</w:t>
       </w:r>
       <w:r>
-        <w:t xml:space="preserve">). Other studies have also found similar associations in other regions and time periods between increases in quantity and diversity of art, and increases in population density</w:t>
+        <w:t xml:space="preserve">. Other studies have also found similar associations in other regions and time periods between increases in quantity and diversity of art, and increases in population density</w:t>
       </w:r>
       <w:r>
         <w:t xml:space="preserve"> </w:t>
@@ -3257,7 +3271,7 @@
         <w:t xml:space="preserve">[21]</w:t>
       </w:r>
       <w:r>
-        <w:t xml:space="preserve">, a relatively small population. However, the size of our networks depends mainly on the number of sites with dated, sign-bearing objects in SignBase, not directly on past population size.</w:t>
+        <w:t xml:space="preserve">, a relatively small population. However, the size of our networks depends mainly on the number of sites with dated, sign-bearing objects in SignBase, not directly on past population size. Schmidt and Zimmermann</w:t>
       </w:r>
       <w:r>
         <w:t xml:space="preserve"> </w:t>
@@ -3305,7 +3319,7 @@
         <w:t xml:space="preserve"> </w:t>
       </w:r>
       <w:r>
-        <w:t xml:space="preserve">of seasonal or satellite use, with Core Areas corresponding to regions such as the Dordogne. As a speculative analogy, the Core/Extended framework would place highly connected Dordogne sites in Core Areas and lower-connectivity peripheral sites in periodically visited Extended Areas. The smaller Aur-P2 network would then correspond to more localised interaction under consolidation. These analogies are not tested by our analyses, which detected no significant size-adjusted network differences and no significant geographic signal. That said, the contraction of the geometric sign-type pool from Aur-P1 (26 types) to Aur-P2 (15 types) does not survive sensitivity testing. At equal sampling effort with incidence-frequency rarefaction to 63 objects (all types and shared object types only), the rarefied Aur-P1 pool overlaps the Aur-P2 pool, so the raw difference in the number of sign types is not distinguishable from sampling variation (S1 §</w:t>
+        <w:t xml:space="preserve">of seasonal or satellite use, with Core Areas corresponding to regions such as the Dordogne. As a speculative analogy, the Core/Extended framework would place highly connected Dordogne sites in Core Areas and lower-connectivity peripheral sites in periodically visited Extended Areas. The smaller Aur-P2 network would then correspond to more localised interaction under consolidation. These analogies are not tested by our analyses. The analyses detected no significant size-adjusted network differences and no isolation by distance in either phase. The only geographic signal is a weak linear trend in Aur-P1 (dbRDA adjusted R² = 0.057, p = 0.038). That said, the contraction of the geometric sign-type pool from Aur-P1 (26 types) to Aur-P2 (15 types) does not survive sensitivity testing. At equal sampling effort with incidence-frequency rarefaction to 63 objects (all types and shared object types only), the rarefied Aur-P1 pool overlaps the Aur-P2 pool, so the raw difference in the number of sign types is not distinguishable from sampling variation (S1 §</w:t>
       </w:r>
       <w:r>
         <w:t xml:space="preserve">S1.12.6</w:t>
@@ -3319,6 +3333,12 @@
         <w:pStyle w:val="BodyText"/>
       </w:pPr>
       <w:r>
+        <w:t xml:space="preserve">Banks et al.</w:t>
+      </w:r>
+      <w:r>
+        <w:t xml:space="preserve"> </w:t>
+      </w:r>
+      <w:r>
         <w:t xml:space="preserve">[22]</w:t>
       </w:r>
       <w:r>
@@ -3343,7 +3363,7 @@
         <w:t xml:space="preserve">S1.13</w:t>
       </w:r>
       <w:r>
-        <w:t xml:space="preserve">). Neither phase shows a significant geographic signal (Aur-P1 Mantel R = 0.046, Aur-P2 Mantel R = -0.299). We therefore did not detect sign sharing driven primarily by expansion into new, spatially structured niches in this sample. Similarly,</w:t>
+        <w:t xml:space="preserve">). Neither phase shows significant isolation by distance (Aur-P1 Mantel R = 0.046, Aur-P2 Mantel R = -0.299). The weak linear trend in Aur-P1 explains only 6% of the variation in sign composition. We therefore did not detect sign sharing driven primarily by expansion into new, spatially structured niches in this sample. Similarly, Shao et al.</w:t>
       </w:r>
       <w:r>
         <w:t xml:space="preserve"> </w:t>
@@ -3355,7 +3375,7 @@
         <w:t xml:space="preserve"> </w:t>
       </w:r>
       <w:r>
-        <w:t xml:space="preserve">developed a human-existence probability model for the Aurignacian, finding an expanded, more dispersed settlement area for the Evolved/Late Aurignacian, and</w:t>
+        <w:t xml:space="preserve">developed a human-existence probability model for the Aurignacian, finding an expanded, more dispersed settlement area for the Evolved/Late Aurignacian, and Shao et al.</w:t>
       </w:r>
       <w:r>
         <w:t xml:space="preserve"> </w:t>
@@ -3367,7 +3387,7 @@
         <w:t xml:space="preserve"> </w:t>
       </w:r>
       <w:r>
-        <w:t xml:space="preserve">also identifies increased expansion marking the beginning of the Evolved Aurignacian. In our data the apparent wider spatial spread of the small Aur-P2 sample was not accompanied by stronger sign-type sharing. These patterns of connectivity and geographic structure also have implications for understanding how geometric signs functioned as markers of group identity.</w:t>
+        <w:t xml:space="preserve">also identify increased expansion marking the beginning of the Evolved Aurignacian. In our data the apparent wider spatial spread of the small Aur-P2 sample was not accompanied by stronger sign-type sharing. These patterns of connectivity and geographic structure also have implications for understanding how geometric signs functioned as markers of group identity.</w:t>
       </w:r>
     </w:p>
     <w:p>
@@ -3381,16 +3401,40 @@
         <w:t xml:space="preserve"> </w:t>
       </w:r>
       <w:r>
+        <w:t xml:space="preserve">[3,4]</w:t>
+      </w:r>
+      <w:r>
+        <w:t xml:space="preserve">, our results did not identify geographically distinct groups differentiated by sign repertoire. We did not detect isolation by distance in either phase (Aur-P1: R = 0.046; Aur-P2: R = -0.299). Further analysis of sign composition differences across sites grouped by geography alone (Partitioning Around Medoids on geodesic distances, k=2 to 5, with Jaccard dissimilarity and PerMANOVA) found no significant differences across geographic groups (S1 §</w:t>
+      </w:r>
+      <w:r>
+        <w:t xml:space="preserve">S1.8.4</w:t>
+      </w:r>
+      <w:r>
+        <w:t xml:space="preserve">). Thus our findings contrast with previous work such as Vanhaeren and d’Errico</w:t>
+      </w:r>
+      <w:r>
+        <w:t xml:space="preserve"> </w:t>
+      </w:r>
+      <w:r>
+        <w:t xml:space="preserve">[6]</w:t>
+      </w:r>
+      <w:r>
+        <w:t xml:space="preserve"> </w:t>
+      </w:r>
+      <w:r>
+        <w:t xml:space="preserve">and Baker et al.</w:t>
+      </w:r>
+      <w:r>
+        <w:t xml:space="preserve"> </w:t>
+      </w:r>
+      <w:r>
         <w:t xml:space="preserve">[3]</w:t>
       </w:r>
       <w:r>
-        <w:t xml:space="preserve">, our results did not identify geographically distinct groups differentiated by sign repertoire. We did not detect isolation by distance in either phase (Aur-P1: R = 0.046; Aur-P2: R = -0.299). Further analysis of sign composition differences across sites grouped by geography alone (Partitioning Around Medoids on geodesic distances, k=2 to 5, with Jaccard dissimilarity and PerMANOVA) found no significant differences across geographic groups (S1 §</w:t>
-      </w:r>
-      <w:r>
-        <w:t xml:space="preserve">S1.8.4</w:t>
-      </w:r>
-      <w:r>
-        <w:t xml:space="preserve">). Thus our findings contrast with previous work such as</w:t>
+        <w:t xml:space="preserve"> </w:t>
+      </w:r>
+      <w:r>
+        <w:t xml:space="preserve">who found distinct cultural clusters in their analysis of personal ornaments. One possible explanation for this contrast is that the geometric signs studied here encode different kinds of group information compared to the personal ornament objects studied by Vanhaeren and d’Errico</w:t>
       </w:r>
       <w:r>
         <w:t xml:space="preserve"> </w:t>
@@ -3399,10 +3443,7 @@
         <w:t xml:space="preserve">[6]</w:t>
       </w:r>
       <w:r>
-        <w:t xml:space="preserve"> </w:t>
-      </w:r>
-      <w:r>
-        <w:t xml:space="preserve">and</w:t>
+        <w:t xml:space="preserve">. Another explanation may be that a distinguishing factor between the Aurignacian and Gravettian is the appearance of readily identifiable geographically distinct cultural groups in the Gravettian, as reported by Baker et al.</w:t>
       </w:r>
       <w:r>
         <w:t xml:space="preserve"> </w:t>
@@ -3411,10 +3452,38 @@
         <w:t xml:space="preserve">[3]</w:t>
       </w:r>
       <w:r>
-        <w:t xml:space="preserve"> </w:t>
-      </w:r>
-      <w:r>
-        <w:t xml:space="preserve">who found distinct cultural clusters in their analysis of personal ornaments. One possible explanation for this contrast is that the geometric signs studied here encode different kinds of group information compared to the personal ornament objects studied by</w:t>
+        <w:t xml:space="preserve">. Future work could explore the hypothesis that the distribution found in Aur-P2 (</w:t>
+      </w:r>
+      <w:hyperlink w:anchor="fig-group-map">
+        <w:r>
+          <w:rPr>
+            <w:rStyle w:val="Hyperlink"/>
+          </w:rPr>
+          <w:t xml:space="preserve">Figure 5</w:t>
+        </w:r>
+      </w:hyperlink>
+      <w:r>
+        <w:t xml:space="preserve">) eventually evolved into the clusters proposed by Baker et al.</w:t>
+      </w:r>
+      <w:r>
+        <w:t xml:space="preserve"> </w:t>
+      </w:r>
+      <w:r>
+        <w:t xml:space="preserve">[3]</w:t>
+      </w:r>
+      <w:r>
+        <w:t xml:space="preserve"> </w:t>
+      </w:r>
+      <w:r>
+        <w:t xml:space="preserve">for the Gravettian period.</w:t>
+      </w:r>
+    </w:p>
+    <w:p>
+      <w:pPr>
+        <w:pStyle w:val="BodyText"/>
+      </w:pPr>
+      <w:r>
+        <w:t xml:space="preserve">The data used by Vanhaeren and d’Errico</w:t>
       </w:r>
       <w:r>
         <w:t xml:space="preserve"> </w:t>
@@ -3423,7 +3492,175 @@
         <w:t xml:space="preserve">[6]</w:t>
       </w:r>
       <w:r>
-        <w:t xml:space="preserve">. Another explanation may be that a distinguishing factor between the Aurignacian and Gravettian is the appearance of readily identifiable geographically distinct cultural groups in the Gravettian, as reported by</w:t>
+        <w:t xml:space="preserve"> </w:t>
+      </w:r>
+      <w:r>
+        <w:t xml:space="preserve">was also analyzed by Kovacevic et al.</w:t>
+      </w:r>
+      <w:r>
+        <w:t xml:space="preserve"> </w:t>
+      </w:r>
+      <w:r>
+        <w:t xml:space="preserve">[95]</w:t>
+      </w:r>
+      <w:r>
+        <w:t xml:space="preserve">, who used Approximate Bayesian Computation to simulate and compare Aurignacian personal ornament distribution as a result of structured ethnic identity versus cultural identity by-descent with modification and isolation-by-distance. Their results show the latter was best supported by the data. Cultural identity by-descent with modification is defined as group difference generated by unconscious cultural mutation and drift, and largely influenced by spatial proximity to other groups. These results from Kovacevic et al.</w:t>
+      </w:r>
+      <w:r>
+        <w:t xml:space="preserve"> </w:t>
+      </w:r>
+      <w:r>
+        <w:t xml:space="preserve">[95]</w:t>
+      </w:r>
+      <w:r>
+        <w:t xml:space="preserve"> </w:t>
+      </w:r>
+      <w:r>
+        <w:t xml:space="preserve">complicate claims by Vanhaeren and d’Errico</w:t>
+      </w:r>
+      <w:r>
+        <w:t xml:space="preserve"> </w:t>
+      </w:r>
+      <w:r>
+        <w:t xml:space="preserve">[6]</w:t>
+      </w:r>
+      <w:r>
+        <w:t xml:space="preserve"> </w:t>
+      </w:r>
+      <w:r>
+        <w:t xml:space="preserve">for geographically distinct cultural groups in the Aurignacian. Like our data, it does not establish the absence of geographically structured identity because our analyses are underpowered for that claim (S1 §</w:t>
+      </w:r>
+      <w:r>
+        <w:t xml:space="preserve">S1.13</w:t>
+      </w:r>
+      <w:r>
+        <w:t xml:space="preserve">).</w:t>
+      </w:r>
+    </w:p>
+    <w:p>
+      <w:pPr>
+        <w:pStyle w:val="BodyText"/>
+      </w:pPr>
+      <w:r>
+        <w:t xml:space="preserve">Our results can be interpreted through the lens of cultural transmission theory</w:t>
+      </w:r>
+      <w:r>
+        <w:t xml:space="preserve"> </w:t>
+      </w:r>
+      <w:r>
+        <w:t xml:space="preserve">[96–98]</w:t>
+      </w:r>
+      <w:r>
+        <w:t xml:space="preserve">. Smaller populations are predicted to experience greater drift and reduced capacity to maintain complex cultural repertoires</w:t>
+      </w:r>
+      <w:r>
+        <w:t xml:space="preserve"> </w:t>
+      </w:r>
+      <w:r>
+        <w:t xml:space="preserve">[99]</w:t>
+      </w:r>
+      <w:r>
+        <w:t xml:space="preserve">. This process could potentially explain the larger sign-type pool in Aur-P1 (26 types) compared with Aur-P2 (15 types). However, our equal-effort sensitivity analysis shows the sign-type pool sizes overlap once sample size is standardized (S1 §</w:t>
+      </w:r>
+      <w:r>
+        <w:t xml:space="preserve">S1.12.6</w:t>
+      </w:r>
+      <w:r>
+        <w:t xml:space="preserve">). So the differences are not distinguishable from sampling variation at equal effort, and the hypothesis is not supported with the current data.</w:t>
+      </w:r>
+    </w:p>
+    <w:p>
+      <w:pPr>
+        <w:pStyle w:val="BodyText"/>
+      </w:pPr>
+      <w:r>
+        <w:t xml:space="preserve">Previous work has argued that network structure also shapes cultural information flow: highly connected networks with high-degree node structures facilitate rapid transmission and reduce drift</w:t>
+      </w:r>
+      <w:r>
+        <w:t xml:space="preserve"> </w:t>
+      </w:r>
+      <w:r>
+        <w:t xml:space="preserve">[100,101]</w:t>
+      </w:r>
+      <w:r>
+        <w:t xml:space="preserve">, while more clustered networks promote localised conformist transmission and differentiation within subgroups</w:t>
+      </w:r>
+      <w:r>
+        <w:t xml:space="preserve"> </w:t>
+      </w:r>
+      <w:r>
+        <w:t xml:space="preserve">[102]</w:t>
+      </w:r>
+      <w:r>
+        <w:t xml:space="preserve">. We found no statistically significant differences in connectivity metrics between the two phases. Because these tests have low power (S1 §</w:t>
+      </w:r>
+      <w:r>
+        <w:t xml:space="preserve">S1.13</w:t>
+      </w:r>
+      <w:r>
+        <w:t xml:space="preserve">), this result does not show that the level of interaction stayed the same; a moderate change could be present but was not detected. If the level of interaction did stay the same, the pattern would parallel the Iberian Mesolithic, where peninsular-scale ornament networks persisted without topological change from the Early to the Late Mesolithic despite population growth and technocomplex replacement</w:t>
+      </w:r>
+      <w:r>
+        <w:t xml:space="preserve"> </w:t>
+      </w:r>
+      <w:r>
+        <w:t xml:space="preserve">[103]</w:t>
+      </w:r>
+      <w:r>
+        <w:t xml:space="preserve">. We did not detect the decline in sign similarity with distance that simple isolation-by-distance models predict</w:t>
+      </w:r>
+      <w:r>
+        <w:t xml:space="preserve"> </w:t>
+      </w:r>
+      <w:r>
+        <w:t xml:space="preserve">[29,41]</w:t>
+      </w:r>
+      <w:r>
+        <w:t xml:space="preserve">. Our Mantel tests can detect only moderate (Aur-P1) or strong (Aur-P2) correlations (S1 §</w:t>
+      </w:r>
+      <w:r>
+        <w:t xml:space="preserve">S1.13</w:t>
+      </w:r>
+      <w:r>
+        <w:t xml:space="preserve">), so this result does not rule out isolation by distance. Our non-significant Mantel result cannot establish which social process generated the pattern; ritual gatherings or ceremonial exchange remain speculative possibilities. The network structures reported here reflect sign-sharing patterns, not direct evidence of social organisation, and sign types may reflect independent invention or functional constraints rather than social transmission. Our caution matches that of Intxaurbe</w:t>
+      </w:r>
+      <w:r>
+        <w:t xml:space="preserve"> </w:t>
+      </w:r>
+      <w:r>
+        <w:t xml:space="preserve">[104]</w:t>
+      </w:r>
+      <w:r>
+        <w:t xml:space="preserve">, who treats stable bison-horse-ibex centrality in Magdalenian parietal art along the Bay of Biscay as an organisational grammar and refrains from claims about symbolic meaning, narrative content, or cultural meaning.</w:t>
+      </w:r>
+    </w:p>
+    <w:p>
+      <w:pPr>
+        <w:pStyle w:val="BodyText"/>
+      </w:pPr>
+      <w:r>
+        <w:t xml:space="preserve">The contrast with personal ornaments, such as the decorated ivory pendant from Stajnia Cave</w:t>
+      </w:r>
+      <w:r>
+        <w:t xml:space="preserve"> </w:t>
+      </w:r>
+      <w:r>
+        <w:t xml:space="preserve">[11]</w:t>
+      </w:r>
+      <w:r>
+        <w:t xml:space="preserve">, is informative. Vanhaeren and d’Errico</w:t>
+      </w:r>
+      <w:r>
+        <w:t xml:space="preserve"> </w:t>
+      </w:r>
+      <w:r>
+        <w:t xml:space="preserve">[6]</w:t>
+      </w:r>
+      <w:r>
+        <w:t xml:space="preserve"> </w:t>
+      </w:r>
+      <w:r>
+        <w:t xml:space="preserve">identified fourteen geographically structured Aurignacian groups using ornaments; Baker et al.</w:t>
       </w:r>
       <w:r>
         <w:t xml:space="preserve"> </w:t>
@@ -3432,171 +3669,10 @@
         <w:t xml:space="preserve">[3]</w:t>
       </w:r>
       <w:r>
-        <w:t xml:space="preserve">. Future work could explore the hypothesis that the distribution found in Aur-P2 (</w:t>
-      </w:r>
-      <w:hyperlink w:anchor="fig-group-map">
-        <w:r>
-          <w:rPr>
-            <w:rStyle w:val="Hyperlink"/>
-          </w:rPr>
-          <w:t xml:space="preserve">Figure 5</w:t>
-        </w:r>
-      </w:hyperlink>
-      <w:r>
-        <w:t xml:space="preserve">) eventually evolved into the clusters proposed by</w:t>
-      </w:r>
-      <w:r>
-        <w:t xml:space="preserve"> </w:t>
-      </w:r>
-      <w:r>
-        <w:t xml:space="preserve">[3]</w:t>
-      </w:r>
-      <w:r>
-        <w:t xml:space="preserve"> </w:t>
-      </w:r>
-      <w:r>
-        <w:t xml:space="preserve">for the Gravettian period.</w:t>
-      </w:r>
-    </w:p>
-    <w:p>
-      <w:pPr>
-        <w:pStyle w:val="BodyText"/>
-      </w:pPr>
-      <w:r>
-        <w:t xml:space="preserve">The data used by</w:t>
-      </w:r>
-      <w:r>
-        <w:t xml:space="preserve"> </w:t>
-      </w:r>
-      <w:r>
-        <w:t xml:space="preserve">[6]</w:t>
-      </w:r>
-      <w:r>
-        <w:t xml:space="preserve"> </w:t>
-      </w:r>
-      <w:r>
-        <w:t xml:space="preserve">was also analyzed by</w:t>
-      </w:r>
-      <w:r>
-        <w:t xml:space="preserve"> </w:t>
-      </w:r>
-      <w:r>
-        <w:t xml:space="preserve">[95]</w:t>
-      </w:r>
-      <w:r>
-        <w:t xml:space="preserve">, who used Approximate Bayesian Computation to simulate and compare Aurignacian personal ornament distribution as a result of structured ethnic identity versus cultural identity by-descent with modification and isolation-by-distance. Their results show the latter was best supported by the data. Cultural identity by-descent with modification is defined as group difference generated by unconscious cultural mutation and drift, and largely influenced by spatial proximity to other groups. These results from</w:t>
-      </w:r>
-      <w:r>
-        <w:t xml:space="preserve"> </w:t>
-      </w:r>
-      <w:r>
-        <w:t xml:space="preserve">[95]</w:t>
-      </w:r>
-      <w:r>
-        <w:t xml:space="preserve"> </w:t>
-      </w:r>
-      <w:r>
-        <w:t xml:space="preserve">complicate claims by</w:t>
-      </w:r>
-      <w:r>
-        <w:t xml:space="preserve"> </w:t>
-      </w:r>
-      <w:r>
-        <w:t xml:space="preserve">[6]</w:t>
-      </w:r>
-      <w:r>
-        <w:t xml:space="preserve"> </w:t>
-      </w:r>
-      <w:r>
-        <w:t xml:space="preserve">for geographically distinct cultural groups in the Aurignacian. Like our data, it does not establish the absence of geographically structured identity because our analyses are underpowered for that claim (S1 §</w:t>
-      </w:r>
-      <w:r>
-        <w:t xml:space="preserve">S1.13</w:t>
-      </w:r>
-      <w:r>
-        <w:t xml:space="preserve">).</w:t>
-      </w:r>
-    </w:p>
-    <w:p>
-      <w:pPr>
-        <w:pStyle w:val="BodyText"/>
-      </w:pPr>
-      <w:r>
-        <w:t xml:space="preserve">Our results can be interpreted through the lens of cultural transmission theory</w:t>
-      </w:r>
-      <w:r>
-        <w:t xml:space="preserve"> </w:t>
-      </w:r>
-      <w:r>
-        <w:t xml:space="preserve">[96–98]</w:t>
-      </w:r>
-      <w:r>
-        <w:t xml:space="preserve">. Smaller populations are predicted to experience greater drift and reduced capacity to maintain complex cultural repertoires</w:t>
-      </w:r>
-      <w:r>
-        <w:t xml:space="preserve"> </w:t>
-      </w:r>
-      <w:r>
-        <w:t xml:space="preserve">[99]</w:t>
-      </w:r>
-      <w:r>
-        <w:t xml:space="preserve">. This process could potentially explain the larger sign-type pool in Aur-P1 (26 types) compared with Aur-P2 (15 types). However, our equal-effort sensitivity analysis shows the sign-type pool sizes overlap once sample size is standardized (S1 §</w:t>
-      </w:r>
-      <w:r>
-        <w:t xml:space="preserve">S1.12.6</w:t>
-      </w:r>
-      <w:r>
-        <w:t xml:space="preserve">). So the differences are not distinguishable from sampling variation at equal effort, and the hypothesis is not supported with the current data.</w:t>
-      </w:r>
-    </w:p>
-    <w:p>
-      <w:pPr>
-        <w:pStyle w:val="BodyText"/>
-      </w:pPr>
-      <w:r>
-        <w:t xml:space="preserve">Previous work has argued that network structure also shapes cultural information flow: highly connected networks with high-degree node structures facilitate rapid transmission and reduce drift</w:t>
-      </w:r>
-      <w:r>
-        <w:t xml:space="preserve"> </w:t>
-      </w:r>
-      <w:r>
-        <w:t xml:space="preserve">[100,101]</w:t>
-      </w:r>
-      <w:r>
-        <w:t xml:space="preserve">, while more clustered networks promote localised conformist transmission and differentiation within subgroups</w:t>
-      </w:r>
-      <w:r>
-        <w:t xml:space="preserve"> </w:t>
-      </w:r>
-      <w:r>
-        <w:t xml:space="preserve">[102]</w:t>
-      </w:r>
-      <w:r>
-        <w:t xml:space="preserve">. We found no statistically significant differences in connectivity metrics between the two phases. Because these tests have low power (S1 §</w:t>
-      </w:r>
-      <w:r>
-        <w:t xml:space="preserve">S1.13</w:t>
-      </w:r>
-      <w:r>
-        <w:t xml:space="preserve">), this result does not show that the level of interaction stayed the same; a moderate change could be present but was not detected. If the level of interaction did stay the same, the pattern would parallel the Iberian Mesolithic, where peninsular-scale ornament networks persisted without topological change from the Early to the Late Mesolithic despite population growth and technocomplex replacement</w:t>
-      </w:r>
-      <w:r>
-        <w:t xml:space="preserve"> </w:t>
-      </w:r>
-      <w:r>
-        <w:t xml:space="preserve">[103]</w:t>
-      </w:r>
-      <w:r>
-        <w:t xml:space="preserve">. The lack of significant geographic structure in either phase contradicts simple isolation-by-distance models</w:t>
-      </w:r>
-      <w:r>
-        <w:t xml:space="preserve"> </w:t>
-      </w:r>
-      <w:r>
-        <w:t xml:space="preserve">[99,104]</w:t>
-      </w:r>
-      <w:r>
-        <w:t xml:space="preserve">. Our non-significant Mantel result cannot establish which social process generated the pattern; ritual gatherings or ceremonial exchange remain speculative possibilities. The network structures reported here reflect sign-sharing patterns, not direct evidence of social organisation, and sign types may reflect independent invention or functional constraints rather than social transmission. Our caution matches</w:t>
+        <w:t xml:space="preserve"> </w:t>
+      </w:r>
+      <w:r>
+        <w:t xml:space="preserve">found similar Gravettian clusters. Our Mantel tests show no significant geographic correlation for geometric signs (Aur-P1: R = 0.046, p = 0.301; Aur-P2: R = -0.299, p = 0.933). Future work should explore whether these different material classes encode different identity dimensions, for example, ornaments may signal ethnic affiliation. Geometric signs have been argued to function as notation</w:t>
       </w:r>
       <w:r>
         <w:t xml:space="preserve"> </w:t>
@@ -3605,48 +3681,10 @@
         <w:t xml:space="preserve">[105]</w:t>
       </w:r>
       <w:r>
-        <w:t xml:space="preserve">, who treats stable bison-horse-ibex centrality in Magdalenian parietal art along the Bay of Biscay as an organisational grammar and refrains from claims about symbolic meaning, narrative content, or cultural meaning.</w:t>
-      </w:r>
-    </w:p>
-    <w:p>
-      <w:pPr>
-        <w:pStyle w:val="BodyText"/>
-      </w:pPr>
-      <w:r>
-        <w:t xml:space="preserve">The contrast with personal ornaments, such as the decorated ivory pendant from Stajnia Cave</w:t>
-      </w:r>
-      <w:r>
-        <w:t xml:space="preserve"> </w:t>
-      </w:r>
-      <w:r>
-        <w:t xml:space="preserve">[11]</w:t>
-      </w:r>
-      <w:r>
-        <w:t xml:space="preserve">, is informative.</w:t>
-      </w:r>
-      <w:r>
-        <w:t xml:space="preserve"> </w:t>
-      </w:r>
-      <w:r>
-        <w:t xml:space="preserve">[6]</w:t>
-      </w:r>
-      <w:r>
-        <w:t xml:space="preserve"> </w:t>
-      </w:r>
-      <w:r>
-        <w:t xml:space="preserve">identified fourteen geographically structured Aurignacian groups using ornaments;</w:t>
-      </w:r>
-      <w:r>
-        <w:t xml:space="preserve"> </w:t>
-      </w:r>
-      <w:r>
-        <w:t xml:space="preserve">[3]</w:t>
-      </w:r>
-      <w:r>
-        <w:t xml:space="preserve"> </w:t>
-      </w:r>
-      <w:r>
-        <w:t xml:space="preserve">found similar Gravettian clusters. Our Mantel tests show no significant geographic correlation for geometric signs (Aur-P1: R = 0.046, p = 0.301; Aur-P2: R = -0.299, p = 0.933). Future work should explore whether these different material classes encode different identity dimensions, for example, ornaments may signal ethnic affiliation. Geometric signs have been argued to function as notation</w:t>
+        <w:t xml:space="preserve"> </w:t>
+      </w:r>
+      <w:r>
+        <w:t xml:space="preserve">or calendrical recording</w:t>
       </w:r>
       <w:r>
         <w:t xml:space="preserve"> </w:t>
@@ -3658,25 +3696,13 @@
         <w:t xml:space="preserve"> </w:t>
       </w:r>
       <w:r>
-        <w:t xml:space="preserve">or calendrical recording</w:t>
-      </w:r>
-      <w:r>
-        <w:t xml:space="preserve"> </w:t>
-      </w:r>
-      <w:r>
-        <w:t xml:space="preserve">[107]</w:t>
-      </w:r>
-      <w:r>
-        <w:t xml:space="preserve"> </w:t>
-      </w:r>
-      <w:r>
         <w:t xml:space="preserve">systems. However, recent work on these notational and calendrical hypotheses has been disputed</w:t>
       </w:r>
       <w:r>
         <w:t xml:space="preserve"> </w:t>
       </w:r>
       <w:r>
-        <w:t xml:space="preserve">[108–111]</w:t>
+        <w:t xml:space="preserve">[107–110]</w:t>
       </w:r>
       <w:r>
         <w:t xml:space="preserve">, suggesting there is still much work to be done. Our results neither confirm nor rule out these hypotheses, and sign-type ambiguity limits how well these hypotheses can be tested.</w:t>
@@ -3704,7 +3730,7 @@
         <w:t xml:space="preserve"> </w:t>
       </w:r>
       <w:r>
-        <w:t xml:space="preserve">[3,77,112–115]</w:t>
+        <w:t xml:space="preserve">[3,77,111–114]</w:t>
       </w:r>
       <w:r>
         <w:t xml:space="preserve"> </w:t>
@@ -3716,7 +3742,7 @@
         <w:t xml:space="preserve"> </w:t>
       </w:r>
       <w:r>
-        <w:t xml:space="preserve">[2,70,116–120]</w:t>
+        <w:t xml:space="preserve">[2,70,115–119]</w:t>
       </w:r>
       <w:r>
         <w:t xml:space="preserve">. Our results show that the current sample of geometric signs is not sufficient to detect change over the Aurignacian. What initially appears to be evidence for discrete cultural groups in the geometric-sign record is substantially explained by variation in repertoire richness, and this apparent structure does not survive tests designed to distinguish discrete grouping from richness-driven gradients.</w:t>
@@ -3771,7 +3797,7 @@
         <w:t xml:space="preserve"> </w:t>
       </w:r>
       <w:r>
-        <w:t xml:space="preserve">[106–111]</w:t>
+        <w:t xml:space="preserve">[105–110]</w:t>
       </w:r>
       <w:r>
         <w:t xml:space="preserve">.</w:t>
@@ -3782,7 +3808,19 @@
         <w:pStyle w:val="BodyText"/>
       </w:pPr>
       <w:r>
-        <w:t xml:space="preserve">Our study has three limitations. First is the ambiguity of some of the sign types. While</w:t>
+        <w:t xml:space="preserve">Our study has three limitations. First is the ambiguity of some of the sign types. While von Petzinger</w:t>
+      </w:r>
+      <w:r>
+        <w:t xml:space="preserve"> </w:t>
+      </w:r>
+      <w:r>
+        <w:t xml:space="preserve">[120]</w:t>
+      </w:r>
+      <w:r>
+        <w:t xml:space="preserve"> </w:t>
+      </w:r>
+      <w:r>
+        <w:t xml:space="preserve">argues in favor of Aurignacian geometric signs as symbolic expression, potential ambiguity still remains over whether function is consistent across all sign type occurrences, particularly in regards to the simpler sign types composed from fewer elements. We included the more ambiguous sign types because similar sign occurrence may still serve as evidence of connectivity in sign repertoires regardless of function, even if it is random copying</w:t>
       </w:r>
       <w:r>
         <w:t xml:space="preserve"> </w:t>
@@ -3791,10 +3829,7 @@
         <w:t xml:space="preserve">[121]</w:t>
       </w:r>
       <w:r>
-        <w:t xml:space="preserve"> </w:t>
-      </w:r>
-      <w:r>
-        <w:t xml:space="preserve">argues in favor of Aurignacian geometric signs as symbolic expression, potential ambiguity still remains over whether function is consistent across all sign type occurrences, particularly in regards to the simpler sign types composed from fewer elements. We included the more ambiguous sign types because similar sign occurrence may still serve as evidence of connectivity in sign repertoires regardless of function, even if it is random copying</w:t>
+        <w:t xml:space="preserve">, and additionally, greater quantities of included sign types serve to establish stronger connections</w:t>
       </w:r>
       <w:r>
         <w:t xml:space="preserve"> </w:t>
@@ -3803,7 +3838,24 @@
         <w:t xml:space="preserve">[122]</w:t>
       </w:r>
       <w:r>
-        <w:t xml:space="preserve">, and additionally, greater quantities of included sign types serve to establish stronger connections</w:t>
+        <w:t xml:space="preserve">. This ambiguity may be addressed in the future through the usage of the data recently released in SignBase 2.0 covering sites in Germany, which contains more detailed information on the specific order and patterns in which signs occurred on individual objects</w:t>
+      </w:r>
+      <w:r>
+        <w:t xml:space="preserve"> </w:t>
+      </w:r>
+      <w:r>
+        <w:t xml:space="preserve">[105]</w:t>
+      </w:r>
+      <w:r>
+        <w:t xml:space="preserve">.</w:t>
+      </w:r>
+    </w:p>
+    <w:p>
+      <w:pPr>
+        <w:pStyle w:val="BodyText"/>
+      </w:pPr>
+      <w:r>
+        <w:t xml:space="preserve">A second limitation concerns the effects of time-averaging on our network reconstructions. Daems et al.</w:t>
       </w:r>
       <w:r>
         <w:t xml:space="preserve"> </w:t>
@@ -3812,16 +3864,22 @@
         <w:t xml:space="preserve">[123]</w:t>
       </w:r>
       <w:r>
-        <w:t xml:space="preserve">. This ambiguity may be addressed in the future through the usage of the data recently released in SignBase 2.0 covering sites in Germany, which contains more detailed information on the specific order and patterns in which signs occurred on individual objects</w:t>
-      </w:r>
-      <w:r>
-        <w:t xml:space="preserve"> </w:t>
-      </w:r>
-      <w:r>
-        <w:t xml:space="preserve">[106]</w:t>
-      </w:r>
-      <w:r>
-        <w:t xml:space="preserve">.</w:t>
+        <w:t xml:space="preserve"> </w:t>
+      </w:r>
+      <w:r>
+        <w:t xml:space="preserve">demonstrate that time-averaging reduces the fidelity of network interpretations compared to non-time-averaged networks, and that these effects are highly dependent on initial network structures. Our division of the Aurignacian into two phases partially addresses this issue, but each phase still spans several thousand years, and individual sites may contain occupations from multiple millennia. The palimpsest nature of archaeological deposits means that our networks likely compress diachronic changes in social connectivity, potentially obscuring shorter-term fluctuations in interaction patterns. Padilla-Iglesias and Bischoff</w:t>
+      </w:r>
+      <w:r>
+        <w:t xml:space="preserve"> </w:t>
+      </w:r>
+      <w:r>
+        <w:t xml:space="preserve">[65]</w:t>
+      </w:r>
+      <w:r>
+        <w:t xml:space="preserve"> </w:t>
+      </w:r>
+      <w:r>
+        <w:t xml:space="preserve">further show that hunter-gatherer mobility patterns profoundly affect our ability to reconstruct social networks from archaeological assemblages, with implications for how we interpret network metrics such as mean degree and transitivity. These methodological constraints should be borne in mind when inferring social organisation patterns from the analyses discussed above.</w:t>
       </w:r>
     </w:p>
     <w:p>
@@ -3829,45 +3887,13 @@
         <w:pStyle w:val="BodyText"/>
       </w:pPr>
       <w:r>
-        <w:t xml:space="preserve">A second limitation concerns the effects of time-averaging on our network reconstructions.</w:t>
-      </w:r>
-      <w:r>
-        <w:t xml:space="preserve"> </w:t>
-      </w:r>
-      <w:r>
-        <w:t xml:space="preserve">[124]</w:t>
-      </w:r>
-      <w:r>
-        <w:t xml:space="preserve"> </w:t>
-      </w:r>
-      <w:r>
-        <w:t xml:space="preserve">demonstrate that time-averaging reduces the fidelity of network interpretations compared to non-time-averaged networks, and that these effects are highly dependent on initial network structures. Our division of the Aurignacian into two phases partially addresses this issue, but each phase still spans several thousand years, and individual sites may contain occupations from multiple millennia. The palimpsest nature of archaeological deposits means that our networks likely compress diachronic changes in social connectivity, potentially obscuring shorter-term fluctuations in interaction patterns.</w:t>
-      </w:r>
-      <w:r>
-        <w:t xml:space="preserve"> </w:t>
-      </w:r>
-      <w:r>
-        <w:t xml:space="preserve">[65]</w:t>
-      </w:r>
-      <w:r>
-        <w:t xml:space="preserve"> </w:t>
-      </w:r>
-      <w:r>
-        <w:t xml:space="preserve">further show that hunter-gatherer mobility patterns profoundly affect our ability to reconstruct social networks from archaeological assemblages, with implications for how we interpret network metrics such as mean degree and transitivity. These methodological constraints should be borne in mind when inferring social organisation patterns from the analyses discussed above.</w:t>
-      </w:r>
-    </w:p>
-    <w:p>
-      <w:pPr>
-        <w:pStyle w:val="BodyText"/>
-      </w:pPr>
-      <w:r>
         <w:t xml:space="preserve">A third limitation relates to the reliability of site-level phase assignments, and the small size of the Aur-P2 sample in particular. Our primary analysis assigns each site to a phase on the basis of specialist technological attributions from the published literature rather than radiocarbon dates alone, which can conflict with the archaeological content of a layer: Abri Pataud’s lithic technology places it in the Early Aurignacian despite basal dates within the Proto-Aurignacian range</w:t>
       </w:r>
       <w:r>
         <w:t xml:space="preserve"> </w:t>
       </w:r>
       <w:r>
-        <w:t xml:space="preserve">[125,126]</w:t>
+        <w:t xml:space="preserve">[124,125]</w:t>
       </w:r>
       <w:r>
         <w:t xml:space="preserve">, La Ferrassie’s Aurignacian begins with the Early Aurignacian directly above the Châtelperronian</w:t>
@@ -3876,10 +3902,19 @@
         <w:t xml:space="preserve"> </w:t>
       </w:r>
       <w:r>
+        <w:t xml:space="preserve">[126]</w:t>
+      </w:r>
+      <w:r>
+        <w:t xml:space="preserve">, and Mladeč’s massive-base bone points and ~31 ka ¹⁴C BP (~35–36 ka cal BP) dates indicate an Evolved (Aur-P2) attribution</w:t>
+      </w:r>
+      <w:r>
+        <w:t xml:space="preserve"> </w:t>
+      </w:r>
+      <w:r>
         <w:t xml:space="preserve">[127]</w:t>
       </w:r>
       <w:r>
-        <w:t xml:space="preserve">, and Mladeč’s massive-base bone points and ~31 ka ¹⁴C BP (~35–36 ka cal BP) dates indicate an Evolved (Aur-P2) attribution</w:t>
+        <w:t xml:space="preserve">. Additionally, Vogelherd Cave’s stratigraphy is compromised by excavation methodology and post-depositional disturbance, with documented mixing between Aurignacian, Gravettian, and Magdalenian layers</w:t>
       </w:r>
       <w:r>
         <w:t xml:space="preserve"> </w:t>
@@ -3888,15 +3923,6 @@
         <w:t xml:space="preserve">[128]</w:t>
       </w:r>
       <w:r>
-        <w:t xml:space="preserve">. Additionally, Vogelherd Cave’s stratigraphy is compromised by excavation methodology and post-depositional disturbance, with documented mixing between Aurignacian, Gravettian, and Magdalenian layers</w:t>
-      </w:r>
-      <w:r>
-        <w:t xml:space="preserve"> </w:t>
-      </w:r>
-      <w:r>
-        <w:t xml:space="preserve">[129]</w:t>
-      </w:r>
-      <w:r>
         <w:t xml:space="preserve">. After exclusions, Aur-P2 rests on only 9 sites and 63 objects, so its two-group structural analyses and network statistical tests have limited power. Date parsing also removes sites whose reported dates have no stated uncertainty (S1 §</w:t>
       </w:r>
       <w:r>
@@ -3919,7 +3945,7 @@
       </w:r>
     </w:p>
     <w:bookmarkEnd w:id="61"/>
-    <w:bookmarkStart w:id="309" w:name="references"/>
+    <w:bookmarkStart w:id="307" w:name="references"/>
     <w:p>
       <w:pPr>
         <w:pStyle w:val="Heading1"/>
@@ -3928,23 +3954,23 @@
         <w:t xml:space="preserve">References</w:t>
       </w:r>
     </w:p>
-    <w:bookmarkStart w:id="308" w:name="refs"/>
+    <w:bookmarkStart w:id="306" w:name="refs"/>
     <w:bookmarkStart w:id="63" w:name="ref-Boyd_Silk_2020"/>
     <w:p>
       <w:pPr>
         <w:pStyle w:val="Bibliography"/>
       </w:pPr>
       <w:r>
-        <w:t xml:space="preserve">[1]</w:t>
-      </w:r>
-      <w:r>
-        <w:t xml:space="preserve"> </w:t>
-      </w:r>
-      <w:r>
-        <w:t xml:space="preserve">	</w:t>
-      </w:r>
-      <w:r>
-        <w:t xml:space="preserve">Boyd R, Silk JB.</w:t>
+        <w:t xml:space="preserve">1.</w:t>
+      </w:r>
+      <w:r>
+        <w:t xml:space="preserve"> </w:t>
+      </w:r>
+      <w:r>
+        <w:t xml:space="preserve">	</w:t>
+      </w:r>
+      <w:r>
+        <w:t xml:space="preserve">Boyd R, Silk JB. How humans evolved. New York: W.W. Norton; 2020. Available:</w:t>
       </w:r>
       <w:r>
         <w:t xml:space="preserve"> </w:t>
@@ -3954,12 +3980,9 @@
           <w:rPr>
             <w:rStyle w:val="Hyperlink"/>
           </w:rPr>
-          <w:t xml:space="preserve">How humans evolved</w:t>
-        </w:r>
-      </w:hyperlink>
-      <w:r>
-        <w:t xml:space="preserve">. W.W. Norton; 2020.</w:t>
-      </w:r>
+          <w:t xml:space="preserve">https://books.google.com/books?id=XmrazQEACAAJ</w:t>
+        </w:r>
+      </w:hyperlink>
     </w:p>
     <w:bookmarkEnd w:id="63"/>
     <w:bookmarkStart w:id="65" w:name="ref-dErrico_Baker_Rigaud_2025"/>
@@ -3968,7 +3991,7 @@
         <w:pStyle w:val="Bibliography"/>
       </w:pPr>
       <w:r>
-        <w:t xml:space="preserve">[2]</w:t>
+        <w:t xml:space="preserve">2.</w:t>
       </w:r>
       <w:r>
         <w:t xml:space="preserve"> </w:t>
@@ -4010,22 +4033,16 @@
         <w:t xml:space="preserve">Early Upper Palaeolithic</w:t>
       </w:r>
       <w:r>
-        <w:t xml:space="preserve">. PLOS ONE 2025;20:e0323148.</w:t>
-      </w:r>
-      <w:r>
-        <w:t xml:space="preserve"> </w:t>
+        <w:t xml:space="preserve">. PLoS One. 2025;20: e0323148. doi:</w:t>
       </w:r>
       <w:hyperlink r:id="rId64">
         <w:r>
           <w:rPr>
             <w:rStyle w:val="Hyperlink"/>
           </w:rPr>
-          <w:t xml:space="preserve">https://doi.org/10.1371/journal.pone.0323148</w:t>
-        </w:r>
-      </w:hyperlink>
-      <w:r>
-        <w:t xml:space="preserve">.</w:t>
-      </w:r>
+          <w:t xml:space="preserve">10.1371/journal.pone.0323148</w:t>
+        </w:r>
+      </w:hyperlink>
     </w:p>
     <w:bookmarkEnd w:id="65"/>
     <w:bookmarkStart w:id="67" w:name="ref-baker2024evidence"/>
@@ -4034,7 +4051,7 @@
         <w:pStyle w:val="Bibliography"/>
       </w:pPr>
       <w:r>
-        <w:t xml:space="preserve">[3]</w:t>
+        <w:t xml:space="preserve">3.</w:t>
       </w:r>
       <w:r>
         <w:t xml:space="preserve"> </w:t>
@@ -4052,22 +4069,16 @@
         <w:t xml:space="preserve">Europe</w:t>
       </w:r>
       <w:r>
-        <w:t xml:space="preserve">. Nature Human Behaviour 2024;8:431–44.</w:t>
-      </w:r>
-      <w:r>
-        <w:t xml:space="preserve"> </w:t>
+        <w:t xml:space="preserve">. Nat Hum Behav. 2024;8: 431–444. doi:</w:t>
       </w:r>
       <w:hyperlink r:id="rId66">
         <w:r>
           <w:rPr>
             <w:rStyle w:val="Hyperlink"/>
           </w:rPr>
-          <w:t xml:space="preserve">https://doi.org/10.1038/s41562-023-01803-6</w:t>
-        </w:r>
-      </w:hyperlink>
-      <w:r>
-        <w:t xml:space="preserve">.</w:t>
-      </w:r>
+          <w:t xml:space="preserve">10.1038/s41562-023-01803-6</w:t>
+        </w:r>
+      </w:hyperlink>
     </w:p>
     <w:bookmarkEnd w:id="67"/>
     <w:bookmarkStart w:id="69" w:name="ref-Sauvet_2018"/>
@@ -4076,7 +4087,7 @@
         <w:pStyle w:val="Bibliography"/>
       </w:pPr>
       <w:r>
-        <w:t xml:space="preserve">[4]</w:t>
+        <w:t xml:space="preserve">4.</w:t>
       </w:r>
       <w:r>
         <w:t xml:space="preserve"> </w:t>
@@ -4097,22 +4108,16 @@
         <w:t xml:space="preserve"> </w:t>
       </w:r>
       <w:r>
-        <w:t xml:space="preserve">quadrilateral signs. Quaternary International 2018;491:99–109.</w:t>
-      </w:r>
-      <w:r>
-        <w:t xml:space="preserve"> </w:t>
+        <w:t xml:space="preserve">quadrilateral signs. Quat Int. 2018;491: 99–109. doi:</w:t>
       </w:r>
       <w:hyperlink r:id="rId68">
         <w:r>
           <w:rPr>
             <w:rStyle w:val="Hyperlink"/>
           </w:rPr>
-          <w:t xml:space="preserve">https://doi.org/10.1016/j.quaint.2017.01.039</w:t>
-        </w:r>
-      </w:hyperlink>
-      <w:r>
-        <w:t xml:space="preserve">.</w:t>
-      </w:r>
+          <w:t xml:space="preserve">10.1016/j.quaint.2017.01.039</w:t>
+        </w:r>
+      </w:hyperlink>
     </w:p>
     <w:bookmarkEnd w:id="69"/>
     <w:bookmarkStart w:id="71" w:name="ref-Kuhn_Stiner_2007"/>
@@ -4121,7 +4126,7 @@
         <w:pStyle w:val="Bibliography"/>
       </w:pPr>
       <w:r>
-        <w:t xml:space="preserve">[5]</w:t>
+        <w:t xml:space="preserve">5.</w:t>
       </w:r>
       <w:r>
         <w:t xml:space="preserve"> </w:t>
@@ -4142,22 +4147,16 @@
         <w:t xml:space="preserve"> </w:t>
       </w:r>
       <w:r>
-        <w:t xml:space="preserve">ornaments: Implications for cognition, demography and identity. Diogenes 2007;54:40–8.</w:t>
-      </w:r>
-      <w:r>
-        <w:t xml:space="preserve"> </w:t>
+        <w:t xml:space="preserve">ornaments: Implications for cognition, demography and identity. Diogenes. 2007;54: 40–48. doi:</w:t>
       </w:r>
       <w:hyperlink r:id="rId70">
         <w:r>
           <w:rPr>
             <w:rStyle w:val="Hyperlink"/>
           </w:rPr>
-          <w:t xml:space="preserve">https://doi.org/10.1177/0392192107076870</w:t>
-        </w:r>
-      </w:hyperlink>
-      <w:r>
-        <w:t xml:space="preserve">.</w:t>
-      </w:r>
+          <w:t xml:space="preserve">10.1177/0392192107076870</w:t>
+        </w:r>
+      </w:hyperlink>
     </w:p>
     <w:bookmarkEnd w:id="71"/>
     <w:bookmarkStart w:id="73" w:name="ref-Vanhaeren_d"/>
@@ -4166,7 +4165,7 @@
         <w:pStyle w:val="Bibliography"/>
       </w:pPr>
       <w:r>
-        <w:t xml:space="preserve">[6]</w:t>
+        <w:t xml:space="preserve">6.</w:t>
       </w:r>
       <w:r>
         <w:t xml:space="preserve"> </w:t>
@@ -4199,22 +4198,16 @@
         <w:t xml:space="preserve"> </w:t>
       </w:r>
       <w:r>
-        <w:t xml:space="preserve">revealed by personal ornaments. Journal of Archaeological Science 2006;33:1105–28.</w:t>
-      </w:r>
-      <w:r>
-        <w:t xml:space="preserve"> </w:t>
+        <w:t xml:space="preserve">revealed by personal ornaments. J Archaeol Sci. 2006;33: 1105–1128. doi:</w:t>
       </w:r>
       <w:hyperlink r:id="rId72">
         <w:r>
           <w:rPr>
             <w:rStyle w:val="Hyperlink"/>
           </w:rPr>
-          <w:t xml:space="preserve">https://doi.org/10.1016/j.jas.2005.11.017</w:t>
-        </w:r>
-      </w:hyperlink>
-      <w:r>
-        <w:t xml:space="preserve">.</w:t>
-      </w:r>
+          <w:t xml:space="preserve">10.1016/j.jas.2005.11.017</w:t>
+        </w:r>
+      </w:hyperlink>
     </w:p>
     <w:bookmarkEnd w:id="73"/>
     <w:bookmarkStart w:id="75" w:name="ref-Fuentes_Lucas_Robert_2019"/>
@@ -4223,7 +4216,7 @@
         <w:pStyle w:val="Bibliography"/>
       </w:pPr>
       <w:r>
-        <w:t xml:space="preserve">[7]</w:t>
+        <w:t xml:space="preserve">7.</w:t>
       </w:r>
       <w:r>
         <w:t xml:space="preserve"> </w:t>
@@ -4256,22 +4249,16 @@
         <w:t xml:space="preserve"> </w:t>
       </w:r>
       <w:r>
-        <w:t xml:space="preserve">art. Quaternary International 2019;503:233–47.</w:t>
-      </w:r>
-      <w:r>
-        <w:t xml:space="preserve"> </w:t>
+        <w:t xml:space="preserve">art. Quat Int. 2019;503: 233–247. doi:</w:t>
       </w:r>
       <w:hyperlink r:id="rId74">
         <w:r>
           <w:rPr>
             <w:rStyle w:val="Hyperlink"/>
           </w:rPr>
-          <w:t xml:space="preserve">https://doi.org/10.1016/j.quaint.2017.12.017</w:t>
-        </w:r>
-      </w:hyperlink>
-      <w:r>
-        <w:t xml:space="preserve">.</w:t>
-      </w:r>
+          <w:t xml:space="preserve">10.1016/j.quaint.2017.12.017</w:t>
+        </w:r>
+      </w:hyperlink>
     </w:p>
     <w:bookmarkEnd w:id="75"/>
     <w:bookmarkStart w:id="77" w:name="ref-Tejero_Grimaldi_2015"/>
@@ -4280,7 +4267,7 @@
         <w:pStyle w:val="Bibliography"/>
       </w:pPr>
       <w:r>
-        <w:t xml:space="preserve">[8]</w:t>
+        <w:t xml:space="preserve">8.</w:t>
       </w:r>
       <w:r>
         <w:t xml:space="preserve"> </w:t>
@@ -4325,22 +4312,16 @@
         <w:t xml:space="preserve">South-Western Europe</w:t>
       </w:r>
       <w:r>
-        <w:t xml:space="preserve">. Journal of Archaeological Science 2015;61:59–77.</w:t>
-      </w:r>
-      <w:r>
-        <w:t xml:space="preserve"> </w:t>
+        <w:t xml:space="preserve">. J Archaeol Sci. 2015;61: 59–77. doi:</w:t>
       </w:r>
       <w:hyperlink r:id="rId76">
         <w:r>
           <w:rPr>
             <w:rStyle w:val="Hyperlink"/>
           </w:rPr>
-          <w:t xml:space="preserve">https://doi.org/10.1016/j.jas.2015.05.003</w:t>
-        </w:r>
-      </w:hyperlink>
-      <w:r>
-        <w:t xml:space="preserve">.</w:t>
-      </w:r>
+          <w:t xml:space="preserve">10.1016/j.jas.2015.05.003</w:t>
+        </w:r>
+      </w:hyperlink>
     </w:p>
     <w:bookmarkEnd w:id="77"/>
     <w:bookmarkStart w:id="79" w:name="ref-Tartar_2012"/>
@@ -4349,7 +4330,7 @@
         <w:pStyle w:val="Bibliography"/>
       </w:pPr>
       <w:r>
-        <w:t xml:space="preserve">[9]</w:t>
+        <w:t xml:space="preserve">9.</w:t>
       </w:r>
       <w:r>
         <w:t xml:space="preserve"> </w:t>
@@ -4379,22 +4360,16 @@
         <w:t xml:space="preserve">Europe</w:t>
       </w:r>
       <w:r>
-        <w:t xml:space="preserve">. Journal of Archaeological Science 2012;39:2348–60.</w:t>
-      </w:r>
-      <w:r>
-        <w:t xml:space="preserve"> </w:t>
+        <w:t xml:space="preserve">. J Archaeol Sci. 2012;39: 2348–2360. doi:</w:t>
       </w:r>
       <w:hyperlink r:id="rId78">
         <w:r>
           <w:rPr>
             <w:rStyle w:val="Hyperlink"/>
           </w:rPr>
-          <w:t xml:space="preserve">https://doi.org/10.1016/j.jas.2012.02.003</w:t>
-        </w:r>
-      </w:hyperlink>
-      <w:r>
-        <w:t xml:space="preserve">.</w:t>
-      </w:r>
+          <w:t xml:space="preserve">10.1016/j.jas.2012.02.003</w:t>
+        </w:r>
+      </w:hyperlink>
     </w:p>
     <w:bookmarkEnd w:id="79"/>
     <w:bookmarkStart w:id="81" w:name="ref-dutkiewicz2020"/>
@@ -4403,7 +4378,7 @@
         <w:pStyle w:val="Bibliography"/>
       </w:pPr>
       <w:r>
-        <w:t xml:space="preserve">[10]</w:t>
+        <w:t xml:space="preserve">10.</w:t>
       </w:r>
       <w:r>
         <w:t xml:space="preserve"> </w:t>
@@ -4430,22 +4405,16 @@
         <w:t xml:space="preserve">Paleolithic</w:t>
       </w:r>
       <w:r>
-        <w:t xml:space="preserve">. Scientific Data 2020;7:364.</w:t>
-      </w:r>
-      <w:r>
-        <w:t xml:space="preserve"> </w:t>
+        <w:t xml:space="preserve">. Sci Data. 2020;7: 364. doi:</w:t>
       </w:r>
       <w:hyperlink r:id="rId80">
         <w:r>
           <w:rPr>
             <w:rStyle w:val="Hyperlink"/>
           </w:rPr>
-          <w:t xml:space="preserve">https://doi.org/10.1038/s41597-020-00704-x</w:t>
-        </w:r>
-      </w:hyperlink>
-      <w:r>
-        <w:t xml:space="preserve">.</w:t>
-      </w:r>
+          <w:t xml:space="preserve">10.1038/s41597-020-00704-x</w:t>
+        </w:r>
+      </w:hyperlink>
     </w:p>
     <w:bookmarkEnd w:id="81"/>
     <w:bookmarkStart w:id="83" w:name="ref-Talamo_2022"/>
@@ -4454,7 +4423,7 @@
         <w:pStyle w:val="Bibliography"/>
       </w:pPr>
       <w:r>
-        <w:t xml:space="preserve">[11]</w:t>
+        <w:t xml:space="preserve">11.</w:t>
       </w:r>
       <w:r>
         <w:t xml:space="preserve"> </w:t>
@@ -4487,22 +4456,16 @@
         <w:t xml:space="preserve">Poland</w:t>
       </w:r>
       <w:r>
-        <w:t xml:space="preserve">). Scientific Reports 2021;11:22078.</w:t>
-      </w:r>
-      <w:r>
-        <w:t xml:space="preserve"> </w:t>
+        <w:t xml:space="preserve">). Sci Rep. 2021;11: 22078. doi:</w:t>
       </w:r>
       <w:hyperlink r:id="rId82">
         <w:r>
           <w:rPr>
             <w:rStyle w:val="Hyperlink"/>
           </w:rPr>
-          <w:t xml:space="preserve">https://doi.org/10.1038/s41598-021-01221-6</w:t>
-        </w:r>
-      </w:hyperlink>
-      <w:r>
-        <w:t xml:space="preserve">.</w:t>
-      </w:r>
+          <w:t xml:space="preserve">10.1038/s41598-021-01221-6</w:t>
+        </w:r>
+      </w:hyperlink>
     </w:p>
     <w:bookmarkEnd w:id="83"/>
     <w:bookmarkStart w:id="85" w:name="X68cdd7ba62fc5dd3e1e9b497937717305f7b9a0"/>
@@ -4511,7 +4474,7 @@
         <w:pStyle w:val="Bibliography"/>
       </w:pPr>
       <w:r>
-        <w:t xml:space="preserve">[12]</w:t>
+        <w:t xml:space="preserve">12.</w:t>
       </w:r>
       <w:r>
         <w:t xml:space="preserve"> </w:t>
@@ -4532,22 +4495,16 @@
         <w:t xml:space="preserve"> </w:t>
       </w:r>
       <w:r>
-        <w:t xml:space="preserve">techno-complex under extreme climate conditions. Quaternary Science Reviews 2021;263:106995.</w:t>
-      </w:r>
-      <w:r>
-        <w:t xml:space="preserve"> </w:t>
+        <w:t xml:space="preserve">techno-complex under extreme climate conditions. Quat Sci Rev. 2021;263: 106995. doi:</w:t>
       </w:r>
       <w:hyperlink r:id="rId84">
         <w:r>
           <w:rPr>
             <w:rStyle w:val="Hyperlink"/>
           </w:rPr>
-          <w:t xml:space="preserve">https://doi.org/10.1016/j.quascirev.2021.106995</w:t>
-        </w:r>
-      </w:hyperlink>
-      <w:r>
-        <w:t xml:space="preserve">.</w:t>
-      </w:r>
+          <w:t xml:space="preserve">10.1016/j.quascirev.2021.106995</w:t>
+        </w:r>
+      </w:hyperlink>
     </w:p>
     <w:bookmarkEnd w:id="85"/>
     <w:bookmarkStart w:id="87" w:name="ref-doyon2022"/>
@@ -4556,16 +4513,28 @@
         <w:pStyle w:val="Bibliography"/>
       </w:pPr>
       <w:r>
-        <w:t xml:space="preserve">[13]</w:t>
-      </w:r>
-      <w:r>
-        <w:t xml:space="preserve"> </w:t>
-      </w:r>
-      <w:r>
-        <w:t xml:space="preserve">	</w:t>
-      </w:r>
-      <w:r>
-        <w:t xml:space="preserve">Doyon L.</w:t>
+        <w:t xml:space="preserve">13.</w:t>
+      </w:r>
+      <w:r>
+        <w:t xml:space="preserve"> </w:t>
+      </w:r>
+      <w:r>
+        <w:t xml:space="preserve">	</w:t>
+      </w:r>
+      <w:r>
+        <w:t xml:space="preserve">Doyon L. Le paysage socio-symbolique aurignacien : Regards crois</w:t>
+      </w:r>
+      <w:r>
+        <w:t xml:space="preserve">é</w:t>
+      </w:r>
+      <w:r>
+        <w:t xml:space="preserve">s entre les parures, les symboles et la morphologie des armatures en mati</w:t>
+      </w:r>
+      <w:r>
+        <w:t xml:space="preserve">è</w:t>
+      </w:r>
+      <w:r>
+        <w:t xml:space="preserve">re osseuse. Bull Mus Anthropol Prehist Monaco. 2022. Available:</w:t>
       </w:r>
       <w:r>
         <w:t xml:space="preserve"> </w:t>
@@ -4575,48 +4544,9 @@
           <w:rPr>
             <w:rStyle w:val="Hyperlink"/>
           </w:rPr>
-          <w:t xml:space="preserve">Le paysage socio-symbolique aurignacien : Regards crois</w:t>
-        </w:r>
-        <w:r>
-          <w:rPr>
-            <w:rStyle w:val="Hyperlink"/>
-          </w:rPr>
-          <w:t xml:space="preserve">é</w:t>
-        </w:r>
-        <w:r>
-          <w:rPr>
-            <w:rStyle w:val="Hyperlink"/>
-          </w:rPr>
-          <w:t xml:space="preserve">s entre les parures, les symboles et la morphologie des armatures en mati</w:t>
-        </w:r>
-        <w:r>
-          <w:rPr>
-            <w:rStyle w:val="Hyperlink"/>
-          </w:rPr>
-          <w:t xml:space="preserve">è</w:t>
-        </w:r>
-        <w:r>
-          <w:rPr>
-            <w:rStyle w:val="Hyperlink"/>
-          </w:rPr>
-          <w:t xml:space="preserve">re osseuse</w:t>
-        </w:r>
-      </w:hyperlink>
-      <w:r>
-        <w:t xml:space="preserve">. Bulletin Du Mus</w:t>
-      </w:r>
-      <w:r>
-        <w:t xml:space="preserve">é</w:t>
-      </w:r>
-      <w:r>
-        <w:t xml:space="preserve">e d’Anthropologie Pr</w:t>
-      </w:r>
-      <w:r>
-        <w:t xml:space="preserve">é</w:t>
-      </w:r>
-      <w:r>
-        <w:t xml:space="preserve">historique de Monaco 2022.</w:t>
-      </w:r>
+          <w:t xml:space="preserve">https://shs.hal.science/halshs-03925722/</w:t>
+        </w:r>
+      </w:hyperlink>
     </w:p>
     <w:bookmarkEnd w:id="87"/>
     <w:bookmarkStart w:id="89" w:name="ref-Chu_Richter_2020"/>
@@ -4625,7 +4555,7 @@
         <w:pStyle w:val="Bibliography"/>
       </w:pPr>
       <w:r>
-        <w:t xml:space="preserve">[14]</w:t>
+        <w:t xml:space="preserve">14.</w:t>
       </w:r>
       <w:r>
         <w:t xml:space="preserve"> </w:t>
@@ -4646,22 +4576,16 @@
         <w:t xml:space="preserve"> </w:t>
       </w:r>
       <w:r>
-        <w:t xml:space="preserve">cultural unit. In: Smith C, editor. Encyclopedia of global archaeology. 2nd ed., Cham: Springer International Publishing; 2020, p. 1–10.</w:t>
-      </w:r>
-      <w:r>
-        <w:t xml:space="preserve"> </w:t>
+        <w:t xml:space="preserve">cultural unit. 2nd ed. In: Smith C, editor. Encyclopedia of global archaeology. 2nd ed. Cham: Springer International Publishing; 2020. pp. 1–10. doi:</w:t>
       </w:r>
       <w:hyperlink r:id="rId88">
         <w:r>
           <w:rPr>
             <w:rStyle w:val="Hyperlink"/>
           </w:rPr>
-          <w:t xml:space="preserve">https://doi.org/10.1007/978-3-319-51726-1_3441-1</w:t>
-        </w:r>
-      </w:hyperlink>
-      <w:r>
-        <w:t xml:space="preserve">.</w:t>
-      </w:r>
+          <w:t xml:space="preserve">10.1007/978-3-319-51726-1_3441-1</w:t>
+        </w:r>
+      </w:hyperlink>
     </w:p>
     <w:bookmarkEnd w:id="89"/>
     <w:bookmarkStart w:id="91" w:name="ref-Dinnis_et_al_2019"/>
@@ -4670,7 +4594,7 @@
         <w:pStyle w:val="Bibliography"/>
       </w:pPr>
       <w:r>
-        <w:t xml:space="preserve">[15]</w:t>
+        <w:t xml:space="preserve">15.</w:t>
       </w:r>
       <w:r>
         <w:t xml:space="preserve"> </w:t>
@@ -4703,22 +4627,16 @@
         <w:t xml:space="preserve">Hohle Fels IV</w:t>
       </w:r>
       <w:r>
-        <w:t xml:space="preserve">. Proceedings of the Prehistoric Society 2019;85:29–60.</w:t>
-      </w:r>
-      <w:r>
-        <w:t xml:space="preserve"> </w:t>
+        <w:t xml:space="preserve">. Proc Prehist Soc. 2019;85: 29–60. doi:</w:t>
       </w:r>
       <w:hyperlink r:id="rId90">
         <w:r>
           <w:rPr>
             <w:rStyle w:val="Hyperlink"/>
           </w:rPr>
-          <w:t xml:space="preserve">https://doi.org/10.1017/ppr.2019.11</w:t>
-        </w:r>
-      </w:hyperlink>
-      <w:r>
-        <w:t xml:space="preserve">.</w:t>
-      </w:r>
+          <w:t xml:space="preserve">10.1017/ppr.2019.11</w:t>
+        </w:r>
+      </w:hyperlink>
     </w:p>
     <w:bookmarkEnd w:id="91"/>
     <w:bookmarkStart w:id="93" w:name="ref-falcucci2020breaking"/>
@@ -4727,7 +4645,7 @@
         <w:pStyle w:val="Bibliography"/>
       </w:pPr>
       <w:r>
-        <w:t xml:space="preserve">[16]</w:t>
+        <w:t xml:space="preserve">16.</w:t>
       </w:r>
       <w:r>
         <w:t xml:space="preserve"> </w:t>
@@ -4769,22 +4687,16 @@
         <w:t xml:space="preserve">Europe</w:t>
       </w:r>
       <w:r>
-        <w:t xml:space="preserve">. Journal of Anthropological Sciences 2020;98:99–140.</w:t>
-      </w:r>
-      <w:r>
-        <w:t xml:space="preserve"> </w:t>
+        <w:t xml:space="preserve">. J Anthropol Sci. 2020;98: 99–140. doi:</w:t>
       </w:r>
       <w:hyperlink r:id="rId92">
         <w:r>
           <w:rPr>
             <w:rStyle w:val="Hyperlink"/>
           </w:rPr>
-          <w:t xml:space="preserve">https://doi.org/10.4436/JASS.98021</w:t>
-        </w:r>
-      </w:hyperlink>
-      <w:r>
-        <w:t xml:space="preserve">.</w:t>
-      </w:r>
+          <w:t xml:space="preserve">10.4436/JASS.98021</w:t>
+        </w:r>
+      </w:hyperlink>
     </w:p>
     <w:bookmarkEnd w:id="93"/>
     <w:bookmarkStart w:id="94" w:name="ref-clark200917"/>
@@ -4793,7 +4705,7 @@
         <w:pStyle w:val="Bibliography"/>
       </w:pPr>
       <w:r>
-        <w:t xml:space="preserve">[17]</w:t>
+        <w:t xml:space="preserve">17.</w:t>
       </w:r>
       <w:r>
         <w:t xml:space="preserve"> </w:t>
@@ -4832,7 +4744,10 @@
         <w:t xml:space="preserve">BP</w:t>
       </w:r>
       <w:r>
-        <w:t xml:space="preserve">: Turning points and new directions, Oxford: Oxbow Books; 2009, p. 323–38.</w:t>
+        <w:t xml:space="preserve">: Turning points and new directions. Oxford: Oxbow Books; 2009. pp. 323–338.</w:t>
+      </w:r>
+      <w:r>
+        <w:t xml:space="preserve"> </w:t>
       </w:r>
     </w:p>
     <w:bookmarkEnd w:id="94"/>
@@ -4842,7 +4757,7 @@
         <w:pStyle w:val="Bibliography"/>
       </w:pPr>
       <w:r>
-        <w:t xml:space="preserve">[18]</w:t>
+        <w:t xml:space="preserve">18.</w:t>
       </w:r>
       <w:r>
         <w:t xml:space="preserve"> </w:t>
@@ -4875,22 +4790,16 @@
         <w:t xml:space="preserve"> </w:t>
       </w:r>
       <w:r>
-        <w:t xml:space="preserve">debate. Quaternary Environments and Humans 2024;2:100037.</w:t>
-      </w:r>
-      <w:r>
-        <w:t xml:space="preserve"> </w:t>
+        <w:t xml:space="preserve">debate. Quat Environ Hum. 2024;2: 100037. doi:</w:t>
       </w:r>
       <w:hyperlink r:id="rId95">
         <w:r>
           <w:rPr>
             <w:rStyle w:val="Hyperlink"/>
           </w:rPr>
-          <w:t xml:space="preserve">https://doi.org/10.1016/j.qeh.2024.100037</w:t>
-        </w:r>
-      </w:hyperlink>
-      <w:r>
-        <w:t xml:space="preserve">.</w:t>
-      </w:r>
+          <w:t xml:space="preserve">10.1016/j.qeh.2024.100037</w:t>
+        </w:r>
+      </w:hyperlink>
     </w:p>
     <w:bookmarkEnd w:id="96"/>
     <w:bookmarkStart w:id="97" w:name="ref-bordes2006news"/>
@@ -4899,7 +4808,7 @@
         <w:pStyle w:val="Bibliography"/>
       </w:pPr>
       <w:r>
-        <w:t xml:space="preserve">[19]</w:t>
+        <w:t xml:space="preserve">19.</w:t>
       </w:r>
       <w:r>
         <w:t xml:space="preserve"> </w:t>
@@ -4953,13 +4862,16 @@
         <w:t xml:space="preserve">Aurignacian</w:t>
       </w:r>
       <w:r>
-        <w:t xml:space="preserve">, vol. 45, Instituto Portugu</w:t>
+        <w:t xml:space="preserve">. Lisbon: Instituto Portugu</w:t>
       </w:r>
       <w:r>
         <w:t xml:space="preserve">ê</w:t>
       </w:r>
       <w:r>
-        <w:t xml:space="preserve">s de Arqueologia Lisbon; 2006, p. 147–71.</w:t>
+        <w:t xml:space="preserve">s de Arqueologia; 2006. pp. 147–171.</w:t>
+      </w:r>
+      <w:r>
+        <w:t xml:space="preserve"> </w:t>
       </w:r>
     </w:p>
     <w:bookmarkEnd w:id="97"/>
@@ -4969,7 +4881,7 @@
         <w:pStyle w:val="Bibliography"/>
       </w:pPr>
       <w:r>
-        <w:t xml:space="preserve">[20]</w:t>
+        <w:t xml:space="preserve">20.</w:t>
       </w:r>
       <w:r>
         <w:t xml:space="preserve"> </w:t>
@@ -5002,22 +4914,16 @@
         <w:t xml:space="preserve">Aurignacian</w:t>
       </w:r>
       <w:r>
-        <w:t xml:space="preserve">. PLOS ONE 2026;21:e0345202.</w:t>
-      </w:r>
-      <w:r>
-        <w:t xml:space="preserve"> </w:t>
+        <w:t xml:space="preserve">. PLoS One. 2026;21: e0345202. doi:</w:t>
       </w:r>
       <w:hyperlink r:id="rId98">
         <w:r>
           <w:rPr>
             <w:rStyle w:val="Hyperlink"/>
           </w:rPr>
-          <w:t xml:space="preserve">https://doi.org/10.1371/journal.pone.0345202</w:t>
-        </w:r>
-      </w:hyperlink>
-      <w:r>
-        <w:t xml:space="preserve">.</w:t>
-      </w:r>
+          <w:t xml:space="preserve">10.1371/journal.pone.0345202</w:t>
+        </w:r>
+      </w:hyperlink>
     </w:p>
     <w:bookmarkEnd w:id="99"/>
     <w:bookmarkStart w:id="101" w:name="ref-Schmidt_Zimmermann_2019"/>
@@ -5026,7 +4932,7 @@
         <w:pStyle w:val="Bibliography"/>
       </w:pPr>
       <w:r>
-        <w:t xml:space="preserve">[21]</w:t>
+        <w:t xml:space="preserve">21.</w:t>
       </w:r>
       <w:r>
         <w:t xml:space="preserve"> </w:t>
@@ -5053,22 +4959,16 @@
         <w:t xml:space="preserve">Central Europe</w:t>
       </w:r>
       <w:r>
-        <w:t xml:space="preserve">. PLOS ONE 2019;14:e0211562.</w:t>
-      </w:r>
-      <w:r>
-        <w:t xml:space="preserve"> </w:t>
+        <w:t xml:space="preserve">. PLoS One. 2019;14: e0211562. doi:</w:t>
       </w:r>
       <w:hyperlink r:id="rId100">
         <w:r>
           <w:rPr>
             <w:rStyle w:val="Hyperlink"/>
           </w:rPr>
-          <w:t xml:space="preserve">https://doi.org/10.1371/journal.pone.0211562</w:t>
-        </w:r>
-      </w:hyperlink>
-      <w:r>
-        <w:t xml:space="preserve">.</w:t>
-      </w:r>
+          <w:t xml:space="preserve">10.1371/journal.pone.0211562</w:t>
+        </w:r>
+      </w:hyperlink>
     </w:p>
     <w:bookmarkEnd w:id="101"/>
     <w:bookmarkStart w:id="103" w:name="ref-Banks_dErrico_Zilhao_2013"/>
@@ -5077,7 +4977,7 @@
         <w:pStyle w:val="Bibliography"/>
       </w:pPr>
       <w:r>
-        <w:t xml:space="preserve">[22]</w:t>
+        <w:t xml:space="preserve">22.</w:t>
       </w:r>
       <w:r>
         <w:t xml:space="preserve"> </w:t>
@@ -5116,22 +5016,16 @@
         <w:t xml:space="preserve">Aurignacian</w:t>
       </w:r>
       <w:r>
-        <w:t xml:space="preserve">. Journal of Human Evolution 2013;64:39–55.</w:t>
-      </w:r>
-      <w:r>
-        <w:t xml:space="preserve"> </w:t>
+        <w:t xml:space="preserve">. J Hum Evol. 2013;64: 39–55. doi:</w:t>
       </w:r>
       <w:hyperlink r:id="rId102">
         <w:r>
           <w:rPr>
             <w:rStyle w:val="Hyperlink"/>
           </w:rPr>
-          <w:t xml:space="preserve">https://doi.org/10.1016/j.jhevol.2012.10.001</w:t>
-        </w:r>
-      </w:hyperlink>
-      <w:r>
-        <w:t xml:space="preserve">.</w:t>
-      </w:r>
+          <w:t xml:space="preserve">10.1016/j.jhevol.2012.10.001</w:t>
+        </w:r>
+      </w:hyperlink>
     </w:p>
     <w:bookmarkEnd w:id="103"/>
     <w:bookmarkStart w:id="105" w:name="ref-Falcucci_Peresani_2017"/>
@@ -5140,7 +5034,7 @@
         <w:pStyle w:val="Bibliography"/>
       </w:pPr>
       <w:r>
-        <w:t xml:space="preserve">[23]</w:t>
+        <w:t xml:space="preserve">23.</w:t>
       </w:r>
       <w:r>
         <w:t xml:space="preserve"> </w:t>
@@ -5182,22 +5076,16 @@
         <w:t xml:space="preserve">Aurignacian</w:t>
       </w:r>
       <w:r>
-        <w:t xml:space="preserve">. PLOS ONE 2017;12:e0189241.</w:t>
-      </w:r>
-      <w:r>
-        <w:t xml:space="preserve"> </w:t>
+        <w:t xml:space="preserve">. PLoS One. 2017;12: e0189241. doi:</w:t>
       </w:r>
       <w:hyperlink r:id="rId104">
         <w:r>
           <w:rPr>
             <w:rStyle w:val="Hyperlink"/>
           </w:rPr>
-          <w:t xml:space="preserve">https://doi.org/10.1371/journal.pone.0189241</w:t>
-        </w:r>
-      </w:hyperlink>
-      <w:r>
-        <w:t xml:space="preserve">.</w:t>
-      </w:r>
+          <w:t xml:space="preserve">10.1371/journal.pone.0189241</w:t>
+        </w:r>
+      </w:hyperlink>
     </w:p>
     <w:bookmarkEnd w:id="105"/>
     <w:bookmarkStart w:id="107" w:name="ref-Bataille_Conard_2019"/>
@@ -5206,7 +5094,7 @@
         <w:pStyle w:val="Bibliography"/>
       </w:pPr>
       <w:r>
-        <w:t xml:space="preserve">[24]</w:t>
+        <w:t xml:space="preserve">24.</w:t>
       </w:r>
       <w:r>
         <w:t xml:space="preserve"> </w:t>
@@ -5269,22 +5157,16 @@
         <w:t xml:space="preserve">Southwestern Germany</w:t>
       </w:r>
       <w:r>
-        <w:t xml:space="preserve">). Quartär 2018;65:7–49.</w:t>
-      </w:r>
-      <w:r>
-        <w:t xml:space="preserve"> </w:t>
+        <w:t xml:space="preserve">). Quartar. 2018;65: 7–49. doi:</w:t>
       </w:r>
       <w:hyperlink r:id="rId106">
         <w:r>
           <w:rPr>
             <w:rStyle w:val="Hyperlink"/>
           </w:rPr>
-          <w:t xml:space="preserve">https://doi.org/10.7485/QU65_1</w:t>
-        </w:r>
-      </w:hyperlink>
-      <w:r>
-        <w:t xml:space="preserve">.</w:t>
-      </w:r>
+          <w:t xml:space="preserve">10.7485/QU65_1</w:t>
+        </w:r>
+      </w:hyperlink>
     </w:p>
     <w:bookmarkEnd w:id="107"/>
     <w:bookmarkStart w:id="109" w:name="ref-Fletcher_Sánchez"/>
@@ -5293,7 +5175,7 @@
         <w:pStyle w:val="Bibliography"/>
       </w:pPr>
       <w:r>
-        <w:t xml:space="preserve">[25]</w:t>
+        <w:t xml:space="preserve">25.</w:t>
       </w:r>
       <w:r>
         <w:t xml:space="preserve"> </w:t>
@@ -5311,22 +5193,16 @@
         <w:t xml:space="preserve">Europe</w:t>
       </w:r>
       <w:r>
-        <w:t xml:space="preserve">. Quaternary Science Reviews 2010;29:2839–64.</w:t>
-      </w:r>
-      <w:r>
-        <w:t xml:space="preserve"> </w:t>
+        <w:t xml:space="preserve">. Quat Sci Rev. 2010;29: 2839–2864. doi:</w:t>
       </w:r>
       <w:hyperlink r:id="rId108">
         <w:r>
           <w:rPr>
             <w:rStyle w:val="Hyperlink"/>
           </w:rPr>
-          <w:t xml:space="preserve">https://doi.org/10.1016/j.quascirev.2009.11.015</w:t>
-        </w:r>
-      </w:hyperlink>
-      <w:r>
-        <w:t xml:space="preserve">.</w:t>
-      </w:r>
+          <w:t xml:space="preserve">10.1016/j.quascirev.2009.11.015</w:t>
+        </w:r>
+      </w:hyperlink>
     </w:p>
     <w:bookmarkEnd w:id="109"/>
     <w:bookmarkStart w:id="111" w:name="ref-Pebesma_2018"/>
@@ -5335,7 +5211,7 @@
         <w:pStyle w:val="Bibliography"/>
       </w:pPr>
       <w:r>
-        <w:t xml:space="preserve">[26]</w:t>
+        <w:t xml:space="preserve">26.</w:t>
       </w:r>
       <w:r>
         <w:t xml:space="preserve"> </w:t>
@@ -5353,22 +5229,16 @@
         <w:t xml:space="preserve">R</w:t>
       </w:r>
       <w:r>
-        <w:t xml:space="preserve">: Standardized support for spatial vector data. The R Journal 2018;10:439–46.</w:t>
-      </w:r>
-      <w:r>
-        <w:t xml:space="preserve"> </w:t>
+        <w:t xml:space="preserve">: Standardized support for spatial vector data. R J. 2018;10: 439–446. doi:</w:t>
       </w:r>
       <w:hyperlink r:id="rId110">
         <w:r>
           <w:rPr>
             <w:rStyle w:val="Hyperlink"/>
           </w:rPr>
-          <w:t xml:space="preserve">https://doi.org/10.32614/rj-2018-009</w:t>
-        </w:r>
-      </w:hyperlink>
-      <w:r>
-        <w:t xml:space="preserve">.</w:t>
-      </w:r>
+          <w:t xml:space="preserve">10.32614/rj-2018-009</w:t>
+        </w:r>
+      </w:hyperlink>
     </w:p>
     <w:bookmarkEnd w:id="111"/>
     <w:bookmarkStart w:id="113" w:name="ref-rnaturalearth"/>
@@ -5377,16 +5247,25 @@
         <w:pStyle w:val="Bibliography"/>
       </w:pPr>
       <w:r>
-        <w:t xml:space="preserve">[27]</w:t>
-      </w:r>
-      <w:r>
-        <w:t xml:space="preserve"> </w:t>
-      </w:r>
-      <w:r>
-        <w:t xml:space="preserve">	</w:t>
-      </w:r>
-      <w:r>
-        <w:t xml:space="preserve">Massicotte P, South A. Rnaturalearth: World map data from</w:t>
+        <w:t xml:space="preserve">27.</w:t>
+      </w:r>
+      <w:r>
+        <w:t xml:space="preserve"> </w:t>
+      </w:r>
+      <w:r>
+        <w:t xml:space="preserve">	</w:t>
+      </w:r>
+      <w:r>
+        <w:t xml:space="preserve">Massicotte P, South A.</w:t>
+      </w:r>
+      <w:r>
+        <w:t xml:space="preserve"> </w:t>
+      </w:r>
+      <w:r>
+        <w:t xml:space="preserve">rnaturalearth</w:t>
+      </w:r>
+      <w:r>
+        <w:t xml:space="preserve">: World map data from</w:t>
       </w:r>
       <w:r>
         <w:t xml:space="preserve"> </w:t>
@@ -5395,22 +5274,16 @@
         <w:t xml:space="preserve">Natural Earth</w:t>
       </w:r>
       <w:r>
-        <w:t xml:space="preserve">. 2026.</w:t>
-      </w:r>
-      <w:r>
-        <w:t xml:space="preserve"> </w:t>
+        <w:t xml:space="preserve">. 2026. doi:</w:t>
       </w:r>
       <w:hyperlink r:id="rId112">
         <w:r>
           <w:rPr>
             <w:rStyle w:val="Hyperlink"/>
           </w:rPr>
-          <w:t xml:space="preserve">https://doi.org/10.32614/CRAN.package.rnaturalearth</w:t>
-        </w:r>
-      </w:hyperlink>
-      <w:r>
-        <w:t xml:space="preserve">.</w:t>
-      </w:r>
+          <w:t xml:space="preserve">10.32614/CRAN.package.rnaturalearth</w:t>
+        </w:r>
+      </w:hyperlink>
     </w:p>
     <w:bookmarkEnd w:id="113"/>
     <w:bookmarkStart w:id="115" w:name="ref-Crema_Bevan_2021"/>
@@ -5419,31 +5292,25 @@
         <w:pStyle w:val="Bibliography"/>
       </w:pPr>
       <w:r>
-        <w:t xml:space="preserve">[28]</w:t>
-      </w:r>
-      <w:r>
-        <w:t xml:space="preserve"> </w:t>
-      </w:r>
-      <w:r>
-        <w:t xml:space="preserve">	</w:t>
-      </w:r>
-      <w:r>
-        <w:t xml:space="preserve">Crema ER, Bevan A. Inference from large sets of radiocarbon dates: Software and methods. Radiocarbon 2021;63:23–39.</w:t>
-      </w:r>
-      <w:r>
-        <w:t xml:space="preserve"> </w:t>
+        <w:t xml:space="preserve">28.</w:t>
+      </w:r>
+      <w:r>
+        <w:t xml:space="preserve"> </w:t>
+      </w:r>
+      <w:r>
+        <w:t xml:space="preserve">	</w:t>
+      </w:r>
+      <w:r>
+        <w:t xml:space="preserve">Crema ER, Bevan A. Inference from large sets of radiocarbon dates: Software and methods. Radiocarbon. 2021;63: 23–39. doi:</w:t>
       </w:r>
       <w:hyperlink r:id="rId114">
         <w:r>
           <w:rPr>
             <w:rStyle w:val="Hyperlink"/>
           </w:rPr>
-          <w:t xml:space="preserve">https://doi.org/10.1017/RDC.2020.95</w:t>
-        </w:r>
-      </w:hyperlink>
-      <w:r>
-        <w:t xml:space="preserve">.</w:t>
-      </w:r>
+          <w:t xml:space="preserve">10.1017/RDC.2020.95</w:t>
+        </w:r>
+      </w:hyperlink>
     </w:p>
     <w:bookmarkEnd w:id="115"/>
     <w:bookmarkStart w:id="117" w:name="ref-Lycett_2019"/>
@@ -5452,7 +5319,7 @@
         <w:pStyle w:val="Bibliography"/>
       </w:pPr>
       <w:r>
-        <w:t xml:space="preserve">[29]</w:t>
+        <w:t xml:space="preserve">29.</w:t>
       </w:r>
       <w:r>
         <w:t xml:space="preserve"> </w:t>
@@ -5470,22 +5337,16 @@
         <w:t xml:space="preserve">High Plains</w:t>
       </w:r>
       <w:r>
-        <w:t xml:space="preserve">. Archaeological and Anthropological Sciences 2019;11:2837–47.</w:t>
-      </w:r>
-      <w:r>
-        <w:t xml:space="preserve"> </w:t>
+        <w:t xml:space="preserve">. Archaeol Anthropol Sci. 2019;11: 2837–2847. doi:</w:t>
       </w:r>
       <w:hyperlink r:id="rId116">
         <w:r>
           <w:rPr>
             <w:rStyle w:val="Hyperlink"/>
           </w:rPr>
-          <w:t xml:space="preserve">https://doi.org/10.1007/s12520-018-0742-3</w:t>
-        </w:r>
-      </w:hyperlink>
-      <w:r>
-        <w:t xml:space="preserve">.</w:t>
-      </w:r>
+          <w:t xml:space="preserve">10.1007/s12520-018-0742-3</w:t>
+        </w:r>
+      </w:hyperlink>
     </w:p>
     <w:bookmarkEnd w:id="117"/>
     <w:bookmarkStart w:id="119" w:name="ref-Mantel_Smouse"/>
@@ -5494,31 +5355,25 @@
         <w:pStyle w:val="Bibliography"/>
       </w:pPr>
       <w:r>
-        <w:t xml:space="preserve">[30]</w:t>
-      </w:r>
-      <w:r>
-        <w:t xml:space="preserve"> </w:t>
-      </w:r>
-      <w:r>
-        <w:t xml:space="preserve">	</w:t>
-      </w:r>
-      <w:r>
-        <w:t xml:space="preserve">Smouse PE, Long JC. Matrix correlation analysis in anthropology and genetics. American Journal of Physical Anthropology 1992;35:187–213.</w:t>
-      </w:r>
-      <w:r>
-        <w:t xml:space="preserve"> </w:t>
+        <w:t xml:space="preserve">30.</w:t>
+      </w:r>
+      <w:r>
+        <w:t xml:space="preserve"> </w:t>
+      </w:r>
+      <w:r>
+        <w:t xml:space="preserve">	</w:t>
+      </w:r>
+      <w:r>
+        <w:t xml:space="preserve">Smouse PE, Long JC. Matrix correlation analysis in anthropology and genetics. Am J Phys Anthropol. 1992;35: 187–213. doi:</w:t>
       </w:r>
       <w:hyperlink r:id="rId118">
         <w:r>
           <w:rPr>
             <w:rStyle w:val="Hyperlink"/>
           </w:rPr>
-          <w:t xml:space="preserve">https://doi.org/10.1002/ajpa.1330350608</w:t>
-        </w:r>
-      </w:hyperlink>
-      <w:r>
-        <w:t xml:space="preserve">.</w:t>
-      </w:r>
+          <w:t xml:space="preserve">10.1002/ajpa.1330350608</w:t>
+        </w:r>
+      </w:hyperlink>
     </w:p>
     <w:bookmarkEnd w:id="119"/>
     <w:bookmarkStart w:id="121" w:name="ref-Vegan2001"/>
@@ -5527,31 +5382,25 @@
         <w:pStyle w:val="Bibliography"/>
       </w:pPr>
       <w:r>
-        <w:t xml:space="preserve">[31]</w:t>
-      </w:r>
-      <w:r>
-        <w:t xml:space="preserve"> </w:t>
-      </w:r>
-      <w:r>
-        <w:t xml:space="preserve">	</w:t>
-      </w:r>
-      <w:r>
-        <w:t xml:space="preserve">Oksanen J, Simpson GL, Blanchet FG, Kindt R, Legendre P, Minchin PR, et al. Vegan: Community ecology package 2022.</w:t>
-      </w:r>
-      <w:r>
-        <w:t xml:space="preserve"> </w:t>
+        <w:t xml:space="preserve">31.</w:t>
+      </w:r>
+      <w:r>
+        <w:t xml:space="preserve"> </w:t>
+      </w:r>
+      <w:r>
+        <w:t xml:space="preserve">	</w:t>
+      </w:r>
+      <w:r>
+        <w:t xml:space="preserve">Oksanen J, Simpson GL, Blanchet FG, Kindt R, Legendre P, Minchin PR, et al. Vegan: Community ecology package. 2022. doi:</w:t>
       </w:r>
       <w:hyperlink r:id="rId120">
         <w:r>
           <w:rPr>
             <w:rStyle w:val="Hyperlink"/>
           </w:rPr>
-          <w:t xml:space="preserve">https://doi.org/10.32614/CRAN.package.vegan</w:t>
-        </w:r>
-      </w:hyperlink>
-      <w:r>
-        <w:t xml:space="preserve">.</w:t>
-      </w:r>
+          <w:t xml:space="preserve">10.32614/CRAN.package.vegan</w:t>
+        </w:r>
+      </w:hyperlink>
     </w:p>
     <w:bookmarkEnd w:id="121"/>
     <w:bookmarkStart w:id="123" w:name="ref-Rigaud_dErrico_Vanhaeren_2015"/>
@@ -5560,7 +5409,7 @@
         <w:pStyle w:val="Bibliography"/>
       </w:pPr>
       <w:r>
-        <w:t xml:space="preserve">[32]</w:t>
+        <w:t xml:space="preserve">32.</w:t>
       </w:r>
       <w:r>
         <w:t xml:space="preserve"> </w:t>
@@ -5581,22 +5430,16 @@
         <w:t xml:space="preserve"> </w:t>
       </w:r>
       <w:r>
-        <w:t xml:space="preserve">cultures to the spread of farming. PLOS ONE 2015;10:e0121166.</w:t>
-      </w:r>
-      <w:r>
-        <w:t xml:space="preserve"> </w:t>
+        <w:t xml:space="preserve">cultures to the spread of farming. PLoS One. 2015;10: e0121166. doi:</w:t>
       </w:r>
       <w:hyperlink r:id="rId122">
         <w:r>
           <w:rPr>
             <w:rStyle w:val="Hyperlink"/>
           </w:rPr>
-          <w:t xml:space="preserve">https://doi.org/10.1371/journal.pone.0121166</w:t>
-        </w:r>
-      </w:hyperlink>
-      <w:r>
-        <w:t xml:space="preserve">.</w:t>
-      </w:r>
+          <w:t xml:space="preserve">10.1371/journal.pone.0121166</w:t>
+        </w:r>
+      </w:hyperlink>
     </w:p>
     <w:bookmarkEnd w:id="123"/>
     <w:bookmarkStart w:id="125" w:name="ref-Legendre_Anderson_1999"/>
@@ -5605,31 +5448,25 @@
         <w:pStyle w:val="Bibliography"/>
       </w:pPr>
       <w:r>
-        <w:t xml:space="preserve">[33]</w:t>
-      </w:r>
-      <w:r>
-        <w:t xml:space="preserve"> </w:t>
-      </w:r>
-      <w:r>
-        <w:t xml:space="preserve">	</w:t>
-      </w:r>
-      <w:r>
-        <w:t xml:space="preserve">Legendre P, Anderson MJ. Distance-based redundancy analysis: Testing multispecies responses in multifactorial ecological experiments. Ecological Monographs 1999;69:1–24.</w:t>
-      </w:r>
-      <w:r>
-        <w:t xml:space="preserve"> </w:t>
+        <w:t xml:space="preserve">33.</w:t>
+      </w:r>
+      <w:r>
+        <w:t xml:space="preserve"> </w:t>
+      </w:r>
+      <w:r>
+        <w:t xml:space="preserve">	</w:t>
+      </w:r>
+      <w:r>
+        <w:t xml:space="preserve">Legendre P, Anderson MJ. Distance-based redundancy analysis: Testing multispecies responses in multifactorial ecological experiments. Ecol Monogr. 1999;69: 1–24. doi:</w:t>
       </w:r>
       <w:hyperlink r:id="rId124">
         <w:r>
           <w:rPr>
             <w:rStyle w:val="Hyperlink"/>
           </w:rPr>
-          <w:t xml:space="preserve">https://doi.org/10.1890/0012-9615(1999)069[0001:DBRATM]2.0.CO;2</w:t>
-        </w:r>
-      </w:hyperlink>
-      <w:r>
-        <w:t xml:space="preserve">.</w:t>
-      </w:r>
+          <w:t xml:space="preserve">10.1890/0012-9615(1999)069[0001:DBRATM]2.0.CO;2</w:t>
+        </w:r>
+      </w:hyperlink>
     </w:p>
     <w:bookmarkEnd w:id="125"/>
     <w:bookmarkStart w:id="127" w:name="ref-seriation_pckge"/>
@@ -5638,7 +5475,7 @@
         <w:pStyle w:val="Bibliography"/>
       </w:pPr>
       <w:r>
-        <w:t xml:space="preserve">[34]</w:t>
+        <w:t xml:space="preserve">34.</w:t>
       </w:r>
       <w:r>
         <w:t xml:space="preserve"> </w:t>
@@ -5659,22 +5496,16 @@
         <w:t xml:space="preserve"> </w:t>
       </w:r>
       <w:r>
-        <w:t xml:space="preserve">package seriation. Journal of Statistical Software 2008;25:1–34.</w:t>
-      </w:r>
-      <w:r>
-        <w:t xml:space="preserve"> </w:t>
+        <w:t xml:space="preserve">package seriation. J Stat Softw. 2008;25: 1–34. doi:</w:t>
       </w:r>
       <w:hyperlink r:id="rId126">
         <w:r>
           <w:rPr>
             <w:rStyle w:val="Hyperlink"/>
           </w:rPr>
-          <w:t xml:space="preserve">https://doi.org/10.18637/jss.v025.i03</w:t>
-        </w:r>
-      </w:hyperlink>
-      <w:r>
-        <w:t xml:space="preserve">.</w:t>
-      </w:r>
+          <w:t xml:space="preserve">10.18637/jss.v025.i03</w:t>
+        </w:r>
+      </w:hyperlink>
     </w:p>
     <w:bookmarkEnd w:id="127"/>
     <w:bookmarkStart w:id="129" w:name="ref-Brower_Kile_1988"/>
@@ -5683,31 +5514,25 @@
         <w:pStyle w:val="Bibliography"/>
       </w:pPr>
       <w:r>
-        <w:t xml:space="preserve">[35]</w:t>
-      </w:r>
-      <w:r>
-        <w:t xml:space="preserve"> </w:t>
-      </w:r>
-      <w:r>
-        <w:t xml:space="preserve">	</w:t>
-      </w:r>
-      <w:r>
-        <w:t xml:space="preserve">Brower JC, Kile KM. Seriation of an original data matrix as applied to paleoecology. Lethaia 1988;21:79–93.</w:t>
-      </w:r>
-      <w:r>
-        <w:t xml:space="preserve"> </w:t>
+        <w:t xml:space="preserve">35.</w:t>
+      </w:r>
+      <w:r>
+        <w:t xml:space="preserve"> </w:t>
+      </w:r>
+      <w:r>
+        <w:t xml:space="preserve">	</w:t>
+      </w:r>
+      <w:r>
+        <w:t xml:space="preserve">Brower JC, Kile KM. Seriation of an original data matrix as applied to paleoecology. Lethaia. 1988;21: 79–93. doi:</w:t>
       </w:r>
       <w:hyperlink r:id="rId128">
         <w:r>
           <w:rPr>
             <w:rStyle w:val="Hyperlink"/>
           </w:rPr>
-          <w:t xml:space="preserve">https://doi.org/10.1111/j.1502-3931.1988.tb01756.x</w:t>
-        </w:r>
-      </w:hyperlink>
-      <w:r>
-        <w:t xml:space="preserve">.</w:t>
-      </w:r>
+          <w:t xml:space="preserve">10.1111/j.1502-3931.1988.tb01756.x</w:t>
+        </w:r>
+      </w:hyperlink>
     </w:p>
     <w:bookmarkEnd w:id="129"/>
     <w:bookmarkStart w:id="131" w:name="ref-Mills_2017"/>
@@ -5716,31 +5541,25 @@
         <w:pStyle w:val="Bibliography"/>
       </w:pPr>
       <w:r>
-        <w:t xml:space="preserve">[36]</w:t>
-      </w:r>
-      <w:r>
-        <w:t xml:space="preserve"> </w:t>
-      </w:r>
-      <w:r>
-        <w:t xml:space="preserve">	</w:t>
-      </w:r>
-      <w:r>
-        <w:t xml:space="preserve">Mills BJ. Social network analysis in archaeology. Annual Review of Anthropology 2017;46:379–97.</w:t>
-      </w:r>
-      <w:r>
-        <w:t xml:space="preserve"> </w:t>
+        <w:t xml:space="preserve">36.</w:t>
+      </w:r>
+      <w:r>
+        <w:t xml:space="preserve"> </w:t>
+      </w:r>
+      <w:r>
+        <w:t xml:space="preserve">	</w:t>
+      </w:r>
+      <w:r>
+        <w:t xml:space="preserve">Mills BJ. Social network analysis in archaeology. Annu Rev Anthropol. 2017;46: 379–397. doi:</w:t>
       </w:r>
       <w:hyperlink r:id="rId130">
         <w:r>
           <w:rPr>
             <w:rStyle w:val="Hyperlink"/>
           </w:rPr>
-          <w:t xml:space="preserve">https://doi.org/10.1146/annurev-anthro-102116-041423</w:t>
-        </w:r>
-      </w:hyperlink>
-      <w:r>
-        <w:t xml:space="preserve">.</w:t>
-      </w:r>
+          <w:t xml:space="preserve">10.1146/annurev-anthro-102116-041423</w:t>
+        </w:r>
+      </w:hyperlink>
     </w:p>
     <w:bookmarkEnd w:id="131"/>
     <w:bookmarkStart w:id="133" w:name="ref-Fruchterman_Reingold_1991"/>
@@ -5749,31 +5568,25 @@
         <w:pStyle w:val="Bibliography"/>
       </w:pPr>
       <w:r>
-        <w:t xml:space="preserve">[37]</w:t>
-      </w:r>
-      <w:r>
-        <w:t xml:space="preserve"> </w:t>
-      </w:r>
-      <w:r>
-        <w:t xml:space="preserve">	</w:t>
-      </w:r>
-      <w:r>
-        <w:t xml:space="preserve">Fruchterman TMJ, Reingold EM. Graph drawing by force-directed placement. Software: Practice and Experience 1991;21:1129–64.</w:t>
-      </w:r>
-      <w:r>
-        <w:t xml:space="preserve"> </w:t>
+        <w:t xml:space="preserve">37.</w:t>
+      </w:r>
+      <w:r>
+        <w:t xml:space="preserve"> </w:t>
+      </w:r>
+      <w:r>
+        <w:t xml:space="preserve">	</w:t>
+      </w:r>
+      <w:r>
+        <w:t xml:space="preserve">Fruchterman TMJ, Reingold EM. Graph drawing by force-directed placement. Softw Pract Exp. 1991;21: 1129–1164. doi:</w:t>
       </w:r>
       <w:hyperlink r:id="rId132">
         <w:r>
           <w:rPr>
             <w:rStyle w:val="Hyperlink"/>
           </w:rPr>
-          <w:t xml:space="preserve">https://doi.org/10.1002/spe.4380211102</w:t>
-        </w:r>
-      </w:hyperlink>
-      <w:r>
-        <w:t xml:space="preserve">.</w:t>
-      </w:r>
+          <w:t xml:space="preserve">10.1002/spe.4380211102</w:t>
+        </w:r>
+      </w:hyperlink>
     </w:p>
     <w:bookmarkEnd w:id="133"/>
     <w:bookmarkStart w:id="135" w:name="ref-statnet_package"/>
@@ -5782,31 +5595,25 @@
         <w:pStyle w:val="Bibliography"/>
       </w:pPr>
       <w:r>
-        <w:t xml:space="preserve">[38]</w:t>
-      </w:r>
-      <w:r>
-        <w:t xml:space="preserve"> </w:t>
-      </w:r>
-      <w:r>
-        <w:t xml:space="preserve">	</w:t>
-      </w:r>
-      <w:r>
-        <w:t xml:space="preserve">Handcock MS, Hunter DR, Butts CT, Goodreau SM, Krivitsky PN, Bender-deMoll S, et al. Statnet: Software tools for the statistical analysis of network data 2019.</w:t>
-      </w:r>
-      <w:r>
-        <w:t xml:space="preserve"> </w:t>
+        <w:t xml:space="preserve">38.</w:t>
+      </w:r>
+      <w:r>
+        <w:t xml:space="preserve"> </w:t>
+      </w:r>
+      <w:r>
+        <w:t xml:space="preserve">	</w:t>
+      </w:r>
+      <w:r>
+        <w:t xml:space="preserve">Handcock MS, Hunter DR, Butts CT, Goodreau SM, Krivitsky PN, Bender-deMoll S, et al. Statnet: Software tools for the statistical analysis of network data. Statnet Development Team; 2019. doi:</w:t>
       </w:r>
       <w:hyperlink r:id="rId134">
         <w:r>
           <w:rPr>
             <w:rStyle w:val="Hyperlink"/>
           </w:rPr>
-          <w:t xml:space="preserve">https://doi.org/10.32614/CRAN.package.statnet</w:t>
-        </w:r>
-      </w:hyperlink>
-      <w:r>
-        <w:t xml:space="preserve">.</w:t>
-      </w:r>
+          <w:t xml:space="preserve">10.32614/CRAN.package.statnet</w:t>
+        </w:r>
+      </w:hyperlink>
     </w:p>
     <w:bookmarkEnd w:id="135"/>
     <w:bookmarkStart w:id="137" w:name="ref-igraph_package"/>
@@ -5815,16 +5622,16 @@
         <w:pStyle w:val="Bibliography"/>
       </w:pPr>
       <w:r>
-        <w:t xml:space="preserve">[39]</w:t>
-      </w:r>
-      <w:r>
-        <w:t xml:space="preserve"> </w:t>
-      </w:r>
-      <w:r>
-        <w:t xml:space="preserve">	</w:t>
-      </w:r>
-      <w:r>
-        <w:t xml:space="preserve">Csardi G, Nepusz T.</w:t>
+        <w:t xml:space="preserve">39.</w:t>
+      </w:r>
+      <w:r>
+        <w:t xml:space="preserve"> </w:t>
+      </w:r>
+      <w:r>
+        <w:t xml:space="preserve">	</w:t>
+      </w:r>
+      <w:r>
+        <w:t xml:space="preserve">Csardi G, Nepusz T. The igraph software package for complex network research. InterJournal. 2006. p. 1695. Available:</w:t>
       </w:r>
       <w:r>
         <w:t xml:space="preserve"> </w:t>
@@ -5834,12 +5641,9 @@
           <w:rPr>
             <w:rStyle w:val="Hyperlink"/>
           </w:rPr>
-          <w:t xml:space="preserve">The igraph software package for complex network research</w:t>
-        </w:r>
-      </w:hyperlink>
-      <w:r>
-        <w:t xml:space="preserve">. InterJournal 2006;Complex Systems:1695.</w:t>
-      </w:r>
+          <w:t xml:space="preserve">https://igraph.org</w:t>
+        </w:r>
+      </w:hyperlink>
     </w:p>
     <w:bookmarkEnd w:id="137"/>
     <w:bookmarkStart w:id="139" w:name="ref-Anderson_2017"/>
@@ -5848,7 +5652,7 @@
         <w:pStyle w:val="Bibliography"/>
       </w:pPr>
       <w:r>
-        <w:t xml:space="preserve">[40]</w:t>
+        <w:t xml:space="preserve">40.</w:t>
       </w:r>
       <w:r>
         <w:t xml:space="preserve"> </w:t>
@@ -5863,22 +5667,16 @@
         <w:t xml:space="preserve">PERMANOVA</w:t>
       </w:r>
       <w:r>
-        <w:t xml:space="preserve">). Wiley StatsRef: Statistics reference online, John Wiley &amp; Sons, Ltd; 2017, p. 1–15.</w:t>
-      </w:r>
-      <w:r>
-        <w:t xml:space="preserve"> </w:t>
+        <w:t xml:space="preserve">). Wiley StatsRef: Statistics reference online. John Wiley &amp; Sons, Ltd; 2017. pp. 1–15. doi:</w:t>
       </w:r>
       <w:hyperlink r:id="rId138">
         <w:r>
           <w:rPr>
             <w:rStyle w:val="Hyperlink"/>
           </w:rPr>
-          <w:t xml:space="preserve">https://doi.org/10.1002/9781118445112.stat07841</w:t>
-        </w:r>
-      </w:hyperlink>
-      <w:r>
-        <w:t xml:space="preserve">.</w:t>
-      </w:r>
+          <w:t xml:space="preserve">10.1002/9781118445112.stat07841</w:t>
+        </w:r>
+      </w:hyperlink>
     </w:p>
     <w:bookmarkEnd w:id="139"/>
     <w:bookmarkStart w:id="141" w:name="ref-Shennan_Crema_Kerig_2015"/>
@@ -5887,7 +5685,7 @@
         <w:pStyle w:val="Bibliography"/>
       </w:pPr>
       <w:r>
-        <w:t xml:space="preserve">[41]</w:t>
+        <w:t xml:space="preserve">41.</w:t>
       </w:r>
       <w:r>
         <w:t xml:space="preserve"> </w:t>
@@ -5935,22 +5733,16 @@
         <w:t xml:space="preserve">Europe</w:t>
       </w:r>
       <w:r>
-        <w:t xml:space="preserve">. Evolution and Human Behavior 2015;36:103–9.</w:t>
-      </w:r>
-      <w:r>
-        <w:t xml:space="preserve"> </w:t>
+        <w:t xml:space="preserve">. Evol Hum Behav. 2015;36: 103–109. doi:</w:t>
       </w:r>
       <w:hyperlink r:id="rId140">
         <w:r>
           <w:rPr>
             <w:rStyle w:val="Hyperlink"/>
           </w:rPr>
-          <w:t xml:space="preserve">https://doi.org/10.1016/j.evolhumbehav.2014.09.006</w:t>
-        </w:r>
-      </w:hyperlink>
-      <w:r>
-        <w:t xml:space="preserve">.</w:t>
-      </w:r>
+          <w:t xml:space="preserve">10.1016/j.evolhumbehav.2014.09.006</w:t>
+        </w:r>
+      </w:hyperlink>
     </w:p>
     <w:bookmarkEnd w:id="141"/>
     <w:bookmarkStart w:id="143" w:name="ref-Marwick2017"/>
@@ -5959,31 +5751,25 @@
         <w:pStyle w:val="Bibliography"/>
       </w:pPr>
       <w:r>
-        <w:t xml:space="preserve">[42]</w:t>
-      </w:r>
-      <w:r>
-        <w:t xml:space="preserve"> </w:t>
-      </w:r>
-      <w:r>
-        <w:t xml:space="preserve">	</w:t>
-      </w:r>
-      <w:r>
-        <w:t xml:space="preserve">Marwick B. Computational reproducibility in archaeological research: Basic principles and a case study of their implementation. Journal of Archaeological Method and Theory 2017;24:424–50.</w:t>
-      </w:r>
-      <w:r>
-        <w:t xml:space="preserve"> </w:t>
+        <w:t xml:space="preserve">42.</w:t>
+      </w:r>
+      <w:r>
+        <w:t xml:space="preserve"> </w:t>
+      </w:r>
+      <w:r>
+        <w:t xml:space="preserve">	</w:t>
+      </w:r>
+      <w:r>
+        <w:t xml:space="preserve">Marwick B. Computational reproducibility in archaeological research: Basic principles and a case study of their implementation. J Archaeol Method Theory. 2017;24: 424–450. doi:</w:t>
       </w:r>
       <w:hyperlink r:id="rId142">
         <w:r>
           <w:rPr>
             <w:rStyle w:val="Hyperlink"/>
           </w:rPr>
-          <w:t xml:space="preserve">https://doi.org/10.1007/s10816-015-9272-9</w:t>
-        </w:r>
-      </w:hyperlink>
-      <w:r>
-        <w:t xml:space="preserve">.</w:t>
-      </w:r>
+          <w:t xml:space="preserve">10.1007/s10816-015-9272-9</w:t>
+        </w:r>
+      </w:hyperlink>
     </w:p>
     <w:bookmarkEnd w:id="143"/>
     <w:bookmarkStart w:id="145" w:name="ref-Marwick_2025"/>
@@ -5992,31 +5778,25 @@
         <w:pStyle w:val="Bibliography"/>
       </w:pPr>
       <w:r>
-        <w:t xml:space="preserve">[43]</w:t>
-      </w:r>
-      <w:r>
-        <w:t xml:space="preserve"> </w:t>
-      </w:r>
-      <w:r>
-        <w:t xml:space="preserve">	</w:t>
-      </w:r>
-      <w:r>
-        <w:t xml:space="preserve">Marwick B. Is archaeology a science? Insights and imperatives from 10,000 articles and a year of reproducibility reviews. Journal of Archaeological Science 2025;180:106281.</w:t>
-      </w:r>
-      <w:r>
-        <w:t xml:space="preserve"> </w:t>
+        <w:t xml:space="preserve">43.</w:t>
+      </w:r>
+      <w:r>
+        <w:t xml:space="preserve"> </w:t>
+      </w:r>
+      <w:r>
+        <w:t xml:space="preserve">	</w:t>
+      </w:r>
+      <w:r>
+        <w:t xml:space="preserve">Marwick B. Is archaeology a science? Insights and imperatives from 10,000 articles and a year of reproducibility reviews. J Archaeol Sci. 2025;180: 106281. doi:</w:t>
       </w:r>
       <w:hyperlink r:id="rId144">
         <w:r>
           <w:rPr>
             <w:rStyle w:val="Hyperlink"/>
           </w:rPr>
-          <w:t xml:space="preserve">https://doi.org/10.1016/j.jas.2025.106281</w:t>
-        </w:r>
-      </w:hyperlink>
-      <w:r>
-        <w:t xml:space="preserve">.</w:t>
-      </w:r>
+          <w:t xml:space="preserve">10.1016/j.jas.2025.106281</w:t>
+        </w:r>
+      </w:hyperlink>
     </w:p>
     <w:bookmarkEnd w:id="145"/>
     <w:bookmarkStart w:id="147" w:name="ref-Finlayson_Warren_2017"/>
@@ -6025,16 +5805,16 @@
         <w:pStyle w:val="Bibliography"/>
       </w:pPr>
       <w:r>
-        <w:t xml:space="preserve">[44]</w:t>
-      </w:r>
-      <w:r>
-        <w:t xml:space="preserve"> </w:t>
-      </w:r>
-      <w:r>
-        <w:t xml:space="preserve">	</w:t>
-      </w:r>
-      <w:r>
-        <w:t xml:space="preserve">Finlayson B, Warren G.</w:t>
+        <w:t xml:space="preserve">44.</w:t>
+      </w:r>
+      <w:r>
+        <w:t xml:space="preserve"> </w:t>
+      </w:r>
+      <w:r>
+        <w:t xml:space="preserve">	</w:t>
+      </w:r>
+      <w:r>
+        <w:t xml:space="preserve">Finlayson B, Warren G. The diversity of hunter-gatherer pasts: An introduction. In: Finlayson B, Warren G, editors. The diversity of hunter gatherer pasts. Oxford: Oxbow Books; 2017. pp. 1–14. Available:</w:t>
       </w:r>
       <w:r>
         <w:t xml:space="preserve"> </w:t>
@@ -6044,12 +5824,9 @@
           <w:rPr>
             <w:rStyle w:val="Hyperlink"/>
           </w:rPr>
-          <w:t xml:space="preserve">The diversity of hunter-gatherer pasts: An introduction</w:t>
-        </w:r>
-      </w:hyperlink>
-      <w:r>
-        <w:t xml:space="preserve">. In: Finlayson B, Warren G, editors. The diversity of hunter gatherer pasts. 1st ed., Oxbow Books; 2017, p. 1–14.</w:t>
-      </w:r>
+          <w:t xml:space="preserve">http://www.jstor.org/stable/j.ctt1pk86rr.5</w:t>
+        </w:r>
+      </w:hyperlink>
     </w:p>
     <w:bookmarkEnd w:id="147"/>
     <w:bookmarkStart w:id="149" w:name="ref-Riches_1995"/>
@@ -6058,31 +5835,25 @@
         <w:pStyle w:val="Bibliography"/>
       </w:pPr>
       <w:r>
-        <w:t xml:space="preserve">[45]</w:t>
-      </w:r>
-      <w:r>
-        <w:t xml:space="preserve"> </w:t>
-      </w:r>
-      <w:r>
-        <w:t xml:space="preserve">	</w:t>
-      </w:r>
-      <w:r>
-        <w:t xml:space="preserve">Riches D. Hunter-gatherer structural transformations. The Journal of the Royal Anthropological Institute 1995;1:679–701.</w:t>
-      </w:r>
-      <w:r>
-        <w:t xml:space="preserve"> </w:t>
+        <w:t xml:space="preserve">45.</w:t>
+      </w:r>
+      <w:r>
+        <w:t xml:space="preserve"> </w:t>
+      </w:r>
+      <w:r>
+        <w:t xml:space="preserve">	</w:t>
+      </w:r>
+      <w:r>
+        <w:t xml:space="preserve">Riches D. Hunter-gatherer structural transformations. J R Anthropol Inst. 1995;1: 679–701. doi:</w:t>
       </w:r>
       <w:hyperlink r:id="rId148">
         <w:r>
           <w:rPr>
             <w:rStyle w:val="Hyperlink"/>
           </w:rPr>
-          <w:t xml:space="preserve">https://doi.org/10.2307/3034956</w:t>
-        </w:r>
-      </w:hyperlink>
-      <w:r>
-        <w:t xml:space="preserve">.</w:t>
-      </w:r>
+          <w:t xml:space="preserve">10.2307/3034956</w:t>
+        </w:r>
+      </w:hyperlink>
     </w:p>
     <w:bookmarkEnd w:id="149"/>
     <w:bookmarkStart w:id="151" w:name="ref-Price_Brown_1985"/>
@@ -6091,31 +5862,25 @@
         <w:pStyle w:val="Bibliography"/>
       </w:pPr>
       <w:r>
-        <w:t xml:space="preserve">[46]</w:t>
-      </w:r>
-      <w:r>
-        <w:t xml:space="preserve"> </w:t>
-      </w:r>
-      <w:r>
-        <w:t xml:space="preserve">	</w:t>
-      </w:r>
-      <w:r>
-        <w:t xml:space="preserve">Price TD, Brown JA. Aspects of hunter–gatherer complexity. In: Price TD, Brown JA, editors. Prehistoric hunters-gatherers, Academic Press; 1985, p. 3–20.</w:t>
-      </w:r>
-      <w:r>
-        <w:t xml:space="preserve"> </w:t>
+        <w:t xml:space="preserve">46.</w:t>
+      </w:r>
+      <w:r>
+        <w:t xml:space="preserve"> </w:t>
+      </w:r>
+      <w:r>
+        <w:t xml:space="preserve">	</w:t>
+      </w:r>
+      <w:r>
+        <w:t xml:space="preserve">Price TD, Brown JA. Aspects of hunter–gatherer complexity. In: Price TD, Brown JA, editors. Prehistoric hunters-gatherers. Orlando: Academic Press; 1985. pp. 3–20. doi:</w:t>
       </w:r>
       <w:hyperlink r:id="rId150">
         <w:r>
           <w:rPr>
             <w:rStyle w:val="Hyperlink"/>
           </w:rPr>
-          <w:t xml:space="preserve">https://doi.org/10.1016/B978-0-12-564750-2.50006-8</w:t>
-        </w:r>
-      </w:hyperlink>
-      <w:r>
-        <w:t xml:space="preserve">.</w:t>
-      </w:r>
+          <w:t xml:space="preserve">10.1016/B978-0-12-564750-2.50006-8</w:t>
+        </w:r>
+      </w:hyperlink>
     </w:p>
     <w:bookmarkEnd w:id="151"/>
     <w:bookmarkStart w:id="153" w:name="ref-Lane_2017"/>
@@ -6124,16 +5889,16 @@
         <w:pStyle w:val="Bibliography"/>
       </w:pPr>
       <w:r>
-        <w:t xml:space="preserve">[47]</w:t>
-      </w:r>
-      <w:r>
-        <w:t xml:space="preserve"> </w:t>
-      </w:r>
-      <w:r>
-        <w:t xml:space="preserve">	</w:t>
-      </w:r>
-      <w:r>
-        <w:t xml:space="preserve">Lane PJ.</w:t>
+        <w:t xml:space="preserve">47.</w:t>
+      </w:r>
+      <w:r>
+        <w:t xml:space="preserve"> </w:t>
+      </w:r>
+      <w:r>
+        <w:t xml:space="preserve">	</w:t>
+      </w:r>
+      <w:r>
+        <w:t xml:space="preserve">Lane PJ. Archaeological dimensions of past and present hunter-fisher-gatherer diversity. In: Finlayson B, Warren G, editors. The diversity of hunter gatherer pasts. Oxford: Oxbow Books; 2017. pp. 185–196. Available:</w:t>
       </w:r>
       <w:r>
         <w:t xml:space="preserve"> </w:t>
@@ -6143,12 +5908,9 @@
           <w:rPr>
             <w:rStyle w:val="Hyperlink"/>
           </w:rPr>
-          <w:t xml:space="preserve">Archaeological dimensions of past and present hunter-fisher-gatherer diversity</w:t>
-        </w:r>
-      </w:hyperlink>
-      <w:r>
-        <w:t xml:space="preserve">. In: Finlayson B, Warren G, editors. The diversity of hunter gatherer pasts. 1st ed., Oxbow Books; 2017, p. 185–96.</w:t>
-      </w:r>
+          <w:t xml:space="preserve">http://www.jstor.org/stable/j.ctt1pk86rr.16</w:t>
+        </w:r>
+      </w:hyperlink>
     </w:p>
     <w:bookmarkEnd w:id="153"/>
     <w:bookmarkStart w:id="154" w:name="ref-Pate_2006"/>
@@ -6157,7 +5919,7 @@
         <w:pStyle w:val="Bibliography"/>
       </w:pPr>
       <w:r>
-        <w:t xml:space="preserve">[48]</w:t>
+        <w:t xml:space="preserve">48.</w:t>
       </w:r>
       <w:r>
         <w:t xml:space="preserve"> </w:t>
@@ -6202,7 +5964,10 @@
         <w:t xml:space="preserve"> </w:t>
       </w:r>
       <w:r>
-        <w:t xml:space="preserve">societies, Aboriginal Studies Press; 2006, p. 226–41.</w:t>
+        <w:t xml:space="preserve">societies. Canberra: Aboriginal Studies Press; 2006. pp. 226–241.</w:t>
+      </w:r>
+      <w:r>
+        <w:t xml:space="preserve"> </w:t>
       </w:r>
     </w:p>
     <w:bookmarkEnd w:id="154"/>
@@ -6212,7 +5977,7 @@
         <w:pStyle w:val="Bibliography"/>
       </w:pPr>
       <w:r>
-        <w:t xml:space="preserve">[49]</w:t>
+        <w:t xml:space="preserve">49.</w:t>
       </w:r>
       <w:r>
         <w:t xml:space="preserve"> </w:t>
@@ -6230,22 +5995,16 @@
         <w:t xml:space="preserve">Binford</w:t>
       </w:r>
       <w:r>
-        <w:t xml:space="preserve">’s frames of reference. Journal of Archaeological Research 2014;22:1–42.</w:t>
-      </w:r>
-      <w:r>
-        <w:t xml:space="preserve"> </w:t>
+        <w:t xml:space="preserve">’s frames of reference. J Archaeol Res. 2014;22: 1–42. doi:</w:t>
       </w:r>
       <w:hyperlink r:id="rId155">
         <w:r>
           <w:rPr>
             <w:rStyle w:val="Hyperlink"/>
           </w:rPr>
-          <w:t xml:space="preserve">https://doi.org/10.1007/s10814-013-9068-y</w:t>
-        </w:r>
-      </w:hyperlink>
-      <w:r>
-        <w:t xml:space="preserve">.</w:t>
-      </w:r>
+          <w:t xml:space="preserve">10.1007/s10814-013-9068-y</w:t>
+        </w:r>
+      </w:hyperlink>
     </w:p>
     <w:bookmarkEnd w:id="156"/>
     <w:bookmarkStart w:id="158" w:name="ref-Singh_Glowacki_2022"/>
@@ -6254,7 +6013,7 @@
         <w:pStyle w:val="Bibliography"/>
       </w:pPr>
       <w:r>
-        <w:t xml:space="preserve">[50]</w:t>
+        <w:t xml:space="preserve">50.</w:t>
       </w:r>
       <w:r>
         <w:t xml:space="preserve"> </w:t>
@@ -6272,22 +6031,16 @@
         <w:t xml:space="preserve">Late Pleistocene</w:t>
       </w:r>
       <w:r>
-        <w:t xml:space="preserve">: Beyond the nomadic-egalitarian model. Evolution and Human Behavior 2022;43:418–31.</w:t>
-      </w:r>
-      <w:r>
-        <w:t xml:space="preserve"> </w:t>
+        <w:t xml:space="preserve">: Beyond the nomadic-egalitarian model. Evol Hum Behav. 2022;43: 418–431. doi:</w:t>
       </w:r>
       <w:hyperlink r:id="rId157">
         <w:r>
           <w:rPr>
             <w:rStyle w:val="Hyperlink"/>
           </w:rPr>
-          <w:t xml:space="preserve">https://doi.org/10.1016/j.evolhumbehav.2022.07.003</w:t>
-        </w:r>
-      </w:hyperlink>
-      <w:r>
-        <w:t xml:space="preserve">.</w:t>
-      </w:r>
+          <w:t xml:space="preserve">10.1016/j.evolhumbehav.2022.07.003</w:t>
+        </w:r>
+      </w:hyperlink>
     </w:p>
     <w:bookmarkEnd w:id="158"/>
     <w:bookmarkStart w:id="160" w:name="ref-Schwendler_2012"/>
@@ -6296,7 +6049,7 @@
         <w:pStyle w:val="Bibliography"/>
       </w:pPr>
       <w:r>
-        <w:t xml:space="preserve">[51]</w:t>
+        <w:t xml:space="preserve">51.</w:t>
       </w:r>
       <w:r>
         <w:t xml:space="preserve"> </w:t>
@@ -6332,22 +6085,16 @@
         <w:t xml:space="preserve">BP</w:t>
       </w:r>
       <w:r>
-        <w:t xml:space="preserve">. Quaternary International 2012;272–273:333–53.</w:t>
-      </w:r>
-      <w:r>
-        <w:t xml:space="preserve"> </w:t>
+        <w:t xml:space="preserve">. Quat Int. 2012;272–273: 333–353. doi:</w:t>
       </w:r>
       <w:hyperlink r:id="rId159">
         <w:r>
           <w:rPr>
             <w:rStyle w:val="Hyperlink"/>
           </w:rPr>
-          <w:t xml:space="preserve">https://doi.org/10.1016/j.quaint.2012.03.054</w:t>
-        </w:r>
-      </w:hyperlink>
-      <w:r>
-        <w:t xml:space="preserve">.</w:t>
-      </w:r>
+          <w:t xml:space="preserve">10.1016/j.quaint.2012.03.054</w:t>
+        </w:r>
+      </w:hyperlink>
     </w:p>
     <w:bookmarkEnd w:id="160"/>
     <w:bookmarkStart w:id="162" w:name="ref-Morwood_1987"/>
@@ -6356,7 +6103,7 @@
         <w:pStyle w:val="Bibliography"/>
       </w:pPr>
       <w:r>
-        <w:t xml:space="preserve">[52]</w:t>
+        <w:t xml:space="preserve">52.</w:t>
       </w:r>
       <w:r>
         <w:t xml:space="preserve"> </w:t>
@@ -6383,22 +6130,16 @@
         <w:t xml:space="preserve">Queensland</w:t>
       </w:r>
       <w:r>
-        <w:t xml:space="preserve">. Proceedings of the Prehistoric Society 1987;53:337–50.</w:t>
-      </w:r>
-      <w:r>
-        <w:t xml:space="preserve"> </w:t>
+        <w:t xml:space="preserve">. Proc Prehist Soc. 1987;53: 337–350. doi:</w:t>
       </w:r>
       <w:hyperlink r:id="rId161">
         <w:r>
           <w:rPr>
             <w:rStyle w:val="Hyperlink"/>
           </w:rPr>
-          <w:t xml:space="preserve">https://doi.org/10.1017/S0079497X00006265</w:t>
-        </w:r>
-      </w:hyperlink>
-      <w:r>
-        <w:t xml:space="preserve">.</w:t>
-      </w:r>
+          <w:t xml:space="preserve">10.1017/S0079497X00006265</w:t>
+        </w:r>
+      </w:hyperlink>
     </w:p>
     <w:bookmarkEnd w:id="162"/>
     <w:bookmarkStart w:id="164" w:name="ref-Mattson_2021"/>
@@ -6407,31 +6148,25 @@
         <w:pStyle w:val="Bibliography"/>
       </w:pPr>
       <w:r>
-        <w:t xml:space="preserve">[53]</w:t>
-      </w:r>
-      <w:r>
-        <w:t xml:space="preserve"> </w:t>
-      </w:r>
-      <w:r>
-        <w:t xml:space="preserve">	</w:t>
-      </w:r>
-      <w:r>
-        <w:t xml:space="preserve">Mattson HV. Personal adornment and identity construction in archaeology: An introduction. In: Mattson HV, editor. Personal adornment and the construction of identity, Oxbow Books; 2021, p. 1–24.</w:t>
-      </w:r>
-      <w:r>
-        <w:t xml:space="preserve"> </w:t>
+        <w:t xml:space="preserve">53.</w:t>
+      </w:r>
+      <w:r>
+        <w:t xml:space="preserve"> </w:t>
+      </w:r>
+      <w:r>
+        <w:t xml:space="preserve">	</w:t>
+      </w:r>
+      <w:r>
+        <w:t xml:space="preserve">Mattson HV. Personal adornment and identity construction in archaeology: An introduction. In: Mattson HV, editor. Personal adornment and the construction of identity. Oxford: Oxbow Books; 2021. pp. 1–24. doi:</w:t>
       </w:r>
       <w:hyperlink r:id="rId163">
         <w:r>
           <w:rPr>
             <w:rStyle w:val="Hyperlink"/>
           </w:rPr>
-          <w:t xml:space="preserve">https://doi.org/10.2307/j.ctv24q4z2g.5</w:t>
-        </w:r>
-      </w:hyperlink>
-      <w:r>
-        <w:t xml:space="preserve">.</w:t>
-      </w:r>
+          <w:t xml:space="preserve">10.2307/j.ctv24q4z2g.5</w:t>
+        </w:r>
+      </w:hyperlink>
     </w:p>
     <w:bookmarkEnd w:id="164"/>
     <w:bookmarkStart w:id="165" w:name="ref-Larsson_2006"/>
@@ -6440,7 +6175,7 @@
         <w:pStyle w:val="Bibliography"/>
       </w:pPr>
       <w:r>
-        <w:t xml:space="preserve">[54]</w:t>
+        <w:t xml:space="preserve">54.</w:t>
       </w:r>
       <w:r>
         <w:t xml:space="preserve"> </w:t>
@@ -6491,7 +6226,10 @@
         <w:t xml:space="preserve">Northern Latvia</w:t>
       </w:r>
       <w:r>
-        <w:t xml:space="preserve">, vol. 52, Almqvist &amp; Wiksell International; 2006, p. 253–87.</w:t>
+        <w:t xml:space="preserve">. Stockholm: Almqvist &amp; Wiksell International; 2006. pp. 253–287.</w:t>
+      </w:r>
+      <w:r>
+        <w:t xml:space="preserve"> </w:t>
       </w:r>
     </w:p>
     <w:bookmarkEnd w:id="165"/>
@@ -6501,7 +6239,7 @@
         <w:pStyle w:val="Bibliography"/>
       </w:pPr>
       <w:r>
-        <w:t xml:space="preserve">[55]</w:t>
+        <w:t xml:space="preserve">55.</w:t>
       </w:r>
       <w:r>
         <w:t xml:space="preserve"> </w:t>
@@ -6561,22 +6299,16 @@
         <w:t xml:space="preserve">Western Kentucky</w:t>
       </w:r>
       <w:r>
-        <w:t xml:space="preserve">. Southeastern Archaeology 2010;29:197–221.</w:t>
-      </w:r>
-      <w:r>
-        <w:t xml:space="preserve"> </w:t>
+        <w:t xml:space="preserve">. Southeast Archaeol. 2010;29: 197–221. doi:</w:t>
       </w:r>
       <w:hyperlink r:id="rId166">
         <w:r>
           <w:rPr>
             <w:rStyle w:val="Hyperlink"/>
           </w:rPr>
-          <w:t xml:space="preserve">https://doi.org/10.1179/sea.2010.29.1.013</w:t>
-        </w:r>
-      </w:hyperlink>
-      <w:r>
-        <w:t xml:space="preserve">.</w:t>
-      </w:r>
+          <w:t xml:space="preserve">10.1179/sea.2010.29.1.013</w:t>
+        </w:r>
+      </w:hyperlink>
     </w:p>
     <w:bookmarkEnd w:id="167"/>
     <w:bookmarkStart w:id="169" w:name="ref-Alfonso-Durrruty_Giles_Misarti2015"/>
@@ -6585,7 +6317,7 @@
         <w:pStyle w:val="Bibliography"/>
       </w:pPr>
       <w:r>
-        <w:t xml:space="preserve">[56]</w:t>
+        <w:t xml:space="preserve">56.</w:t>
       </w:r>
       <w:r>
         <w:t xml:space="preserve"> </w:t>
@@ -6612,22 +6344,16 @@
         <w:t xml:space="preserve">Chile</w:t>
       </w:r>
       <w:r>
-        <w:t xml:space="preserve">. American Journal of Physical Anthropology 2015;158:607–23.</w:t>
-      </w:r>
-      <w:r>
-        <w:t xml:space="preserve"> </w:t>
+        <w:t xml:space="preserve">. Am J Phys Anthropol. 2015;158: 607–623. doi:</w:t>
       </w:r>
       <w:hyperlink r:id="rId168">
         <w:r>
           <w:rPr>
             <w:rStyle w:val="Hyperlink"/>
           </w:rPr>
-          <w:t xml:space="preserve">https://doi.org/10.1002/ajpa.22832</w:t>
-        </w:r>
-      </w:hyperlink>
-      <w:r>
-        <w:t xml:space="preserve">.</w:t>
-      </w:r>
+          <w:t xml:space="preserve">10.1002/ajpa.22832</w:t>
+        </w:r>
+      </w:hyperlink>
     </w:p>
     <w:bookmarkEnd w:id="169"/>
     <w:bookmarkStart w:id="170" w:name="ref-Vanhaeren_2005"/>
@@ -6636,16 +6362,19 @@
         <w:pStyle w:val="Bibliography"/>
       </w:pPr>
       <w:r>
-        <w:t xml:space="preserve">[57]</w:t>
-      </w:r>
-      <w:r>
-        <w:t xml:space="preserve"> </w:t>
-      </w:r>
-      <w:r>
-        <w:t xml:space="preserve">	</w:t>
-      </w:r>
-      <w:r>
-        <w:t xml:space="preserve">Vanhaeren M. Speaking with beads: The evolutionary significance of personal ornaments. In: d’Errico F, Backwell L, editors. From tools to symbols: From early hominids to modern humans, Wits University Press; 2005, p. 525–54.</w:t>
+        <w:t xml:space="preserve">57.</w:t>
+      </w:r>
+      <w:r>
+        <w:t xml:space="preserve"> </w:t>
+      </w:r>
+      <w:r>
+        <w:t xml:space="preserve">	</w:t>
+      </w:r>
+      <w:r>
+        <w:t xml:space="preserve">Vanhaeren M. Speaking with beads: The evolutionary significance of personal ornaments. In: d’Errico F, Backwell L, editors. From tools to symbols: From early hominids to modern humans. Johannesburg: Wits University Press; 2005. pp. 525–554.</w:t>
+      </w:r>
+      <w:r>
+        <w:t xml:space="preserve"> </w:t>
       </w:r>
     </w:p>
     <w:bookmarkEnd w:id="170"/>
@@ -6655,7 +6384,7 @@
         <w:pStyle w:val="Bibliography"/>
       </w:pPr>
       <w:r>
-        <w:t xml:space="preserve">[58]</w:t>
+        <w:t xml:space="preserve">58.</w:t>
       </w:r>
       <w:r>
         <w:t xml:space="preserve"> </w:t>
@@ -6676,22 +6405,16 @@
         <w:t xml:space="preserve"> </w:t>
       </w:r>
       <w:r>
-        <w:t xml:space="preserve">material culture. In: Price TD, Brown JA, editors. Prehistoric hunters-gatherers, Academic Press; 1985, p. 299–323.</w:t>
-      </w:r>
-      <w:r>
-        <w:t xml:space="preserve"> </w:t>
+        <w:t xml:space="preserve">material culture. In: Price TD, Brown JA, editors. Prehistoric hunters-gatherers. Orlando: Academic Press; 1985. pp. 299–323. doi:</w:t>
       </w:r>
       <w:hyperlink r:id="rId171">
         <w:r>
           <w:rPr>
             <w:rStyle w:val="Hyperlink"/>
           </w:rPr>
-          <w:t xml:space="preserve">https://doi.org/10.1016/B978-0-12-564750-2.50016-0</w:t>
-        </w:r>
-      </w:hyperlink>
-      <w:r>
-        <w:t xml:space="preserve">.</w:t>
-      </w:r>
+          <w:t xml:space="preserve">10.1016/B978-0-12-564750-2.50016-0</w:t>
+        </w:r>
+      </w:hyperlink>
     </w:p>
     <w:bookmarkEnd w:id="172"/>
     <w:bookmarkStart w:id="173" w:name="ref-Conkey_1978"/>
@@ -6700,7 +6423,7 @@
         <w:pStyle w:val="Bibliography"/>
       </w:pPr>
       <w:r>
-        <w:t xml:space="preserve">[59]</w:t>
+        <w:t xml:space="preserve">59.</w:t>
       </w:r>
       <w:r>
         <w:t xml:space="preserve"> </w:t>
@@ -6718,7 +6441,10 @@
         <w:t xml:space="preserve">Paleolithic</w:t>
       </w:r>
       <w:r>
-        <w:t xml:space="preserve">. In: Redman CL, Berman MJ, Curtin EV, Langhorne Jr William T., Versaggi NM, Wanser JC, editors. Social archaeology: Beyond subsistence and dating, New York: Academic Press; 1978, p. 61–85.</w:t>
+        <w:t xml:space="preserve">. In: Redman CL, Berman MJ, Curtin EV, Langhorne WT Jr., Versaggi NM, Wanser JC, editors. Social archaeology: Beyond subsistence and dating. New York: Academic Press; 1978. pp. 61–85.</w:t>
+      </w:r>
+      <w:r>
+        <w:t xml:space="preserve"> </w:t>
       </w:r>
     </w:p>
     <w:bookmarkEnd w:id="173"/>
@@ -6728,31 +6454,25 @@
         <w:pStyle w:val="Bibliography"/>
       </w:pPr>
       <w:r>
-        <w:t xml:space="preserve">[60]</w:t>
-      </w:r>
-      <w:r>
-        <w:t xml:space="preserve"> </w:t>
-      </w:r>
-      <w:r>
-        <w:t xml:space="preserve">	</w:t>
-      </w:r>
-      <w:r>
-        <w:t xml:space="preserve">Tilley C. Social formation, social structures and social change. In: Hodder I, editor. Symbolic and structural archaeology, Cambridge: Cambridge University Press; 1982, p. 26–38.</w:t>
-      </w:r>
-      <w:r>
-        <w:t xml:space="preserve"> </w:t>
+        <w:t xml:space="preserve">60.</w:t>
+      </w:r>
+      <w:r>
+        <w:t xml:space="preserve"> </w:t>
+      </w:r>
+      <w:r>
+        <w:t xml:space="preserve">	</w:t>
+      </w:r>
+      <w:r>
+        <w:t xml:space="preserve">Tilley C. Social formation, social structures and social change. In: Hodder I, editor. Symbolic and structural archaeology. Cambridge: Cambridge University Press; 1982. pp. 26–38. doi:</w:t>
       </w:r>
       <w:hyperlink r:id="rId174">
         <w:r>
           <w:rPr>
             <w:rStyle w:val="Hyperlink"/>
           </w:rPr>
-          <w:t xml:space="preserve">https://doi.org/10.1017/CBO9780511558252.004</w:t>
-        </w:r>
-      </w:hyperlink>
-      <w:r>
-        <w:t xml:space="preserve">.</w:t>
-      </w:r>
+          <w:t xml:space="preserve">10.1017/CBO9780511558252.004</w:t>
+        </w:r>
+      </w:hyperlink>
     </w:p>
     <w:bookmarkEnd w:id="175"/>
     <w:bookmarkStart w:id="177" w:name="ref-Hodder1979"/>
@@ -6761,31 +6481,25 @@
         <w:pStyle w:val="Bibliography"/>
       </w:pPr>
       <w:r>
-        <w:t xml:space="preserve">[61]</w:t>
-      </w:r>
-      <w:r>
-        <w:t xml:space="preserve"> </w:t>
-      </w:r>
-      <w:r>
-        <w:t xml:space="preserve">	</w:t>
-      </w:r>
-      <w:r>
-        <w:t xml:space="preserve">Hodder I. Economic and social stress and material culture patterning. American Antiquity 1979;44:446–54.</w:t>
-      </w:r>
-      <w:r>
-        <w:t xml:space="preserve"> </w:t>
+        <w:t xml:space="preserve">61.</w:t>
+      </w:r>
+      <w:r>
+        <w:t xml:space="preserve"> </w:t>
+      </w:r>
+      <w:r>
+        <w:t xml:space="preserve">	</w:t>
+      </w:r>
+      <w:r>
+        <w:t xml:space="preserve">Hodder I. Economic and social stress and material culture patterning. Am Antiq. 1979;44: 446–454. doi:</w:t>
       </w:r>
       <w:hyperlink r:id="rId176">
         <w:r>
           <w:rPr>
             <w:rStyle w:val="Hyperlink"/>
           </w:rPr>
-          <w:t xml:space="preserve">https://doi.org/10.2307/279544</w:t>
-        </w:r>
-      </w:hyperlink>
-      <w:r>
-        <w:t xml:space="preserve">.</w:t>
-      </w:r>
+          <w:t xml:space="preserve">10.2307/279544</w:t>
+        </w:r>
+      </w:hyperlink>
     </w:p>
     <w:bookmarkEnd w:id="177"/>
     <w:bookmarkStart w:id="179" w:name="ref-Hodder1977"/>
@@ -6794,7 +6508,7 @@
         <w:pStyle w:val="Bibliography"/>
       </w:pPr>
       <w:r>
-        <w:t xml:space="preserve">[62]</w:t>
+        <w:t xml:space="preserve">62.</w:t>
       </w:r>
       <w:r>
         <w:t xml:space="preserve"> </w:t>
@@ -6821,22 +6535,16 @@
         <w:t xml:space="preserve">Western Kenya</w:t>
       </w:r>
       <w:r>
-        <w:t xml:space="preserve">. Man 1977;12:239–69.</w:t>
-      </w:r>
-      <w:r>
-        <w:t xml:space="preserve"> </w:t>
+        <w:t xml:space="preserve">. Man. 1977;12: 239–269. doi:</w:t>
       </w:r>
       <w:hyperlink r:id="rId178">
         <w:r>
           <w:rPr>
             <w:rStyle w:val="Hyperlink"/>
           </w:rPr>
-          <w:t xml:space="preserve">https://doi.org/10.2307/2800797</w:t>
-        </w:r>
-      </w:hyperlink>
-      <w:r>
-        <w:t xml:space="preserve">.</w:t>
-      </w:r>
+          <w:t xml:space="preserve">10.2307/2800797</w:t>
+        </w:r>
+      </w:hyperlink>
     </w:p>
     <w:bookmarkEnd w:id="179"/>
     <w:bookmarkStart w:id="181" w:name="ref-Binford_1990"/>
@@ -6845,31 +6553,25 @@
         <w:pStyle w:val="Bibliography"/>
       </w:pPr>
       <w:r>
-        <w:t xml:space="preserve">[63]</w:t>
-      </w:r>
-      <w:r>
-        <w:t xml:space="preserve"> </w:t>
-      </w:r>
-      <w:r>
-        <w:t xml:space="preserve">	</w:t>
-      </w:r>
-      <w:r>
-        <w:t xml:space="preserve">Binford LR. Mobility, housing, and environment: A comparative study. Journal of Anthropological Research 1990;46:119–52.</w:t>
-      </w:r>
-      <w:r>
-        <w:t xml:space="preserve"> </w:t>
+        <w:t xml:space="preserve">63.</w:t>
+      </w:r>
+      <w:r>
+        <w:t xml:space="preserve"> </w:t>
+      </w:r>
+      <w:r>
+        <w:t xml:space="preserve">	</w:t>
+      </w:r>
+      <w:r>
+        <w:t xml:space="preserve">Binford LR. Mobility, housing, and environment: A comparative study. J Anthropol Res. 1990;46: 119–152. doi:</w:t>
       </w:r>
       <w:hyperlink r:id="rId180">
         <w:r>
           <w:rPr>
             <w:rStyle w:val="Hyperlink"/>
           </w:rPr>
-          <w:t xml:space="preserve">https://doi.org/10.1086/jar.46.2.3630069</w:t>
-        </w:r>
-      </w:hyperlink>
-      <w:r>
-        <w:t xml:space="preserve">.</w:t>
-      </w:r>
+          <w:t xml:space="preserve">10.1086/jar.46.2.3630069</w:t>
+        </w:r>
+      </w:hyperlink>
     </w:p>
     <w:bookmarkEnd w:id="181"/>
     <w:bookmarkStart w:id="183" w:name="ref-Kelly_1983"/>
@@ -6878,31 +6580,25 @@
         <w:pStyle w:val="Bibliography"/>
       </w:pPr>
       <w:r>
-        <w:t xml:space="preserve">[64]</w:t>
-      </w:r>
-      <w:r>
-        <w:t xml:space="preserve"> </w:t>
-      </w:r>
-      <w:r>
-        <w:t xml:space="preserve">	</w:t>
-      </w:r>
-      <w:r>
-        <w:t xml:space="preserve">Kelly RL. Hunter-gatherer mobility strategies. Journal of Anthropological Research 1983;39:277–306.</w:t>
-      </w:r>
-      <w:r>
-        <w:t xml:space="preserve"> </w:t>
+        <w:t xml:space="preserve">64.</w:t>
+      </w:r>
+      <w:r>
+        <w:t xml:space="preserve"> </w:t>
+      </w:r>
+      <w:r>
+        <w:t xml:space="preserve">	</w:t>
+      </w:r>
+      <w:r>
+        <w:t xml:space="preserve">Kelly RL. Hunter-gatherer mobility strategies. J Anthropol Res. 1983;39: 277–306. doi:</w:t>
       </w:r>
       <w:hyperlink r:id="rId182">
         <w:r>
           <w:rPr>
             <w:rStyle w:val="Hyperlink"/>
           </w:rPr>
-          <w:t xml:space="preserve">https://doi.org/10.1086/jar.39.3.3629672</w:t>
-        </w:r>
-      </w:hyperlink>
-      <w:r>
-        <w:t xml:space="preserve">.</w:t>
-      </w:r>
+          <w:t xml:space="preserve">10.1086/jar.39.3.3629672</w:t>
+        </w:r>
+      </w:hyperlink>
     </w:p>
     <w:bookmarkEnd w:id="183"/>
     <w:bookmarkStart w:id="185" w:name="ref-Padilla-Iglesias_Bischoff_2024"/>
@@ -6911,31 +6607,25 @@
         <w:pStyle w:val="Bibliography"/>
       </w:pPr>
       <w:r>
-        <w:t xml:space="preserve">[65]</w:t>
-      </w:r>
-      <w:r>
-        <w:t xml:space="preserve"> </w:t>
-      </w:r>
-      <w:r>
-        <w:t xml:space="preserve">	</w:t>
-      </w:r>
-      <w:r>
-        <w:t xml:space="preserve">Padilla-Iglesias C, Bischoff RJ. Hunter-gatherer mobility patterns influence the reconstruction of social networks from archaeological assemblages. Journal of Archaeological Science: Reports 2024;59:104798.</w:t>
-      </w:r>
-      <w:r>
-        <w:t xml:space="preserve"> </w:t>
+        <w:t xml:space="preserve">65.</w:t>
+      </w:r>
+      <w:r>
+        <w:t xml:space="preserve"> </w:t>
+      </w:r>
+      <w:r>
+        <w:t xml:space="preserve">	</w:t>
+      </w:r>
+      <w:r>
+        <w:t xml:space="preserve">Padilla-Iglesias C, Bischoff RJ. Hunter-gatherer mobility patterns influence the reconstruction of social networks from archaeological assemblages. J Archaeol Sci Rep. 2024;59: 104798. doi:</w:t>
       </w:r>
       <w:hyperlink r:id="rId184">
         <w:r>
           <w:rPr>
             <w:rStyle w:val="Hyperlink"/>
           </w:rPr>
-          <w:t xml:space="preserve">https://doi.org/10.1016/j.jasrep.2024.104798</w:t>
-        </w:r>
-      </w:hyperlink>
-      <w:r>
-        <w:t xml:space="preserve">.</w:t>
-      </w:r>
+          <w:t xml:space="preserve">10.1016/j.jasrep.2024.104798</w:t>
+        </w:r>
+      </w:hyperlink>
     </w:p>
     <w:bookmarkEnd w:id="185"/>
     <w:bookmarkStart w:id="187" w:name="ref-Whallon_2006"/>
@@ -6944,7 +6634,7 @@
         <w:pStyle w:val="Bibliography"/>
       </w:pPr>
       <w:r>
-        <w:t xml:space="preserve">[66]</w:t>
+        <w:t xml:space="preserve">66.</w:t>
       </w:r>
       <w:r>
         <w:t xml:space="preserve"> </w:t>
@@ -6962,22 +6652,16 @@
         <w:t xml:space="preserve"> </w:t>
       </w:r>
       <w:r>
-        <w:t xml:space="preserve">mobility among hunter-gatherers. Journal of Anthropological Archaeology 2006;25:259–70.</w:t>
-      </w:r>
-      <w:r>
-        <w:t xml:space="preserve"> </w:t>
+        <w:t xml:space="preserve">mobility among hunter-gatherers. J Anthropol Archaeol. 2006;25: 259–270. doi:</w:t>
       </w:r>
       <w:hyperlink r:id="rId186">
         <w:r>
           <w:rPr>
             <w:rStyle w:val="Hyperlink"/>
           </w:rPr>
-          <w:t xml:space="preserve">https://doi.org/10.1016/j.jaa.2005.11.004</w:t>
-        </w:r>
-      </w:hyperlink>
-      <w:r>
-        <w:t xml:space="preserve">.</w:t>
-      </w:r>
+          <w:t xml:space="preserve">10.1016/j.jaa.2005.11.004</w:t>
+        </w:r>
+      </w:hyperlink>
     </w:p>
     <w:bookmarkEnd w:id="187"/>
     <w:bookmarkStart w:id="189" w:name="ref-Fitzhugh_Phillips_Gjesfeld_2011"/>
@@ -6986,7 +6670,7 @@
         <w:pStyle w:val="Bibliography"/>
       </w:pPr>
       <w:r>
-        <w:t xml:space="preserve">[67]</w:t>
+        <w:t xml:space="preserve">67.</w:t>
       </w:r>
       <w:r>
         <w:t xml:space="preserve"> </w:t>
@@ -7004,22 +6688,16 @@
         <w:t xml:space="preserve">Kuril Islands</w:t>
       </w:r>
       <w:r>
-        <w:t xml:space="preserve">. In: Whallon R, Lovis WA, Hitchcock RK, editors. Information and its role in hunter-gatherer bands, Cotsen Institute of Archaeology Press at UCLA; 2011, p. 85–116.</w:t>
-      </w:r>
-      <w:r>
-        <w:t xml:space="preserve"> </w:t>
+        <w:t xml:space="preserve">. In: Whallon R, Lovis WA, Hitchcock RK, editors. Information and its role in hunter-gatherer bands. Los Angeles: Cotsen Institute of Archaeology Press at UCLA; 2011. pp. 85–116. doi:</w:t>
       </w:r>
       <w:hyperlink r:id="rId188">
         <w:r>
           <w:rPr>
             <w:rStyle w:val="Hyperlink"/>
           </w:rPr>
-          <w:t xml:space="preserve">https://doi.org/10.2307/j.ctvdmwwz4.8</w:t>
-        </w:r>
-      </w:hyperlink>
-      <w:r>
-        <w:t xml:space="preserve">.</w:t>
-      </w:r>
+          <w:t xml:space="preserve">10.2307/j.ctvdmwwz4.8</w:t>
+        </w:r>
+      </w:hyperlink>
     </w:p>
     <w:bookmarkEnd w:id="189"/>
     <w:bookmarkStart w:id="191" w:name="ref-Lovis_Donahue_2011"/>
@@ -7028,7 +6706,7 @@
         <w:pStyle w:val="Bibliography"/>
       </w:pPr>
       <w:r>
-        <w:t xml:space="preserve">[68]</w:t>
+        <w:t xml:space="preserve">68.</w:t>
       </w:r>
       <w:r>
         <w:t xml:space="preserve"> </w:t>
@@ -7055,22 +6733,16 @@
         <w:t xml:space="preserve"> </w:t>
       </w:r>
       <w:r>
-        <w:t xml:space="preserve">hunter-gatherers. In: Whallon R, Lovis WA, Hitchcock RK, editors. Information and its role in hunter-gatherer bands, Cotsen Institute of Archaeology Press at UCLA; 2011, p. 59–84.</w:t>
-      </w:r>
-      <w:r>
-        <w:t xml:space="preserve"> </w:t>
+        <w:t xml:space="preserve">hunter-gatherers. In: Whallon R, Lovis WA, Hitchcock RK, editors. Information and its role in hunter-gatherer bands. Los Angeles: Cotsen Institute of Archaeology Press at UCLA; 2011. pp. 59–84. doi:</w:t>
       </w:r>
       <w:hyperlink r:id="rId190">
         <w:r>
           <w:rPr>
             <w:rStyle w:val="Hyperlink"/>
           </w:rPr>
-          <w:t xml:space="preserve">https://doi.org/10.2307/j.ctvdmwwz4.7</w:t>
-        </w:r>
-      </w:hyperlink>
-      <w:r>
-        <w:t xml:space="preserve">.</w:t>
-      </w:r>
+          <w:t xml:space="preserve">10.2307/j.ctvdmwwz4.7</w:t>
+        </w:r>
+      </w:hyperlink>
     </w:p>
     <w:bookmarkEnd w:id="191"/>
     <w:bookmarkStart w:id="193" w:name="ref-Hitchcock_Ebert_2011"/>
@@ -7079,7 +6751,7 @@
         <w:pStyle w:val="Bibliography"/>
       </w:pPr>
       <w:r>
-        <w:t xml:space="preserve">[69]</w:t>
+        <w:t xml:space="preserve">69.</w:t>
       </w:r>
       <w:r>
         <w:t xml:space="preserve"> </w:t>
@@ -7106,22 +6778,16 @@
         <w:t xml:space="preserve">Botswana</w:t>
       </w:r>
       <w:r>
-        <w:t xml:space="preserve">. In: Whallon R, Lovis WA, Hitchcock RK, editors. Information and its role in hunter-gatherer bands, Cotsen Institute of Archaeology Press at UCLA; 2011, p. 133–66.</w:t>
-      </w:r>
-      <w:r>
-        <w:t xml:space="preserve"> </w:t>
+        <w:t xml:space="preserve">. In: Whallon R, Lovis WA, Hitchcock RK, editors. Information and its role in hunter-gatherer bands. Los Angeles: Cotsen Institute of Archaeology Press at UCLA; 2011. pp. 133–166. doi:</w:t>
       </w:r>
       <w:hyperlink r:id="rId192">
         <w:r>
           <w:rPr>
             <w:rStyle w:val="Hyperlink"/>
           </w:rPr>
-          <w:t xml:space="preserve">https://doi.org/10.2307/j.ctvdmwwz4.10</w:t>
-        </w:r>
-      </w:hyperlink>
-      <w:r>
-        <w:t xml:space="preserve">.</w:t>
-      </w:r>
+          <w:t xml:space="preserve">10.2307/j.ctvdmwwz4.10</w:t>
+        </w:r>
+      </w:hyperlink>
     </w:p>
     <w:bookmarkEnd w:id="193"/>
     <w:bookmarkStart w:id="195" w:name="ref-Romano_Lozano_Fern2022"/>
@@ -7130,7 +6796,7 @@
         <w:pStyle w:val="Bibliography"/>
       </w:pPr>
       <w:r>
-        <w:t xml:space="preserve">[70]</w:t>
+        <w:t xml:space="preserve">70.</w:t>
       </w:r>
       <w:r>
         <w:t xml:space="preserve"> </w:t>
@@ -7163,22 +6829,16 @@
         <w:t xml:space="preserve"> </w:t>
       </w:r>
       <w:r>
-        <w:t xml:space="preserve">hunter–gatherers to understand cultural evolution. Philosophical Transactions of the Royal Society B 2022;377:20200318.</w:t>
-      </w:r>
-      <w:r>
-        <w:t xml:space="preserve"> </w:t>
+        <w:t xml:space="preserve">hunter–gatherers to understand cultural evolution. Philos Trans R Soc Lond B Biol Sci. 2022;377: 20200318. doi:</w:t>
       </w:r>
       <w:hyperlink r:id="rId194">
         <w:r>
           <w:rPr>
             <w:rStyle w:val="Hyperlink"/>
           </w:rPr>
-          <w:t xml:space="preserve">https://doi.org/10.1098/rstb.2020.0318</w:t>
-        </w:r>
-      </w:hyperlink>
-      <w:r>
-        <w:t xml:space="preserve">.</w:t>
-      </w:r>
+          <w:t xml:space="preserve">10.1098/rstb.2020.0318</w:t>
+        </w:r>
+      </w:hyperlink>
     </w:p>
     <w:bookmarkEnd w:id="195"/>
     <w:bookmarkStart w:id="197" w:name="ref-Kelly_2024"/>
@@ -7187,7 +6847,7 @@
         <w:pStyle w:val="Bibliography"/>
       </w:pPr>
       <w:r>
-        <w:t xml:space="preserve">[71]</w:t>
+        <w:t xml:space="preserve">71.</w:t>
       </w:r>
       <w:r>
         <w:t xml:space="preserve"> </w:t>
@@ -7217,22 +6877,16 @@
         <w:t xml:space="preserve">Upper Palaeolithic</w:t>
       </w:r>
       <w:r>
-        <w:t xml:space="preserve">: Problems and opportunities. Topics in Cognitive Science 2026;18:126–46.</w:t>
-      </w:r>
-      <w:r>
-        <w:t xml:space="preserve"> </w:t>
+        <w:t xml:space="preserve">: Problems and opportunities. Top Cogn Sci. 2026;18: 126–146. doi:</w:t>
       </w:r>
       <w:hyperlink r:id="rId196">
         <w:r>
           <w:rPr>
             <w:rStyle w:val="Hyperlink"/>
           </w:rPr>
-          <w:t xml:space="preserve">https://doi.org/10.1111/tops.12762</w:t>
-        </w:r>
-      </w:hyperlink>
-      <w:r>
-        <w:t xml:space="preserve">.</w:t>
-      </w:r>
+          <w:t xml:space="preserve">10.1111/tops.12762</w:t>
+        </w:r>
+      </w:hyperlink>
     </w:p>
     <w:bookmarkEnd w:id="197"/>
     <w:bookmarkStart w:id="199" w:name="ref-Kinahan_2013"/>
@@ -7241,7 +6895,7 @@
         <w:pStyle w:val="Bibliography"/>
       </w:pPr>
       <w:r>
-        <w:t xml:space="preserve">[72]</w:t>
+        <w:t xml:space="preserve">72.</w:t>
       </w:r>
       <w:r>
         <w:t xml:space="preserve"> </w:t>
@@ -7271,22 +6925,16 @@
         <w:t xml:space="preserve">AD</w:t>
       </w:r>
       <w:r>
-        <w:t xml:space="preserve">. Journal of African Archaeology 2013;11:197–209.</w:t>
-      </w:r>
-      <w:r>
-        <w:t xml:space="preserve"> </w:t>
+        <w:t xml:space="preserve">. J Afr Archaeol. 2013;11: 197–209. doi:</w:t>
       </w:r>
       <w:hyperlink r:id="rId198">
         <w:r>
           <w:rPr>
             <w:rStyle w:val="Hyperlink"/>
           </w:rPr>
-          <w:t xml:space="preserve">https://doi.org/10.3213/2191-5784-10243</w:t>
-        </w:r>
-      </w:hyperlink>
-      <w:r>
-        <w:t xml:space="preserve">.</w:t>
-      </w:r>
+          <w:t xml:space="preserve">10.3213/2191-5784-10243</w:t>
+        </w:r>
+      </w:hyperlink>
     </w:p>
     <w:bookmarkEnd w:id="199"/>
     <w:bookmarkStart w:id="201" w:name="ref-Newlander_2012"/>
@@ -7295,16 +6943,43 @@
         <w:pStyle w:val="Bibliography"/>
       </w:pPr>
       <w:r>
-        <w:t xml:space="preserve">[73]</w:t>
-      </w:r>
-      <w:r>
-        <w:t xml:space="preserve"> </w:t>
-      </w:r>
-      <w:r>
-        <w:t xml:space="preserve">	</w:t>
-      </w:r>
-      <w:r>
-        <w:t xml:space="preserve">Newlander KS.</w:t>
+        <w:t xml:space="preserve">73.</w:t>
+      </w:r>
+      <w:r>
+        <w:t xml:space="preserve"> </w:t>
+      </w:r>
+      <w:r>
+        <w:t xml:space="preserve">	</w:t>
+      </w:r>
+      <w:r>
+        <w:t xml:space="preserve">Newlander KS. Exchange, embedded procurement, and hunter-gatherer mobility: A case study from the</w:t>
+      </w:r>
+      <w:r>
+        <w:t xml:space="preserve"> </w:t>
+      </w:r>
+      <w:r>
+        <w:t xml:space="preserve">North</w:t>
+      </w:r>
+      <w:r>
+        <w:t xml:space="preserve"> </w:t>
+      </w:r>
+      <w:r>
+        <w:t xml:space="preserve">American</w:t>
+      </w:r>
+      <w:r>
+        <w:t xml:space="preserve"> </w:t>
+      </w:r>
+      <w:r>
+        <w:t xml:space="preserve">Great</w:t>
+      </w:r>
+      <w:r>
+        <w:t xml:space="preserve"> </w:t>
+      </w:r>
+      <w:r>
+        <w:t xml:space="preserve">Basin</w:t>
+      </w:r>
+      <w:r>
+        <w:t xml:space="preserve">. Ph.D., University of Michigan. 2012. Available:</w:t>
       </w:r>
       <w:r>
         <w:t xml:space="preserve"> </w:t>
@@ -7314,60 +6989,9 @@
           <w:rPr>
             <w:rStyle w:val="Hyperlink"/>
           </w:rPr>
-          <w:t xml:space="preserve">Exchange, embedded procurement, and hunter-gatherer mobility: A case study from the</w:t>
-        </w:r>
-        <w:r>
-          <w:rPr>
-            <w:rStyle w:val="Hyperlink"/>
-          </w:rPr>
-          <w:t xml:space="preserve"> </w:t>
-        </w:r>
-        <w:r>
-          <w:rPr>
-            <w:rStyle w:val="Hyperlink"/>
-          </w:rPr>
-          <w:t xml:space="preserve">North</w:t>
-        </w:r>
-        <w:r>
-          <w:rPr>
-            <w:rStyle w:val="Hyperlink"/>
-          </w:rPr>
-          <w:t xml:space="preserve"> </w:t>
-        </w:r>
-        <w:r>
-          <w:rPr>
-            <w:rStyle w:val="Hyperlink"/>
-          </w:rPr>
-          <w:t xml:space="preserve">American</w:t>
-        </w:r>
-        <w:r>
-          <w:rPr>
-            <w:rStyle w:val="Hyperlink"/>
-          </w:rPr>
-          <w:t xml:space="preserve"> </w:t>
-        </w:r>
-        <w:r>
-          <w:rPr>
-            <w:rStyle w:val="Hyperlink"/>
-          </w:rPr>
-          <w:t xml:space="preserve">Great</w:t>
-        </w:r>
-        <w:r>
-          <w:rPr>
-            <w:rStyle w:val="Hyperlink"/>
-          </w:rPr>
-          <w:t xml:space="preserve"> </w:t>
-        </w:r>
-        <w:r>
-          <w:rPr>
-            <w:rStyle w:val="Hyperlink"/>
-          </w:rPr>
-          <w:t xml:space="preserve">Basin</w:t>
-        </w:r>
-      </w:hyperlink>
-      <w:r>
-        <w:t xml:space="preserve">. Ph.D. University of Michigan, 2012.</w:t>
-      </w:r>
+          <w:t xml:space="preserve">https://www.proquest.com/dissertations-theses/exchange-embedded-procurement-hunter-gatherer/docview/1026968975/se-2?accountid=14784</w:t>
+        </w:r>
+      </w:hyperlink>
     </w:p>
     <w:bookmarkEnd w:id="201"/>
     <w:bookmarkStart w:id="203" w:name="ref-Iizuka_Ferguson_Izuho_2022"/>
@@ -7376,7 +7000,7 @@
         <w:pStyle w:val="Bibliography"/>
       </w:pPr>
       <w:r>
-        <w:t xml:space="preserve">[74]</w:t>
+        <w:t xml:space="preserve">74.</w:t>
       </w:r>
       <w:r>
         <w:t xml:space="preserve"> </w:t>
@@ -7418,22 +7042,16 @@
         <w:t xml:space="preserve"> </w:t>
       </w:r>
       <w:r>
-        <w:t xml:space="preserve">by neutron activation analysis. PLOS ONE 2022;17:e0265329.</w:t>
-      </w:r>
-      <w:r>
-        <w:t xml:space="preserve"> </w:t>
+        <w:t xml:space="preserve">by neutron activation analysis. PLoS One. 2022;17: e0265329. doi:</w:t>
       </w:r>
       <w:hyperlink r:id="rId202">
         <w:r>
           <w:rPr>
             <w:rStyle w:val="Hyperlink"/>
           </w:rPr>
-          <w:t xml:space="preserve">https://doi.org/10.1371/journal.pone.0265329</w:t>
-        </w:r>
-      </w:hyperlink>
-      <w:r>
-        <w:t xml:space="preserve">.</w:t>
-      </w:r>
+          <w:t xml:space="preserve">10.1371/journal.pone.0265329</w:t>
+        </w:r>
+      </w:hyperlink>
     </w:p>
     <w:bookmarkEnd w:id="203"/>
     <w:bookmarkStart w:id="205" w:name="ref-conkey_agg"/>
@@ -7442,7 +7060,7 @@
         <w:pStyle w:val="Bibliography"/>
       </w:pPr>
       <w:r>
-        <w:t xml:space="preserve">[75]</w:t>
+        <w:t xml:space="preserve">75.</w:t>
       </w:r>
       <w:r>
         <w:t xml:space="preserve"> </w:t>
@@ -7463,22 +7081,16 @@
         <w:t xml:space="preserve"> </w:t>
       </w:r>
       <w:r>
-        <w:t xml:space="preserve">[and comments and reply]. Current Anthropology 1980;21:609–30.</w:t>
-      </w:r>
-      <w:r>
-        <w:t xml:space="preserve"> </w:t>
+        <w:t xml:space="preserve">[and comments and reply]. Curr Anthropol. 1980;21: 609–630. doi:</w:t>
       </w:r>
       <w:hyperlink r:id="rId204">
         <w:r>
           <w:rPr>
             <w:rStyle w:val="Hyperlink"/>
           </w:rPr>
-          <w:t xml:space="preserve">https://doi.org/10.1086/202540</w:t>
-        </w:r>
-      </w:hyperlink>
-      <w:r>
-        <w:t xml:space="preserve">.</w:t>
-      </w:r>
+          <w:t xml:space="preserve">10.1086/202540</w:t>
+        </w:r>
+      </w:hyperlink>
     </w:p>
     <w:bookmarkEnd w:id="205"/>
     <w:bookmarkStart w:id="207" w:name="ref-Maher_Conkey_2019"/>
@@ -7487,7 +7099,7 @@
         <w:pStyle w:val="Bibliography"/>
       </w:pPr>
       <w:r>
-        <w:t xml:space="preserve">[76]</w:t>
+        <w:t xml:space="preserve">76.</w:t>
       </w:r>
       <w:r>
         <w:t xml:space="preserve"> </w:t>
@@ -7529,22 +7141,16 @@
         <w:t xml:space="preserve">Southwest Asia</w:t>
       </w:r>
       <w:r>
-        <w:t xml:space="preserve">. Current Anthropology 2019;60:91–137.</w:t>
-      </w:r>
-      <w:r>
-        <w:t xml:space="preserve"> </w:t>
+        <w:t xml:space="preserve">. Curr Anthropol. 2019;60: 91–137. doi:</w:t>
       </w:r>
       <w:hyperlink r:id="rId206">
         <w:r>
           <w:rPr>
             <w:rStyle w:val="Hyperlink"/>
           </w:rPr>
-          <w:t xml:space="preserve">https://doi.org/10.1086/701523</w:t>
-        </w:r>
-      </w:hyperlink>
-      <w:r>
-        <w:t xml:space="preserve">.</w:t>
-      </w:r>
+          <w:t xml:space="preserve">10.1086/701523</w:t>
+        </w:r>
+      </w:hyperlink>
     </w:p>
     <w:bookmarkEnd w:id="207"/>
     <w:bookmarkStart w:id="209" w:name="ref-bahn1982inter"/>
@@ -7553,7 +7159,7 @@
         <w:pStyle w:val="Bibliography"/>
       </w:pPr>
       <w:r>
-        <w:t xml:space="preserve">[77]</w:t>
+        <w:t xml:space="preserve">77.</w:t>
       </w:r>
       <w:r>
         <w:t xml:space="preserve"> </w:t>
@@ -7583,22 +7189,16 @@
         <w:t xml:space="preserve"> </w:t>
       </w:r>
       <w:r>
-        <w:t xml:space="preserve">evidence. Oxford Journal of Archaeology 1982;1:247–68.</w:t>
-      </w:r>
-      <w:r>
-        <w:t xml:space="preserve"> </w:t>
+        <w:t xml:space="preserve">evidence. Oxf J Archaeol. 1982;1: 247–268. doi:</w:t>
       </w:r>
       <w:hyperlink r:id="rId208">
         <w:r>
           <w:rPr>
             <w:rStyle w:val="Hyperlink"/>
           </w:rPr>
-          <w:t xml:space="preserve">https://doi.org/10.1111/j.1468-0092.1982.tb00313.x</w:t>
-        </w:r>
-      </w:hyperlink>
-      <w:r>
-        <w:t xml:space="preserve">.</w:t>
-      </w:r>
+          <w:t xml:space="preserve">10.1111/j.1468-0092.1982.tb00313.x</w:t>
+        </w:r>
+      </w:hyperlink>
     </w:p>
     <w:bookmarkEnd w:id="209"/>
     <w:bookmarkStart w:id="211" w:name="ref-Bourdier_2013"/>
@@ -7607,7 +7207,7 @@
         <w:pStyle w:val="Bibliography"/>
       </w:pPr>
       <w:r>
-        <w:t xml:space="preserve">[78]</w:t>
+        <w:t xml:space="preserve">78.</w:t>
       </w:r>
       <w:r>
         <w:t xml:space="preserve"> </w:t>
@@ -7652,22 +7252,16 @@
         <w:t xml:space="preserve">France</w:t>
       </w:r>
       <w:r>
-        <w:t xml:space="preserve">) from the viewpoint of its sculpted frieze. Journal of Anthropological Archaeology 2013;32:368–82.</w:t>
-      </w:r>
-      <w:r>
-        <w:t xml:space="preserve"> </w:t>
+        <w:t xml:space="preserve">) from the viewpoint of its sculpted frieze. J Anthropol Archaeol. 2013;32: 368–382. doi:</w:t>
       </w:r>
       <w:hyperlink r:id="rId210">
         <w:r>
           <w:rPr>
             <w:rStyle w:val="Hyperlink"/>
           </w:rPr>
-          <w:t xml:space="preserve">https://doi.org/10.1016/j.jaa.2013.05.005</w:t>
-        </w:r>
-      </w:hyperlink>
-      <w:r>
-        <w:t xml:space="preserve">.</w:t>
-      </w:r>
+          <w:t xml:space="preserve">10.1016/j.jaa.2013.05.005</w:t>
+        </w:r>
+      </w:hyperlink>
     </w:p>
     <w:bookmarkEnd w:id="211"/>
     <w:bookmarkStart w:id="213" w:name="ref-Svoboda_2013"/>
@@ -7676,7 +7270,7 @@
         <w:pStyle w:val="Bibliography"/>
       </w:pPr>
       <w:r>
-        <w:t xml:space="preserve">[79]</w:t>
+        <w:t xml:space="preserve">79.</w:t>
       </w:r>
       <w:r>
         <w:t xml:space="preserve"> </w:t>
@@ -7697,22 +7291,16 @@
         <w:t xml:space="preserve"> </w:t>
       </w:r>
       <w:r>
-        <w:t xml:space="preserve">i et VI: Comparaison d’un site d’agrégation et d’un site épisodique. Palethnologie Archéologie Et Sciences Humaines 2013;5.</w:t>
-      </w:r>
-      <w:r>
-        <w:t xml:space="preserve"> </w:t>
+        <w:t xml:space="preserve">i et VI: Comparaison d’un site d’agrégation et d’un site épisodique. Palethnologie. 2013;5. doi:</w:t>
       </w:r>
       <w:hyperlink r:id="rId212">
         <w:r>
           <w:rPr>
             <w:rStyle w:val="Hyperlink"/>
           </w:rPr>
-          <w:t xml:space="preserve">https://doi.org/10.4000/palethnologie.4945</w:t>
-        </w:r>
-      </w:hyperlink>
-      <w:r>
-        <w:t xml:space="preserve">.</w:t>
-      </w:r>
+          <w:t xml:space="preserve">10.4000/palethnologie.4945</w:t>
+        </w:r>
+      </w:hyperlink>
     </w:p>
     <w:bookmarkEnd w:id="213"/>
     <w:bookmarkStart w:id="215" w:name="ref-white1992rethinking"/>
@@ -7721,7 +7309,7 @@
         <w:pStyle w:val="Bibliography"/>
       </w:pPr>
       <w:r>
-        <w:t xml:space="preserve">[80]</w:t>
+        <w:t xml:space="preserve">80.</w:t>
       </w:r>
       <w:r>
         <w:t xml:space="preserve"> </w:t>
@@ -7742,22 +7330,16 @@
         <w:t xml:space="preserve"> </w:t>
       </w:r>
       <w:r>
-        <w:t xml:space="preserve">transition [and comments and replies]. Current Anthropology 1982;23:169–92.</w:t>
-      </w:r>
-      <w:r>
-        <w:t xml:space="preserve"> </w:t>
+        <w:t xml:space="preserve">transition [and comments and replies]. Curr Anthropol. 1982;23: 169–192. doi:</w:t>
       </w:r>
       <w:hyperlink r:id="rId214">
         <w:r>
           <w:rPr>
             <w:rStyle w:val="Hyperlink"/>
           </w:rPr>
-          <w:t xml:space="preserve">https://doi.org/10.1086/202802</w:t>
-        </w:r>
-      </w:hyperlink>
-      <w:r>
-        <w:t xml:space="preserve">.</w:t>
-      </w:r>
+          <w:t xml:space="preserve">10.1086/202802</w:t>
+        </w:r>
+      </w:hyperlink>
     </w:p>
     <w:bookmarkEnd w:id="215"/>
     <w:bookmarkStart w:id="216" w:name="X79d7c52b9cdbe72fc1b94e51c6ee6057d0c4a50"/>
@@ -7766,7 +7348,7 @@
         <w:pStyle w:val="Bibliography"/>
       </w:pPr>
       <w:r>
-        <w:t xml:space="preserve">[81]</w:t>
+        <w:t xml:space="preserve">81.</w:t>
       </w:r>
       <w:r>
         <w:t xml:space="preserve"> </w:t>
@@ -7799,7 +7381,10 @@
         <w:t xml:space="preserve"> </w:t>
       </w:r>
       <w:r>
-        <w:t xml:space="preserve">household, SUNY Press; 2010, p. 235–44.</w:t>
+        <w:t xml:space="preserve">household. Albany: SUNY Press; 2010. pp. 235–244.</w:t>
+      </w:r>
+      <w:r>
+        <w:t xml:space="preserve"> </w:t>
       </w:r>
     </w:p>
     <w:bookmarkEnd w:id="216"/>
@@ -7809,7 +7394,7 @@
         <w:pStyle w:val="Bibliography"/>
       </w:pPr>
       <w:r>
-        <w:t xml:space="preserve">[82]</w:t>
+        <w:t xml:space="preserve">82.</w:t>
       </w:r>
       <w:r>
         <w:t xml:space="preserve"> </w:t>
@@ -7839,22 +7424,16 @@
         <w:t xml:space="preserve">Central Europe</w:t>
       </w:r>
       <w:r>
-        <w:t xml:space="preserve">. Annual Review of Anthropology 1994;23:483–506.</w:t>
-      </w:r>
-      <w:r>
-        <w:t xml:space="preserve"> </w:t>
+        <w:t xml:space="preserve">. Annu Rev Anthropol. 1994;23: 483–506. doi:</w:t>
       </w:r>
       <w:hyperlink r:id="rId217">
         <w:r>
           <w:rPr>
             <w:rStyle w:val="Hyperlink"/>
           </w:rPr>
-          <w:t xml:space="preserve">https://doi.org/10.1146/annurev.an.23.100194.002411</w:t>
-        </w:r>
-      </w:hyperlink>
-      <w:r>
-        <w:t xml:space="preserve">.</w:t>
-      </w:r>
+          <w:t xml:space="preserve">10.1146/annurev.an.23.100194.002411</w:t>
+        </w:r>
+      </w:hyperlink>
     </w:p>
     <w:bookmarkEnd w:id="218"/>
     <w:bookmarkStart w:id="220" w:name="ref-Frerebeau_2025"/>
@@ -7863,31 +7442,25 @@
         <w:pStyle w:val="Bibliography"/>
       </w:pPr>
       <w:r>
-        <w:t xml:space="preserve">[83]</w:t>
-      </w:r>
-      <w:r>
-        <w:t xml:space="preserve"> </w:t>
-      </w:r>
-      <w:r>
-        <w:t xml:space="preserve">	</w:t>
-      </w:r>
-      <w:r>
-        <w:t xml:space="preserve">Frerebeau N. Tabula: Analysis and visualization of archaeological count data 2025.</w:t>
-      </w:r>
-      <w:r>
-        <w:t xml:space="preserve"> </w:t>
+        <w:t xml:space="preserve">83.</w:t>
+      </w:r>
+      <w:r>
+        <w:t xml:space="preserve"> </w:t>
+      </w:r>
+      <w:r>
+        <w:t xml:space="preserve">	</w:t>
+      </w:r>
+      <w:r>
+        <w:t xml:space="preserve">Frerebeau N. Tabula: Analysis and visualization of archaeological count data. Zenodo; 2025. doi:</w:t>
       </w:r>
       <w:hyperlink r:id="rId219">
         <w:r>
           <w:rPr>
             <w:rStyle w:val="Hyperlink"/>
           </w:rPr>
-          <w:t xml:space="preserve">https://doi.org/10.5281/zenodo.15397990</w:t>
-        </w:r>
-      </w:hyperlink>
-      <w:r>
-        <w:t xml:space="preserve">.</w:t>
-      </w:r>
+          <w:t xml:space="preserve">10.5281/zenodo.15397990</w:t>
+        </w:r>
+      </w:hyperlink>
     </w:p>
     <w:bookmarkEnd w:id="220"/>
     <w:bookmarkStart w:id="222" w:name="ref-Kintigh_1984"/>
@@ -7896,31 +7469,25 @@
         <w:pStyle w:val="Bibliography"/>
       </w:pPr>
       <w:r>
-        <w:t xml:space="preserve">[84]</w:t>
-      </w:r>
-      <w:r>
-        <w:t xml:space="preserve"> </w:t>
-      </w:r>
-      <w:r>
-        <w:t xml:space="preserve">	</w:t>
-      </w:r>
-      <w:r>
-        <w:t xml:space="preserve">Kintigh KW. Measuring archaeological diversity by comparison with simulated assemblages. American Antiquity 1984;49:44–54.</w:t>
-      </w:r>
-      <w:r>
-        <w:t xml:space="preserve"> </w:t>
+        <w:t xml:space="preserve">84.</w:t>
+      </w:r>
+      <w:r>
+        <w:t xml:space="preserve"> </w:t>
+      </w:r>
+      <w:r>
+        <w:t xml:space="preserve">	</w:t>
+      </w:r>
+      <w:r>
+        <w:t xml:space="preserve">Kintigh KW. Measuring archaeological diversity by comparison with simulated assemblages. Am Antiq. 1984;49: 44–54. doi:</w:t>
       </w:r>
       <w:hyperlink r:id="rId221">
         <w:r>
           <w:rPr>
             <w:rStyle w:val="Hyperlink"/>
           </w:rPr>
-          <w:t xml:space="preserve">https://doi.org/10.2307/280511</w:t>
-        </w:r>
-      </w:hyperlink>
-      <w:r>
-        <w:t xml:space="preserve">.</w:t>
-      </w:r>
+          <w:t xml:space="preserve">10.2307/280511</w:t>
+        </w:r>
+      </w:hyperlink>
     </w:p>
     <w:bookmarkEnd w:id="222"/>
     <w:bookmarkStart w:id="224" w:name="X8c17deb08b87fbfa26556dda630532ff62c8bd1"/>
@@ -7929,7 +7496,7 @@
         <w:pStyle w:val="Bibliography"/>
       </w:pPr>
       <w:r>
-        <w:t xml:space="preserve">[85]</w:t>
+        <w:t xml:space="preserve">85.</w:t>
       </w:r>
       <w:r>
         <w:t xml:space="preserve"> </w:t>
@@ -7959,22 +7526,16 @@
         <w:t xml:space="preserve"> </w:t>
       </w:r>
       <w:r>
-        <w:t xml:space="preserve">scale. Nature Communications 2024;15:7406.</w:t>
-      </w:r>
-      <w:r>
-        <w:t xml:space="preserve"> </w:t>
+        <w:t xml:space="preserve">scale. Nat Commun. 2024;15: 7406. doi:</w:t>
       </w:r>
       <w:hyperlink r:id="rId223">
         <w:r>
           <w:rPr>
             <w:rStyle w:val="Hyperlink"/>
           </w:rPr>
-          <w:t xml:space="preserve">https://doi.org/10.1038/s41467-024-51349-y</w:t>
-        </w:r>
-      </w:hyperlink>
-      <w:r>
-        <w:t xml:space="preserve">.</w:t>
-      </w:r>
+          <w:t xml:space="preserve">10.1038/s41467-024-51349-y</w:t>
+        </w:r>
+      </w:hyperlink>
     </w:p>
     <w:bookmarkEnd w:id="224"/>
     <w:bookmarkStart w:id="226" w:name="ref-smith1992Design"/>
@@ -7983,7 +7544,7 @@
         <w:pStyle w:val="Bibliography"/>
       </w:pPr>
       <w:r>
-        <w:t xml:space="preserve">[86]</w:t>
+        <w:t xml:space="preserve">86.</w:t>
       </w:r>
       <w:r>
         <w:t xml:space="preserve"> </w:t>
@@ -8007,22 +7568,16 @@
         <w:t xml:space="preserve">Australia</w:t>
       </w:r>
       <w:r>
-        <w:t xml:space="preserve">. Australian Archaeology 1992;34:51.</w:t>
-      </w:r>
-      <w:r>
-        <w:t xml:space="preserve"> </w:t>
+        <w:t xml:space="preserve">. Aust Archaeol. 1992;34: 51. doi:</w:t>
       </w:r>
       <w:hyperlink r:id="rId225">
         <w:r>
           <w:rPr>
             <w:rStyle w:val="Hyperlink"/>
           </w:rPr>
-          <w:t xml:space="preserve">https://doi.org/10.1080/03122417.1992.11681454</w:t>
-        </w:r>
-      </w:hyperlink>
-      <w:r>
-        <w:t xml:space="preserve">.</w:t>
-      </w:r>
+          <w:t xml:space="preserve">10.1080/03122417.1992.11681454</w:t>
+        </w:r>
+      </w:hyperlink>
     </w:p>
     <w:bookmarkEnd w:id="226"/>
     <w:bookmarkStart w:id="228" w:name="ref-hays1993symbol"/>
@@ -8031,31 +7586,25 @@
         <w:pStyle w:val="Bibliography"/>
       </w:pPr>
       <w:r>
-        <w:t xml:space="preserve">[87]</w:t>
-      </w:r>
-      <w:r>
-        <w:t xml:space="preserve"> </w:t>
-      </w:r>
-      <w:r>
-        <w:t xml:space="preserve">	</w:t>
-      </w:r>
-      <w:r>
-        <w:t xml:space="preserve">Hays KA. When is a symbol archaeologically meaningful? Meaning, function, and prehistoric visual arts. In: Yoffee N, Sherratt A, editors. Archaeological theory: Who sets the agenda?, Cambridge University Press; 1993, p. 81–92.</w:t>
-      </w:r>
-      <w:r>
-        <w:t xml:space="preserve"> </w:t>
+        <w:t xml:space="preserve">87.</w:t>
+      </w:r>
+      <w:r>
+        <w:t xml:space="preserve"> </w:t>
+      </w:r>
+      <w:r>
+        <w:t xml:space="preserve">	</w:t>
+      </w:r>
+      <w:r>
+        <w:t xml:space="preserve">Hays KA. When is a symbol archaeologically meaningful? Meaning, function, and prehistoric visual arts. In: Yoffee N, Sherratt A, editors. Archaeological theory: Who sets the agenda? Cambridge: Cambridge University Press; 1993. pp. 81–92. doi:</w:t>
       </w:r>
       <w:hyperlink r:id="rId227">
         <w:r>
           <w:rPr>
             <w:rStyle w:val="Hyperlink"/>
           </w:rPr>
-          <w:t xml:space="preserve">https://doi.org/10.1017/cbo9780511720277.008</w:t>
-        </w:r>
-      </w:hyperlink>
-      <w:r>
-        <w:t xml:space="preserve">.</w:t>
-      </w:r>
+          <w:t xml:space="preserve">10.1017/cbo9780511720277.008</w:t>
+        </w:r>
+      </w:hyperlink>
     </w:p>
     <w:bookmarkEnd w:id="228"/>
     <w:bookmarkStart w:id="230" w:name="ref-McDonald_Veth_Lilley_2006"/>
@@ -8064,7 +7613,7 @@
         <w:pStyle w:val="Bibliography"/>
       </w:pPr>
       <w:r>
-        <w:t xml:space="preserve">[88]</w:t>
+        <w:t xml:space="preserve">88.</w:t>
       </w:r>
       <w:r>
         <w:t xml:space="preserve"> </w:t>
@@ -8115,22 +7664,16 @@
         <w:t xml:space="preserve">Pacific Islands</w:t>
       </w:r>
       <w:r>
-        <w:t xml:space="preserve">, Malden, Mass: Blackwell Publishing; 2006, p. 96–115.</w:t>
-      </w:r>
-      <w:r>
-        <w:t xml:space="preserve"> </w:t>
+        <w:t xml:space="preserve">. Malden, Mass: Blackwell Publishing; 2006. pp. 96–115. doi:</w:t>
       </w:r>
       <w:hyperlink r:id="rId229">
         <w:r>
           <w:rPr>
             <w:rStyle w:val="Hyperlink"/>
           </w:rPr>
-          <w:t xml:space="preserve">https://doi.org/10.1002/9780470773475.ch5</w:t>
-        </w:r>
-      </w:hyperlink>
-      <w:r>
-        <w:t xml:space="preserve">.</w:t>
-      </w:r>
+          <w:t xml:space="preserve">10.1002/9780470773475.ch5</w:t>
+        </w:r>
+      </w:hyperlink>
     </w:p>
     <w:bookmarkEnd w:id="230"/>
     <w:bookmarkStart w:id="232" w:name="ref-Lourandos_1985"/>
@@ -8139,7 +7682,7 @@
         <w:pStyle w:val="Bibliography"/>
       </w:pPr>
       <w:r>
-        <w:t xml:space="preserve">[89]</w:t>
+        <w:t xml:space="preserve">89.</w:t>
       </w:r>
       <w:r>
         <w:t xml:space="preserve"> </w:t>
@@ -8160,22 +7703,16 @@
         <w:t xml:space="preserve"> </w:t>
       </w:r>
       <w:r>
-        <w:t xml:space="preserve">prehistory. In: Price TD, Brown JA, editors. Prehistoric hunters-gatherers, Academic Press; 1985, p. 385–423.</w:t>
-      </w:r>
-      <w:r>
-        <w:t xml:space="preserve"> </w:t>
+        <w:t xml:space="preserve">prehistory. In: Price TD, Brown JA, editors. Prehistoric hunters-gatherers. Orlando: Academic Press; 1985. pp. 385–423. doi:</w:t>
       </w:r>
       <w:hyperlink r:id="rId231">
         <w:r>
           <w:rPr>
             <w:rStyle w:val="Hyperlink"/>
           </w:rPr>
-          <w:t xml:space="preserve">https://doi.org/10.1016/B978-0-12-564750-2.50020-2</w:t>
-        </w:r>
-      </w:hyperlink>
-      <w:r>
-        <w:t xml:space="preserve">.</w:t>
-      </w:r>
+          <w:t xml:space="preserve">10.1016/B978-0-12-564750-2.50020-2</w:t>
+        </w:r>
+      </w:hyperlink>
     </w:p>
     <w:bookmarkEnd w:id="232"/>
     <w:bookmarkStart w:id="234" w:name="ref-barton_clark_cohen1994"/>
@@ -8184,7 +7721,7 @@
         <w:pStyle w:val="Bibliography"/>
       </w:pPr>
       <w:r>
-        <w:t xml:space="preserve">[90]</w:t>
+        <w:t xml:space="preserve">90.</w:t>
       </w:r>
       <w:r>
         <w:t xml:space="preserve"> </w:t>
@@ -8214,22 +7751,16 @@
         <w:t xml:space="preserve">Western Europe</w:t>
       </w:r>
       <w:r>
-        <w:t xml:space="preserve">. World Archaeology 1994;26:185–207.</w:t>
-      </w:r>
-      <w:r>
-        <w:t xml:space="preserve"> </w:t>
+        <w:t xml:space="preserve">. World Archaeol. 1994;26: 185–207. doi:</w:t>
       </w:r>
       <w:hyperlink r:id="rId233">
         <w:r>
           <w:rPr>
             <w:rStyle w:val="Hyperlink"/>
           </w:rPr>
-          <w:t xml:space="preserve">https://doi.org/10.1080/00438243.1994.9980272</w:t>
-        </w:r>
-      </w:hyperlink>
-      <w:r>
-        <w:t xml:space="preserve">.</w:t>
-      </w:r>
+          <w:t xml:space="preserve">10.1080/00438243.1994.9980272</w:t>
+        </w:r>
+      </w:hyperlink>
     </w:p>
     <w:bookmarkEnd w:id="234"/>
     <w:bookmarkStart w:id="236" w:name="ref-mcdonald2012social"/>
@@ -8238,7 +7769,7 @@
         <w:pStyle w:val="Bibliography"/>
       </w:pPr>
       <w:r>
-        <w:t xml:space="preserve">[91]</w:t>
+        <w:t xml:space="preserve">91.</w:t>
       </w:r>
       <w:r>
         <w:t xml:space="preserve"> </w:t>
@@ -8256,22 +7787,16 @@
         <w:t xml:space="preserve">Western Desert</w:t>
       </w:r>
       <w:r>
-        <w:t xml:space="preserve">. In: McDonald J, Veth P, editors. A companion to rock art, Oxford: Wiley-Blackwell; 2012, p. 90–102.</w:t>
-      </w:r>
-      <w:r>
-        <w:t xml:space="preserve"> </w:t>
+        <w:t xml:space="preserve">. In: McDonald J, Veth P, editors. A companion to rock art. Oxford: Wiley-Blackwell; 2012. pp. 90–102. doi:</w:t>
       </w:r>
       <w:hyperlink r:id="rId235">
         <w:r>
           <w:rPr>
             <w:rStyle w:val="Hyperlink"/>
           </w:rPr>
-          <w:t xml:space="preserve">https://doi.org/10.1002/9781118253892.ch6</w:t>
-        </w:r>
-      </w:hyperlink>
-      <w:r>
-        <w:t xml:space="preserve">.</w:t>
-      </w:r>
+          <w:t xml:space="preserve">10.1002/9781118253892.ch6</w:t>
+        </w:r>
+      </w:hyperlink>
     </w:p>
     <w:bookmarkEnd w:id="236"/>
     <w:bookmarkStart w:id="238" w:name="ref-bernardini2005reconsidering"/>
@@ -8280,7 +7805,7 @@
         <w:pStyle w:val="Bibliography"/>
       </w:pPr>
       <w:r>
-        <w:t xml:space="preserve">[92]</w:t>
+        <w:t xml:space="preserve">92.</w:t>
       </w:r>
       <w:r>
         <w:t xml:space="preserve"> </w:t>
@@ -8298,22 +7823,16 @@
         <w:t xml:space="preserve">American Southwest</w:t>
       </w:r>
       <w:r>
-        <w:t xml:space="preserve">. American Antiquity 2005;70:31–54.</w:t>
-      </w:r>
-      <w:r>
-        <w:t xml:space="preserve"> </w:t>
+        <w:t xml:space="preserve">. Am Antiq. 2005;70: 31–54. doi:</w:t>
       </w:r>
       <w:hyperlink r:id="rId237">
         <w:r>
           <w:rPr>
             <w:rStyle w:val="Hyperlink"/>
           </w:rPr>
-          <w:t xml:space="preserve">https://doi.org/10.2307/40035267</w:t>
-        </w:r>
-      </w:hyperlink>
-      <w:r>
-        <w:t xml:space="preserve">.</w:t>
-      </w:r>
+          <w:t xml:space="preserve">10.2307/40035267</w:t>
+        </w:r>
+      </w:hyperlink>
     </w:p>
     <w:bookmarkEnd w:id="238"/>
     <w:bookmarkStart w:id="240" w:name="ref-wiessner1984reconsidering"/>
@@ -8322,7 +7841,7 @@
         <w:pStyle w:val="Bibliography"/>
       </w:pPr>
       <w:r>
-        <w:t xml:space="preserve">[93]</w:t>
+        <w:t xml:space="preserve">93.</w:t>
       </w:r>
       <w:r>
         <w:t xml:space="preserve"> </w:t>
@@ -8340,22 +7859,16 @@
         <w:t xml:space="preserve">Kalahari San</w:t>
       </w:r>
       <w:r>
-        <w:t xml:space="preserve">. Journal of Anthropological Archaeology 1984;3:190–234.</w:t>
-      </w:r>
-      <w:r>
-        <w:t xml:space="preserve"> </w:t>
+        <w:t xml:space="preserve">. J Anthropol Archaeol. 1984;3: 190–234. doi:</w:t>
       </w:r>
       <w:hyperlink r:id="rId239">
         <w:r>
           <w:rPr>
             <w:rStyle w:val="Hyperlink"/>
           </w:rPr>
-          <w:t xml:space="preserve">https://doi.org/10.1016/0278-4165(84)90002-3</w:t>
-        </w:r>
-      </w:hyperlink>
-      <w:r>
-        <w:t xml:space="preserve">.</w:t>
-      </w:r>
+          <w:t xml:space="preserve">10.1016/0278-4165(84)90002-3</w:t>
+        </w:r>
+      </w:hyperlink>
     </w:p>
     <w:bookmarkEnd w:id="240"/>
     <w:bookmarkStart w:id="242" w:name="ref-smith1992"/>
@@ -8364,7 +7877,7 @@
         <w:pStyle w:val="Bibliography"/>
       </w:pPr>
       <w:r>
-        <w:t xml:space="preserve">[94]</w:t>
+        <w:t xml:space="preserve">94.</w:t>
       </w:r>
       <w:r>
         <w:t xml:space="preserve"> </w:t>
@@ -8394,22 +7907,16 @@
         <w:t xml:space="preserve">Sahul</w:t>
       </w:r>
       <w:r>
-        <w:t xml:space="preserve">. Australian Archaeology 1992;34:34–42.</w:t>
-      </w:r>
-      <w:r>
-        <w:t xml:space="preserve"> </w:t>
+        <w:t xml:space="preserve">. Aust Archaeol. 1992;34: 34–42. doi:</w:t>
       </w:r>
       <w:hyperlink r:id="rId241">
         <w:r>
           <w:rPr>
             <w:rStyle w:val="Hyperlink"/>
           </w:rPr>
-          <w:t xml:space="preserve">https://doi.org/10.1080/03122417.1992.11681450</w:t>
-        </w:r>
-      </w:hyperlink>
-      <w:r>
-        <w:t xml:space="preserve">.</w:t>
-      </w:r>
+          <w:t xml:space="preserve">10.1080/03122417.1992.11681450</w:t>
+        </w:r>
+      </w:hyperlink>
     </w:p>
     <w:bookmarkEnd w:id="242"/>
     <w:bookmarkStart w:id="244" w:name="X4fed35d53d406ce17aea32f9d6f163fcb563519"/>
@@ -8418,7 +7925,7 @@
         <w:pStyle w:val="Bibliography"/>
       </w:pPr>
       <w:r>
-        <w:t xml:space="preserve">[95]</w:t>
+        <w:t xml:space="preserve">95.</w:t>
       </w:r>
       <w:r>
         <w:t xml:space="preserve"> </w:t>
@@ -8448,22 +7955,16 @@
         <w:t xml:space="preserve">Palaeolithic</w:t>
       </w:r>
       <w:r>
-        <w:t xml:space="preserve">, Springer Japan; 2015, p. 103–20.</w:t>
-      </w:r>
-      <w:r>
-        <w:t xml:space="preserve"> </w:t>
+        <w:t xml:space="preserve">. Tokyo: Springer Japan; 2015. pp. 103–120. doi:</w:t>
       </w:r>
       <w:hyperlink r:id="rId243">
         <w:r>
           <w:rPr>
             <w:rStyle w:val="Hyperlink"/>
           </w:rPr>
-          <w:t xml:space="preserve">https://doi.org/10.1007/978-4-431-55363-2_8</w:t>
-        </w:r>
-      </w:hyperlink>
-      <w:r>
-        <w:t xml:space="preserve">.</w:t>
-      </w:r>
+          <w:t xml:space="preserve">10.1007/978-4-431-55363-2_8</w:t>
+        </w:r>
+      </w:hyperlink>
     </w:p>
     <w:bookmarkEnd w:id="244"/>
     <w:bookmarkStart w:id="245" w:name="ref-Cavalli_Sforza_Feldman_1981"/>
@@ -8472,16 +7973,19 @@
         <w:pStyle w:val="Bibliography"/>
       </w:pPr>
       <w:r>
-        <w:t xml:space="preserve">[96]</w:t>
-      </w:r>
-      <w:r>
-        <w:t xml:space="preserve"> </w:t>
-      </w:r>
-      <w:r>
-        <w:t xml:space="preserve">	</w:t>
-      </w:r>
-      <w:r>
-        <w:t xml:space="preserve">Cavalli-Sforza L, Feldman MW. Cultural transmission and evolution: A quantitative approach. Princeton University Press; 1981.</w:t>
+        <w:t xml:space="preserve">96.</w:t>
+      </w:r>
+      <w:r>
+        <w:t xml:space="preserve"> </w:t>
+      </w:r>
+      <w:r>
+        <w:t xml:space="preserve">	</w:t>
+      </w:r>
+      <w:r>
+        <w:t xml:space="preserve">Cavalli-Sforza L, Feldman MW. Cultural transmission and evolution: A quantitative approach. Princeton: Princeton University Press; 1981.</w:t>
+      </w:r>
+      <w:r>
+        <w:t xml:space="preserve"> </w:t>
       </w:r>
     </w:p>
     <w:bookmarkEnd w:id="245"/>
@@ -8491,16 +7995,19 @@
         <w:pStyle w:val="Bibliography"/>
       </w:pPr>
       <w:r>
-        <w:t xml:space="preserve">[97]</w:t>
-      </w:r>
-      <w:r>
-        <w:t xml:space="preserve"> </w:t>
-      </w:r>
-      <w:r>
-        <w:t xml:space="preserve">	</w:t>
-      </w:r>
-      <w:r>
-        <w:t xml:space="preserve">Boyd R, Richerson PJ. Culture and the evolutionary process. University of Chicago Press; 1985.</w:t>
+        <w:t xml:space="preserve">97.</w:t>
+      </w:r>
+      <w:r>
+        <w:t xml:space="preserve"> </w:t>
+      </w:r>
+      <w:r>
+        <w:t xml:space="preserve">	</w:t>
+      </w:r>
+      <w:r>
+        <w:t xml:space="preserve">Boyd R, Richerson PJ. Culture and the evolutionary process. Chicago: University of Chicago Press; 1985.</w:t>
+      </w:r>
+      <w:r>
+        <w:t xml:space="preserve"> </w:t>
       </w:r>
     </w:p>
     <w:bookmarkEnd w:id="246"/>
@@ -8510,16 +8017,19 @@
         <w:pStyle w:val="Bibliography"/>
       </w:pPr>
       <w:r>
-        <w:t xml:space="preserve">[98]</w:t>
-      </w:r>
-      <w:r>
-        <w:t xml:space="preserve"> </w:t>
-      </w:r>
-      <w:r>
-        <w:t xml:space="preserve">	</w:t>
-      </w:r>
-      <w:r>
-        <w:t xml:space="preserve">Richerson PJ, Boyd R. Not by genes alone: How culture transformed human evolution. University of Chicago Press; 2005.</w:t>
+        <w:t xml:space="preserve">98.</w:t>
+      </w:r>
+      <w:r>
+        <w:t xml:space="preserve"> </w:t>
+      </w:r>
+      <w:r>
+        <w:t xml:space="preserve">	</w:t>
+      </w:r>
+      <w:r>
+        <w:t xml:space="preserve">Richerson PJ, Boyd R. Not by genes alone: How culture transformed human evolution. Chicago: University of Chicago Press; 2005.</w:t>
+      </w:r>
+      <w:r>
+        <w:t xml:space="preserve"> </w:t>
       </w:r>
     </w:p>
     <w:bookmarkEnd w:id="247"/>
@@ -8529,7 +8039,7 @@
         <w:pStyle w:val="Bibliography"/>
       </w:pPr>
       <w:r>
-        <w:t xml:space="preserve">[99]</w:t>
+        <w:t xml:space="preserve">99.</w:t>
       </w:r>
       <w:r>
         <w:t xml:space="preserve"> </w:t>
@@ -8544,22 +8054,16 @@
         <w:t xml:space="preserve">The Tasmanian Case</w:t>
       </w:r>
       <w:r>
-        <w:t xml:space="preserve">. American Antiquity 2004;69:197–214.</w:t>
-      </w:r>
-      <w:r>
-        <w:t xml:space="preserve"> </w:t>
+        <w:t xml:space="preserve">. Am Antiq. 2004;69: 197–214. doi:</w:t>
       </w:r>
       <w:hyperlink r:id="rId248">
         <w:r>
           <w:rPr>
             <w:rStyle w:val="Hyperlink"/>
           </w:rPr>
-          <w:t xml:space="preserve">https://doi.org/10.2307/4128416</w:t>
-        </w:r>
-      </w:hyperlink>
-      <w:r>
-        <w:t xml:space="preserve">.</w:t>
-      </w:r>
+          <w:t xml:space="preserve">10.2307/4128416</w:t>
+        </w:r>
+      </w:hyperlink>
     </w:p>
     <w:bookmarkEnd w:id="249"/>
     <w:bookmarkStart w:id="251" w:name="ref-Migliano_2020"/>
@@ -8568,31 +8072,25 @@
         <w:pStyle w:val="Bibliography"/>
       </w:pPr>
       <w:r>
-        <w:t xml:space="preserve">[100]</w:t>
-      </w:r>
-      <w:r>
-        <w:t xml:space="preserve"> </w:t>
-      </w:r>
-      <w:r>
-        <w:t xml:space="preserve">	</w:t>
-      </w:r>
-      <w:r>
-        <w:t xml:space="preserve">Migliano AB, Battiston F, Viguier S, Page AE, Dyble M, Schlaepfer R, et al. Hunter-gatherer multilevel sociality accelerates cumulative cultural evolution. Science Advances 2020;6:eaax5913.</w:t>
-      </w:r>
-      <w:r>
-        <w:t xml:space="preserve"> </w:t>
+        <w:t xml:space="preserve">100.</w:t>
+      </w:r>
+      <w:r>
+        <w:t xml:space="preserve"> </w:t>
+      </w:r>
+      <w:r>
+        <w:t xml:space="preserve">	</w:t>
+      </w:r>
+      <w:r>
+        <w:t xml:space="preserve">Migliano AB, Battiston F, Viguier S, Page AE, Dyble M, Schlaepfer R, et al. Hunter-gatherer multilevel sociality accelerates cumulative cultural evolution. Sci Adv. 2020;6: eaax5913. doi:</w:t>
       </w:r>
       <w:hyperlink r:id="rId250">
         <w:r>
           <w:rPr>
             <w:rStyle w:val="Hyperlink"/>
           </w:rPr>
-          <w:t xml:space="preserve">https://doi.org/10.1126/sciadv.aax5913</w:t>
-        </w:r>
-      </w:hyperlink>
-      <w:r>
-        <w:t xml:space="preserve">.</w:t>
-      </w:r>
+          <w:t xml:space="preserve">10.1126/sciadv.aax5913</w:t>
+        </w:r>
+      </w:hyperlink>
     </w:p>
     <w:bookmarkEnd w:id="251"/>
     <w:bookmarkStart w:id="253" w:name="ref-Romano_Lozano_2020"/>
@@ -8601,31 +8099,25 @@
         <w:pStyle w:val="Bibliography"/>
       </w:pPr>
       <w:r>
-        <w:t xml:space="preserve">[101]</w:t>
-      </w:r>
-      <w:r>
-        <w:t xml:space="preserve"> </w:t>
-      </w:r>
-      <w:r>
-        <w:t xml:space="preserve">	</w:t>
-      </w:r>
-      <w:r>
-        <w:t xml:space="preserve">Romano V, Lozano S, Fernández-López de Pablo J. A multilevel analytical framework for studying cultural evolution in prehistoric hunter–gatherer societies. Biological Reviews 2020;95:1020–35.</w:t>
-      </w:r>
-      <w:r>
-        <w:t xml:space="preserve"> </w:t>
+        <w:t xml:space="preserve">101.</w:t>
+      </w:r>
+      <w:r>
+        <w:t xml:space="preserve"> </w:t>
+      </w:r>
+      <w:r>
+        <w:t xml:space="preserve">	</w:t>
+      </w:r>
+      <w:r>
+        <w:t xml:space="preserve">Romano V, Lozano S, Fernández-López de Pablo J. A multilevel analytical framework for studying cultural evolution in prehistoric hunter–gatherer societies. Biol Rev Camb Philos Soc. 2020;95: 1020–1035. doi:</w:t>
       </w:r>
       <w:hyperlink r:id="rId252">
         <w:r>
           <w:rPr>
             <w:rStyle w:val="Hyperlink"/>
           </w:rPr>
-          <w:t xml:space="preserve">https://doi.org/10.1111/brv.12599</w:t>
-        </w:r>
-      </w:hyperlink>
-      <w:r>
-        <w:t xml:space="preserve">.</w:t>
-      </w:r>
+          <w:t xml:space="preserve">10.1111/brv.12599</w:t>
+        </w:r>
+      </w:hyperlink>
     </w:p>
     <w:bookmarkEnd w:id="253"/>
     <w:bookmarkStart w:id="255" w:name="ref-Buchanan_Hamilton_2023"/>
@@ -8634,31 +8126,25 @@
         <w:pStyle w:val="Bibliography"/>
       </w:pPr>
       <w:r>
-        <w:t xml:space="preserve">[102]</w:t>
-      </w:r>
-      <w:r>
-        <w:t xml:space="preserve"> </w:t>
-      </w:r>
-      <w:r>
-        <w:t xml:space="preserve">	</w:t>
-      </w:r>
-      <w:r>
-        <w:t xml:space="preserve">Buchanan B, Hamilton MJ. Networks and cultural transmission in hunter-gatherer societies. In: Brughmans T, Mills B, Munson J, Peeples M, editors. The oxford handbook of archaeological network research, Oxford University Press; 2023, p. 459–74.</w:t>
-      </w:r>
-      <w:r>
-        <w:t xml:space="preserve"> </w:t>
+        <w:t xml:space="preserve">102.</w:t>
+      </w:r>
+      <w:r>
+        <w:t xml:space="preserve"> </w:t>
+      </w:r>
+      <w:r>
+        <w:t xml:space="preserve">	</w:t>
+      </w:r>
+      <w:r>
+        <w:t xml:space="preserve">Buchanan B, Hamilton MJ. Networks and cultural transmission in hunter-gatherer societies. In: Brughmans T, Mills B, Munson J, Peeples M, editors. The oxford handbook of archaeological network research. Oxford: Oxford University Press; 2023. pp. 459–474. doi:</w:t>
       </w:r>
       <w:hyperlink r:id="rId254">
         <w:r>
           <w:rPr>
             <w:rStyle w:val="Hyperlink"/>
           </w:rPr>
-          <w:t xml:space="preserve">https://doi.org/10.1093/oxfordhb/9780198854265.013.34</w:t>
-        </w:r>
-      </w:hyperlink>
-      <w:r>
-        <w:t xml:space="preserve">.</w:t>
-      </w:r>
+          <w:t xml:space="preserve">10.1093/oxfordhb/9780198854265.013.34</w:t>
+        </w:r>
+      </w:hyperlink>
     </w:p>
     <w:bookmarkEnd w:id="255"/>
     <w:bookmarkStart w:id="257" w:name="ref-CucartMora_2022"/>
@@ -8667,7 +8153,7 @@
         <w:pStyle w:val="Bibliography"/>
       </w:pPr>
       <w:r>
-        <w:t xml:space="preserve">[103]</w:t>
+        <w:t xml:space="preserve">103.</w:t>
       </w:r>
       <w:r>
         <w:t xml:space="preserve"> </w:t>
@@ -8706,73 +8192,247 @@
         <w:t xml:space="preserve"> </w:t>
       </w:r>
       <w:r>
-        <w:t xml:space="preserve">using ornaments. Archaeological and Anthropological Sciences 2022;14:174.</w:t>
-      </w:r>
-      <w:r>
-        <w:t xml:space="preserve"> </w:t>
+        <w:t xml:space="preserve">using ornaments. Archaeol Anthropol Sci. 2022;14: 174. doi:</w:t>
       </w:r>
       <w:hyperlink r:id="rId256">
         <w:r>
           <w:rPr>
             <w:rStyle w:val="Hyperlink"/>
           </w:rPr>
-          <w:t xml:space="preserve">https://doi.org/10.1007/s12520-022-01641-z</w:t>
-        </w:r>
-      </w:hyperlink>
-      <w:r>
-        <w:t xml:space="preserve">.</w:t>
-      </w:r>
+          <w:t xml:space="preserve">10.1007/s12520-022-01641-z</w:t>
+        </w:r>
+      </w:hyperlink>
     </w:p>
     <w:bookmarkEnd w:id="257"/>
-    <w:bookmarkStart w:id="259" w:name="ref-Eerkens_Lipo_2005"/>
-    <w:p>
-      <w:pPr>
-        <w:pStyle w:val="Bibliography"/>
-      </w:pPr>
-      <w:r>
-        <w:t xml:space="preserve">[104]</w:t>
-      </w:r>
-      <w:r>
-        <w:t xml:space="preserve"> </w:t>
-      </w:r>
-      <w:r>
-        <w:t xml:space="preserve">	</w:t>
-      </w:r>
-      <w:r>
-        <w:t xml:space="preserve">Eerkens JW, Lipo CP. Cultural transmission, copying errors, and the generation of variation in material culture and the archaeological record. Journal of Anthropological Archaeology 2005;24:316–34.</w:t>
-      </w:r>
-      <w:r>
-        <w:t xml:space="preserve"> </w:t>
+    <w:bookmarkStart w:id="259" w:name="ref-Intxaurbe_2026"/>
+    <w:p>
+      <w:pPr>
+        <w:pStyle w:val="Bibliography"/>
+      </w:pPr>
+      <w:r>
+        <w:t xml:space="preserve">104.</w:t>
+      </w:r>
+      <w:r>
+        <w:t xml:space="preserve"> </w:t>
+      </w:r>
+      <w:r>
+        <w:t xml:space="preserve">	</w:t>
+      </w:r>
+      <w:r>
+        <w:t xml:space="preserve">Intxaurbe I. Mapping the symbolic structure of</w:t>
+      </w:r>
+      <w:r>
+        <w:t xml:space="preserve"> </w:t>
+      </w:r>
+      <w:r>
+        <w:t xml:space="preserve">Palaeolithic</w:t>
+      </w:r>
+      <w:r>
+        <w:t xml:space="preserve"> </w:t>
+      </w:r>
+      <w:r>
+        <w:t xml:space="preserve">Rock Art</w:t>
+      </w:r>
+      <w:r>
+        <w:t xml:space="preserve"> </w:t>
+      </w:r>
+      <w:r>
+        <w:t xml:space="preserve">using co-occurrence network analysis. J Archaeol Method Theory. 2026;33. doi:</w:t>
       </w:r>
       <w:hyperlink r:id="rId258">
         <w:r>
           <w:rPr>
             <w:rStyle w:val="Hyperlink"/>
           </w:rPr>
-          <w:t xml:space="preserve">https://doi.org/10.1016/j.jaa.2005.08.001</w:t>
-        </w:r>
-      </w:hyperlink>
-      <w:r>
-        <w:t xml:space="preserve">.</w:t>
-      </w:r>
+          <w:t xml:space="preserve">10.1007/s10816-026-09796-y</w:t>
+        </w:r>
+      </w:hyperlink>
     </w:p>
     <w:bookmarkEnd w:id="259"/>
-    <w:bookmarkStart w:id="261" w:name="ref-Intxaurbe_2026"/>
-    <w:p>
-      <w:pPr>
-        <w:pStyle w:val="Bibliography"/>
-      </w:pPr>
-      <w:r>
-        <w:t xml:space="preserve">[105]</w:t>
-      </w:r>
-      <w:r>
-        <w:t xml:space="preserve"> </w:t>
-      </w:r>
-      <w:r>
-        <w:t xml:space="preserve">	</w:t>
-      </w:r>
-      <w:r>
-        <w:t xml:space="preserve">Intxaurbe I. Mapping the symbolic structure of</w:t>
+    <w:bookmarkStart w:id="261" w:name="ref-Bentz_Dutkiewicz_2026"/>
+    <w:p>
+      <w:pPr>
+        <w:pStyle w:val="Bibliography"/>
+      </w:pPr>
+      <w:r>
+        <w:t xml:space="preserve">105.</w:t>
+      </w:r>
+      <w:r>
+        <w:t xml:space="preserve"> </w:t>
+      </w:r>
+      <w:r>
+        <w:t xml:space="preserve">	</w:t>
+      </w:r>
+      <w:r>
+        <w:t xml:space="preserve">Bentz C, Dutkiewicz E. Humans 40,000 y ago developed a system of conventional signs. Proc Natl Acad Sci U S A. 2026;123: e2520385123. doi:</w:t>
+      </w:r>
+      <w:hyperlink r:id="rId260">
+        <w:r>
+          <w:rPr>
+            <w:rStyle w:val="Hyperlink"/>
+          </w:rPr>
+          <w:t xml:space="preserve">10.1073/pnas.2520385123</w:t>
+        </w:r>
+      </w:hyperlink>
+    </w:p>
+    <w:bookmarkEnd w:id="261"/>
+    <w:bookmarkStart w:id="263" w:name="ref-Bacon_2023"/>
+    <w:p>
+      <w:pPr>
+        <w:pStyle w:val="Bibliography"/>
+      </w:pPr>
+      <w:r>
+        <w:t xml:space="preserve">106.</w:t>
+      </w:r>
+      <w:r>
+        <w:t xml:space="preserve"> </w:t>
+      </w:r>
+      <w:r>
+        <w:t xml:space="preserve">	</w:t>
+      </w:r>
+      <w:r>
+        <w:t xml:space="preserve">Bacon B, Khatiri A, Palmer J, Freeth T, Pettitt P, Kentridge RW. An</w:t>
+      </w:r>
+      <w:r>
+        <w:t xml:space="preserve"> </w:t>
+      </w:r>
+      <w:r>
+        <w:t xml:space="preserve">Upper Palaeolithic</w:t>
+      </w:r>
+      <w:r>
+        <w:t xml:space="preserve"> </w:t>
+      </w:r>
+      <w:r>
+        <w:t xml:space="preserve">proto-writing system and phenological calendar. Camb Archaeol J. 2023;33: 371–389. doi:</w:t>
+      </w:r>
+      <w:hyperlink r:id="rId262">
+        <w:r>
+          <w:rPr>
+            <w:rStyle w:val="Hyperlink"/>
+          </w:rPr>
+          <w:t xml:space="preserve">10.1017/S0959774322000415</w:t>
+        </w:r>
+      </w:hyperlink>
+    </w:p>
+    <w:bookmarkEnd w:id="263"/>
+    <w:bookmarkStart w:id="265" w:name="Xa4990169aeb885a690070ab4fd90972c31994f8"/>
+    <w:p>
+      <w:pPr>
+        <w:pStyle w:val="Bibliography"/>
+      </w:pPr>
+      <w:r>
+        <w:t xml:space="preserve">107.</w:t>
+      </w:r>
+      <w:r>
+        <w:t xml:space="preserve"> </w:t>
+      </w:r>
+      <w:r>
+        <w:t xml:space="preserve">	</w:t>
+      </w:r>
+      <w:r>
+        <w:t xml:space="preserve">d’Errico F, Santos da Rosa N, Courtenay LA, Núñez R, Liu C, Sproat R, et al. Inferring conventional sign systems from</w:t>
+      </w:r>
+      <w:r>
+        <w:t xml:space="preserve"> </w:t>
+      </w:r>
+      <w:r>
+        <w:t xml:space="preserve">Paleolithic</w:t>
+      </w:r>
+      <w:r>
+        <w:t xml:space="preserve"> </w:t>
+      </w:r>
+      <w:r>
+        <w:t xml:space="preserve">engravings: Methodological and theoretical challenges. SSRN Electron J. 2026. doi:</w:t>
+      </w:r>
+      <w:hyperlink r:id="rId264">
+        <w:r>
+          <w:rPr>
+            <w:rStyle w:val="Hyperlink"/>
+          </w:rPr>
+          <w:t xml:space="preserve">10.2139/ssrn.7053279</w:t>
+        </w:r>
+      </w:hyperlink>
+    </w:p>
+    <w:bookmarkEnd w:id="265"/>
+    <w:bookmarkStart w:id="267" w:name="X8ea620419c64d551554c48b7075c9934881930b"/>
+    <w:p>
+      <w:pPr>
+        <w:pStyle w:val="Bibliography"/>
+      </w:pPr>
+      <w:r>
+        <w:t xml:space="preserve">108.</w:t>
+      </w:r>
+      <w:r>
+        <w:t xml:space="preserve"> </w:t>
+      </w:r>
+      <w:r>
+        <w:t xml:space="preserve">	</w:t>
+      </w:r>
+      <w:r>
+        <w:t xml:space="preserve">Garcı́a-Bustos M, Rivero O, Sauvet G, Garcı́a Bustos P. Discussion:</w:t>
+      </w:r>
+      <w:r>
+        <w:t xml:space="preserve"> </w:t>
+      </w:r>
+      <w:r>
+        <w:t xml:space="preserve">“An</w:t>
+      </w:r>
+      <w:r>
+        <w:t xml:space="preserve"> </w:t>
+      </w:r>
+      <w:r>
+        <w:t xml:space="preserve">Upper Palaeolithic</w:t>
+      </w:r>
+      <w:r>
+        <w:t xml:space="preserve"> </w:t>
+      </w:r>
+      <w:r>
+        <w:t xml:space="preserve">proto-writing system and phenological calendar”</w:t>
+      </w:r>
+      <w:r>
+        <w:t xml:space="preserve"> </w:t>
+      </w:r>
+      <w:r>
+        <w:t xml:space="preserve">by</w:t>
+      </w:r>
+      <w:r>
+        <w:t xml:space="preserve"> </w:t>
+      </w:r>
+      <w:r>
+        <w:t xml:space="preserve">Bennett Bacon</w:t>
+      </w:r>
+      <w:r>
+        <w:t xml:space="preserve"> </w:t>
+      </w:r>
+      <w:r>
+        <w:t xml:space="preserve">et al. (2023). J Paleolit Archaeol. 2023;6: 32. doi:</w:t>
+      </w:r>
+      <w:hyperlink r:id="rId266">
+        <w:r>
+          <w:rPr>
+            <w:rStyle w:val="Hyperlink"/>
+          </w:rPr>
+          <w:t xml:space="preserve">10.1007/s41982-023-00158-8</w:t>
+        </w:r>
+      </w:hyperlink>
+    </w:p>
+    <w:bookmarkEnd w:id="267"/>
+    <w:bookmarkStart w:id="269" w:name="ref-Magli_2024"/>
+    <w:p>
+      <w:pPr>
+        <w:pStyle w:val="Bibliography"/>
+      </w:pPr>
+      <w:r>
+        <w:t xml:space="preserve">109.</w:t>
+      </w:r>
+      <w:r>
+        <w:t xml:space="preserve"> </w:t>
+      </w:r>
+      <w:r>
+        <w:t xml:space="preserve">	</w:t>
+      </w:r>
+      <w:r>
+        <w:t xml:space="preserve">Magli G. The alleged phenological calendar in</w:t>
       </w:r>
       <w:r>
         <w:t xml:space="preserve"> </w:t>
@@ -8784,79 +8444,34 @@
         <w:t xml:space="preserve"> </w:t>
       </w:r>
       <w:r>
-        <w:t xml:space="preserve">Rock Art</w:t>
-      </w:r>
-      <w:r>
-        <w:t xml:space="preserve"> </w:t>
-      </w:r>
-      <w:r>
-        <w:t xml:space="preserve">using co-occurrence network analysis. Journal of Archaeological Method and Theory 2026;33.</w:t>
-      </w:r>
-      <w:r>
-        <w:t xml:space="preserve"> </w:t>
-      </w:r>
-      <w:hyperlink r:id="rId260">
-        <w:r>
-          <w:rPr>
-            <w:rStyle w:val="Hyperlink"/>
-          </w:rPr>
-          <w:t xml:space="preserve">https://doi.org/10.1007/s10816-026-09796-y</w:t>
-        </w:r>
-      </w:hyperlink>
-      <w:r>
-        <w:t xml:space="preserve">.</w:t>
-      </w:r>
-    </w:p>
-    <w:bookmarkEnd w:id="261"/>
-    <w:bookmarkStart w:id="263" w:name="ref-Bentz_Dutkiewicz_2026"/>
-    <w:p>
-      <w:pPr>
-        <w:pStyle w:val="Bibliography"/>
-      </w:pPr>
-      <w:r>
-        <w:t xml:space="preserve">[106]</w:t>
-      </w:r>
-      <w:r>
-        <w:t xml:space="preserve"> </w:t>
-      </w:r>
-      <w:r>
-        <w:t xml:space="preserve">	</w:t>
-      </w:r>
-      <w:r>
-        <w:t xml:space="preserve">Bentz C, Dutkiewicz E. Humans 40,000 y ago developed a system of conventional signs. Proceedings of the National Academy of Sciences 2026;123:e2520385123.</w:t>
-      </w:r>
-      <w:r>
-        <w:t xml:space="preserve"> </w:t>
-      </w:r>
-      <w:hyperlink r:id="rId262">
-        <w:r>
-          <w:rPr>
-            <w:rStyle w:val="Hyperlink"/>
-          </w:rPr>
-          <w:t xml:space="preserve">https://doi.org/10.1073/pnas.2520385123</w:t>
-        </w:r>
-      </w:hyperlink>
-      <w:r>
-        <w:t xml:space="preserve">.</w:t>
-      </w:r>
-    </w:p>
-    <w:bookmarkEnd w:id="263"/>
-    <w:bookmarkStart w:id="265" w:name="ref-Bacon_2023"/>
-    <w:p>
-      <w:pPr>
-        <w:pStyle w:val="Bibliography"/>
-      </w:pPr>
-      <w:r>
-        <w:t xml:space="preserve">[107]</w:t>
-      </w:r>
-      <w:r>
-        <w:t xml:space="preserve"> </w:t>
-      </w:r>
-      <w:r>
-        <w:t xml:space="preserve">	</w:t>
-      </w:r>
-      <w:r>
-        <w:t xml:space="preserve">Bacon B, Khatiri A, Palmer J, Freeth T, Pettitt P, Kentridge RW. An</w:t>
+        <w:t xml:space="preserve">art: Critical analysis from the viewpoint of statistics and cultural astronomy. Time Mind. 2024;17: 181–189. doi:</w:t>
+      </w:r>
+      <w:hyperlink r:id="rId268">
+        <w:r>
+          <w:rPr>
+            <w:rStyle w:val="Hyperlink"/>
+          </w:rPr>
+          <w:t xml:space="preserve">10.1080/1751696X.2024.2441115</w:t>
+        </w:r>
+      </w:hyperlink>
+    </w:p>
+    <w:bookmarkEnd w:id="269"/>
+    <w:bookmarkStart w:id="271" w:name="ref-Nowell_2024_evidence"/>
+    <w:p>
+      <w:pPr>
+        <w:pStyle w:val="Bibliography"/>
+      </w:pPr>
+      <w:r>
+        <w:t xml:space="preserve">110.</w:t>
+      </w:r>
+      <w:r>
+        <w:t xml:space="preserve"> </w:t>
+      </w:r>
+      <w:r>
+        <w:t xml:space="preserve">	</w:t>
+      </w:r>
+      <w:r>
+        <w:t xml:space="preserve">Nowell A, Bahn P, Le Quellec J-L. Evaluating the evidence for lunar calendars in</w:t>
       </w:r>
       <w:r>
         <w:t xml:space="preserve"> </w:t>
@@ -8868,40 +8483,486 @@
         <w:t xml:space="preserve"> </w:t>
       </w:r>
       <w:r>
-        <w:t xml:space="preserve">proto-writing system and phenological calendar. Cambridge Archaeological Journal 2023;33:371–89.</w:t>
-      </w:r>
-      <w:r>
-        <w:t xml:space="preserve"> </w:t>
-      </w:r>
-      <w:hyperlink r:id="rId264">
-        <w:r>
-          <w:rPr>
-            <w:rStyle w:val="Hyperlink"/>
-          </w:rPr>
-          <w:t xml:space="preserve">https://doi.org/10.1017/S0959774322000415</w:t>
-        </w:r>
-      </w:hyperlink>
-      <w:r>
-        <w:t xml:space="preserve">.</w:t>
-      </w:r>
-    </w:p>
-    <w:bookmarkEnd w:id="265"/>
-    <w:bookmarkStart w:id="267" w:name="Xa4990169aeb885a690070ab4fd90972c31994f8"/>
-    <w:p>
-      <w:pPr>
-        <w:pStyle w:val="Bibliography"/>
-      </w:pPr>
-      <w:r>
-        <w:t xml:space="preserve">[108]</w:t>
-      </w:r>
-      <w:r>
-        <w:t xml:space="preserve"> </w:t>
-      </w:r>
-      <w:r>
-        <w:t xml:space="preserve">	</w:t>
-      </w:r>
-      <w:r>
-        <w:t xml:space="preserve">d’Errico F, Santos da Rosa N, Courtenay LA, Núñez R, Liu C, Sproat R, et al. Inferring conventional sign systems from</w:t>
+        <w:t xml:space="preserve">parietal art. Camb Archaeol J. 2025;35: 38–55. doi:</w:t>
+      </w:r>
+      <w:hyperlink r:id="rId270">
+        <w:r>
+          <w:rPr>
+            <w:rStyle w:val="Hyperlink"/>
+          </w:rPr>
+          <w:t xml:space="preserve">10.1017/S0959774324000155</w:t>
+        </w:r>
+      </w:hyperlink>
+    </w:p>
+    <w:bookmarkEnd w:id="271"/>
+    <w:bookmarkStart w:id="273" w:name="ref-Horiuchi_Takakura_2019"/>
+    <w:p>
+      <w:pPr>
+        <w:pStyle w:val="Bibliography"/>
+      </w:pPr>
+      <w:r>
+        <w:t xml:space="preserve">111.</w:t>
+      </w:r>
+      <w:r>
+        <w:t xml:space="preserve"> </w:t>
+      </w:r>
+      <w:r>
+        <w:t xml:space="preserve">	</w:t>
+      </w:r>
+      <w:r>
+        <w:t xml:space="preserve">Horiuchi S, Takakura J. Modeling learning strategies and the expansion of the social network in the beginning of</w:t>
+      </w:r>
+      <w:r>
+        <w:t xml:space="preserve"> </w:t>
+      </w:r>
+      <w:r>
+        <w:t xml:space="preserve">Upper Palaeolithic</w:t>
+      </w:r>
+      <w:r>
+        <w:t xml:space="preserve"> </w:t>
+      </w:r>
+      <w:r>
+        <w:t xml:space="preserve">Europe</w:t>
+      </w:r>
+      <w:r>
+        <w:t xml:space="preserve">: Analysis by agent-based simulation. In: Nishiaki Y, Jöris O, editors. Learning among</w:t>
+      </w:r>
+      <w:r>
+        <w:t xml:space="preserve"> </w:t>
+      </w:r>
+      <w:r>
+        <w:t xml:space="preserve">Neanderthals</w:t>
+      </w:r>
+      <w:r>
+        <w:t xml:space="preserve"> </w:t>
+      </w:r>
+      <w:r>
+        <w:t xml:space="preserve">and</w:t>
+      </w:r>
+      <w:r>
+        <w:t xml:space="preserve"> </w:t>
+      </w:r>
+      <w:r>
+        <w:t xml:space="preserve">Palaeolithic</w:t>
+      </w:r>
+      <w:r>
+        <w:t xml:space="preserve"> </w:t>
+      </w:r>
+      <w:r>
+        <w:t xml:space="preserve">modern humans: Archaeological evidence. Singapore: Springer Nature Singapore; 2019. pp. 179–191. doi:</w:t>
+      </w:r>
+      <w:hyperlink r:id="rId272">
+        <w:r>
+          <w:rPr>
+            <w:rStyle w:val="Hyperlink"/>
+          </w:rPr>
+          <w:t xml:space="preserve">10.1007/978-981-13-8980-1_12</w:t>
+        </w:r>
+      </w:hyperlink>
+    </w:p>
+    <w:bookmarkEnd w:id="273"/>
+    <w:bookmarkStart w:id="274" w:name="ref-Rogers_2018"/>
+    <w:p>
+      <w:pPr>
+        <w:pStyle w:val="Bibliography"/>
+      </w:pPr>
+      <w:r>
+        <w:t xml:space="preserve">112.</w:t>
+      </w:r>
+      <w:r>
+        <w:t xml:space="preserve"> </w:t>
+      </w:r>
+      <w:r>
+        <w:t xml:space="preserve">	</w:t>
+      </w:r>
+      <w:r>
+        <w:t xml:space="preserve">Rogers L. Human-material interaction in the</w:t>
+      </w:r>
+      <w:r>
+        <w:t xml:space="preserve"> </w:t>
+      </w:r>
+      <w:r>
+        <w:t xml:space="preserve">Aurignacian</w:t>
+      </w:r>
+      <w:r>
+        <w:t xml:space="preserve"> </w:t>
+      </w:r>
+      <w:r>
+        <w:t xml:space="preserve">of</w:t>
+      </w:r>
+      <w:r>
+        <w:t xml:space="preserve"> </w:t>
+      </w:r>
+      <w:r>
+        <w:t xml:space="preserve">Europe</w:t>
+      </w:r>
+      <w:r>
+        <w:t xml:space="preserve">, 35,000-27,000</w:t>
+      </w:r>
+      <w:r>
+        <w:t xml:space="preserve"> </w:t>
+      </w:r>
+      <w:r>
+        <w:t xml:space="preserve">BP</w:t>
+      </w:r>
+      <w:r>
+        <w:t xml:space="preserve">: An analysis of marine shell ornament distribution. Master’s thesis, University of Victoria. 2018.</w:t>
+      </w:r>
+      <w:r>
+        <w:t xml:space="preserve"> </w:t>
+      </w:r>
+    </w:p>
+    <w:bookmarkEnd w:id="274"/>
+    <w:bookmarkStart w:id="276" w:name="X94f875be1b7e5d23641daff5d53857bec24e739"/>
+    <w:p>
+      <w:pPr>
+        <w:pStyle w:val="Bibliography"/>
+      </w:pPr>
+      <w:r>
+        <w:t xml:space="preserve">113.</w:t>
+      </w:r>
+      <w:r>
+        <w:t xml:space="preserve"> </w:t>
+      </w:r>
+      <w:r>
+        <w:t xml:space="preserve">	</w:t>
+      </w:r>
+      <w:r>
+        <w:t xml:space="preserve">Golovanova LV, Doronichev VB, Doronicheva EV, Sapega VF, Shackley MS. Long-distance contacts and social networks of the</w:t>
+      </w:r>
+      <w:r>
+        <w:t xml:space="preserve"> </w:t>
+      </w:r>
+      <w:r>
+        <w:t xml:space="preserve">Upper Palaeolithic</w:t>
+      </w:r>
+      <w:r>
+        <w:t xml:space="preserve"> </w:t>
+      </w:r>
+      <w:r>
+        <w:t xml:space="preserve">humans in the</w:t>
+      </w:r>
+      <w:r>
+        <w:t xml:space="preserve"> </w:t>
+      </w:r>
+      <w:r>
+        <w:t xml:space="preserve">North-Western Caucasus</w:t>
+      </w:r>
+      <w:r>
+        <w:t xml:space="preserve"> </w:t>
+      </w:r>
+      <w:r>
+        <w:t xml:space="preserve">(on data from</w:t>
+      </w:r>
+      <w:r>
+        <w:t xml:space="preserve"> </w:t>
+      </w:r>
+      <w:r>
+        <w:t xml:space="preserve">Mezmaiskaya Cave</w:t>
+      </w:r>
+      <w:r>
+        <w:t xml:space="preserve">,</w:t>
+      </w:r>
+      <w:r>
+        <w:t xml:space="preserve"> </w:t>
+      </w:r>
+      <w:r>
+        <w:t xml:space="preserve">Russia</w:t>
+      </w:r>
+      <w:r>
+        <w:t xml:space="preserve">). J Archaeol Sci Rep. 2021;39: 103118. doi:</w:t>
+      </w:r>
+      <w:hyperlink r:id="rId275">
+        <w:r>
+          <w:rPr>
+            <w:rStyle w:val="Hyperlink"/>
+          </w:rPr>
+          <w:t xml:space="preserve">10.1016/j.jasrep.2021.103118</w:t>
+        </w:r>
+      </w:hyperlink>
+    </w:p>
+    <w:bookmarkEnd w:id="276"/>
+    <w:bookmarkStart w:id="278" w:name="ref-Gamble_1982"/>
+    <w:p>
+      <w:pPr>
+        <w:pStyle w:val="Bibliography"/>
+      </w:pPr>
+      <w:r>
+        <w:t xml:space="preserve">114.</w:t>
+      </w:r>
+      <w:r>
+        <w:t xml:space="preserve"> </w:t>
+      </w:r>
+      <w:r>
+        <w:t xml:space="preserve">	</w:t>
+      </w:r>
+      <w:r>
+        <w:t xml:space="preserve">Gamble C. Interaction and alliance in</w:t>
+      </w:r>
+      <w:r>
+        <w:t xml:space="preserve"> </w:t>
+      </w:r>
+      <w:r>
+        <w:t xml:space="preserve">Palaeolithic</w:t>
+      </w:r>
+      <w:r>
+        <w:t xml:space="preserve"> </w:t>
+      </w:r>
+      <w:r>
+        <w:t xml:space="preserve">society. Man. 1982;17: 92–107. doi:</w:t>
+      </w:r>
+      <w:hyperlink r:id="rId277">
+        <w:r>
+          <w:rPr>
+            <w:rStyle w:val="Hyperlink"/>
+          </w:rPr>
+          <w:t xml:space="preserve">10.2307/2802103</w:t>
+        </w:r>
+      </w:hyperlink>
+    </w:p>
+    <w:bookmarkEnd w:id="278"/>
+    <w:bookmarkStart w:id="280" w:name="Xba346573845225b1b1d5ef358e2fea0d893a789"/>
+    <w:p>
+      <w:pPr>
+        <w:pStyle w:val="Bibliography"/>
+      </w:pPr>
+      <w:r>
+        <w:t xml:space="preserve">115.</w:t>
+      </w:r>
+      <w:r>
+        <w:t xml:space="preserve"> </w:t>
+      </w:r>
+      <w:r>
+        <w:t xml:space="preserve">	</w:t>
+      </w:r>
+      <w:r>
+        <w:t xml:space="preserve">Greenbaum G, Friesem DE, Hovers E, Feldman MW, Kolodny O. Was inter-population connectivity of</w:t>
+      </w:r>
+      <w:r>
+        <w:t xml:space="preserve"> </w:t>
+      </w:r>
+      <w:r>
+        <w:t xml:space="preserve">Neanderthals</w:t>
+      </w:r>
+      <w:r>
+        <w:t xml:space="preserve"> </w:t>
+      </w:r>
+      <w:r>
+        <w:t xml:space="preserve">and modern humans the driver of the</w:t>
+      </w:r>
+      <w:r>
+        <w:t xml:space="preserve"> </w:t>
+      </w:r>
+      <w:r>
+        <w:t xml:space="preserve">Upper Paleolithic</w:t>
+      </w:r>
+      <w:r>
+        <w:t xml:space="preserve"> </w:t>
+      </w:r>
+      <w:r>
+        <w:t xml:space="preserve">transition rather than its product? Quat Sci Rev. 2019;217: 316–329. doi:</w:t>
+      </w:r>
+      <w:hyperlink r:id="rId279">
+        <w:r>
+          <w:rPr>
+            <w:rStyle w:val="Hyperlink"/>
+          </w:rPr>
+          <w:t xml:space="preserve">10.1016/j.quascirev.2018.12.011</w:t>
+        </w:r>
+      </w:hyperlink>
+    </w:p>
+    <w:bookmarkEnd w:id="280"/>
+    <w:bookmarkStart w:id="282" w:name="ref-Creanza_Kolodny_Feldman_2017"/>
+    <w:p>
+      <w:pPr>
+        <w:pStyle w:val="Bibliography"/>
+      </w:pPr>
+      <w:r>
+        <w:t xml:space="preserve">116.</w:t>
+      </w:r>
+      <w:r>
+        <w:t xml:space="preserve"> </w:t>
+      </w:r>
+      <w:r>
+        <w:t xml:space="preserve">	</w:t>
+      </w:r>
+      <w:r>
+        <w:t xml:space="preserve">Creanza N, Kolodny O, Feldman MW. Greater than the sum of its parts? Modelling population contact and interaction of cultural repertoires. J R Soc Interface. 2017;14: 20170171. doi:</w:t>
+      </w:r>
+      <w:hyperlink r:id="rId281">
+        <w:r>
+          <w:rPr>
+            <w:rStyle w:val="Hyperlink"/>
+          </w:rPr>
+          <w:t xml:space="preserve">10.1098/rsif.2017.0171</w:t>
+        </w:r>
+      </w:hyperlink>
+    </w:p>
+    <w:bookmarkEnd w:id="282"/>
+    <w:bookmarkStart w:id="284" w:name="ref-Cullen_1996"/>
+    <w:p>
+      <w:pPr>
+        <w:pStyle w:val="Bibliography"/>
+      </w:pPr>
+      <w:r>
+        <w:t xml:space="preserve">117.</w:t>
+      </w:r>
+      <w:r>
+        <w:t xml:space="preserve"> </w:t>
+      </w:r>
+      <w:r>
+        <w:t xml:space="preserve">	</w:t>
+      </w:r>
+      <w:r>
+        <w:t xml:space="preserve">Cullen BRS. Cultural virus theory and the eusocial pottery assemblage. In: Maschner HDG, editor. Darwinian archaeologies. Boston, MA: Springer US; 1996. pp. 43–59. doi:</w:t>
+      </w:r>
+      <w:hyperlink r:id="rId283">
+        <w:r>
+          <w:rPr>
+            <w:rStyle w:val="Hyperlink"/>
+          </w:rPr>
+          <w:t xml:space="preserve">10.1007/978-1-4757-9945-3_4</w:t>
+        </w:r>
+      </w:hyperlink>
+    </w:p>
+    <w:bookmarkEnd w:id="284"/>
+    <w:bookmarkStart w:id="286" w:name="ref-Hill_Wood_Baggio_Hurtado_Boyd_2014"/>
+    <w:p>
+      <w:pPr>
+        <w:pStyle w:val="Bibliography"/>
+      </w:pPr>
+      <w:r>
+        <w:t xml:space="preserve">118.</w:t>
+      </w:r>
+      <w:r>
+        <w:t xml:space="preserve"> </w:t>
+      </w:r>
+      <w:r>
+        <w:t xml:space="preserve">	</w:t>
+      </w:r>
+      <w:r>
+        <w:t xml:space="preserve">Hill KR, Wood BM, Baggio J, Hurtado AM, Boyd RT. Hunter-gatherer inter-band interaction rates: Implications for cumulative culture. PLoS One. 2014;9: e102806. doi:</w:t>
+      </w:r>
+      <w:hyperlink r:id="rId285">
+        <w:r>
+          <w:rPr>
+            <w:rStyle w:val="Hyperlink"/>
+          </w:rPr>
+          <w:t xml:space="preserve">10.1371/journal.pone.0102806</w:t>
+        </w:r>
+      </w:hyperlink>
+    </w:p>
+    <w:bookmarkEnd w:id="286"/>
+    <w:bookmarkStart w:id="288" w:name="ref-Derex_Boyd_2016"/>
+    <w:p>
+      <w:pPr>
+        <w:pStyle w:val="Bibliography"/>
+      </w:pPr>
+      <w:r>
+        <w:t xml:space="preserve">119.</w:t>
+      </w:r>
+      <w:r>
+        <w:t xml:space="preserve"> </w:t>
+      </w:r>
+      <w:r>
+        <w:t xml:space="preserve">	</w:t>
+      </w:r>
+      <w:r>
+        <w:t xml:space="preserve">Derex M, Boyd R. Partial connectivity increases cultural accumulation within groups. Proc Natl Acad Sci U S A. 2016;113: 2982–2987. doi:</w:t>
+      </w:r>
+      <w:hyperlink r:id="rId287">
+        <w:r>
+          <w:rPr>
+            <w:rStyle w:val="Hyperlink"/>
+          </w:rPr>
+          <w:t xml:space="preserve">10.1073/pnas.1518798113</w:t>
+        </w:r>
+      </w:hyperlink>
+    </w:p>
+    <w:bookmarkEnd w:id="288"/>
+    <w:bookmarkStart w:id="289" w:name="ref-Von_Petzinger_2009"/>
+    <w:p>
+      <w:pPr>
+        <w:pStyle w:val="Bibliography"/>
+      </w:pPr>
+      <w:r>
+        <w:t xml:space="preserve">120.</w:t>
+      </w:r>
+      <w:r>
+        <w:t xml:space="preserve"> </w:t>
+      </w:r>
+      <w:r>
+        <w:t xml:space="preserve">	</w:t>
+      </w:r>
+      <w:r>
+        <w:t xml:space="preserve">von Petzinger G. Making the abstract concrete: The place of geometric signs in</w:t>
+      </w:r>
+      <w:r>
+        <w:t xml:space="preserve"> </w:t>
+      </w:r>
+      <w:r>
+        <w:t xml:space="preserve">French</w:t>
+      </w:r>
+      <w:r>
+        <w:t xml:space="preserve"> </w:t>
+      </w:r>
+      <w:r>
+        <w:t xml:space="preserve">Upper Paleolithic</w:t>
+      </w:r>
+      <w:r>
+        <w:t xml:space="preserve"> </w:t>
+      </w:r>
+      <w:r>
+        <w:t xml:space="preserve">parietal art. Master’s thesis, University of Victoria. 2009.</w:t>
+      </w:r>
+      <w:r>
+        <w:t xml:space="preserve"> </w:t>
+      </w:r>
+    </w:p>
+    <w:bookmarkEnd w:id="289"/>
+    <w:bookmarkStart w:id="291" w:name="ref-Herskind2023"/>
+    <w:p>
+      <w:pPr>
+        <w:pStyle w:val="Bibliography"/>
+      </w:pPr>
+      <w:r>
+        <w:t xml:space="preserve">121.</w:t>
+      </w:r>
+      <w:r>
+        <w:t xml:space="preserve"> </w:t>
+      </w:r>
+      <w:r>
+        <w:t xml:space="preserve">	</w:t>
+      </w:r>
+      <w:r>
+        <w:t xml:space="preserve">Herskind LLP. A case for idle graffiti: Challenging the semiotic resurgence within prehistoric art research. Hunt Gatherer Res. 2023;9: 59–93. doi:</w:t>
+      </w:r>
+      <w:hyperlink r:id="rId290">
+        <w:r>
+          <w:rPr>
+            <w:rStyle w:val="Hyperlink"/>
+          </w:rPr>
+          <w:t xml:space="preserve">10.3828/hgr.2023.12</w:t>
+        </w:r>
+      </w:hyperlink>
+    </w:p>
+    <w:bookmarkEnd w:id="291"/>
+    <w:bookmarkStart w:id="293" w:name="ref-Gravel-Miguel_Coward_2023"/>
+    <w:p>
+      <w:pPr>
+        <w:pStyle w:val="Bibliography"/>
+      </w:pPr>
+      <w:r>
+        <w:t xml:space="preserve">122.</w:t>
+      </w:r>
+      <w:r>
+        <w:t xml:space="preserve"> </w:t>
+      </w:r>
+      <w:r>
+        <w:t xml:space="preserve">	</w:t>
+      </w:r>
+      <w:r>
+        <w:t xml:space="preserve">Gravel-Miguel C, Coward F.</w:t>
       </w:r>
       <w:r>
         <w:t xml:space="preserve"> </w:t>
@@ -8913,109 +8974,115 @@
         <w:t xml:space="preserve"> </w:t>
       </w:r>
       <w:r>
-        <w:t xml:space="preserve">engravings: Methodological and theoretical challenges. SSRN Electronic Journal 2026.</w:t>
-      </w:r>
-      <w:r>
-        <w:t xml:space="preserve"> </w:t>
-      </w:r>
-      <w:hyperlink r:id="rId266">
-        <w:r>
-          <w:rPr>
-            <w:rStyle w:val="Hyperlink"/>
-          </w:rPr>
-          <w:t xml:space="preserve">https://doi.org/10.2139/ssrn.7053279</w:t>
-        </w:r>
-      </w:hyperlink>
-      <w:r>
-        <w:t xml:space="preserve">.</w:t>
-      </w:r>
-    </w:p>
-    <w:bookmarkEnd w:id="267"/>
-    <w:bookmarkStart w:id="269" w:name="X8ea620419c64d551554c48b7075c9934881930b"/>
-    <w:p>
-      <w:pPr>
-        <w:pStyle w:val="Bibliography"/>
-      </w:pPr>
-      <w:r>
-        <w:t xml:space="preserve">[109]</w:t>
-      </w:r>
-      <w:r>
-        <w:t xml:space="preserve"> </w:t>
-      </w:r>
-      <w:r>
-        <w:t xml:space="preserve">	</w:t>
-      </w:r>
-      <w:r>
-        <w:t xml:space="preserve">Garcı́a-Bustos M, Rivero O, Sauvet G, Garcı́a Bustos P. Discussion:</w:t>
-      </w:r>
-      <w:r>
-        <w:t xml:space="preserve"> </w:t>
-      </w:r>
-      <w:r>
-        <w:t xml:space="preserve">“An</w:t>
-      </w:r>
-      <w:r>
-        <w:t xml:space="preserve"> </w:t>
-      </w:r>
-      <w:r>
-        <w:t xml:space="preserve">Upper Palaeolithic</w:t>
-      </w:r>
-      <w:r>
-        <w:t xml:space="preserve"> </w:t>
-      </w:r>
-      <w:r>
-        <w:t xml:space="preserve">proto-writing system and phenological calendar”</w:t>
-      </w:r>
-      <w:r>
-        <w:t xml:space="preserve"> </w:t>
-      </w:r>
-      <w:r>
-        <w:t xml:space="preserve">by</w:t>
-      </w:r>
-      <w:r>
-        <w:t xml:space="preserve"> </w:t>
-      </w:r>
-      <w:r>
-        <w:t xml:space="preserve">Bennett Bacon</w:t>
-      </w:r>
-      <w:r>
-        <w:t xml:space="preserve"> </w:t>
-      </w:r>
-      <w:r>
-        <w:t xml:space="preserve">et al. (2023). Journal of Paleolithic Archaeology 2023;6:32.</w:t>
-      </w:r>
-      <w:r>
-        <w:t xml:space="preserve"> </w:t>
-      </w:r>
-      <w:hyperlink r:id="rId268">
-        <w:r>
-          <w:rPr>
-            <w:rStyle w:val="Hyperlink"/>
-          </w:rPr>
-          <w:t xml:space="preserve">https://doi.org/10.1007/s41982-023-00158-8</w:t>
-        </w:r>
-      </w:hyperlink>
-      <w:r>
-        <w:t xml:space="preserve">.</w:t>
-      </w:r>
-    </w:p>
-    <w:bookmarkEnd w:id="269"/>
-    <w:bookmarkStart w:id="271" w:name="ref-Magli_2024"/>
-    <w:p>
-      <w:pPr>
-        <w:pStyle w:val="Bibliography"/>
-      </w:pPr>
-      <w:r>
-        <w:t xml:space="preserve">[110]</w:t>
-      </w:r>
-      <w:r>
-        <w:t xml:space="preserve"> </w:t>
-      </w:r>
-      <w:r>
-        <w:t xml:space="preserve">	</w:t>
-      </w:r>
-      <w:r>
-        <w:t xml:space="preserve">Magli G. The alleged phenological calendar in</w:t>
+        <w:t xml:space="preserve">social networks and behavioral modernity. The oxford handbook of archaeological network research. Oxford: Oxford University Press; 2023. pp. 443–458. doi:</w:t>
+      </w:r>
+      <w:hyperlink r:id="rId292">
+        <w:r>
+          <w:rPr>
+            <w:rStyle w:val="Hyperlink"/>
+          </w:rPr>
+          <w:t xml:space="preserve">10.1093/oxfordhb/9780198854265.013.31</w:t>
+        </w:r>
+      </w:hyperlink>
+    </w:p>
+    <w:bookmarkEnd w:id="293"/>
+    <w:bookmarkStart w:id="295" w:name="X42e36537dda68556aeacf852410efd6ac3bb1ca"/>
+    <w:p>
+      <w:pPr>
+        <w:pStyle w:val="Bibliography"/>
+      </w:pPr>
+      <w:r>
+        <w:t xml:space="preserve">123.</w:t>
+      </w:r>
+      <w:r>
+        <w:t xml:space="preserve"> </w:t>
+      </w:r>
+      <w:r>
+        <w:t xml:space="preserve">	</w:t>
+      </w:r>
+      <w:r>
+        <w:t xml:space="preserve">Daems D, Coco E, Gillreath-Brown A, Kafetzaki D. The effects of time-averaging on archaeological networks. J Archaeol Method Theory. 2024;31: 473–506. doi:</w:t>
+      </w:r>
+      <w:hyperlink r:id="rId294">
+        <w:r>
+          <w:rPr>
+            <w:rStyle w:val="Hyperlink"/>
+          </w:rPr>
+          <w:t xml:space="preserve">10.1007/s10816-023-09608-7</w:t>
+        </w:r>
+      </w:hyperlink>
+    </w:p>
+    <w:bookmarkEnd w:id="295"/>
+    <w:bookmarkStart w:id="297" w:name="ref-Chiotti_2005"/>
+    <w:p>
+      <w:pPr>
+        <w:pStyle w:val="Bibliography"/>
+      </w:pPr>
+      <w:r>
+        <w:t xml:space="preserve">124.</w:t>
+      </w:r>
+      <w:r>
+        <w:t xml:space="preserve"> </w:t>
+      </w:r>
+      <w:r>
+        <w:t xml:space="preserve">	</w:t>
+      </w:r>
+      <w:r>
+        <w:t xml:space="preserve">Chiotti L. Les industries lithiques aurignaciennes de l’abri</w:t>
+      </w:r>
+      <w:r>
+        <w:t xml:space="preserve"> </w:t>
+      </w:r>
+      <w:r>
+        <w:t xml:space="preserve">Pataud</w:t>
+      </w:r>
+      <w:r>
+        <w:t xml:space="preserve">,</w:t>
+      </w:r>
+      <w:r>
+        <w:t xml:space="preserve"> </w:t>
+      </w:r>
+      <w:r>
+        <w:t xml:space="preserve">Dordogne</w:t>
+      </w:r>
+      <w:r>
+        <w:t xml:space="preserve">,</w:t>
+      </w:r>
+      <w:r>
+        <w:t xml:space="preserve"> </w:t>
+      </w:r>
+      <w:r>
+        <w:t xml:space="preserve">France</w:t>
+      </w:r>
+      <w:r>
+        <w:t xml:space="preserve">. Oxford: Archaeopress; 2005. doi:</w:t>
+      </w:r>
+      <w:hyperlink r:id="rId296">
+        <w:r>
+          <w:rPr>
+            <w:rStyle w:val="Hyperlink"/>
+          </w:rPr>
+          <w:t xml:space="preserve">10.30861/9781841718309</w:t>
+        </w:r>
+      </w:hyperlink>
+    </w:p>
+    <w:bookmarkEnd w:id="297"/>
+    <w:bookmarkStart w:id="299" w:name="ref-Higham_Abri_Pataud_2011"/>
+    <w:p>
+      <w:pPr>
+        <w:pStyle w:val="Bibliography"/>
+      </w:pPr>
+      <w:r>
+        <w:t xml:space="preserve">125.</w:t>
+      </w:r>
+      <w:r>
+        <w:t xml:space="preserve"> </w:t>
+      </w:r>
+      <w:r>
+        <w:t xml:space="preserve">	</w:t>
+      </w:r>
+      <w:r>
+        <w:t xml:space="preserve">Higham TFG, Jacobi RM, Basell L, Ramsey CB, Chiotti L, Nespoulet R. Precision dating of the</w:t>
       </w:r>
       <w:r>
         <w:t xml:space="preserve"> </w:t>
@@ -9024,103 +9091,112 @@
         <w:t xml:space="preserve">Palaeolithic</w:t>
       </w:r>
       <w:r>
-        <w:t xml:space="preserve"> </w:t>
-      </w:r>
-      <w:r>
-        <w:t xml:space="preserve">art: Critical analysis from the viewpoint of statistics and cultural astronomy. Time and Mind 2024;17:181–9.</w:t>
-      </w:r>
-      <w:r>
-        <w:t xml:space="preserve"> </w:t>
-      </w:r>
-      <w:hyperlink r:id="rId270">
-        <w:r>
-          <w:rPr>
-            <w:rStyle w:val="Hyperlink"/>
-          </w:rPr>
-          <w:t xml:space="preserve">https://doi.org/10.1080/1751696X.2024.2441115</w:t>
-        </w:r>
-      </w:hyperlink>
-      <w:r>
-        <w:t xml:space="preserve">.</w:t>
-      </w:r>
-    </w:p>
-    <w:bookmarkEnd w:id="271"/>
-    <w:bookmarkStart w:id="273" w:name="ref-Nowell_2024_evidence"/>
-    <w:p>
-      <w:pPr>
-        <w:pStyle w:val="Bibliography"/>
-      </w:pPr>
-      <w:r>
-        <w:t xml:space="preserve">[111]</w:t>
-      </w:r>
-      <w:r>
-        <w:t xml:space="preserve"> </w:t>
-      </w:r>
-      <w:r>
-        <w:t xml:space="preserve">	</w:t>
-      </w:r>
-      <w:r>
-        <w:t xml:space="preserve">Nowell A, Bahn P, Le Quellec J-L. Evaluating the evidence for lunar calendars in</w:t>
-      </w:r>
-      <w:r>
-        <w:t xml:space="preserve"> </w:t>
-      </w:r>
-      <w:r>
-        <w:t xml:space="preserve">Upper Palaeolithic</w:t>
-      </w:r>
-      <w:r>
-        <w:t xml:space="preserve"> </w:t>
-      </w:r>
-      <w:r>
-        <w:t xml:space="preserve">parietal art. Cambridge Archaeological Journal 2025;35:38–55.</w:t>
-      </w:r>
-      <w:r>
-        <w:t xml:space="preserve"> </w:t>
-      </w:r>
-      <w:hyperlink r:id="rId272">
-        <w:r>
-          <w:rPr>
-            <w:rStyle w:val="Hyperlink"/>
-          </w:rPr>
-          <w:t xml:space="preserve">https://doi.org/10.1017/S0959774324000155</w:t>
-        </w:r>
-      </w:hyperlink>
-      <w:r>
-        <w:t xml:space="preserve">.</w:t>
-      </w:r>
-    </w:p>
-    <w:bookmarkEnd w:id="273"/>
-    <w:bookmarkStart w:id="275" w:name="ref-Horiuchi_Takakura_2019"/>
-    <w:p>
-      <w:pPr>
-        <w:pStyle w:val="Bibliography"/>
-      </w:pPr>
-      <w:r>
-        <w:t xml:space="preserve">[112]</w:t>
-      </w:r>
-      <w:r>
-        <w:t xml:space="preserve"> </w:t>
-      </w:r>
-      <w:r>
-        <w:t xml:space="preserve">	</w:t>
-      </w:r>
-      <w:r>
-        <w:t xml:space="preserve">Horiuchi S, Takakura J. Modeling learning strategies and the expansion of the social network in the beginning of</w:t>
-      </w:r>
-      <w:r>
-        <w:t xml:space="preserve"> </w:t>
-      </w:r>
-      <w:r>
-        <w:t xml:space="preserve">Upper Palaeolithic</w:t>
-      </w:r>
-      <w:r>
-        <w:t xml:space="preserve"> </w:t>
-      </w:r>
-      <w:r>
-        <w:t xml:space="preserve">Europe</w:t>
-      </w:r>
-      <w:r>
-        <w:t xml:space="preserve">: Analysis by agent-based simulation. In: Nishiaki Y, Jöris O, editors. Learning among</w:t>
+        <w:t xml:space="preserve">: A new radiocarbon chronology for the</w:t>
+      </w:r>
+      <w:r>
+        <w:t xml:space="preserve"> </w:t>
+      </w:r>
+      <w:r>
+        <w:t xml:space="preserve">Abri Pataud</w:t>
+      </w:r>
+      <w:r>
+        <w:t xml:space="preserve"> </w:t>
+      </w:r>
+      <w:r>
+        <w:t xml:space="preserve">(</w:t>
+      </w:r>
+      <w:r>
+        <w:t xml:space="preserve">France</w:t>
+      </w:r>
+      <w:r>
+        <w:t xml:space="preserve">), a key</w:t>
+      </w:r>
+      <w:r>
+        <w:t xml:space="preserve"> </w:t>
+      </w:r>
+      <w:r>
+        <w:t xml:space="preserve">Aurignacian</w:t>
+      </w:r>
+      <w:r>
+        <w:t xml:space="preserve"> </w:t>
+      </w:r>
+      <w:r>
+        <w:t xml:space="preserve">sequence. J Hum Evol. 2011;61: 549–563. doi:</w:t>
+      </w:r>
+      <w:hyperlink r:id="rId298">
+        <w:r>
+          <w:rPr>
+            <w:rStyle w:val="Hyperlink"/>
+          </w:rPr>
+          <w:t xml:space="preserve">10.1016/j.jhevol.2011.06.005</w:t>
+        </w:r>
+      </w:hyperlink>
+    </w:p>
+    <w:bookmarkEnd w:id="299"/>
+    <w:bookmarkStart w:id="301" w:name="ref-Talamo_La_Ferrassie_2020"/>
+    <w:p>
+      <w:pPr>
+        <w:pStyle w:val="Bibliography"/>
+      </w:pPr>
+      <w:r>
+        <w:t xml:space="preserve">126.</w:t>
+      </w:r>
+      <w:r>
+        <w:t xml:space="preserve"> </w:t>
+      </w:r>
+      <w:r>
+        <w:t xml:space="preserve">	</w:t>
+      </w:r>
+      <w:r>
+        <w:t xml:space="preserve">Talamo S, Aldeias V, Goldberg P, Chiotti L, Dibble HL, Guérin G, et al. The new</w:t>
+      </w:r>
+      <w:r>
+        <w:t xml:space="preserve"> </w:t>
+      </w:r>
+      <w:r>
+        <w:t xml:space="preserve">14C</w:t>
+      </w:r>
+      <w:r>
+        <w:t xml:space="preserve"> </w:t>
+      </w:r>
+      <w:r>
+        <w:t xml:space="preserve">chronology for the</w:t>
+      </w:r>
+      <w:r>
+        <w:t xml:space="preserve"> </w:t>
+      </w:r>
+      <w:r>
+        <w:t xml:space="preserve">Palaeolithic</w:t>
+      </w:r>
+      <w:r>
+        <w:t xml:space="preserve"> </w:t>
+      </w:r>
+      <w:r>
+        <w:t xml:space="preserve">site of</w:t>
+      </w:r>
+      <w:r>
+        <w:t xml:space="preserve"> </w:t>
+      </w:r>
+      <w:r>
+        <w:t xml:space="preserve">La</w:t>
+      </w:r>
+      <w:r>
+        <w:t xml:space="preserve"> </w:t>
+      </w:r>
+      <w:r>
+        <w:t xml:space="preserve">Ferrassie</w:t>
+      </w:r>
+      <w:r>
+        <w:t xml:space="preserve">,</w:t>
+      </w:r>
+      <w:r>
+        <w:t xml:space="preserve"> </w:t>
+      </w:r>
+      <w:r>
+        <w:t xml:space="preserve">France</w:t>
+      </w:r>
+      <w:r>
+        <w:t xml:space="preserve">: The disappearance of</w:t>
       </w:r>
       <w:r>
         <w:t xml:space="preserve"> </w:t>
@@ -9132,7 +9208,67 @@
         <w:t xml:space="preserve"> </w:t>
       </w:r>
       <w:r>
-        <w:t xml:space="preserve">and</w:t>
+        <w:t xml:space="preserve">and the arrival of</w:t>
+      </w:r>
+      <w:r>
+        <w:t xml:space="preserve"> </w:t>
+      </w:r>
+      <w:r>
+        <w:t xml:space="preserve">Homo</w:t>
+      </w:r>
+      <w:r>
+        <w:t xml:space="preserve"> </w:t>
+      </w:r>
+      <w:r>
+        <w:t xml:space="preserve">sapiens in</w:t>
+      </w:r>
+      <w:r>
+        <w:t xml:space="preserve"> </w:t>
+      </w:r>
+      <w:r>
+        <w:t xml:space="preserve">France</w:t>
+      </w:r>
+      <w:r>
+        <w:t xml:space="preserve">. J Quat Sci. 2020;35: 961–973. doi:</w:t>
+      </w:r>
+      <w:hyperlink r:id="rId300">
+        <w:r>
+          <w:rPr>
+            <w:rStyle w:val="Hyperlink"/>
+          </w:rPr>
+          <w:t xml:space="preserve">10.1002/jqs.3236</w:t>
+        </w:r>
+      </w:hyperlink>
+    </w:p>
+    <w:bookmarkEnd w:id="301"/>
+    <w:bookmarkStart w:id="303" w:name="ref-Wild_et_al_2005"/>
+    <w:p>
+      <w:pPr>
+        <w:pStyle w:val="Bibliography"/>
+      </w:pPr>
+      <w:r>
+        <w:t xml:space="preserve">127.</w:t>
+      </w:r>
+      <w:r>
+        <w:t xml:space="preserve"> </w:t>
+      </w:r>
+      <w:r>
+        <w:t xml:space="preserve">	</w:t>
+      </w:r>
+      <w:r>
+        <w:t xml:space="preserve">Wild EM, Teschler-Nicola M, Kutschera W, Steier P, Trinkaus E, Wanek W. Direct dating of</w:t>
+      </w:r>
+      <w:r>
+        <w:t xml:space="preserve"> </w:t>
+      </w:r>
+      <w:r>
+        <w:t xml:space="preserve">Early</w:t>
+      </w:r>
+      <w:r>
+        <w:t xml:space="preserve"> </w:t>
+      </w:r>
+      <w:r>
+        <w:t xml:space="preserve">Upper</w:t>
       </w:r>
       <w:r>
         <w:t xml:space="preserve"> </w:t>
@@ -9144,895 +9280,74 @@
         <w:t xml:space="preserve"> </w:t>
       </w:r>
       <w:r>
-        <w:t xml:space="preserve">modern humans: Archaeological evidence, Springer Nature Singapore; 2019, p. 179–91.</w:t>
-      </w:r>
-      <w:r>
-        <w:t xml:space="preserve"> </w:t>
-      </w:r>
-      <w:hyperlink r:id="rId274">
-        <w:r>
-          <w:rPr>
-            <w:rStyle w:val="Hyperlink"/>
-          </w:rPr>
-          <w:t xml:space="preserve">https://doi.org/10.1007/978-981-13-8980-1_12</w:t>
-        </w:r>
-      </w:hyperlink>
-      <w:r>
-        <w:t xml:space="preserve">.</w:t>
-      </w:r>
-    </w:p>
-    <w:bookmarkEnd w:id="275"/>
-    <w:bookmarkStart w:id="276" w:name="ref-Rogers_2018"/>
-    <w:p>
-      <w:pPr>
-        <w:pStyle w:val="Bibliography"/>
-      </w:pPr>
-      <w:r>
-        <w:t xml:space="preserve">[113]</w:t>
-      </w:r>
-      <w:r>
-        <w:t xml:space="preserve"> </w:t>
-      </w:r>
-      <w:r>
-        <w:t xml:space="preserve">	</w:t>
-      </w:r>
-      <w:r>
-        <w:t xml:space="preserve">Rogers L. Human-material interaction in the</w:t>
-      </w:r>
-      <w:r>
-        <w:t xml:space="preserve"> </w:t>
-      </w:r>
-      <w:r>
-        <w:t xml:space="preserve">Aurignacian</w:t>
-      </w:r>
-      <w:r>
-        <w:t xml:space="preserve"> </w:t>
-      </w:r>
-      <w:r>
-        <w:t xml:space="preserve">of</w:t>
-      </w:r>
-      <w:r>
-        <w:t xml:space="preserve"> </w:t>
-      </w:r>
-      <w:r>
-        <w:t xml:space="preserve">Europe</w:t>
-      </w:r>
-      <w:r>
-        <w:t xml:space="preserve">, 35,000-27,000</w:t>
-      </w:r>
-      <w:r>
-        <w:t xml:space="preserve"> </w:t>
-      </w:r>
-      <w:r>
-        <w:t xml:space="preserve">BP</w:t>
-      </w:r>
-      <w:r>
-        <w:t xml:space="preserve">: An analysis of marine shell ornament distribution. Master’s thesis. University of Victoria, 2018.</w:t>
-      </w:r>
-    </w:p>
-    <w:bookmarkEnd w:id="276"/>
-    <w:bookmarkStart w:id="278" w:name="X94f875be1b7e5d23641daff5d53857bec24e739"/>
-    <w:p>
-      <w:pPr>
-        <w:pStyle w:val="Bibliography"/>
-      </w:pPr>
-      <w:r>
-        <w:t xml:space="preserve">[114]</w:t>
-      </w:r>
-      <w:r>
-        <w:t xml:space="preserve"> </w:t>
-      </w:r>
-      <w:r>
-        <w:t xml:space="preserve">	</w:t>
-      </w:r>
-      <w:r>
-        <w:t xml:space="preserve">Golovanova LV, Doronichev VB, Doronicheva EV, Sapega VF, Shackley MS. Long-distance contacts and social networks of the</w:t>
-      </w:r>
-      <w:r>
-        <w:t xml:space="preserve"> </w:t>
-      </w:r>
-      <w:r>
-        <w:t xml:space="preserve">Upper Palaeolithic</w:t>
-      </w:r>
-      <w:r>
-        <w:t xml:space="preserve"> </w:t>
-      </w:r>
-      <w:r>
-        <w:t xml:space="preserve">humans in the</w:t>
-      </w:r>
-      <w:r>
-        <w:t xml:space="preserve"> </w:t>
-      </w:r>
-      <w:r>
-        <w:t xml:space="preserve">North-Western Caucasus</w:t>
-      </w:r>
-      <w:r>
-        <w:t xml:space="preserve"> </w:t>
-      </w:r>
-      <w:r>
-        <w:t xml:space="preserve">(on data from</w:t>
-      </w:r>
-      <w:r>
-        <w:t xml:space="preserve"> </w:t>
-      </w:r>
-      <w:r>
-        <w:t xml:space="preserve">Mezmaiskaya Cave</w:t>
-      </w:r>
-      <w:r>
-        <w:t xml:space="preserve">,</w:t>
-      </w:r>
-      <w:r>
-        <w:t xml:space="preserve"> </w:t>
-      </w:r>
-      <w:r>
-        <w:t xml:space="preserve">Russia</w:t>
-      </w:r>
-      <w:r>
-        <w:t xml:space="preserve">). Journal of Archaeological Science: Reports 2021;39:103118.</w:t>
-      </w:r>
-      <w:r>
-        <w:t xml:space="preserve"> </w:t>
-      </w:r>
-      <w:hyperlink r:id="rId277">
-        <w:r>
-          <w:rPr>
-            <w:rStyle w:val="Hyperlink"/>
-          </w:rPr>
-          <w:t xml:space="preserve">https://doi.org/10.1016/j.jasrep.2021.103118</w:t>
-        </w:r>
-      </w:hyperlink>
-      <w:r>
-        <w:t xml:space="preserve">.</w:t>
-      </w:r>
-    </w:p>
-    <w:bookmarkEnd w:id="278"/>
-    <w:bookmarkStart w:id="280" w:name="ref-Gamble_1982"/>
-    <w:p>
-      <w:pPr>
-        <w:pStyle w:val="Bibliography"/>
-      </w:pPr>
-      <w:r>
-        <w:t xml:space="preserve">[115]</w:t>
-      </w:r>
-      <w:r>
-        <w:t xml:space="preserve"> </w:t>
-      </w:r>
-      <w:r>
-        <w:t xml:space="preserve">	</w:t>
-      </w:r>
-      <w:r>
-        <w:t xml:space="preserve">Gamble C. Interaction and alliance in</w:t>
-      </w:r>
-      <w:r>
-        <w:t xml:space="preserve"> </w:t>
-      </w:r>
-      <w:r>
-        <w:t xml:space="preserve">Palaeolithic</w:t>
-      </w:r>
-      <w:r>
-        <w:t xml:space="preserve"> </w:t>
-      </w:r>
-      <w:r>
-        <w:t xml:space="preserve">society. Man 1982;17:92–107.</w:t>
-      </w:r>
-      <w:r>
-        <w:t xml:space="preserve"> </w:t>
-      </w:r>
-      <w:hyperlink r:id="rId279">
-        <w:r>
-          <w:rPr>
-            <w:rStyle w:val="Hyperlink"/>
-          </w:rPr>
-          <w:t xml:space="preserve">https://doi.org/10.2307/2802103</w:t>
-        </w:r>
-      </w:hyperlink>
-      <w:r>
-        <w:t xml:space="preserve">.</w:t>
-      </w:r>
-    </w:p>
-    <w:bookmarkEnd w:id="280"/>
-    <w:bookmarkStart w:id="282" w:name="Xba346573845225b1b1d5ef358e2fea0d893a789"/>
-    <w:p>
-      <w:pPr>
-        <w:pStyle w:val="Bibliography"/>
-      </w:pPr>
-      <w:r>
-        <w:t xml:space="preserve">[116]</w:t>
-      </w:r>
-      <w:r>
-        <w:t xml:space="preserve"> </w:t>
-      </w:r>
-      <w:r>
-        <w:t xml:space="preserve">	</w:t>
-      </w:r>
-      <w:r>
-        <w:t xml:space="preserve">Greenbaum G, Friesem DE, Hovers E, Feldman MW, Kolodny O. Was inter-population connectivity of</w:t>
-      </w:r>
-      <w:r>
-        <w:t xml:space="preserve"> </w:t>
-      </w:r>
-      <w:r>
-        <w:t xml:space="preserve">Neanderthals</w:t>
-      </w:r>
-      <w:r>
-        <w:t xml:space="preserve"> </w:t>
-      </w:r>
-      <w:r>
-        <w:t xml:space="preserve">and modern humans the driver of the</w:t>
-      </w:r>
-      <w:r>
-        <w:t xml:space="preserve"> </w:t>
-      </w:r>
-      <w:r>
-        <w:t xml:space="preserve">Upper Paleolithic</w:t>
-      </w:r>
-      <w:r>
-        <w:t xml:space="preserve"> </w:t>
-      </w:r>
-      <w:r>
-        <w:t xml:space="preserve">transition rather than its product? Quaternary Science Reviews 2019;217:316–29.</w:t>
-      </w:r>
-      <w:r>
-        <w:t xml:space="preserve"> </w:t>
-      </w:r>
-      <w:hyperlink r:id="rId281">
-        <w:r>
-          <w:rPr>
-            <w:rStyle w:val="Hyperlink"/>
-          </w:rPr>
-          <w:t xml:space="preserve">https://doi.org/10.1016/j.quascirev.2018.12.011</w:t>
-        </w:r>
-      </w:hyperlink>
-      <w:r>
-        <w:t xml:space="preserve">.</w:t>
-      </w:r>
-    </w:p>
-    <w:bookmarkEnd w:id="282"/>
-    <w:bookmarkStart w:id="284" w:name="ref-Creanza_Kolodny_Feldman_2017"/>
-    <w:p>
-      <w:pPr>
-        <w:pStyle w:val="Bibliography"/>
-      </w:pPr>
-      <w:r>
-        <w:t xml:space="preserve">[117]</w:t>
-      </w:r>
-      <w:r>
-        <w:t xml:space="preserve"> </w:t>
-      </w:r>
-      <w:r>
-        <w:t xml:space="preserve">	</w:t>
-      </w:r>
-      <w:r>
-        <w:t xml:space="preserve">Creanza N, Kolodny O, Feldman MW. Greater than the sum of its parts? Modelling population contact and interaction of cultural repertoires. Journal of The Royal Society Interface 2017;14:20170171.</w:t>
-      </w:r>
-      <w:r>
-        <w:t xml:space="preserve"> </w:t>
-      </w:r>
-      <w:hyperlink r:id="rId283">
-        <w:r>
-          <w:rPr>
-            <w:rStyle w:val="Hyperlink"/>
-          </w:rPr>
-          <w:t xml:space="preserve">https://doi.org/10.1098/rsif.2017.0171</w:t>
-        </w:r>
-      </w:hyperlink>
-      <w:r>
-        <w:t xml:space="preserve">.</w:t>
-      </w:r>
-    </w:p>
-    <w:bookmarkEnd w:id="284"/>
-    <w:bookmarkStart w:id="286" w:name="ref-Cullen_1996"/>
-    <w:p>
-      <w:pPr>
-        <w:pStyle w:val="Bibliography"/>
-      </w:pPr>
-      <w:r>
-        <w:t xml:space="preserve">[118]</w:t>
-      </w:r>
-      <w:r>
-        <w:t xml:space="preserve"> </w:t>
-      </w:r>
-      <w:r>
-        <w:t xml:space="preserve">	</w:t>
-      </w:r>
-      <w:r>
-        <w:t xml:space="preserve">Cullen BRS. Cultural virus theory and the eusocial pottery assemblage. In: Maschner HDG, editor. Darwinian archaeologies, Boston, MA: Springer US; 1996, p. 43–59.</w:t>
-      </w:r>
-      <w:r>
-        <w:t xml:space="preserve"> </w:t>
-      </w:r>
-      <w:hyperlink r:id="rId285">
-        <w:r>
-          <w:rPr>
-            <w:rStyle w:val="Hyperlink"/>
-          </w:rPr>
-          <w:t xml:space="preserve">https://doi.org/10.1007/978-1-4757-9945-3_4</w:t>
-        </w:r>
-      </w:hyperlink>
-      <w:r>
-        <w:t xml:space="preserve">.</w:t>
-      </w:r>
-    </w:p>
-    <w:bookmarkEnd w:id="286"/>
-    <w:bookmarkStart w:id="288" w:name="ref-Hill_Wood_Baggio_Hurtado_Boyd_2014"/>
-    <w:p>
-      <w:pPr>
-        <w:pStyle w:val="Bibliography"/>
-      </w:pPr>
-      <w:r>
-        <w:t xml:space="preserve">[119]</w:t>
-      </w:r>
-      <w:r>
-        <w:t xml:space="preserve"> </w:t>
-      </w:r>
-      <w:r>
-        <w:t xml:space="preserve">	</w:t>
-      </w:r>
-      <w:r>
-        <w:t xml:space="preserve">Hill KR, Wood BM, Baggio J, Hurtado AM, Boyd RT. Hunter-gatherer inter-band interaction rates: Implications for cumulative culture. PLOS ONE 2014;9:e102806.</w:t>
-      </w:r>
-      <w:r>
-        <w:t xml:space="preserve"> </w:t>
-      </w:r>
-      <w:hyperlink r:id="rId287">
-        <w:r>
-          <w:rPr>
-            <w:rStyle w:val="Hyperlink"/>
-          </w:rPr>
-          <w:t xml:space="preserve">https://doi.org/10.1371/journal.pone.0102806</w:t>
-        </w:r>
-      </w:hyperlink>
-      <w:r>
-        <w:t xml:space="preserve">.</w:t>
-      </w:r>
-    </w:p>
-    <w:bookmarkEnd w:id="288"/>
-    <w:bookmarkStart w:id="290" w:name="ref-Derex_Boyd_2016"/>
-    <w:p>
-      <w:pPr>
-        <w:pStyle w:val="Bibliography"/>
-      </w:pPr>
-      <w:r>
-        <w:t xml:space="preserve">[120]</w:t>
-      </w:r>
-      <w:r>
-        <w:t xml:space="preserve"> </w:t>
-      </w:r>
-      <w:r>
-        <w:t xml:space="preserve">	</w:t>
-      </w:r>
-      <w:r>
-        <w:t xml:space="preserve">Derex M, Boyd R. Partial connectivity increases cultural accumulation within groups. Proceedings of the National Academy of Sciences 2016;113:2982–7.</w:t>
-      </w:r>
-      <w:r>
-        <w:t xml:space="preserve"> </w:t>
-      </w:r>
-      <w:hyperlink r:id="rId289">
-        <w:r>
-          <w:rPr>
-            <w:rStyle w:val="Hyperlink"/>
-          </w:rPr>
-          <w:t xml:space="preserve">https://doi.org/10.1073/pnas.1518798113</w:t>
-        </w:r>
-      </w:hyperlink>
-      <w:r>
-        <w:t xml:space="preserve">.</w:t>
-      </w:r>
-    </w:p>
-    <w:bookmarkEnd w:id="290"/>
-    <w:bookmarkStart w:id="291" w:name="ref-Von_Petzinger_2009"/>
-    <w:p>
-      <w:pPr>
-        <w:pStyle w:val="Bibliography"/>
-      </w:pPr>
-      <w:r>
-        <w:t xml:space="preserve">[121]</w:t>
-      </w:r>
-      <w:r>
-        <w:t xml:space="preserve"> </w:t>
-      </w:r>
-      <w:r>
-        <w:t xml:space="preserve">	</w:t>
-      </w:r>
-      <w:r>
-        <w:t xml:space="preserve">Von Petzinger G. Making the abstract concrete: The place of geometric signs in</w:t>
-      </w:r>
-      <w:r>
-        <w:t xml:space="preserve"> </w:t>
-      </w:r>
-      <w:r>
-        <w:t xml:space="preserve">French</w:t>
-      </w:r>
-      <w:r>
-        <w:t xml:space="preserve"> </w:t>
-      </w:r>
-      <w:r>
-        <w:t xml:space="preserve">Upper Paleolithic</w:t>
-      </w:r>
-      <w:r>
-        <w:t xml:space="preserve"> </w:t>
-      </w:r>
-      <w:r>
-        <w:t xml:space="preserve">parietal art. Master’s thesis. University of Victoria, 2009.</w:t>
-      </w:r>
-    </w:p>
-    <w:bookmarkEnd w:id="291"/>
-    <w:bookmarkStart w:id="293" w:name="ref-Herskind2023"/>
-    <w:p>
-      <w:pPr>
-        <w:pStyle w:val="Bibliography"/>
-      </w:pPr>
-      <w:r>
-        <w:t xml:space="preserve">[122]</w:t>
-      </w:r>
-      <w:r>
-        <w:t xml:space="preserve"> </w:t>
-      </w:r>
-      <w:r>
-        <w:t xml:space="preserve">	</w:t>
-      </w:r>
-      <w:r>
-        <w:t xml:space="preserve">Herskind LLP. A case for idle graffiti: Challenging the semiotic resurgence within prehistoric art research. Hunter Gatherer Research 2023;9:59–93.</w:t>
-      </w:r>
-      <w:r>
-        <w:t xml:space="preserve"> </w:t>
-      </w:r>
-      <w:hyperlink r:id="rId292">
-        <w:r>
-          <w:rPr>
-            <w:rStyle w:val="Hyperlink"/>
-          </w:rPr>
-          <w:t xml:space="preserve">https://doi.org/10.3828/hgr.2023.12</w:t>
-        </w:r>
-      </w:hyperlink>
-      <w:r>
-        <w:t xml:space="preserve">.</w:t>
-      </w:r>
-    </w:p>
-    <w:bookmarkEnd w:id="293"/>
-    <w:bookmarkStart w:id="295" w:name="ref-Gravel-Miguel_Coward_2023"/>
-    <w:p>
-      <w:pPr>
-        <w:pStyle w:val="Bibliography"/>
-      </w:pPr>
-      <w:r>
-        <w:t xml:space="preserve">[123]</w:t>
-      </w:r>
-      <w:r>
-        <w:t xml:space="preserve"> </w:t>
-      </w:r>
-      <w:r>
-        <w:t xml:space="preserve">	</w:t>
-      </w:r>
-      <w:r>
-        <w:t xml:space="preserve">Gravel-Miguel C, Coward F.</w:t>
-      </w:r>
-      <w:r>
-        <w:t xml:space="preserve"> </w:t>
-      </w:r>
-      <w:r>
-        <w:t xml:space="preserve">Paleolithic</w:t>
-      </w:r>
-      <w:r>
-        <w:t xml:space="preserve"> </w:t>
-      </w:r>
-      <w:r>
-        <w:t xml:space="preserve">social networks and behavioral modernity. The oxford handbook of archaeological network research, Oxford University Press; 2023, p. 443–58.</w:t>
-      </w:r>
-      <w:r>
-        <w:t xml:space="preserve"> </w:t>
-      </w:r>
-      <w:hyperlink r:id="rId294">
-        <w:r>
-          <w:rPr>
-            <w:rStyle w:val="Hyperlink"/>
-          </w:rPr>
-          <w:t xml:space="preserve">https://doi.org/10.1093/oxfordhb/9780198854265.013.31</w:t>
-        </w:r>
-      </w:hyperlink>
-      <w:r>
-        <w:t xml:space="preserve">.</w:t>
-      </w:r>
-    </w:p>
-    <w:bookmarkEnd w:id="295"/>
-    <w:bookmarkStart w:id="297" w:name="X42e36537dda68556aeacf852410efd6ac3bb1ca"/>
-    <w:p>
-      <w:pPr>
-        <w:pStyle w:val="Bibliography"/>
-      </w:pPr>
-      <w:r>
-        <w:t xml:space="preserve">[124]</w:t>
-      </w:r>
-      <w:r>
-        <w:t xml:space="preserve"> </w:t>
-      </w:r>
-      <w:r>
-        <w:t xml:space="preserve">	</w:t>
-      </w:r>
-      <w:r>
-        <w:t xml:space="preserve">Daems D, Coco E, Gillreath-Brown A, Kafetzaki D. The effects of time-averaging on archaeological networks. Journal of Archaeological Method and Theory 2024;31:473–506.</w:t>
-      </w:r>
-      <w:r>
-        <w:t xml:space="preserve"> </w:t>
-      </w:r>
-      <w:hyperlink r:id="rId296">
-        <w:r>
-          <w:rPr>
-            <w:rStyle w:val="Hyperlink"/>
-          </w:rPr>
-          <w:t xml:space="preserve">https://doi.org/10.1007/s10816-023-09608-7</w:t>
-        </w:r>
-      </w:hyperlink>
-      <w:r>
-        <w:t xml:space="preserve">.</w:t>
-      </w:r>
-    </w:p>
-    <w:bookmarkEnd w:id="297"/>
-    <w:bookmarkStart w:id="299" w:name="ref-Chiotti_2005"/>
-    <w:p>
-      <w:pPr>
-        <w:pStyle w:val="Bibliography"/>
-      </w:pPr>
-      <w:r>
-        <w:t xml:space="preserve">[125]</w:t>
-      </w:r>
-      <w:r>
-        <w:t xml:space="preserve"> </w:t>
-      </w:r>
-      <w:r>
-        <w:t xml:space="preserve">	</w:t>
-      </w:r>
-      <w:r>
-        <w:t xml:space="preserve">Chiotti L. Les industries lithiques aurignaciennes de l’abri</w:t>
-      </w:r>
-      <w:r>
-        <w:t xml:space="preserve"> </w:t>
-      </w:r>
-      <w:r>
-        <w:t xml:space="preserve">Pataud</w:t>
-      </w:r>
-      <w:r>
-        <w:t xml:space="preserve">,</w:t>
-      </w:r>
-      <w:r>
-        <w:t xml:space="preserve"> </w:t>
-      </w:r>
-      <w:r>
-        <w:t xml:space="preserve">Dordogne</w:t>
-      </w:r>
-      <w:r>
-        <w:t xml:space="preserve">,</w:t>
-      </w:r>
-      <w:r>
-        <w:t xml:space="preserve"> </w:t>
-      </w:r>
-      <w:r>
-        <w:t xml:space="preserve">France</w:t>
-      </w:r>
-      <w:r>
-        <w:t xml:space="preserve">. Oxford: Archaeopress; 2005.</w:t>
-      </w:r>
-      <w:r>
-        <w:t xml:space="preserve"> </w:t>
-      </w:r>
-      <w:hyperlink r:id="rId298">
-        <w:r>
-          <w:rPr>
-            <w:rStyle w:val="Hyperlink"/>
-          </w:rPr>
-          <w:t xml:space="preserve">https://doi.org/10.30861/9781841718309</w:t>
-        </w:r>
-      </w:hyperlink>
-      <w:r>
-        <w:t xml:space="preserve">.</w:t>
-      </w:r>
-    </w:p>
-    <w:bookmarkEnd w:id="299"/>
-    <w:bookmarkStart w:id="301" w:name="ref-Higham_Abri_Pataud_2011"/>
-    <w:p>
-      <w:pPr>
-        <w:pStyle w:val="Bibliography"/>
-      </w:pPr>
-      <w:r>
-        <w:t xml:space="preserve">[126]</w:t>
-      </w:r>
-      <w:r>
-        <w:t xml:space="preserve"> </w:t>
-      </w:r>
-      <w:r>
-        <w:t xml:space="preserve">	</w:t>
-      </w:r>
-      <w:r>
-        <w:t xml:space="preserve">Higham TFG, Jacobi RM, Basell L, Ramsey CB, Chiotti L, Nespoulet R. Precision dating of the</w:t>
-      </w:r>
-      <w:r>
-        <w:t xml:space="preserve"> </w:t>
-      </w:r>
-      <w:r>
-        <w:t xml:space="preserve">Palaeolithic</w:t>
-      </w:r>
-      <w:r>
-        <w:t xml:space="preserve">: A new radiocarbon chronology for the</w:t>
-      </w:r>
-      <w:r>
-        <w:t xml:space="preserve"> </w:t>
-      </w:r>
-      <w:r>
-        <w:t xml:space="preserve">Abri Pataud</w:t>
-      </w:r>
-      <w:r>
-        <w:t xml:space="preserve"> </w:t>
-      </w:r>
-      <w:r>
-        <w:t xml:space="preserve">(</w:t>
-      </w:r>
-      <w:r>
-        <w:t xml:space="preserve">France</w:t>
-      </w:r>
-      <w:r>
-        <w:t xml:space="preserve">), a key</w:t>
-      </w:r>
-      <w:r>
-        <w:t xml:space="preserve"> </w:t>
-      </w:r>
-      <w:r>
-        <w:t xml:space="preserve">Aurignacian</w:t>
-      </w:r>
-      <w:r>
-        <w:t xml:space="preserve"> </w:t>
-      </w:r>
-      <w:r>
-        <w:t xml:space="preserve">sequence. Journal of Human Evolution 2011;61:549–63.</w:t>
-      </w:r>
-      <w:r>
-        <w:t xml:space="preserve"> </w:t>
-      </w:r>
-      <w:hyperlink r:id="rId300">
-        <w:r>
-          <w:rPr>
-            <w:rStyle w:val="Hyperlink"/>
-          </w:rPr>
-          <w:t xml:space="preserve">https://doi.org/10.1016/j.jhevol.2011.06.005</w:t>
-        </w:r>
-      </w:hyperlink>
-      <w:r>
-        <w:t xml:space="preserve">.</w:t>
-      </w:r>
-    </w:p>
-    <w:bookmarkEnd w:id="301"/>
-    <w:bookmarkStart w:id="303" w:name="ref-Talamo_La_Ferrassie_2020"/>
-    <w:p>
-      <w:pPr>
-        <w:pStyle w:val="Bibliography"/>
-      </w:pPr>
-      <w:r>
-        <w:t xml:space="preserve">[127]</w:t>
-      </w:r>
-      <w:r>
-        <w:t xml:space="preserve"> </w:t>
-      </w:r>
-      <w:r>
-        <w:t xml:space="preserve">	</w:t>
-      </w:r>
-      <w:r>
-        <w:t xml:space="preserve">Talamo S, Aldeias V, Goldberg P, Chiotti L, Dibble HL, Guérin G, et al. The new</w:t>
-      </w:r>
-      <w:r>
-        <w:t xml:space="preserve"> </w:t>
-      </w:r>
-      <w:r>
-        <w:t xml:space="preserve">14C</w:t>
-      </w:r>
-      <w:r>
-        <w:t xml:space="preserve"> </w:t>
-      </w:r>
-      <w:r>
-        <w:t xml:space="preserve">chronology for the</w:t>
-      </w:r>
-      <w:r>
-        <w:t xml:space="preserve"> </w:t>
-      </w:r>
-      <w:r>
-        <w:t xml:space="preserve">Palaeolithic</w:t>
-      </w:r>
-      <w:r>
-        <w:t xml:space="preserve"> </w:t>
-      </w:r>
-      <w:r>
-        <w:t xml:space="preserve">site of</w:t>
-      </w:r>
-      <w:r>
-        <w:t xml:space="preserve"> </w:t>
-      </w:r>
-      <w:r>
-        <w:t xml:space="preserve">La</w:t>
-      </w:r>
-      <w:r>
-        <w:t xml:space="preserve"> </w:t>
-      </w:r>
-      <w:r>
-        <w:t xml:space="preserve">Ferrassie</w:t>
-      </w:r>
-      <w:r>
-        <w:t xml:space="preserve">,</w:t>
-      </w:r>
-      <w:r>
-        <w:t xml:space="preserve"> </w:t>
-      </w:r>
-      <w:r>
-        <w:t xml:space="preserve">France</w:t>
-      </w:r>
-      <w:r>
-        <w:t xml:space="preserve">: The disappearance of</w:t>
-      </w:r>
-      <w:r>
-        <w:t xml:space="preserve"> </w:t>
-      </w:r>
-      <w:r>
-        <w:t xml:space="preserve">Neanderthals</w:t>
-      </w:r>
-      <w:r>
-        <w:t xml:space="preserve"> </w:t>
-      </w:r>
-      <w:r>
-        <w:t xml:space="preserve">and the arrival of</w:t>
-      </w:r>
-      <w:r>
-        <w:t xml:space="preserve"> </w:t>
-      </w:r>
-      <w:r>
-        <w:t xml:space="preserve">Homo</w:t>
-      </w:r>
-      <w:r>
-        <w:t xml:space="preserve"> </w:t>
-      </w:r>
-      <w:r>
-        <w:t xml:space="preserve">sapiens in</w:t>
-      </w:r>
-      <w:r>
-        <w:t xml:space="preserve"> </w:t>
-      </w:r>
-      <w:r>
-        <w:t xml:space="preserve">France</w:t>
-      </w:r>
-      <w:r>
-        <w:t xml:space="preserve">. Journal of Quaternary Science 2020;35:961–73.</w:t>
-      </w:r>
-      <w:r>
-        <w:t xml:space="preserve"> </w:t>
+        <w:t xml:space="preserve">human remains from</w:t>
+      </w:r>
+      <w:r>
+        <w:t xml:space="preserve"> </w:t>
+      </w:r>
+      <w:r>
+        <w:t xml:space="preserve">Mlade</w:t>
+      </w:r>
+      <w:r>
+        <w:t xml:space="preserve">č</w:t>
+      </w:r>
+      <w:r>
+        <w:t xml:space="preserve">. Nature. 2005;435: 332–335. doi:</w:t>
       </w:r>
       <w:hyperlink r:id="rId302">
         <w:r>
           <w:rPr>
             <w:rStyle w:val="Hyperlink"/>
           </w:rPr>
-          <w:t xml:space="preserve">https://doi.org/10.1002/jqs.3236</w:t>
-        </w:r>
-      </w:hyperlink>
-      <w:r>
-        <w:t xml:space="preserve">.</w:t>
-      </w:r>
+          <w:t xml:space="preserve">10.1038/nature03585</w:t>
+        </w:r>
+      </w:hyperlink>
     </w:p>
     <w:bookmarkEnd w:id="303"/>
-    <w:bookmarkStart w:id="305" w:name="ref-Wild_et_al_2005"/>
-    <w:p>
-      <w:pPr>
-        <w:pStyle w:val="Bibliography"/>
-      </w:pPr>
-      <w:r>
-        <w:t xml:space="preserve">[128]</w:t>
-      </w:r>
-      <w:r>
-        <w:t xml:space="preserve"> </w:t>
-      </w:r>
-      <w:r>
-        <w:t xml:space="preserve">	</w:t>
-      </w:r>
-      <w:r>
-        <w:t xml:space="preserve">Wild EM, Teschler-Nicola M, Kutschera W, Steier P, Trinkaus E, Wanek W. Direct dating of</w:t>
-      </w:r>
-      <w:r>
-        <w:t xml:space="preserve"> </w:t>
-      </w:r>
-      <w:r>
-        <w:t xml:space="preserve">Early</w:t>
-      </w:r>
-      <w:r>
-        <w:t xml:space="preserve"> </w:t>
-      </w:r>
-      <w:r>
-        <w:t xml:space="preserve">Upper</w:t>
-      </w:r>
-      <w:r>
-        <w:t xml:space="preserve"> </w:t>
-      </w:r>
-      <w:r>
-        <w:t xml:space="preserve">Palaeolithic</w:t>
-      </w:r>
-      <w:r>
-        <w:t xml:space="preserve"> </w:t>
-      </w:r>
-      <w:r>
-        <w:t xml:space="preserve">human remains from</w:t>
-      </w:r>
-      <w:r>
-        <w:t xml:space="preserve"> </w:t>
-      </w:r>
-      <w:r>
-        <w:t xml:space="preserve">Mlade</w:t>
-      </w:r>
-      <w:r>
-        <w:t xml:space="preserve">č</w:t>
-      </w:r>
-      <w:r>
-        <w:t xml:space="preserve">. Nature 2005;435:332–5.</w:t>
-      </w:r>
-      <w:r>
-        <w:t xml:space="preserve"> </w:t>
+    <w:bookmarkStart w:id="305" w:name="ref-Schurch_Conard_2026_reassess"/>
+    <w:p>
+      <w:pPr>
+        <w:pStyle w:val="Bibliography"/>
+      </w:pPr>
+      <w:r>
+        <w:t xml:space="preserve">128.</w:t>
+      </w:r>
+      <w:r>
+        <w:t xml:space="preserve"> </w:t>
+      </w:r>
+      <w:r>
+        <w:t xml:space="preserve">	</w:t>
+      </w:r>
+      <w:r>
+        <w:t xml:space="preserve">Schürch B, Conard NJ. Reassessing the cultural stratigraphy of</w:t>
+      </w:r>
+      <w:r>
+        <w:t xml:space="preserve"> </w:t>
+      </w:r>
+      <w:r>
+        <w:t xml:space="preserve">Vogelherd</w:t>
+      </w:r>
+      <w:r>
+        <w:t xml:space="preserve"> </w:t>
+      </w:r>
+      <w:r>
+        <w:t xml:space="preserve">Cave</w:t>
+      </w:r>
+      <w:r>
+        <w:t xml:space="preserve">. J Paleolit Archaeol. 2026;9. doi:</w:t>
       </w:r>
       <w:hyperlink r:id="rId304">
         <w:r>
           <w:rPr>
             <w:rStyle w:val="Hyperlink"/>
           </w:rPr>
-          <w:t xml:space="preserve">https://doi.org/10.1038/nature03585</w:t>
-        </w:r>
-      </w:hyperlink>
-      <w:r>
-        <w:t xml:space="preserve">.</w:t>
-      </w:r>
+          <w:t xml:space="preserve">10.1007/s41982-025-00246-x</w:t>
+        </w:r>
+      </w:hyperlink>
     </w:p>
     <w:bookmarkEnd w:id="305"/>
-    <w:bookmarkStart w:id="307" w:name="ref-Schurch_Conard_2026_reassess"/>
-    <w:p>
-      <w:pPr>
-        <w:pStyle w:val="Bibliography"/>
-      </w:pPr>
-      <w:r>
-        <w:t xml:space="preserve">[129]</w:t>
-      </w:r>
-      <w:r>
-        <w:t xml:space="preserve"> </w:t>
-      </w:r>
-      <w:r>
-        <w:t xml:space="preserve">	</w:t>
-      </w:r>
-      <w:r>
-        <w:t xml:space="preserve">Schürch B, Conard NJ. Reassessing the cultural stratigraphy of</w:t>
-      </w:r>
-      <w:r>
-        <w:t xml:space="preserve"> </w:t>
-      </w:r>
-      <w:r>
-        <w:t xml:space="preserve">Vogelherd</w:t>
-      </w:r>
-      <w:r>
-        <w:t xml:space="preserve"> </w:t>
-      </w:r>
-      <w:r>
-        <w:t xml:space="preserve">Cave</w:t>
-      </w:r>
-      <w:r>
-        <w:t xml:space="preserve">. Journal of Paleolithic Archaeology 2026;9.</w:t>
-      </w:r>
-      <w:r>
-        <w:t xml:space="preserve"> </w:t>
-      </w:r>
-      <w:hyperlink r:id="rId306">
-        <w:r>
-          <w:rPr>
-            <w:rStyle w:val="Hyperlink"/>
-          </w:rPr>
-          <w:t xml:space="preserve">https://doi.org/10.1007/s41982-025-00246-x</w:t>
-        </w:r>
-      </w:hyperlink>
-      <w:r>
-        <w:t xml:space="preserve">.</w:t>
-      </w:r>
-    </w:p>
+    <w:bookmarkEnd w:id="306"/>
     <w:bookmarkEnd w:id="307"/>
-    <w:bookmarkEnd w:id="308"/>
-    <w:bookmarkEnd w:id="309"/>
     <w:sectPr>
       <w:footnotePr>
         <w:numRestart w:val="eachSect"/>

--- a/paper/paper.docx
+++ b/paper/paper.docx
@@ -275,7 +275,7 @@
         <w:t xml:space="preserve"> </w:t>
       </w:r>
       <w:r>
-        <w:t xml:space="preserve">across western Eurasia. Geometric signs on mobile objects may have communicated information about identity or social connections, but it remains unclear whether their distribution records geographically structured groups. We assessed this question using SignBase 1.0, an open dataset of geometric signs from Upper Palaeolithic European sites. We assigned signs to two analytically defined Aurignacian phases and then analysed presence-absence data using seriation, stochastic block models, sign-sharing networks, and distance-based tests, and evaluated apparent group structure against randomization tests that preserved site richness and sign-type frequencies. Seriation revealed an apparent contrast between sites with restricted and broad sign repertoires, but neither the ordering nor the preference for multiple stochastic blocks exceeded the corresponding richness-preserving null models. The contrast was therefore better described as a gradient in repertoire richness than as a discrete partition, particularly in the smaller later-phase sample. Although the earlier phase produced a larger network, size-aware permutation tests found no significant phase difference in connectivity, community structure, or centrality. Geographic distance was not significantly associated with sign dissimilarity in either phase, although the small samples limit the ability to exclude moderate geographic effects. These results provide no evidence in this sample for discrete geographically structured sign groups analogous to those reported for personal ornaments. They also show that richness and sampling intensity must be separated from group structure when geometric signs are used to infer past social organization.</w:t>
+        <w:t xml:space="preserve">across western Eurasia. Geometric signs on mobile objects may have communicated information about identity or social connections, but it remains unclear whether their distribution records geographically structured groups. We assessed this question using SignBase 1.0, an open dataset of geometric signs from Upper Palaeolithic European sites. We assigned signs to two analytically defined Aurignacian phases and then analysed presence-absence data using seriation, stochastic block models, sign-sharing networks, and distance-based tests, and evaluated apparent group structure against randomization tests that preserved site richness and sign-type frequencies. Seriation revealed an apparent contrast between sites with restricted and broad sign repertoires, but neither the ordering nor the preference for multiple stochastic blocks exceeded the corresponding richness-preserving null models. The contrast was therefore better described as a gradient in repertoire richness than as a discrete partition, particularly in the smaller later-phase sample. Although the earlier phase produced a larger network, size-aware permutation tests found no significant phase difference in connectivity, community structure, or centrality. Geographic distance was not significantly associated with sign dissimilarity in either phase in Mantel tests, although a trend-surface analysis detected a weak east–west gradient in the earlier phase, and the small samples limit the ability to exclude moderate geographic effects. These results provide no evidence in this sample for discrete geographically structured sign groups analogous to those reported for personal ornaments. They also show that richness and sampling intensity must be separated from group structure when geometric signs are used to infer past social organization.</w:t>
       </w:r>
     </w:p>
     <w:p>
@@ -351,7 +351,7 @@
         <w:t xml:space="preserve">[11]</w:t>
       </w:r>
       <w:r>
-        <w:t xml:space="preserve">, provide direct evidence of symbolic behavior and connectivity in sign repertoires during this period. Here we investigate human social organization dynamics implied by the distribution and variation of geometric sign types found on mobile objects in Europe within a two-phase framework (Aur-P1/Aur-P2)</w:t>
+        <w:t xml:space="preserve">, provide direct evidence of symbolic behavior during this period. Here we investigate human social organization dynamics implied by the distribution and variation of geometric sign types found on mobile objects in Europe within a two-phase framework (Aur-P1/Aur-P2)</w:t>
       </w:r>
       <w:r>
         <w:t xml:space="preserve"> </w:t>
@@ -377,7 +377,7 @@
         <w:pStyle w:val="FirstParagraph"/>
       </w:pPr>
       <w:r>
-        <w:t xml:space="preserve">Previous work has fruitfully explored social organization dynamics of the Upper Palaeolithic using statistical analyses of objects to make claims about past cultural groups. Multivariate analyses of beads from the Gravettian technocomplex suggest an east to west cline of nine cultural groups</w:t>
+        <w:t xml:space="preserve">Previous work has fruitfully explored social organization dynamics of the Upper Palaeolithic using statistical analyses of objects to make claims about past cultural groups. Multivariate analyses of beads from the Gravettian technocomplex suggest nine cultural groups arranged from east to west</w:t>
       </w:r>
       <w:r>
         <w:t xml:space="preserve"> </w:t>
@@ -488,7 +488,7 @@
         <w:pStyle w:val="BodyText"/>
       </w:pPr>
       <w:r>
-        <w:t xml:space="preserve">Personal ornaments are worn on the body and may therefore communicate information about social identity directly to other individuals. Geometric signs engraved on mobile objects may have operated differently, potentially functioning as notation systems, ownership marks, mnemonic devices, ritual symbols, or identity markers. Whether they produce the same geographic patterning observed in ornaments therefore remains an open question. If sign repertoires operated primarily as identity markers, we would expect geographically structured patterning similar to that observed for ornaments. Conversely, the absence of such structure would suggest that geometric signs tracked other social processes or functions. In this study, we extend this previous work using geometric signs as identity markers to investigate group dynamics in the Aurignacian period using seriation and network analysis complemented by extensive sensitivity and validation analyses to evaluate whether sign repertoires identify geographically structured cultural groups, and if these change over time.</w:t>
+        <w:t xml:space="preserve">Personal ornaments are worn on the body and may therefore communicate information about social identity directly to other individuals. Geometric signs engraved on mobile objects may have operated differently, potentially functioning as notation systems, ownership marks, mnemonic devices, ritual symbols, or identity markers. Whether they produce the same geographic patterning observed in ornaments therefore remains an open question. If sign repertoires operated primarily as identity markers, we would expect geographically structured patterning similar to that observed for ornaments. Conversely, the absence of such structure would suggest that geometric signs tracked other social processes or functions. In this study, we extend this previous work: we use seriation and network analysis, with extensive sensitivity and validation analyses, to evaluate whether geometric-sign repertoires identify geographically structured cultural groups in the Aurignacian period, and whether these groups change over time.</w:t>
       </w:r>
     </w:p>
     <w:bookmarkEnd w:id="21"/>
@@ -584,7 +584,7 @@
         <w:t xml:space="preserve"> </w:t>
       </w:r>
       <w:r>
-        <w:t xml:space="preserve">used Bayesian modeling methods to estimate the timing of the transition between the Proto and Early Aurignacian, placing the Proto-Aurignacian at 41.5–39.9 ka cal BP, and the Early Aurignacian at 39.8–37.8 ka cal BP. They found that the Proto-Aurignacian occurs during the Greenland Interstadials (GI) 9 and 10, periods of climatic amelioration, while the Early Aurignacian began with the Heinrich Stadial, which is characterized by dry and arid conditions, and ends with GI 8.</w:t>
+        <w:t xml:space="preserve">used Bayesian modeling methods to estimate the timing of the transition between the Proto and Early Aurignacian, placing the Proto-Aurignacian at 41.5–39.9 ka cal BP, and the Early Aurignacian at 39.8–37.8 ka cal BP. They found that the Proto-Aurignacian occurs during the Greenland Interstadials (GI) 9 and 10, periods of climatic amelioration, while the Early Aurignacian began with Heinrich Stadial 4 (HS4), which is characterized by dry and arid conditions, and ends with GI 8.</w:t>
       </w:r>
     </w:p>
     <w:p>
@@ -643,7 +643,7 @@
         <w:t xml:space="preserve">[23]</w:t>
       </w:r>
       <w:r>
-        <w:t xml:space="preserve">. We therefore pool the Proto- and Early Aurignacian into Aur-P1 (43–37 ka cal BP) and treat the Evolved/Late Aurignacian as Aur-P2 (37–32 ka cal BP), following the two-phase scheme of Shao et al.</w:t>
+        <w:t xml:space="preserve">. We therefore pool the Proto- and Early Aurignacian into Aur-P1 (ca. 43–37.8 ka cal BP) and treat the Evolved/Late Aurignacian as Aur-P2 (ca. 37.8–32 ka cal BP), following the two-phase scheme of Shao et al.</w:t>
       </w:r>
       <w:r>
         <w:t xml:space="preserve"> </w:t>
@@ -773,7 +773,7 @@
                     <w:jc w:val="left"/>
                   </w:pPr>
                   <w:r>
-                    <w:t xml:space="preserve">43 - 37</w:t>
+                    <w:t xml:space="preserve">43 - 37.8</w:t>
                   </w:r>
                 </w:p>
               </w:tc>
@@ -827,7 +827,7 @@
                     <w:jc w:val="left"/>
                   </w:pPr>
                   <w:r>
-                    <w:t xml:space="preserve">37 - 32</w:t>
+                    <w:t xml:space="preserve">37.8 - 32</w:t>
                   </w:r>
                 </w:p>
               </w:tc>
@@ -941,7 +941,7 @@
         <w:t xml:space="preserve">”</w:t>
       </w:r>
       <w:r>
-        <w:t xml:space="preserve">. To improve the quality of our data, we excluded eight sites before phase assignment: Willendorf, because its single object carries only a sign classified as</w:t>
+        <w:t xml:space="preserve">. One further sign type (rectangle) occurs only at Abri de Laussel, a site that leaves the sample at the date-parsing step (S2), so it is absent from the analysed sample. To improve the quality of our data, we excluded eight sites before phase assignment: Willendorf, because its single object carries only a sign classified as</w:t>
       </w:r>
       <w:r>
         <w:t xml:space="preserve"> </w:t>
@@ -1064,7 +1064,7 @@
               <w:pStyle w:val="ImageCaption"/>
             </w:pPr>
             <w:r>
-              <w:t xml:space="preserve">Figure 1: A: Map of sites in each Aurignacian phase that contain geometric signs on mobile objects. B: Abundance of signs over time, phases indicated by colours. C: Distribution of object count by site, phases indicated by colours. Map data from naturalearthdata.com</w:t>
+              <w:t xml:space="preserve">Figure 1: A: Map of sites in each Aurignacian phase that contain geometric signs on mobile objects. B: Abundance of sign-bearing objects over time, phases indicated by colours. C: Distribution of object count by site, phases indicated by colours. Map data from naturalearthdata.com</w:t>
             </w:r>
             <w:r>
               <w:t xml:space="preserve"> </w:t>
@@ -1093,6 +1093,21 @@
         </w:r>
       </w:hyperlink>
       <w:r>
+        <w:t xml:space="preserve">). Operationally, we used the phase boundaries of Banks et al.</w:t>
+      </w:r>
+      <w:r>
+        <w:t xml:space="preserve"> </w:t>
+      </w:r>
+      <w:r>
+        <w:t xml:space="preserve">[22]</w:t>
+      </w:r>
+      <w:r>
+        <w:t xml:space="preserve">: objects with calibrated median ages above 39,799 cal BP are Proto-Aurignacian, 37,800–39,799 cal BP are Early Aurignacian, and 32,000–37,799 cal BP are Evolved/Late Aurignacian. The effective boundary between Aur-P1 and Aur-P2 is therefore 37,800 cal BP, not exactly 37,000 cal BP (S2). Shifting this boundary by up to 1,000 years does not change our conclusions (S1 §</w:t>
+      </w:r>
+      <w:r>
+        <w:t xml:space="preserve">S1.5.4</w:t>
+      </w:r>
+      <w:r>
         <w:t xml:space="preserve">). Ages of the objects were determined by calibrating the uncalibrated ages in SignBase using the rcarbon package</w:t>
       </w:r>
       <w:r>
@@ -1182,28 +1197,7 @@
         <w:t xml:space="preserve">[31]</w:t>
       </w:r>
       <w:r>
-        <w:t xml:space="preserve">. The test showed no significant correlation between object abundance distance and Jaccard sign composition dissimilarity (R = 0.151, p = 0.07). This result concerns pairwise composition only. It does not remove the separate correlation between object count and sign-type richness per site. We test that richness confound directly at the object level (S1 §</w:t>
-      </w:r>
-      <w:r>
-        <w:t xml:space="preserve">S1.12.3</w:t>
-      </w:r>
-      <w:r>
-        <w:t xml:space="preserve">, §</w:t>
-      </w:r>
-      <w:r>
-        <w:t xml:space="preserve">S1.12.4</w:t>
-      </w:r>
-      <w:r>
-        <w:t xml:space="preserve"> </w:t>
-      </w:r>
-      <w:r>
-        <w:t xml:space="preserve">and §</w:t>
-      </w:r>
-      <w:r>
-        <w:t xml:space="preserve">S1.12.5</w:t>
-      </w:r>
-      <w:r>
-        <w:t xml:space="preserve">). The Mantel result supports presence/absence coding without implying independence from sampling effort. Beyond presence/absence coding, we additionally tested the residual object-count confound directly at the object level via downsampling, coverage-based rarefaction, and a negative-binomial regression with log object count as a covariate (S1 §</w:t>
+        <w:t xml:space="preserve">. The test showed no significant correlation between object abundance distance and Jaccard sign composition dissimilarity (R = 0.151, p = 0.07). This result concerns pairwise composition only. It does not remove the separate correlation between object count and sign-type richness per site. The Mantel result supports presence/absence coding without implying independence from sampling effort. Beyond presence/absence coding, we additionally tested the residual object-count confound directly at the object level via downsampling, coverage-based rarefaction, and a negative-binomial regression with log object count as a covariate (S1 §</w:t>
       </w:r>
       <w:r>
         <w:t xml:space="preserve">S1.12.3</w:t>
@@ -1584,7 +1578,7 @@
         <w:t xml:space="preserve"> </w:t>
       </w:r>
       <w:r>
-        <w:t xml:space="preserve">seriation algorithm implemented as an iterative reordering procedure that arranges rows and columns to group the presences along the diagonal. This algorithm was adapted from the original Brower-Kile approach and implemented in R, the code is openly available in our research compendium.</w:t>
+        <w:t xml:space="preserve">seriation algorithm implemented as an iterative reordering procedure that arranges rows and columns to group the presences along the diagonal. This algorithm was adapted from the original Brower-Kile approach and implemented in R; the code is openly available in our research compendium.</w:t>
       </w:r>
     </w:p>
     <w:p>
@@ -1720,7 +1714,7 @@
         <w:pStyle w:val="BodyText"/>
       </w:pPr>
       <w:r>
-        <w:t xml:space="preserve">Because the restricted/broad group assignments were derived from visual inspection of the seriation results using the same sign data tested here, the PerMANOVA p-values therefore cannot be presented as independent confirmation that the groups differ. Thus we interrogate these assignments with several additional cross-validation and permutation methods. These are described in our S1 §</w:t>
+        <w:t xml:space="preserve">Because the restricted/broad group assignments were derived from visual inspection of the seriation results using the same sign data tested here, the PerMANOVA p-values cannot be presented as independent confirmation that the groups differ. Thus we interrogate these assignments with several additional cross-validation and permutation methods. These are described in our S1 §</w:t>
       </w:r>
       <w:r>
         <w:t xml:space="preserve">S1.10</w:t>
@@ -1983,7 +1977,7 @@
         <w:t xml:space="preserve">S1.9.2</w:t>
       </w:r>
       <w:r>
-        <w:t xml:space="preserve">). It shows that for Aur-P1, mean within-block co-clustering is 0.75 for the restricted-range block and 0.97 for the broader-range block, against 0.2 across the two blocks. The within-block values substantially exceed the across-block value. This pattern shows that the imposed restricted/broad labels remain stable when sites are subsampled. It does not test whether two discrete groups exist beyond richness differences. The strength of this signal is much lower for Aur-P2, where the pattern is 0.49 within the restricted block and 0.92 within the broader block, against 0.4 across the blocks. We also reran the Brower–Kile seriation on 999 Curveball matrices, this preserves site richness and sign frequency while randomising associations (S1 §</w:t>
+        <w:t xml:space="preserve">). It shows that for Aur-P1, mean within-block co-clustering is 0.75 for the restricted-range block and 0.97 for the broader-range block, against 0.2 across the two blocks. The within-block values substantially exceed the across-block value. This pattern shows that the imposed restricted/broad labels remain stable when sites are subsampled. It does not test whether two discrete groups exist beyond richness differences. The strength of this signal is much lower for Aur-P2, where the pattern is 0.49 within the restricted block and 0.92 within the broader block, against 0.4 across the blocks. We also reran the Brower–Kile seriation on 999 Curveball matrices; this preserves site richness and sign frequency while randomising associations (S1 §</w:t>
       </w:r>
       <w:r>
         <w:t xml:space="preserve">S1.9.5</w:t>
@@ -2003,7 +1997,7 @@
         <w:t xml:space="preserve">S1.9.3</w:t>
       </w:r>
       <w:r>
-        <w:t xml:space="preserve">). In Aur-P2 the Bernoulli and Poisson models select a single block and only the Gaussian model selects two blocks, by a marginal 0.9 ICL points. We additionally compared the SBM preference for multiple blocks with a fixed-fixed Curveball null, across 499 null replicates and six phase-by-emission-model tests, no observed ICL improvement over the one-block model remained significant after Benjamini–Hochberg correction (S1 §</w:t>
+        <w:t xml:space="preserve">). In Aur-P2 the Bernoulli and Poisson models select a single block and only the Gaussian model selects two blocks, by a marginal 0.9 ICL points. We additionally compared the SBM preference for multiple blocks with a fixed-fixed Curveball null, across 499 null replicates and six phase-by-emission-model tests; no observed ICL improvement over the one-block model remained significant after Benjamini–Hochberg correction (S1 §</w:t>
       </w:r>
       <w:r>
         <w:t xml:space="preserve">S1.9.4</w:t>
@@ -2208,7 +2202,7 @@
         <w:t xml:space="preserve"> </w:t>
       </w:r>
       <w:r>
-        <w:t xml:space="preserve">shows the results of permutation tests (n = 10,000) assessing whether the observed statistics differ from a phase-randomized null distribution, and pairwise randomisation tests comparing the two phases. Under phase-label permutation, which shuffles site phase assignments while preserving phase sizes, none of the network statistics, edge density, modularity (Louvain), mean betweenness, or component count, differs significantly from its null distribution in either phase. All observed values fall within the null 95% confidence intervals and all Benjamini–Hochberg-adjusted p-values are ≥ 0.05. A separate one-sided test examines modularity alone (S1 §</w:t>
+        <w:t xml:space="preserve">shows the results of permutation tests (n = 10,000) assessing whether the observed statistics differ from a phase-randomized null distribution, and pairwise randomisation tests comparing the two phases. Under phase-label permutation, which shuffles site phase assignments while preserving phase sizes, none of the network statistics (edge density, modularity (Louvain), mean betweenness, component count) differs significantly from its null distribution in either phase. All observed values fall within the null 95% confidence intervals and all Benjamini–Hochberg-adjusted p-values are ≥ 0.05. A separate one-sided test examines modularity alone (S1 §</w:t>
       </w:r>
       <w:r>
         <w:t xml:space="preserve">S1.7.2</w:t>
@@ -2243,7 +2237,13 @@
         <w:t xml:space="preserve">S1.12.7</w:t>
       </w:r>
       <w:r>
-        <w:t xml:space="preserve">). Under all three conditions, Aur-P1 keeps a higher raw mean degree than Aur-P2 (Aur-P1: 7.50 at baseline, 7.26 without Vogelherd, 7.40 without figurines; Aur-P2: 4.22). This raw difference comes from the larger number of sites in Aur-P1, not from higher connectivity: after correction for network size, the mean-degree ratios are close to 1.0 in both phases (S1 §</w:t>
+        <w:t xml:space="preserve">). Under all three conditions, Aur-P1 keeps a higher raw mean degree than Aur-P2 (Aur-P1: 7.50 at baseline, 7.26 without Vogelherd, 7.40 without figurines, against 4.22 for Aur-P2 at baseline; under the date-based assignment the Aur-P1 mean degree rises and the Aur-P2 mean degree falls, so the ordering also holds; S1 §</w:t>
+      </w:r>
+      <w:r>
+        <w:t xml:space="preserve">S1.5.5</w:t>
+      </w:r>
+      <w:r>
+        <w:t xml:space="preserve">). This raw difference comes from the larger number of sites in Aur-P1, not from higher connectivity: after correction for network size, the mean-degree ratios are close to 1.0 in both phases (S1 §</w:t>
       </w:r>
       <w:r>
         <w:t xml:space="preserve">S1.7.6</w:t>
@@ -2656,13 +2656,13 @@
         <w:t xml:space="preserve">S1.10.3</w:t>
       </w:r>
       <w:r>
-        <w:t xml:space="preserve">). Beta dispersion analysis did not detect a significant difference in within-group dispersion in either phase; this does not establish equal dispersions, so the PerMANOVA results should be interpreted cautiously. Leave-one-out classification indicates that the labels vary smoothly across the Jaccard composition space rather than independently confirming a discrete partition (S1 §</w:t>
+        <w:t xml:space="preserve">). Beta dispersion analysis did not detect a significant difference in within-group dispersion in either phase (Aur-P1 p = 0.124, Aur-P2 p = 0.771); this does not establish equal dispersions, so the PerMANOVA results should be interpreted cautiously. Leave-one-out classification indicates that the labels vary smoothly across the Jaccard composition space rather than independently confirming a discrete partition (S1 §</w:t>
       </w:r>
       <w:r>
         <w:t xml:space="preserve">S1.10</w:t>
       </w:r>
       <w:r>
-        <w:t xml:space="preserve">), and the fixed-fixed Curveball test does not show that the optimised split exceeds richness-preserving expectations (S1 §</w:t>
+        <w:t xml:space="preserve">), and the fixed-fixed Curveball test does not show that the optimised split exceeds richness-preserving expectations (Aur-P1 p = 0.139, Aur-P2 p = 1.000; S1 §</w:t>
       </w:r>
       <w:r>
         <w:t xml:space="preserve">S1.10</w:t>
@@ -2737,19 +2737,28 @@
         <w:t xml:space="preserve">S1.12.7</w:t>
       </w:r>
       <w:r>
-        <w:t xml:space="preserve">). Community-detection algorithms applied to the same data agree with each other in Aur-P1 but not in the small Aur-P2 sample (S1 §</w:t>
-      </w:r>
-      <w:r>
-        <w:t xml:space="preserve">S1.6.7</w:t>
-      </w:r>
-      <w:r>
-        <w:t xml:space="preserve">). These algorithmic communities explain more compositional variance than the manual restricted/broad grouping (S1 §</w:t>
+        <w:t xml:space="preserve">). Community-detection algorithms applied to the same data do not all agree (S1 §</w:t>
+      </w:r>
+      <w:r>
+        <w:t xml:space="preserve">S1.6.8</w:t>
+      </w:r>
+      <w:r>
+        <w:t xml:space="preserve">). At the 0.2 threshold in Aur-P1, Louvain, Infomap and Walktrap give the same partition, but Leiden gives a different partition. At the same threshold in the small Aur-P2 sample, Walktrap gives the same partition as Louvain, but Infomap and Leiden do not divide the sites into communities. The Louvain partition explains more compositional variance than the manual restricted/broad grouping, but it has more groups (S1 §</w:t>
       </w:r>
       <w:r>
         <w:t xml:space="preserve">S1.6.6</w:t>
       </w:r>
       <w:r>
-        <w:t xml:space="preserve">), but they are fitted to the same data, so this is not independent evidence for discrete groups. The communities differ mainly in which of the less common sign types they contain, and several of these types occur in only one multi-site community (S1 §</w:t>
+        <w:t xml:space="preserve"> </w:t>
+      </w:r>
+      <w:r>
+        <w:t xml:space="preserve">and §</w:t>
+      </w:r>
+      <w:r>
+        <w:t xml:space="preserve">S1.6.8</w:t>
+      </w:r>
+      <w:r>
+        <w:t xml:space="preserve">). The pseudo-F statistic takes the number of groups into account. At the 0.2 threshold in Aur-P1, the pseudo-F is lower for the Louvain partition than for the manual grouping. In the same phase, the Leiden partition explains less variance than the manual grouping. These partitions are fitted to the same data, so this is not independent evidence for discrete groups. The communities differ mainly in which of the less common sign types they contain, and several of these types occur in only one multi-site community (S1 §</w:t>
       </w:r>
       <w:r>
         <w:t xml:space="preserve">S1.11.3</w:t>
@@ -2809,7 +2818,7 @@
         <w:pStyle w:val="BodyText"/>
       </w:pPr>
       <w:r>
-        <w:t xml:space="preserve">Sampling effort is a major qualification on interpreting our results: object count and sign-type richness are strongly correlated, and the absence of a detectable association between node degree and richness does not establish that the restricted/broad assignments are independent of sampling effort. Object-level downsampling shows that assignments are retained mainly by the best-sampled sites, whereas small-site assignments often approach chance, demonstrating that the division is, at least in part, a sampling-intensity effect rather than a fully stable cultural partition (S1 §</w:t>
+        <w:t xml:space="preserve">Sampling effort is a major qualification on interpreting our results: object count and sign-type richness are strongly correlated, and the absence of a detectable association between network degree and diversity excess (reported below) does not establish that the restricted/broad assignments are independent of sampling effort. Object-level downsampling shows that assignments are retained mainly by the best-sampled sites, whereas small-site assignments often approach chance, demonstrating that the division is, at least in part, a sampling-intensity effect rather than a fully stable cultural partition (S1 §</w:t>
       </w:r>
       <w:r>
         <w:t xml:space="preserve">S1.12.3</w:t>
@@ -2920,7 +2929,7 @@
         <w:t xml:space="preserve">[71–74]</w:t>
       </w:r>
       <w:r>
-        <w:t xml:space="preserve">. Our Mantel tests did not detect a significant correlation between sign-type distribution and geographic distance in any phase (</w:t>
+        <w:t xml:space="preserve">. Our Mantel tests did not detect a significant correlation between sign-type distribution and geographic distance in either phase (</w:t>
       </w:r>
       <w:hyperlink w:anchor="tbl-mantel-table">
         <w:r>
@@ -2969,15 +2978,6 @@
         <w:t xml:space="preserve">[75]</w:t>
       </w:r>
       <w:r>
-        <w:t xml:space="preserve">. One form of longer-term residential movement that may be related to non-utilitarian mobility is aggregation and dispersion. Aggregation and dispersion involve groups periodically separating and congregating for subsistence or social reasons</w:t>
-      </w:r>
-      <w:r>
-        <w:t xml:space="preserve"> </w:t>
-      </w:r>
-      <w:r>
-        <w:t xml:space="preserve">[75]</w:t>
-      </w:r>
-      <w:r>
         <w:t xml:space="preserve">. Aggregation sites are the places where group fragments or individuals congregate. In the archaeological literature, aggregation sites are often associated with high degrees of social connectivity and identified by indicators including proximity to certain environmental resources and a more diverse artifact assemblage, including, in some cases, decorative objects</w:t>
       </w:r>
       <w:r>
@@ -3043,7 +3043,7 @@
         <w:pStyle w:val="BodyText"/>
       </w:pPr>
       <w:r>
-        <w:t xml:space="preserve">When each site’s observed diversity is compared with the expectation for its sample size, 5 of 20 Aur-P1 sites and 4 of 9 Aur-P2 sites exceed their expected diversity (the mean simulated diversity for the equivalent count of sign types). Notably, most of these sites are not shown as highly connected in</w:t>
+        <w:t xml:space="preserve">When each site’s observed diversity is compared with the expectation for its sample size, 5 of 20 Aur-P1 sites and 4 of 9 Aur-P2 sites exceed their expected diversity (the mean simulated diversity for the equivalent sample size). Notably, most of these sites are not shown as highly connected in</w:t>
       </w:r>
       <w:r>
         <w:t xml:space="preserve"> </w:t>
@@ -3085,7 +3085,7 @@
         </w:r>
       </w:hyperlink>
       <w:r>
-        <w:t xml:space="preserve">). To test this hypothesis, we correlated the diversity excess of each site with its network degree. The correlation is weak and not significant after Benjamini–Hochberg correction (ρ = -0.35, p = 0.095). Because this association is not significant, it provides no evidence either way about whether these sites are more or less connected. Object count was weak, non-significantly positively correlated with degree centrality after correction (degree: ρ = 0.35, p = 0.095). The sites’ diversity excess (how much more diverse a site is than the randomised null would predict for its sample size) is distributed significantly differently for the restricted‑range group versus the broad‑range group (Wilcoxon W = 59, p = 0.044), so the diversity-excess measure tracks position on the broad-to-restricted gradient.</w:t>
+        <w:t xml:space="preserve">). To test this hypothesis, we correlated the diversity excess of each site with its network degree. The correlation is weak and not significant after Benjamini–Hochberg correction (ρ = -0.35, p = 0.095). Because this association is not significant, it provides no evidence either way about whether these sites are more or less connected. Object count was weakly and non-significantly positively correlated with degree centrality after correction (degree: ρ = 0.35, p = 0.095). The sites’ diversity excess (how much more diverse a site is than the randomised null would predict for its sample size) is distributed significantly differently for the restricted‑range group versus the broad‑range group (Wilcoxon W = 59, p = 0.044), so the diversity-excess measure tracks position on the broad-to-restricted gradient.</w:t>
       </w:r>
     </w:p>
     <w:tbl>
@@ -3345,7 +3345,16 @@
         <w:t xml:space="preserve"> </w:t>
       </w:r>
       <w:r>
-        <w:t xml:space="preserve">used eco-cultural niche modeling to show that Heinrich Stadial 4 (HS4) at the very beginning of the Early Aurignacian resulted in an expansion of people into new environmental niches, hypothesised to involve an expansion of social networks both within and between populations. We did not detect a change in the networks between the phases. Thus, if the model of Banks et al.</w:t>
+        <w:t xml:space="preserve">used eco-cultural niche modeling to show that Heinrich Stadial 4 (HS4) at the very beginning of the Early Aurignacian resulted in an expansion of people into new environmental niches, hypothesised to involve an expansion of social networks both within and between populations. We did not detect a change in the networks between the phases. The Proto–Early transition falls within Aur-P1 in our two-phase scheme, so the between-phase comparison is an indirect test of this prediction (S1 §</w:t>
+      </w:r>
+      <w:r>
+        <w:t xml:space="preserve">S1.5.2</w:t>
+      </w:r>
+      <w:r>
+        <w:t xml:space="preserve"> </w:t>
+      </w:r>
+      <w:r>
+        <w:t xml:space="preserve">examines the Proto and Early components separately). Thus, if the model of Banks et al.</w:t>
       </w:r>
       <w:r>
         <w:t xml:space="preserve"> </w:t>
@@ -3357,7 +3366,7 @@
         <w:t xml:space="preserve"> </w:t>
       </w:r>
       <w:r>
-        <w:t xml:space="preserve">is correct, the expansion of social networks that it predicts is not visible in the geometric-sign data, possibly because our tests have low power (S1 §</w:t>
+        <w:t xml:space="preserve">is correct, the expansion of social networks that it predicts is not visible in the geometric-sign data, possibly also because our tests have low power (S1 §</w:t>
       </w:r>
       <w:r>
         <w:t xml:space="preserve">S1.13</w:t>
@@ -3528,7 +3537,7 @@
         <w:t xml:space="preserve"> </w:t>
       </w:r>
       <w:r>
-        <w:t xml:space="preserve">for geographically distinct cultural groups in the Aurignacian. Like our data, it does not establish the absence of geographically structured identity because our analyses are underpowered for that claim (S1 §</w:t>
+        <w:t xml:space="preserve">for geographically distinct cultural groups in the Aurignacian. Like ours, their results do not establish the absence of geographically structured identity; our analyses are also underpowered for that claim (S1 §</w:t>
       </w:r>
       <w:r>
         <w:t xml:space="preserve">S1.13</w:t>
@@ -3782,7 +3791,7 @@
         <w:t xml:space="preserve">S1.13</w:t>
       </w:r>
       <w:r>
-        <w:t xml:space="preserve">), so these null results are a lack of evidence, not evidence that geography had no effect. There is weak evidence for a broad geographic gradient in Aur-P1, but insufficient evidence for discrete geographic clustering analogous to those reported for personal ornaments</w:t>
+        <w:t xml:space="preserve">), so these null results are a lack of evidence, not evidence that geography had no effect. There is weak evidence for a broad geographic gradient in Aur-P1, but insufficient evidence for discrete geographic clusters analogous to those reported for personal ornaments</w:t>
       </w:r>
       <w:r>
         <w:t xml:space="preserve"> </w:t>
@@ -3829,7 +3838,7 @@
         <w:t xml:space="preserve">[121]</w:t>
       </w:r>
       <w:r>
-        <w:t xml:space="preserve">, and additionally, greater quantities of included sign types serve to establish stronger connections</w:t>
+        <w:t xml:space="preserve">, and additionally, including more sign types strengthens the basis for identifying connections between sites</w:t>
       </w:r>
       <w:r>
         <w:t xml:space="preserve"> </w:t>
@@ -3887,7 +3896,7 @@
         <w:pStyle w:val="BodyText"/>
       </w:pPr>
       <w:r>
-        <w:t xml:space="preserve">A third limitation relates to the reliability of site-level phase assignments, and the small size of the Aur-P2 sample in particular. Our primary analysis assigns each site to a phase on the basis of specialist technological attributions from the published literature rather than radiocarbon dates alone, which can conflict with the archaeological content of a layer: Abri Pataud’s lithic technology places it in the Early Aurignacian despite basal dates within the Proto-Aurignacian range</w:t>
+        <w:t xml:space="preserve">A third limitation relates to the reliability of site-level phase assignments, and the small size of the Aur-P2 sample in particular. For seven sites, our primary analysis follows specialist technological attributions from the published literature rather than radiocarbon dates alone, because the dates can conflict with the archaeological content of a layer: Abri Pataud’s lithic technology places it in the Early Aurignacian despite basal dates within the Proto-Aurignacian range</w:t>
       </w:r>
       <w:r>
         <w:t xml:space="preserve"> </w:t>
@@ -3945,17 +3954,63 @@
       </w:r>
     </w:p>
     <w:bookmarkEnd w:id="61"/>
-    <w:bookmarkStart w:id="307" w:name="references"/>
+    <w:bookmarkStart w:id="62" w:name="supporting-information"/>
     <w:p>
       <w:pPr>
         <w:pStyle w:val="Heading1"/>
       </w:pPr>
       <w:r>
+        <w:t xml:space="preserve">Supporting information</w:t>
+      </w:r>
+    </w:p>
+    <w:p>
+      <w:pPr>
+        <w:pStyle w:val="FirstParagraph"/>
+      </w:pPr>
+      <w:r>
+        <w:rPr>
+          <w:bCs/>
+          <w:b/>
+        </w:rPr>
+        <w:t xml:space="preserve">S1 File. Sensitivity analyses.</w:t>
+      </w:r>
+      <w:r>
+        <w:t xml:space="preserve"> </w:t>
+      </w:r>
+      <w:r>
+        <w:t xml:space="preserve">Detailed sensitivity and robustness analyses for the results in the main text.</w:t>
+      </w:r>
+    </w:p>
+    <w:p>
+      <w:pPr>
+        <w:pStyle w:val="BodyText"/>
+      </w:pPr>
+      <w:r>
+        <w:rPr>
+          <w:bCs/>
+          <w:b/>
+        </w:rPr>
+        <w:t xml:space="preserve">S2 File. Site phase assignments.</w:t>
+      </w:r>
+      <w:r>
+        <w:t xml:space="preserve"> </w:t>
+      </w:r>
+      <w:r>
+        <w:t xml:space="preserve">Rationale, data pipeline, and evidence for assigning sites to Aurignacian phases.</w:t>
+      </w:r>
+    </w:p>
+    <w:bookmarkEnd w:id="62"/>
+    <w:bookmarkStart w:id="308" w:name="references"/>
+    <w:p>
+      <w:pPr>
+        <w:pStyle w:val="Heading1"/>
+      </w:pPr>
+      <w:r>
         <w:t xml:space="preserve">References</w:t>
       </w:r>
     </w:p>
-    <w:bookmarkStart w:id="306" w:name="refs"/>
-    <w:bookmarkStart w:id="63" w:name="ref-Boyd_Silk_2020"/>
+    <w:bookmarkStart w:id="307" w:name="refs"/>
+    <w:bookmarkStart w:id="64" w:name="ref-Boyd_Silk_2020"/>
     <w:p>
       <w:pPr>
         <w:pStyle w:val="Bibliography"/>
@@ -3975,7 +4030,7 @@
       <w:r>
         <w:t xml:space="preserve"> </w:t>
       </w:r>
-      <w:hyperlink r:id="rId62">
+      <w:hyperlink r:id="rId63">
         <w:r>
           <w:rPr>
             <w:rStyle w:val="Hyperlink"/>
@@ -3984,8 +4039,8 @@
         </w:r>
       </w:hyperlink>
     </w:p>
-    <w:bookmarkEnd w:id="63"/>
-    <w:bookmarkStart w:id="65" w:name="ref-dErrico_Baker_Rigaud_2025"/>
+    <w:bookmarkEnd w:id="64"/>
+    <w:bookmarkStart w:id="66" w:name="ref-dErrico_Baker_Rigaud_2025"/>
     <w:p>
       <w:pPr>
         <w:pStyle w:val="Bibliography"/>
@@ -4035,7 +4090,7 @@
       <w:r>
         <w:t xml:space="preserve">. PLoS One. 2025;20: e0323148. doi:</w:t>
       </w:r>
-      <w:hyperlink r:id="rId64">
+      <w:hyperlink r:id="rId65">
         <w:r>
           <w:rPr>
             <w:rStyle w:val="Hyperlink"/>
@@ -4044,8 +4099,8 @@
         </w:r>
       </w:hyperlink>
     </w:p>
-    <w:bookmarkEnd w:id="65"/>
-    <w:bookmarkStart w:id="67" w:name="ref-baker2024evidence"/>
+    <w:bookmarkEnd w:id="66"/>
+    <w:bookmarkStart w:id="68" w:name="ref-baker2024evidence"/>
     <w:p>
       <w:pPr>
         <w:pStyle w:val="Bibliography"/>
@@ -4071,7 +4126,7 @@
       <w:r>
         <w:t xml:space="preserve">. Nat Hum Behav. 2024;8: 431–444. doi:</w:t>
       </w:r>
-      <w:hyperlink r:id="rId66">
+      <w:hyperlink r:id="rId67">
         <w:r>
           <w:rPr>
             <w:rStyle w:val="Hyperlink"/>
@@ -4080,8 +4135,8 @@
         </w:r>
       </w:hyperlink>
     </w:p>
-    <w:bookmarkEnd w:id="67"/>
-    <w:bookmarkStart w:id="69" w:name="ref-Sauvet_2018"/>
+    <w:bookmarkEnd w:id="68"/>
+    <w:bookmarkStart w:id="70" w:name="ref-Sauvet_2018"/>
     <w:p>
       <w:pPr>
         <w:pStyle w:val="Bibliography"/>
@@ -4110,7 +4165,7 @@
       <w:r>
         <w:t xml:space="preserve">quadrilateral signs. Quat Int. 2018;491: 99–109. doi:</w:t>
       </w:r>
-      <w:hyperlink r:id="rId68">
+      <w:hyperlink r:id="rId69">
         <w:r>
           <w:rPr>
             <w:rStyle w:val="Hyperlink"/>
@@ -4119,8 +4174,8 @@
         </w:r>
       </w:hyperlink>
     </w:p>
-    <w:bookmarkEnd w:id="69"/>
-    <w:bookmarkStart w:id="71" w:name="ref-Kuhn_Stiner_2007"/>
+    <w:bookmarkEnd w:id="70"/>
+    <w:bookmarkStart w:id="72" w:name="ref-Kuhn_Stiner_2007"/>
     <w:p>
       <w:pPr>
         <w:pStyle w:val="Bibliography"/>
@@ -4149,7 +4204,7 @@
       <w:r>
         <w:t xml:space="preserve">ornaments: Implications for cognition, demography and identity. Diogenes. 2007;54: 40–48. doi:</w:t>
       </w:r>
-      <w:hyperlink r:id="rId70">
+      <w:hyperlink r:id="rId71">
         <w:r>
           <w:rPr>
             <w:rStyle w:val="Hyperlink"/>
@@ -4158,8 +4213,8 @@
         </w:r>
       </w:hyperlink>
     </w:p>
-    <w:bookmarkEnd w:id="71"/>
-    <w:bookmarkStart w:id="73" w:name="ref-Vanhaeren_d"/>
+    <w:bookmarkEnd w:id="72"/>
+    <w:bookmarkStart w:id="74" w:name="ref-Vanhaeren_d"/>
     <w:p>
       <w:pPr>
         <w:pStyle w:val="Bibliography"/>
@@ -4200,7 +4255,7 @@
       <w:r>
         <w:t xml:space="preserve">revealed by personal ornaments. J Archaeol Sci. 2006;33: 1105–1128. doi:</w:t>
       </w:r>
-      <w:hyperlink r:id="rId72">
+      <w:hyperlink r:id="rId73">
         <w:r>
           <w:rPr>
             <w:rStyle w:val="Hyperlink"/>
@@ -4209,8 +4264,8 @@
         </w:r>
       </w:hyperlink>
     </w:p>
-    <w:bookmarkEnd w:id="73"/>
-    <w:bookmarkStart w:id="75" w:name="ref-Fuentes_Lucas_Robert_2019"/>
+    <w:bookmarkEnd w:id="74"/>
+    <w:bookmarkStart w:id="76" w:name="ref-Fuentes_Lucas_Robert_2019"/>
     <w:p>
       <w:pPr>
         <w:pStyle w:val="Bibliography"/>
@@ -4251,7 +4306,7 @@
       <w:r>
         <w:t xml:space="preserve">art. Quat Int. 2019;503: 233–247. doi:</w:t>
       </w:r>
-      <w:hyperlink r:id="rId74">
+      <w:hyperlink r:id="rId75">
         <w:r>
           <w:rPr>
             <w:rStyle w:val="Hyperlink"/>
@@ -4260,8 +4315,8 @@
         </w:r>
       </w:hyperlink>
     </w:p>
-    <w:bookmarkEnd w:id="75"/>
-    <w:bookmarkStart w:id="77" w:name="ref-Tejero_Grimaldi_2015"/>
+    <w:bookmarkEnd w:id="76"/>
+    <w:bookmarkStart w:id="78" w:name="ref-Tejero_Grimaldi_2015"/>
     <w:p>
       <w:pPr>
         <w:pStyle w:val="Bibliography"/>
@@ -4314,7 +4369,7 @@
       <w:r>
         <w:t xml:space="preserve">. J Archaeol Sci. 2015;61: 59–77. doi:</w:t>
       </w:r>
-      <w:hyperlink r:id="rId76">
+      <w:hyperlink r:id="rId77">
         <w:r>
           <w:rPr>
             <w:rStyle w:val="Hyperlink"/>
@@ -4323,8 +4378,8 @@
         </w:r>
       </w:hyperlink>
     </w:p>
-    <w:bookmarkEnd w:id="77"/>
-    <w:bookmarkStart w:id="79" w:name="ref-Tartar_2012"/>
+    <w:bookmarkEnd w:id="78"/>
+    <w:bookmarkStart w:id="80" w:name="ref-Tartar_2012"/>
     <w:p>
       <w:pPr>
         <w:pStyle w:val="Bibliography"/>
@@ -4362,7 +4417,7 @@
       <w:r>
         <w:t xml:space="preserve">. J Archaeol Sci. 2012;39: 2348–2360. doi:</w:t>
       </w:r>
-      <w:hyperlink r:id="rId78">
+      <w:hyperlink r:id="rId79">
         <w:r>
           <w:rPr>
             <w:rStyle w:val="Hyperlink"/>
@@ -4371,8 +4426,8 @@
         </w:r>
       </w:hyperlink>
     </w:p>
-    <w:bookmarkEnd w:id="79"/>
-    <w:bookmarkStart w:id="81" w:name="ref-dutkiewicz2020"/>
+    <w:bookmarkEnd w:id="80"/>
+    <w:bookmarkStart w:id="82" w:name="ref-dutkiewicz2020"/>
     <w:p>
       <w:pPr>
         <w:pStyle w:val="Bibliography"/>
@@ -4407,7 +4462,7 @@
       <w:r>
         <w:t xml:space="preserve">. Sci Data. 2020;7: 364. doi:</w:t>
       </w:r>
-      <w:hyperlink r:id="rId80">
+      <w:hyperlink r:id="rId81">
         <w:r>
           <w:rPr>
             <w:rStyle w:val="Hyperlink"/>
@@ -4416,8 +4471,8 @@
         </w:r>
       </w:hyperlink>
     </w:p>
-    <w:bookmarkEnd w:id="81"/>
-    <w:bookmarkStart w:id="83" w:name="ref-Talamo_2022"/>
+    <w:bookmarkEnd w:id="82"/>
+    <w:bookmarkStart w:id="84" w:name="ref-Talamo_2022"/>
     <w:p>
       <w:pPr>
         <w:pStyle w:val="Bibliography"/>
@@ -4458,7 +4513,7 @@
       <w:r>
         <w:t xml:space="preserve">). Sci Rep. 2021;11: 22078. doi:</w:t>
       </w:r>
-      <w:hyperlink r:id="rId82">
+      <w:hyperlink r:id="rId83">
         <w:r>
           <w:rPr>
             <w:rStyle w:val="Hyperlink"/>
@@ -4467,8 +4522,8 @@
         </w:r>
       </w:hyperlink>
     </w:p>
-    <w:bookmarkEnd w:id="83"/>
-    <w:bookmarkStart w:id="85" w:name="X68cdd7ba62fc5dd3e1e9b497937717305f7b9a0"/>
+    <w:bookmarkEnd w:id="84"/>
+    <w:bookmarkStart w:id="86" w:name="X68cdd7ba62fc5dd3e1e9b497937717305f7b9a0"/>
     <w:p>
       <w:pPr>
         <w:pStyle w:val="Bibliography"/>
@@ -4497,7 +4552,7 @@
       <w:r>
         <w:t xml:space="preserve">techno-complex under extreme climate conditions. Quat Sci Rev. 2021;263: 106995. doi:</w:t>
       </w:r>
-      <w:hyperlink r:id="rId84">
+      <w:hyperlink r:id="rId85">
         <w:r>
           <w:rPr>
             <w:rStyle w:val="Hyperlink"/>
@@ -4506,8 +4561,8 @@
         </w:r>
       </w:hyperlink>
     </w:p>
-    <w:bookmarkEnd w:id="85"/>
-    <w:bookmarkStart w:id="87" w:name="ref-doyon2022"/>
+    <w:bookmarkEnd w:id="86"/>
+    <w:bookmarkStart w:id="88" w:name="ref-doyon2022"/>
     <w:p>
       <w:pPr>
         <w:pStyle w:val="Bibliography"/>
@@ -4539,7 +4594,7 @@
       <w:r>
         <w:t xml:space="preserve"> </w:t>
       </w:r>
-      <w:hyperlink r:id="rId86">
+      <w:hyperlink r:id="rId87">
         <w:r>
           <w:rPr>
             <w:rStyle w:val="Hyperlink"/>
@@ -4548,8 +4603,8 @@
         </w:r>
       </w:hyperlink>
     </w:p>
-    <w:bookmarkEnd w:id="87"/>
-    <w:bookmarkStart w:id="89" w:name="ref-Chu_Richter_2020"/>
+    <w:bookmarkEnd w:id="88"/>
+    <w:bookmarkStart w:id="90" w:name="ref-Chu_Richter_2020"/>
     <w:p>
       <w:pPr>
         <w:pStyle w:val="Bibliography"/>
@@ -4578,7 +4633,7 @@
       <w:r>
         <w:t xml:space="preserve">cultural unit. 2nd ed. In: Smith C, editor. Encyclopedia of global archaeology. 2nd ed. Cham: Springer International Publishing; 2020. pp. 1–10. doi:</w:t>
       </w:r>
-      <w:hyperlink r:id="rId88">
+      <w:hyperlink r:id="rId89">
         <w:r>
           <w:rPr>
             <w:rStyle w:val="Hyperlink"/>
@@ -4587,8 +4642,8 @@
         </w:r>
       </w:hyperlink>
     </w:p>
-    <w:bookmarkEnd w:id="89"/>
-    <w:bookmarkStart w:id="91" w:name="ref-Dinnis_et_al_2019"/>
+    <w:bookmarkEnd w:id="90"/>
+    <w:bookmarkStart w:id="92" w:name="ref-Dinnis_et_al_2019"/>
     <w:p>
       <w:pPr>
         <w:pStyle w:val="Bibliography"/>
@@ -4629,7 +4684,7 @@
       <w:r>
         <w:t xml:space="preserve">. Proc Prehist Soc. 2019;85: 29–60. doi:</w:t>
       </w:r>
-      <w:hyperlink r:id="rId90">
+      <w:hyperlink r:id="rId91">
         <w:r>
           <w:rPr>
             <w:rStyle w:val="Hyperlink"/>
@@ -4638,8 +4693,8 @@
         </w:r>
       </w:hyperlink>
     </w:p>
-    <w:bookmarkEnd w:id="91"/>
-    <w:bookmarkStart w:id="93" w:name="ref-falcucci2020breaking"/>
+    <w:bookmarkEnd w:id="92"/>
+    <w:bookmarkStart w:id="94" w:name="ref-falcucci2020breaking"/>
     <w:p>
       <w:pPr>
         <w:pStyle w:val="Bibliography"/>
@@ -4689,7 +4744,7 @@
       <w:r>
         <w:t xml:space="preserve">. J Anthropol Sci. 2020;98: 99–140. doi:</w:t>
       </w:r>
-      <w:hyperlink r:id="rId92">
+      <w:hyperlink r:id="rId93">
         <w:r>
           <w:rPr>
             <w:rStyle w:val="Hyperlink"/>
@@ -4698,8 +4753,8 @@
         </w:r>
       </w:hyperlink>
     </w:p>
-    <w:bookmarkEnd w:id="93"/>
-    <w:bookmarkStart w:id="94" w:name="ref-clark200917"/>
+    <w:bookmarkEnd w:id="94"/>
+    <w:bookmarkStart w:id="95" w:name="ref-clark200917"/>
     <w:p>
       <w:pPr>
         <w:pStyle w:val="Bibliography"/>
@@ -4750,8 +4805,8 @@
         <w:t xml:space="preserve"> </w:t>
       </w:r>
     </w:p>
-    <w:bookmarkEnd w:id="94"/>
-    <w:bookmarkStart w:id="96" w:name="ref-zilhao2024data"/>
+    <w:bookmarkEnd w:id="95"/>
+    <w:bookmarkStart w:id="97" w:name="ref-zilhao2024data"/>
     <w:p>
       <w:pPr>
         <w:pStyle w:val="Bibliography"/>
@@ -4792,7 +4847,7 @@
       <w:r>
         <w:t xml:space="preserve">debate. Quat Environ Hum. 2024;2: 100037. doi:</w:t>
       </w:r>
-      <w:hyperlink r:id="rId95">
+      <w:hyperlink r:id="rId96">
         <w:r>
           <w:rPr>
             <w:rStyle w:val="Hyperlink"/>
@@ -4801,8 +4856,8 @@
         </w:r>
       </w:hyperlink>
     </w:p>
-    <w:bookmarkEnd w:id="96"/>
-    <w:bookmarkStart w:id="97" w:name="ref-bordes2006news"/>
+    <w:bookmarkEnd w:id="97"/>
+    <w:bookmarkStart w:id="98" w:name="ref-bordes2006news"/>
     <w:p>
       <w:pPr>
         <w:pStyle w:val="Bibliography"/>
@@ -4874,8 +4929,8 @@
         <w:t xml:space="preserve"> </w:t>
       </w:r>
     </w:p>
-    <w:bookmarkEnd w:id="97"/>
-    <w:bookmarkStart w:id="99" w:name="ref-canessa2026unpacking"/>
+    <w:bookmarkEnd w:id="98"/>
+    <w:bookmarkStart w:id="100" w:name="ref-canessa2026unpacking"/>
     <w:p>
       <w:pPr>
         <w:pStyle w:val="Bibliography"/>
@@ -4916,7 +4971,7 @@
       <w:r>
         <w:t xml:space="preserve">. PLoS One. 2026;21: e0345202. doi:</w:t>
       </w:r>
-      <w:hyperlink r:id="rId98">
+      <w:hyperlink r:id="rId99">
         <w:r>
           <w:rPr>
             <w:rStyle w:val="Hyperlink"/>
@@ -4925,8 +4980,8 @@
         </w:r>
       </w:hyperlink>
     </w:p>
-    <w:bookmarkEnd w:id="99"/>
-    <w:bookmarkStart w:id="101" w:name="ref-Schmidt_Zimmermann_2019"/>
+    <w:bookmarkEnd w:id="100"/>
+    <w:bookmarkStart w:id="102" w:name="ref-Schmidt_Zimmermann_2019"/>
     <w:p>
       <w:pPr>
         <w:pStyle w:val="Bibliography"/>
@@ -4961,7 +5016,7 @@
       <w:r>
         <w:t xml:space="preserve">. PLoS One. 2019;14: e0211562. doi:</w:t>
       </w:r>
-      <w:hyperlink r:id="rId100">
+      <w:hyperlink r:id="rId101">
         <w:r>
           <w:rPr>
             <w:rStyle w:val="Hyperlink"/>
@@ -4970,8 +5025,8 @@
         </w:r>
       </w:hyperlink>
     </w:p>
-    <w:bookmarkEnd w:id="101"/>
-    <w:bookmarkStart w:id="103" w:name="ref-Banks_dErrico_Zilhao_2013"/>
+    <w:bookmarkEnd w:id="102"/>
+    <w:bookmarkStart w:id="104" w:name="ref-Banks_dErrico_Zilhao_2013"/>
     <w:p>
       <w:pPr>
         <w:pStyle w:val="Bibliography"/>
@@ -5018,7 +5073,7 @@
       <w:r>
         <w:t xml:space="preserve">. J Hum Evol. 2013;64: 39–55. doi:</w:t>
       </w:r>
-      <w:hyperlink r:id="rId102">
+      <w:hyperlink r:id="rId103">
         <w:r>
           <w:rPr>
             <w:rStyle w:val="Hyperlink"/>
@@ -5027,8 +5082,8 @@
         </w:r>
       </w:hyperlink>
     </w:p>
-    <w:bookmarkEnd w:id="103"/>
-    <w:bookmarkStart w:id="105" w:name="ref-Falcucci_Peresani_2017"/>
+    <w:bookmarkEnd w:id="104"/>
+    <w:bookmarkStart w:id="106" w:name="ref-Falcucci_Peresani_2017"/>
     <w:p>
       <w:pPr>
         <w:pStyle w:val="Bibliography"/>
@@ -5078,7 +5133,7 @@
       <w:r>
         <w:t xml:space="preserve">. PLoS One. 2017;12: e0189241. doi:</w:t>
       </w:r>
-      <w:hyperlink r:id="rId104">
+      <w:hyperlink r:id="rId105">
         <w:r>
           <w:rPr>
             <w:rStyle w:val="Hyperlink"/>
@@ -5087,8 +5142,8 @@
         </w:r>
       </w:hyperlink>
     </w:p>
-    <w:bookmarkEnd w:id="105"/>
-    <w:bookmarkStart w:id="107" w:name="ref-Bataille_Conard_2019"/>
+    <w:bookmarkEnd w:id="106"/>
+    <w:bookmarkStart w:id="108" w:name="ref-Bataille_Conard_2019"/>
     <w:p>
       <w:pPr>
         <w:pStyle w:val="Bibliography"/>
@@ -5159,7 +5214,7 @@
       <w:r>
         <w:t xml:space="preserve">). Quartar. 2018;65: 7–49. doi:</w:t>
       </w:r>
-      <w:hyperlink r:id="rId106">
+      <w:hyperlink r:id="rId107">
         <w:r>
           <w:rPr>
             <w:rStyle w:val="Hyperlink"/>
@@ -5168,8 +5223,8 @@
         </w:r>
       </w:hyperlink>
     </w:p>
-    <w:bookmarkEnd w:id="107"/>
-    <w:bookmarkStart w:id="109" w:name="ref-Fletcher_Sánchez"/>
+    <w:bookmarkEnd w:id="108"/>
+    <w:bookmarkStart w:id="110" w:name="ref-Fletcher_Sánchez"/>
     <w:p>
       <w:pPr>
         <w:pStyle w:val="Bibliography"/>
@@ -5195,7 +5250,7 @@
       <w:r>
         <w:t xml:space="preserve">. Quat Sci Rev. 2010;29: 2839–2864. doi:</w:t>
       </w:r>
-      <w:hyperlink r:id="rId108">
+      <w:hyperlink r:id="rId109">
         <w:r>
           <w:rPr>
             <w:rStyle w:val="Hyperlink"/>
@@ -5204,8 +5259,8 @@
         </w:r>
       </w:hyperlink>
     </w:p>
-    <w:bookmarkEnd w:id="109"/>
-    <w:bookmarkStart w:id="111" w:name="ref-Pebesma_2018"/>
+    <w:bookmarkEnd w:id="110"/>
+    <w:bookmarkStart w:id="112" w:name="ref-Pebesma_2018"/>
     <w:p>
       <w:pPr>
         <w:pStyle w:val="Bibliography"/>
@@ -5231,7 +5286,7 @@
       <w:r>
         <w:t xml:space="preserve">: Standardized support for spatial vector data. R J. 2018;10: 439–446. doi:</w:t>
       </w:r>
-      <w:hyperlink r:id="rId110">
+      <w:hyperlink r:id="rId111">
         <w:r>
           <w:rPr>
             <w:rStyle w:val="Hyperlink"/>
@@ -5240,8 +5295,8 @@
         </w:r>
       </w:hyperlink>
     </w:p>
-    <w:bookmarkEnd w:id="111"/>
-    <w:bookmarkStart w:id="113" w:name="ref-rnaturalearth"/>
+    <w:bookmarkEnd w:id="112"/>
+    <w:bookmarkStart w:id="114" w:name="ref-rnaturalearth"/>
     <w:p>
       <w:pPr>
         <w:pStyle w:val="Bibliography"/>
@@ -5276,7 +5331,7 @@
       <w:r>
         <w:t xml:space="preserve">. 2026. doi:</w:t>
       </w:r>
-      <w:hyperlink r:id="rId112">
+      <w:hyperlink r:id="rId113">
         <w:r>
           <w:rPr>
             <w:rStyle w:val="Hyperlink"/>
@@ -5285,8 +5340,8 @@
         </w:r>
       </w:hyperlink>
     </w:p>
-    <w:bookmarkEnd w:id="113"/>
-    <w:bookmarkStart w:id="115" w:name="ref-Crema_Bevan_2021"/>
+    <w:bookmarkEnd w:id="114"/>
+    <w:bookmarkStart w:id="116" w:name="ref-Crema_Bevan_2021"/>
     <w:p>
       <w:pPr>
         <w:pStyle w:val="Bibliography"/>
@@ -5303,7 +5358,7 @@
       <w:r>
         <w:t xml:space="preserve">Crema ER, Bevan A. Inference from large sets of radiocarbon dates: Software and methods. Radiocarbon. 2021;63: 23–39. doi:</w:t>
       </w:r>
-      <w:hyperlink r:id="rId114">
+      <w:hyperlink r:id="rId115">
         <w:r>
           <w:rPr>
             <w:rStyle w:val="Hyperlink"/>
@@ -5312,8 +5367,8 @@
         </w:r>
       </w:hyperlink>
     </w:p>
-    <w:bookmarkEnd w:id="115"/>
-    <w:bookmarkStart w:id="117" w:name="ref-Lycett_2019"/>
+    <w:bookmarkEnd w:id="116"/>
+    <w:bookmarkStart w:id="118" w:name="ref-Lycett_2019"/>
     <w:p>
       <w:pPr>
         <w:pStyle w:val="Bibliography"/>
@@ -5339,7 +5394,7 @@
       <w:r>
         <w:t xml:space="preserve">. Archaeol Anthropol Sci. 2019;11: 2837–2847. doi:</w:t>
       </w:r>
-      <w:hyperlink r:id="rId116">
+      <w:hyperlink r:id="rId117">
         <w:r>
           <w:rPr>
             <w:rStyle w:val="Hyperlink"/>
@@ -5348,8 +5403,8 @@
         </w:r>
       </w:hyperlink>
     </w:p>
-    <w:bookmarkEnd w:id="117"/>
-    <w:bookmarkStart w:id="119" w:name="ref-Mantel_Smouse"/>
+    <w:bookmarkEnd w:id="118"/>
+    <w:bookmarkStart w:id="120" w:name="ref-Mantel_Smouse"/>
     <w:p>
       <w:pPr>
         <w:pStyle w:val="Bibliography"/>
@@ -5366,7 +5421,7 @@
       <w:r>
         <w:t xml:space="preserve">Smouse PE, Long JC. Matrix correlation analysis in anthropology and genetics. Am J Phys Anthropol. 1992;35: 187–213. doi:</w:t>
       </w:r>
-      <w:hyperlink r:id="rId118">
+      <w:hyperlink r:id="rId119">
         <w:r>
           <w:rPr>
             <w:rStyle w:val="Hyperlink"/>
@@ -5375,8 +5430,8 @@
         </w:r>
       </w:hyperlink>
     </w:p>
-    <w:bookmarkEnd w:id="119"/>
-    <w:bookmarkStart w:id="121" w:name="ref-Vegan2001"/>
+    <w:bookmarkEnd w:id="120"/>
+    <w:bookmarkStart w:id="122" w:name="ref-Vegan2001"/>
     <w:p>
       <w:pPr>
         <w:pStyle w:val="Bibliography"/>
@@ -5393,7 +5448,7 @@
       <w:r>
         <w:t xml:space="preserve">Oksanen J, Simpson GL, Blanchet FG, Kindt R, Legendre P, Minchin PR, et al. Vegan: Community ecology package. 2022. doi:</w:t>
       </w:r>
-      <w:hyperlink r:id="rId120">
+      <w:hyperlink r:id="rId121">
         <w:r>
           <w:rPr>
             <w:rStyle w:val="Hyperlink"/>
@@ -5402,8 +5457,8 @@
         </w:r>
       </w:hyperlink>
     </w:p>
-    <w:bookmarkEnd w:id="121"/>
-    <w:bookmarkStart w:id="123" w:name="ref-Rigaud_dErrico_Vanhaeren_2015"/>
+    <w:bookmarkEnd w:id="122"/>
+    <w:bookmarkStart w:id="124" w:name="ref-Rigaud_dErrico_Vanhaeren_2015"/>
     <w:p>
       <w:pPr>
         <w:pStyle w:val="Bibliography"/>
@@ -5432,7 +5487,7 @@
       <w:r>
         <w:t xml:space="preserve">cultures to the spread of farming. PLoS One. 2015;10: e0121166. doi:</w:t>
       </w:r>
-      <w:hyperlink r:id="rId122">
+      <w:hyperlink r:id="rId123">
         <w:r>
           <w:rPr>
             <w:rStyle w:val="Hyperlink"/>
@@ -5441,8 +5496,8 @@
         </w:r>
       </w:hyperlink>
     </w:p>
-    <w:bookmarkEnd w:id="123"/>
-    <w:bookmarkStart w:id="125" w:name="ref-Legendre_Anderson_1999"/>
+    <w:bookmarkEnd w:id="124"/>
+    <w:bookmarkStart w:id="126" w:name="ref-Legendre_Anderson_1999"/>
     <w:p>
       <w:pPr>
         <w:pStyle w:val="Bibliography"/>
@@ -5459,7 +5514,7 @@
       <w:r>
         <w:t xml:space="preserve">Legendre P, Anderson MJ. Distance-based redundancy analysis: Testing multispecies responses in multifactorial ecological experiments. Ecol Monogr. 1999;69: 1–24. doi:</w:t>
       </w:r>
-      <w:hyperlink r:id="rId124">
+      <w:hyperlink r:id="rId125">
         <w:r>
           <w:rPr>
             <w:rStyle w:val="Hyperlink"/>
@@ -5468,8 +5523,8 @@
         </w:r>
       </w:hyperlink>
     </w:p>
-    <w:bookmarkEnd w:id="125"/>
-    <w:bookmarkStart w:id="127" w:name="ref-seriation_pckge"/>
+    <w:bookmarkEnd w:id="126"/>
+    <w:bookmarkStart w:id="128" w:name="ref-seriation_pckge"/>
     <w:p>
       <w:pPr>
         <w:pStyle w:val="Bibliography"/>
@@ -5498,7 +5553,7 @@
       <w:r>
         <w:t xml:space="preserve">package seriation. J Stat Softw. 2008;25: 1–34. doi:</w:t>
       </w:r>
-      <w:hyperlink r:id="rId126">
+      <w:hyperlink r:id="rId127">
         <w:r>
           <w:rPr>
             <w:rStyle w:val="Hyperlink"/>
@@ -5507,8 +5562,8 @@
         </w:r>
       </w:hyperlink>
     </w:p>
-    <w:bookmarkEnd w:id="127"/>
-    <w:bookmarkStart w:id="129" w:name="ref-Brower_Kile_1988"/>
+    <w:bookmarkEnd w:id="128"/>
+    <w:bookmarkStart w:id="130" w:name="ref-Brower_Kile_1988"/>
     <w:p>
       <w:pPr>
         <w:pStyle w:val="Bibliography"/>
@@ -5525,7 +5580,7 @@
       <w:r>
         <w:t xml:space="preserve">Brower JC, Kile KM. Seriation of an original data matrix as applied to paleoecology. Lethaia. 1988;21: 79–93. doi:</w:t>
       </w:r>
-      <w:hyperlink r:id="rId128">
+      <w:hyperlink r:id="rId129">
         <w:r>
           <w:rPr>
             <w:rStyle w:val="Hyperlink"/>
@@ -5534,8 +5589,8 @@
         </w:r>
       </w:hyperlink>
     </w:p>
-    <w:bookmarkEnd w:id="129"/>
-    <w:bookmarkStart w:id="131" w:name="ref-Mills_2017"/>
+    <w:bookmarkEnd w:id="130"/>
+    <w:bookmarkStart w:id="132" w:name="ref-Mills_2017"/>
     <w:p>
       <w:pPr>
         <w:pStyle w:val="Bibliography"/>
@@ -5552,7 +5607,7 @@
       <w:r>
         <w:t xml:space="preserve">Mills BJ. Social network analysis in archaeology. Annu Rev Anthropol. 2017;46: 379–397. doi:</w:t>
       </w:r>
-      <w:hyperlink r:id="rId130">
+      <w:hyperlink r:id="rId131">
         <w:r>
           <w:rPr>
             <w:rStyle w:val="Hyperlink"/>
@@ -5561,8 +5616,8 @@
         </w:r>
       </w:hyperlink>
     </w:p>
-    <w:bookmarkEnd w:id="131"/>
-    <w:bookmarkStart w:id="133" w:name="ref-Fruchterman_Reingold_1991"/>
+    <w:bookmarkEnd w:id="132"/>
+    <w:bookmarkStart w:id="134" w:name="ref-Fruchterman_Reingold_1991"/>
     <w:p>
       <w:pPr>
         <w:pStyle w:val="Bibliography"/>
@@ -5579,7 +5634,7 @@
       <w:r>
         <w:t xml:space="preserve">Fruchterman TMJ, Reingold EM. Graph drawing by force-directed placement. Softw Pract Exp. 1991;21: 1129–1164. doi:</w:t>
       </w:r>
-      <w:hyperlink r:id="rId132">
+      <w:hyperlink r:id="rId133">
         <w:r>
           <w:rPr>
             <w:rStyle w:val="Hyperlink"/>
@@ -5588,8 +5643,8 @@
         </w:r>
       </w:hyperlink>
     </w:p>
-    <w:bookmarkEnd w:id="133"/>
-    <w:bookmarkStart w:id="135" w:name="ref-statnet_package"/>
+    <w:bookmarkEnd w:id="134"/>
+    <w:bookmarkStart w:id="136" w:name="ref-statnet_package"/>
     <w:p>
       <w:pPr>
         <w:pStyle w:val="Bibliography"/>
@@ -5606,7 +5661,7 @@
       <w:r>
         <w:t xml:space="preserve">Handcock MS, Hunter DR, Butts CT, Goodreau SM, Krivitsky PN, Bender-deMoll S, et al. Statnet: Software tools for the statistical analysis of network data. Statnet Development Team; 2019. doi:</w:t>
       </w:r>
-      <w:hyperlink r:id="rId134">
+      <w:hyperlink r:id="rId135">
         <w:r>
           <w:rPr>
             <w:rStyle w:val="Hyperlink"/>
@@ -5615,8 +5670,8 @@
         </w:r>
       </w:hyperlink>
     </w:p>
-    <w:bookmarkEnd w:id="135"/>
-    <w:bookmarkStart w:id="137" w:name="ref-igraph_package"/>
+    <w:bookmarkEnd w:id="136"/>
+    <w:bookmarkStart w:id="138" w:name="ref-igraph_package"/>
     <w:p>
       <w:pPr>
         <w:pStyle w:val="Bibliography"/>
@@ -5636,7 +5691,7 @@
       <w:r>
         <w:t xml:space="preserve"> </w:t>
       </w:r>
-      <w:hyperlink r:id="rId136">
+      <w:hyperlink r:id="rId137">
         <w:r>
           <w:rPr>
             <w:rStyle w:val="Hyperlink"/>
@@ -5645,8 +5700,8 @@
         </w:r>
       </w:hyperlink>
     </w:p>
-    <w:bookmarkEnd w:id="137"/>
-    <w:bookmarkStart w:id="139" w:name="ref-Anderson_2017"/>
+    <w:bookmarkEnd w:id="138"/>
+    <w:bookmarkStart w:id="140" w:name="ref-Anderson_2017"/>
     <w:p>
       <w:pPr>
         <w:pStyle w:val="Bibliography"/>
@@ -5669,7 +5724,7 @@
       <w:r>
         <w:t xml:space="preserve">). Wiley StatsRef: Statistics reference online. John Wiley &amp; Sons, Ltd; 2017. pp. 1–15. doi:</w:t>
       </w:r>
-      <w:hyperlink r:id="rId138">
+      <w:hyperlink r:id="rId139">
         <w:r>
           <w:rPr>
             <w:rStyle w:val="Hyperlink"/>
@@ -5678,8 +5733,8 @@
         </w:r>
       </w:hyperlink>
     </w:p>
-    <w:bookmarkEnd w:id="139"/>
-    <w:bookmarkStart w:id="141" w:name="ref-Shennan_Crema_Kerig_2015"/>
+    <w:bookmarkEnd w:id="140"/>
+    <w:bookmarkStart w:id="142" w:name="ref-Shennan_Crema_Kerig_2015"/>
     <w:p>
       <w:pPr>
         <w:pStyle w:val="Bibliography"/>
@@ -5735,7 +5790,7 @@
       <w:r>
         <w:t xml:space="preserve">. Evol Hum Behav. 2015;36: 103–109. doi:</w:t>
       </w:r>
-      <w:hyperlink r:id="rId140">
+      <w:hyperlink r:id="rId141">
         <w:r>
           <w:rPr>
             <w:rStyle w:val="Hyperlink"/>
@@ -5744,8 +5799,8 @@
         </w:r>
       </w:hyperlink>
     </w:p>
-    <w:bookmarkEnd w:id="141"/>
-    <w:bookmarkStart w:id="143" w:name="ref-Marwick2017"/>
+    <w:bookmarkEnd w:id="142"/>
+    <w:bookmarkStart w:id="144" w:name="ref-Marwick2017"/>
     <w:p>
       <w:pPr>
         <w:pStyle w:val="Bibliography"/>
@@ -5762,7 +5817,7 @@
       <w:r>
         <w:t xml:space="preserve">Marwick B. Computational reproducibility in archaeological research: Basic principles and a case study of their implementation. J Archaeol Method Theory. 2017;24: 424–450. doi:</w:t>
       </w:r>
-      <w:hyperlink r:id="rId142">
+      <w:hyperlink r:id="rId143">
         <w:r>
           <w:rPr>
             <w:rStyle w:val="Hyperlink"/>
@@ -5771,8 +5826,8 @@
         </w:r>
       </w:hyperlink>
     </w:p>
-    <w:bookmarkEnd w:id="143"/>
-    <w:bookmarkStart w:id="145" w:name="ref-Marwick_2025"/>
+    <w:bookmarkEnd w:id="144"/>
+    <w:bookmarkStart w:id="146" w:name="ref-Marwick_2025"/>
     <w:p>
       <w:pPr>
         <w:pStyle w:val="Bibliography"/>
@@ -5789,7 +5844,7 @@
       <w:r>
         <w:t xml:space="preserve">Marwick B. Is archaeology a science? Insights and imperatives from 10,000 articles and a year of reproducibility reviews. J Archaeol Sci. 2025;180: 106281. doi:</w:t>
       </w:r>
-      <w:hyperlink r:id="rId144">
+      <w:hyperlink r:id="rId145">
         <w:r>
           <w:rPr>
             <w:rStyle w:val="Hyperlink"/>
@@ -5798,8 +5853,8 @@
         </w:r>
       </w:hyperlink>
     </w:p>
-    <w:bookmarkEnd w:id="145"/>
-    <w:bookmarkStart w:id="147" w:name="ref-Finlayson_Warren_2017"/>
+    <w:bookmarkEnd w:id="146"/>
+    <w:bookmarkStart w:id="148" w:name="ref-Finlayson_Warren_2017"/>
     <w:p>
       <w:pPr>
         <w:pStyle w:val="Bibliography"/>
@@ -5819,7 +5874,7 @@
       <w:r>
         <w:t xml:space="preserve"> </w:t>
       </w:r>
-      <w:hyperlink r:id="rId146">
+      <w:hyperlink r:id="rId147">
         <w:r>
           <w:rPr>
             <w:rStyle w:val="Hyperlink"/>
@@ -5828,8 +5883,8 @@
         </w:r>
       </w:hyperlink>
     </w:p>
-    <w:bookmarkEnd w:id="147"/>
-    <w:bookmarkStart w:id="149" w:name="ref-Riches_1995"/>
+    <w:bookmarkEnd w:id="148"/>
+    <w:bookmarkStart w:id="150" w:name="ref-Riches_1995"/>
     <w:p>
       <w:pPr>
         <w:pStyle w:val="Bibliography"/>
@@ -5846,7 +5901,7 @@
       <w:r>
         <w:t xml:space="preserve">Riches D. Hunter-gatherer structural transformations. J R Anthropol Inst. 1995;1: 679–701. doi:</w:t>
       </w:r>
-      <w:hyperlink r:id="rId148">
+      <w:hyperlink r:id="rId149">
         <w:r>
           <w:rPr>
             <w:rStyle w:val="Hyperlink"/>
@@ -5855,8 +5910,8 @@
         </w:r>
       </w:hyperlink>
     </w:p>
-    <w:bookmarkEnd w:id="149"/>
-    <w:bookmarkStart w:id="151" w:name="ref-Price_Brown_1985"/>
+    <w:bookmarkEnd w:id="150"/>
+    <w:bookmarkStart w:id="152" w:name="ref-Price_Brown_1985"/>
     <w:p>
       <w:pPr>
         <w:pStyle w:val="Bibliography"/>
@@ -5873,7 +5928,7 @@
       <w:r>
         <w:t xml:space="preserve">Price TD, Brown JA. Aspects of hunter–gatherer complexity. In: Price TD, Brown JA, editors. Prehistoric hunters-gatherers. Orlando: Academic Press; 1985. pp. 3–20. doi:</w:t>
       </w:r>
-      <w:hyperlink r:id="rId150">
+      <w:hyperlink r:id="rId151">
         <w:r>
           <w:rPr>
             <w:rStyle w:val="Hyperlink"/>
@@ -5882,8 +5937,8 @@
         </w:r>
       </w:hyperlink>
     </w:p>
-    <w:bookmarkEnd w:id="151"/>
-    <w:bookmarkStart w:id="153" w:name="ref-Lane_2017"/>
+    <w:bookmarkEnd w:id="152"/>
+    <w:bookmarkStart w:id="154" w:name="ref-Lane_2017"/>
     <w:p>
       <w:pPr>
         <w:pStyle w:val="Bibliography"/>
@@ -5903,7 +5958,7 @@
       <w:r>
         <w:t xml:space="preserve"> </w:t>
       </w:r>
-      <w:hyperlink r:id="rId152">
+      <w:hyperlink r:id="rId153">
         <w:r>
           <w:rPr>
             <w:rStyle w:val="Hyperlink"/>
@@ -5912,8 +5967,8 @@
         </w:r>
       </w:hyperlink>
     </w:p>
-    <w:bookmarkEnd w:id="153"/>
-    <w:bookmarkStart w:id="154" w:name="ref-Pate_2006"/>
+    <w:bookmarkEnd w:id="154"/>
+    <w:bookmarkStart w:id="155" w:name="ref-Pate_2006"/>
     <w:p>
       <w:pPr>
         <w:pStyle w:val="Bibliography"/>
@@ -5970,8 +6025,8 @@
         <w:t xml:space="preserve"> </w:t>
       </w:r>
     </w:p>
-    <w:bookmarkEnd w:id="154"/>
-    <w:bookmarkStart w:id="156" w:name="ref-Johnson_2014"/>
+    <w:bookmarkEnd w:id="155"/>
+    <w:bookmarkStart w:id="157" w:name="ref-Johnson_2014"/>
     <w:p>
       <w:pPr>
         <w:pStyle w:val="Bibliography"/>
@@ -5997,7 +6052,7 @@
       <w:r>
         <w:t xml:space="preserve">’s frames of reference. J Archaeol Res. 2014;22: 1–42. doi:</w:t>
       </w:r>
-      <w:hyperlink r:id="rId155">
+      <w:hyperlink r:id="rId156">
         <w:r>
           <w:rPr>
             <w:rStyle w:val="Hyperlink"/>
@@ -6006,8 +6061,8 @@
         </w:r>
       </w:hyperlink>
     </w:p>
-    <w:bookmarkEnd w:id="156"/>
-    <w:bookmarkStart w:id="158" w:name="ref-Singh_Glowacki_2022"/>
+    <w:bookmarkEnd w:id="157"/>
+    <w:bookmarkStart w:id="159" w:name="ref-Singh_Glowacki_2022"/>
     <w:p>
       <w:pPr>
         <w:pStyle w:val="Bibliography"/>
@@ -6033,7 +6088,7 @@
       <w:r>
         <w:t xml:space="preserve">: Beyond the nomadic-egalitarian model. Evol Hum Behav. 2022;43: 418–431. doi:</w:t>
       </w:r>
-      <w:hyperlink r:id="rId157">
+      <w:hyperlink r:id="rId158">
         <w:r>
           <w:rPr>
             <w:rStyle w:val="Hyperlink"/>
@@ -6042,8 +6097,8 @@
         </w:r>
       </w:hyperlink>
     </w:p>
-    <w:bookmarkEnd w:id="158"/>
-    <w:bookmarkStart w:id="160" w:name="ref-Schwendler_2012"/>
+    <w:bookmarkEnd w:id="159"/>
+    <w:bookmarkStart w:id="161" w:name="ref-Schwendler_2012"/>
     <w:p>
       <w:pPr>
         <w:pStyle w:val="Bibliography"/>
@@ -6087,7 +6142,7 @@
       <w:r>
         <w:t xml:space="preserve">. Quat Int. 2012;272–273: 333–353. doi:</w:t>
       </w:r>
-      <w:hyperlink r:id="rId159">
+      <w:hyperlink r:id="rId160">
         <w:r>
           <w:rPr>
             <w:rStyle w:val="Hyperlink"/>
@@ -6096,8 +6151,8 @@
         </w:r>
       </w:hyperlink>
     </w:p>
-    <w:bookmarkEnd w:id="160"/>
-    <w:bookmarkStart w:id="162" w:name="ref-Morwood_1987"/>
+    <w:bookmarkEnd w:id="161"/>
+    <w:bookmarkStart w:id="163" w:name="ref-Morwood_1987"/>
     <w:p>
       <w:pPr>
         <w:pStyle w:val="Bibliography"/>
@@ -6132,7 +6187,7 @@
       <w:r>
         <w:t xml:space="preserve">. Proc Prehist Soc. 1987;53: 337–350. doi:</w:t>
       </w:r>
-      <w:hyperlink r:id="rId161">
+      <w:hyperlink r:id="rId162">
         <w:r>
           <w:rPr>
             <w:rStyle w:val="Hyperlink"/>
@@ -6141,8 +6196,8 @@
         </w:r>
       </w:hyperlink>
     </w:p>
-    <w:bookmarkEnd w:id="162"/>
-    <w:bookmarkStart w:id="164" w:name="ref-Mattson_2021"/>
+    <w:bookmarkEnd w:id="163"/>
+    <w:bookmarkStart w:id="165" w:name="ref-Mattson_2021"/>
     <w:p>
       <w:pPr>
         <w:pStyle w:val="Bibliography"/>
@@ -6159,7 +6214,7 @@
       <w:r>
         <w:t xml:space="preserve">Mattson HV. Personal adornment and identity construction in archaeology: An introduction. In: Mattson HV, editor. Personal adornment and the construction of identity. Oxford: Oxbow Books; 2021. pp. 1–24. doi:</w:t>
       </w:r>
-      <w:hyperlink r:id="rId163">
+      <w:hyperlink r:id="rId164">
         <w:r>
           <w:rPr>
             <w:rStyle w:val="Hyperlink"/>
@@ -6168,8 +6223,8 @@
         </w:r>
       </w:hyperlink>
     </w:p>
-    <w:bookmarkEnd w:id="164"/>
-    <w:bookmarkStart w:id="165" w:name="ref-Larsson_2006"/>
+    <w:bookmarkEnd w:id="165"/>
+    <w:bookmarkStart w:id="166" w:name="ref-Larsson_2006"/>
     <w:p>
       <w:pPr>
         <w:pStyle w:val="Bibliography"/>
@@ -6232,8 +6287,8 @@
         <w:t xml:space="preserve"> </w:t>
       </w:r>
     </w:p>
-    <w:bookmarkEnd w:id="165"/>
-    <w:bookmarkStart w:id="167" w:name="ref-Moore_2010"/>
+    <w:bookmarkEnd w:id="166"/>
+    <w:bookmarkStart w:id="168" w:name="ref-Moore_2010"/>
     <w:p>
       <w:pPr>
         <w:pStyle w:val="Bibliography"/>
@@ -6301,7 +6356,7 @@
       <w:r>
         <w:t xml:space="preserve">. Southeast Archaeol. 2010;29: 197–221. doi:</w:t>
       </w:r>
-      <w:hyperlink r:id="rId166">
+      <w:hyperlink r:id="rId167">
         <w:r>
           <w:rPr>
             <w:rStyle w:val="Hyperlink"/>
@@ -6310,8 +6365,8 @@
         </w:r>
       </w:hyperlink>
     </w:p>
-    <w:bookmarkEnd w:id="167"/>
-    <w:bookmarkStart w:id="169" w:name="ref-Alfonso-Durrruty_Giles_Misarti2015"/>
+    <w:bookmarkEnd w:id="168"/>
+    <w:bookmarkStart w:id="170" w:name="ref-Alfonso-Durrruty_Giles_Misarti2015"/>
     <w:p>
       <w:pPr>
         <w:pStyle w:val="Bibliography"/>
@@ -6346,7 +6401,7 @@
       <w:r>
         <w:t xml:space="preserve">. Am J Phys Anthropol. 2015;158: 607–623. doi:</w:t>
       </w:r>
-      <w:hyperlink r:id="rId168">
+      <w:hyperlink r:id="rId169">
         <w:r>
           <w:rPr>
             <w:rStyle w:val="Hyperlink"/>
@@ -6355,8 +6410,8 @@
         </w:r>
       </w:hyperlink>
     </w:p>
-    <w:bookmarkEnd w:id="169"/>
-    <w:bookmarkStart w:id="170" w:name="ref-Vanhaeren_2005"/>
+    <w:bookmarkEnd w:id="170"/>
+    <w:bookmarkStart w:id="171" w:name="ref-Vanhaeren_2005"/>
     <w:p>
       <w:pPr>
         <w:pStyle w:val="Bibliography"/>
@@ -6377,8 +6432,8 @@
         <w:t xml:space="preserve"> </w:t>
       </w:r>
     </w:p>
-    <w:bookmarkEnd w:id="170"/>
-    <w:bookmarkStart w:id="172" w:name="ref-Conkey_1985"/>
+    <w:bookmarkEnd w:id="171"/>
+    <w:bookmarkStart w:id="173" w:name="ref-Conkey_1985"/>
     <w:p>
       <w:pPr>
         <w:pStyle w:val="Bibliography"/>
@@ -6407,7 +6462,7 @@
       <w:r>
         <w:t xml:space="preserve">material culture. In: Price TD, Brown JA, editors. Prehistoric hunters-gatherers. Orlando: Academic Press; 1985. pp. 299–323. doi:</w:t>
       </w:r>
-      <w:hyperlink r:id="rId171">
+      <w:hyperlink r:id="rId172">
         <w:r>
           <w:rPr>
             <w:rStyle w:val="Hyperlink"/>
@@ -6416,8 +6471,8 @@
         </w:r>
       </w:hyperlink>
     </w:p>
-    <w:bookmarkEnd w:id="172"/>
-    <w:bookmarkStart w:id="173" w:name="ref-Conkey_1978"/>
+    <w:bookmarkEnd w:id="173"/>
+    <w:bookmarkStart w:id="174" w:name="ref-Conkey_1978"/>
     <w:p>
       <w:pPr>
         <w:pStyle w:val="Bibliography"/>
@@ -6447,8 +6502,8 @@
         <w:t xml:space="preserve"> </w:t>
       </w:r>
     </w:p>
-    <w:bookmarkEnd w:id="173"/>
-    <w:bookmarkStart w:id="175" w:name="ref-Tilley_1982"/>
+    <w:bookmarkEnd w:id="174"/>
+    <w:bookmarkStart w:id="176" w:name="ref-Tilley_1982"/>
     <w:p>
       <w:pPr>
         <w:pStyle w:val="Bibliography"/>
@@ -6465,7 +6520,7 @@
       <w:r>
         <w:t xml:space="preserve">Tilley C. Social formation, social structures and social change. In: Hodder I, editor. Symbolic and structural archaeology. Cambridge: Cambridge University Press; 1982. pp. 26–38. doi:</w:t>
       </w:r>
-      <w:hyperlink r:id="rId174">
+      <w:hyperlink r:id="rId175">
         <w:r>
           <w:rPr>
             <w:rStyle w:val="Hyperlink"/>
@@ -6474,8 +6529,8 @@
         </w:r>
       </w:hyperlink>
     </w:p>
-    <w:bookmarkEnd w:id="175"/>
-    <w:bookmarkStart w:id="177" w:name="ref-Hodder1979"/>
+    <w:bookmarkEnd w:id="176"/>
+    <w:bookmarkStart w:id="178" w:name="ref-Hodder1979"/>
     <w:p>
       <w:pPr>
         <w:pStyle w:val="Bibliography"/>
@@ -6492,7 +6547,7 @@
       <w:r>
         <w:t xml:space="preserve">Hodder I. Economic and social stress and material culture patterning. Am Antiq. 1979;44: 446–454. doi:</w:t>
       </w:r>
-      <w:hyperlink r:id="rId176">
+      <w:hyperlink r:id="rId177">
         <w:r>
           <w:rPr>
             <w:rStyle w:val="Hyperlink"/>
@@ -6501,8 +6556,8 @@
         </w:r>
       </w:hyperlink>
     </w:p>
-    <w:bookmarkEnd w:id="177"/>
-    <w:bookmarkStart w:id="179" w:name="ref-Hodder1977"/>
+    <w:bookmarkEnd w:id="178"/>
+    <w:bookmarkStart w:id="180" w:name="ref-Hodder1977"/>
     <w:p>
       <w:pPr>
         <w:pStyle w:val="Bibliography"/>
@@ -6537,7 +6592,7 @@
       <w:r>
         <w:t xml:space="preserve">. Man. 1977;12: 239–269. doi:</w:t>
       </w:r>
-      <w:hyperlink r:id="rId178">
+      <w:hyperlink r:id="rId179">
         <w:r>
           <w:rPr>
             <w:rStyle w:val="Hyperlink"/>
@@ -6546,8 +6601,8 @@
         </w:r>
       </w:hyperlink>
     </w:p>
-    <w:bookmarkEnd w:id="179"/>
-    <w:bookmarkStart w:id="181" w:name="ref-Binford_1990"/>
+    <w:bookmarkEnd w:id="180"/>
+    <w:bookmarkStart w:id="182" w:name="ref-Binford_1990"/>
     <w:p>
       <w:pPr>
         <w:pStyle w:val="Bibliography"/>
@@ -6564,7 +6619,7 @@
       <w:r>
         <w:t xml:space="preserve">Binford LR. Mobility, housing, and environment: A comparative study. J Anthropol Res. 1990;46: 119–152. doi:</w:t>
       </w:r>
-      <w:hyperlink r:id="rId180">
+      <w:hyperlink r:id="rId181">
         <w:r>
           <w:rPr>
             <w:rStyle w:val="Hyperlink"/>
@@ -6573,8 +6628,8 @@
         </w:r>
       </w:hyperlink>
     </w:p>
-    <w:bookmarkEnd w:id="181"/>
-    <w:bookmarkStart w:id="183" w:name="ref-Kelly_1983"/>
+    <w:bookmarkEnd w:id="182"/>
+    <w:bookmarkStart w:id="184" w:name="ref-Kelly_1983"/>
     <w:p>
       <w:pPr>
         <w:pStyle w:val="Bibliography"/>
@@ -6591,7 +6646,7 @@
       <w:r>
         <w:t xml:space="preserve">Kelly RL. Hunter-gatherer mobility strategies. J Anthropol Res. 1983;39: 277–306. doi:</w:t>
       </w:r>
-      <w:hyperlink r:id="rId182">
+      <w:hyperlink r:id="rId183">
         <w:r>
           <w:rPr>
             <w:rStyle w:val="Hyperlink"/>
@@ -6600,8 +6655,8 @@
         </w:r>
       </w:hyperlink>
     </w:p>
-    <w:bookmarkEnd w:id="183"/>
-    <w:bookmarkStart w:id="185" w:name="ref-Padilla-Iglesias_Bischoff_2024"/>
+    <w:bookmarkEnd w:id="184"/>
+    <w:bookmarkStart w:id="186" w:name="ref-Padilla-Iglesias_Bischoff_2024"/>
     <w:p>
       <w:pPr>
         <w:pStyle w:val="Bibliography"/>
@@ -6618,7 +6673,7 @@
       <w:r>
         <w:t xml:space="preserve">Padilla-Iglesias C, Bischoff RJ. Hunter-gatherer mobility patterns influence the reconstruction of social networks from archaeological assemblages. J Archaeol Sci Rep. 2024;59: 104798. doi:</w:t>
       </w:r>
-      <w:hyperlink r:id="rId184">
+      <w:hyperlink r:id="rId185">
         <w:r>
           <w:rPr>
             <w:rStyle w:val="Hyperlink"/>
@@ -6627,8 +6682,8 @@
         </w:r>
       </w:hyperlink>
     </w:p>
-    <w:bookmarkEnd w:id="185"/>
-    <w:bookmarkStart w:id="187" w:name="ref-Whallon_2006"/>
+    <w:bookmarkEnd w:id="186"/>
+    <w:bookmarkStart w:id="188" w:name="ref-Whallon_2006"/>
     <w:p>
       <w:pPr>
         <w:pStyle w:val="Bibliography"/>
@@ -6654,7 +6709,7 @@
       <w:r>
         <w:t xml:space="preserve">mobility among hunter-gatherers. J Anthropol Archaeol. 2006;25: 259–270. doi:</w:t>
       </w:r>
-      <w:hyperlink r:id="rId186">
+      <w:hyperlink r:id="rId187">
         <w:r>
           <w:rPr>
             <w:rStyle w:val="Hyperlink"/>
@@ -6663,8 +6718,8 @@
         </w:r>
       </w:hyperlink>
     </w:p>
-    <w:bookmarkEnd w:id="187"/>
-    <w:bookmarkStart w:id="189" w:name="ref-Fitzhugh_Phillips_Gjesfeld_2011"/>
+    <w:bookmarkEnd w:id="188"/>
+    <w:bookmarkStart w:id="190" w:name="ref-Fitzhugh_Phillips_Gjesfeld_2011"/>
     <w:p>
       <w:pPr>
         <w:pStyle w:val="Bibliography"/>
@@ -6690,7 +6745,7 @@
       <w:r>
         <w:t xml:space="preserve">. In: Whallon R, Lovis WA, Hitchcock RK, editors. Information and its role in hunter-gatherer bands. Los Angeles: Cotsen Institute of Archaeology Press at UCLA; 2011. pp. 85–116. doi:</w:t>
       </w:r>
-      <w:hyperlink r:id="rId188">
+      <w:hyperlink r:id="rId189">
         <w:r>
           <w:rPr>
             <w:rStyle w:val="Hyperlink"/>
@@ -6699,8 +6754,8 @@
         </w:r>
       </w:hyperlink>
     </w:p>
-    <w:bookmarkEnd w:id="189"/>
-    <w:bookmarkStart w:id="191" w:name="ref-Lovis_Donahue_2011"/>
+    <w:bookmarkEnd w:id="190"/>
+    <w:bookmarkStart w:id="192" w:name="ref-Lovis_Donahue_2011"/>
     <w:p>
       <w:pPr>
         <w:pStyle w:val="Bibliography"/>
@@ -6735,7 +6790,7 @@
       <w:r>
         <w:t xml:space="preserve">hunter-gatherers. In: Whallon R, Lovis WA, Hitchcock RK, editors. Information and its role in hunter-gatherer bands. Los Angeles: Cotsen Institute of Archaeology Press at UCLA; 2011. pp. 59–84. doi:</w:t>
       </w:r>
-      <w:hyperlink r:id="rId190">
+      <w:hyperlink r:id="rId191">
         <w:r>
           <w:rPr>
             <w:rStyle w:val="Hyperlink"/>
@@ -6744,8 +6799,8 @@
         </w:r>
       </w:hyperlink>
     </w:p>
-    <w:bookmarkEnd w:id="191"/>
-    <w:bookmarkStart w:id="193" w:name="ref-Hitchcock_Ebert_2011"/>
+    <w:bookmarkEnd w:id="192"/>
+    <w:bookmarkStart w:id="194" w:name="ref-Hitchcock_Ebert_2011"/>
     <w:p>
       <w:pPr>
         <w:pStyle w:val="Bibliography"/>
@@ -6780,7 +6835,7 @@
       <w:r>
         <w:t xml:space="preserve">. In: Whallon R, Lovis WA, Hitchcock RK, editors. Information and its role in hunter-gatherer bands. Los Angeles: Cotsen Institute of Archaeology Press at UCLA; 2011. pp. 133–166. doi:</w:t>
       </w:r>
-      <w:hyperlink r:id="rId192">
+      <w:hyperlink r:id="rId193">
         <w:r>
           <w:rPr>
             <w:rStyle w:val="Hyperlink"/>
@@ -6789,8 +6844,8 @@
         </w:r>
       </w:hyperlink>
     </w:p>
-    <w:bookmarkEnd w:id="193"/>
-    <w:bookmarkStart w:id="195" w:name="ref-Romano_Lozano_Fern2022"/>
+    <w:bookmarkEnd w:id="194"/>
+    <w:bookmarkStart w:id="196" w:name="ref-Romano_Lozano_Fern2022"/>
     <w:p>
       <w:pPr>
         <w:pStyle w:val="Bibliography"/>
@@ -6831,7 +6886,7 @@
       <w:r>
         <w:t xml:space="preserve">hunter–gatherers to understand cultural evolution. Philos Trans R Soc Lond B Biol Sci. 2022;377: 20200318. doi:</w:t>
       </w:r>
-      <w:hyperlink r:id="rId194">
+      <w:hyperlink r:id="rId195">
         <w:r>
           <w:rPr>
             <w:rStyle w:val="Hyperlink"/>
@@ -6840,8 +6895,8 @@
         </w:r>
       </w:hyperlink>
     </w:p>
-    <w:bookmarkEnd w:id="195"/>
-    <w:bookmarkStart w:id="197" w:name="ref-Kelly_2024"/>
+    <w:bookmarkEnd w:id="196"/>
+    <w:bookmarkStart w:id="198" w:name="ref-Kelly_2024"/>
     <w:p>
       <w:pPr>
         <w:pStyle w:val="Bibliography"/>
@@ -6879,7 +6934,7 @@
       <w:r>
         <w:t xml:space="preserve">: Problems and opportunities. Top Cogn Sci. 2026;18: 126–146. doi:</w:t>
       </w:r>
-      <w:hyperlink r:id="rId196">
+      <w:hyperlink r:id="rId197">
         <w:r>
           <w:rPr>
             <w:rStyle w:val="Hyperlink"/>
@@ -6888,8 +6943,8 @@
         </w:r>
       </w:hyperlink>
     </w:p>
-    <w:bookmarkEnd w:id="197"/>
-    <w:bookmarkStart w:id="199" w:name="ref-Kinahan_2013"/>
+    <w:bookmarkEnd w:id="198"/>
+    <w:bookmarkStart w:id="200" w:name="ref-Kinahan_2013"/>
     <w:p>
       <w:pPr>
         <w:pStyle w:val="Bibliography"/>
@@ -6927,7 +6982,7 @@
       <w:r>
         <w:t xml:space="preserve">. J Afr Archaeol. 2013;11: 197–209. doi:</w:t>
       </w:r>
-      <w:hyperlink r:id="rId198">
+      <w:hyperlink r:id="rId199">
         <w:r>
           <w:rPr>
             <w:rStyle w:val="Hyperlink"/>
@@ -6936,8 +6991,8 @@
         </w:r>
       </w:hyperlink>
     </w:p>
-    <w:bookmarkEnd w:id="199"/>
-    <w:bookmarkStart w:id="201" w:name="ref-Newlander_2012"/>
+    <w:bookmarkEnd w:id="200"/>
+    <w:bookmarkStart w:id="202" w:name="ref-Newlander_2012"/>
     <w:p>
       <w:pPr>
         <w:pStyle w:val="Bibliography"/>
@@ -6984,7 +7039,7 @@
       <w:r>
         <w:t xml:space="preserve"> </w:t>
       </w:r>
-      <w:hyperlink r:id="rId200">
+      <w:hyperlink r:id="rId201">
         <w:r>
           <w:rPr>
             <w:rStyle w:val="Hyperlink"/>
@@ -6993,8 +7048,8 @@
         </w:r>
       </w:hyperlink>
     </w:p>
-    <w:bookmarkEnd w:id="201"/>
-    <w:bookmarkStart w:id="203" w:name="ref-Iizuka_Ferguson_Izuho_2022"/>
+    <w:bookmarkEnd w:id="202"/>
+    <w:bookmarkStart w:id="204" w:name="ref-Iizuka_Ferguson_Izuho_2022"/>
     <w:p>
       <w:pPr>
         <w:pStyle w:val="Bibliography"/>
@@ -7044,7 +7099,7 @@
       <w:r>
         <w:t xml:space="preserve">by neutron activation analysis. PLoS One. 2022;17: e0265329. doi:</w:t>
       </w:r>
-      <w:hyperlink r:id="rId202">
+      <w:hyperlink r:id="rId203">
         <w:r>
           <w:rPr>
             <w:rStyle w:val="Hyperlink"/>
@@ -7053,8 +7108,8 @@
         </w:r>
       </w:hyperlink>
     </w:p>
-    <w:bookmarkEnd w:id="203"/>
-    <w:bookmarkStart w:id="205" w:name="ref-conkey_agg"/>
+    <w:bookmarkEnd w:id="204"/>
+    <w:bookmarkStart w:id="206" w:name="ref-conkey_agg"/>
     <w:p>
       <w:pPr>
         <w:pStyle w:val="Bibliography"/>
@@ -7083,7 +7138,7 @@
       <w:r>
         <w:t xml:space="preserve">[and comments and reply]. Curr Anthropol. 1980;21: 609–630. doi:</w:t>
       </w:r>
-      <w:hyperlink r:id="rId204">
+      <w:hyperlink r:id="rId205">
         <w:r>
           <w:rPr>
             <w:rStyle w:val="Hyperlink"/>
@@ -7092,8 +7147,8 @@
         </w:r>
       </w:hyperlink>
     </w:p>
-    <w:bookmarkEnd w:id="205"/>
-    <w:bookmarkStart w:id="207" w:name="ref-Maher_Conkey_2019"/>
+    <w:bookmarkEnd w:id="206"/>
+    <w:bookmarkStart w:id="208" w:name="ref-Maher_Conkey_2019"/>
     <w:p>
       <w:pPr>
         <w:pStyle w:val="Bibliography"/>
@@ -7143,7 +7198,7 @@
       <w:r>
         <w:t xml:space="preserve">. Curr Anthropol. 2019;60: 91–137. doi:</w:t>
       </w:r>
-      <w:hyperlink r:id="rId206">
+      <w:hyperlink r:id="rId207">
         <w:r>
           <w:rPr>
             <w:rStyle w:val="Hyperlink"/>
@@ -7152,8 +7207,8 @@
         </w:r>
       </w:hyperlink>
     </w:p>
-    <w:bookmarkEnd w:id="207"/>
-    <w:bookmarkStart w:id="209" w:name="ref-bahn1982inter"/>
+    <w:bookmarkEnd w:id="208"/>
+    <w:bookmarkStart w:id="210" w:name="ref-bahn1982inter"/>
     <w:p>
       <w:pPr>
         <w:pStyle w:val="Bibliography"/>
@@ -7191,7 +7246,7 @@
       <w:r>
         <w:t xml:space="preserve">evidence. Oxf J Archaeol. 1982;1: 247–268. doi:</w:t>
       </w:r>
-      <w:hyperlink r:id="rId208">
+      <w:hyperlink r:id="rId209">
         <w:r>
           <w:rPr>
             <w:rStyle w:val="Hyperlink"/>
@@ -7200,8 +7255,8 @@
         </w:r>
       </w:hyperlink>
     </w:p>
-    <w:bookmarkEnd w:id="209"/>
-    <w:bookmarkStart w:id="211" w:name="ref-Bourdier_2013"/>
+    <w:bookmarkEnd w:id="210"/>
+    <w:bookmarkStart w:id="212" w:name="ref-Bourdier_2013"/>
     <w:p>
       <w:pPr>
         <w:pStyle w:val="Bibliography"/>
@@ -7254,7 +7309,7 @@
       <w:r>
         <w:t xml:space="preserve">) from the viewpoint of its sculpted frieze. J Anthropol Archaeol. 2013;32: 368–382. doi:</w:t>
       </w:r>
-      <w:hyperlink r:id="rId210">
+      <w:hyperlink r:id="rId211">
         <w:r>
           <w:rPr>
             <w:rStyle w:val="Hyperlink"/>
@@ -7263,8 +7318,8 @@
         </w:r>
       </w:hyperlink>
     </w:p>
-    <w:bookmarkEnd w:id="211"/>
-    <w:bookmarkStart w:id="213" w:name="ref-Svoboda_2013"/>
+    <w:bookmarkEnd w:id="212"/>
+    <w:bookmarkStart w:id="214" w:name="ref-Svoboda_2013"/>
     <w:p>
       <w:pPr>
         <w:pStyle w:val="Bibliography"/>
@@ -7293,7 +7348,7 @@
       <w:r>
         <w:t xml:space="preserve">i et VI: Comparaison d’un site d’agrégation et d’un site épisodique. Palethnologie. 2013;5. doi:</w:t>
       </w:r>
-      <w:hyperlink r:id="rId212">
+      <w:hyperlink r:id="rId213">
         <w:r>
           <w:rPr>
             <w:rStyle w:val="Hyperlink"/>
@@ -7302,8 +7357,8 @@
         </w:r>
       </w:hyperlink>
     </w:p>
-    <w:bookmarkEnd w:id="213"/>
-    <w:bookmarkStart w:id="215" w:name="ref-white1992rethinking"/>
+    <w:bookmarkEnd w:id="214"/>
+    <w:bookmarkStart w:id="216" w:name="ref-white1992rethinking"/>
     <w:p>
       <w:pPr>
         <w:pStyle w:val="Bibliography"/>
@@ -7332,7 +7387,7 @@
       <w:r>
         <w:t xml:space="preserve">transition [and comments and replies]. Curr Anthropol. 1982;23: 169–192. doi:</w:t>
       </w:r>
-      <w:hyperlink r:id="rId214">
+      <w:hyperlink r:id="rId215">
         <w:r>
           <w:rPr>
             <w:rStyle w:val="Hyperlink"/>
@@ -7341,8 +7396,8 @@
         </w:r>
       </w:hyperlink>
     </w:p>
-    <w:bookmarkEnd w:id="215"/>
-    <w:bookmarkStart w:id="216" w:name="X79d7c52b9cdbe72fc1b94e51c6ee6057d0c4a50"/>
+    <w:bookmarkEnd w:id="216"/>
+    <w:bookmarkStart w:id="217" w:name="X79d7c52b9cdbe72fc1b94e51c6ee6057d0c4a50"/>
     <w:p>
       <w:pPr>
         <w:pStyle w:val="Bibliography"/>
@@ -7387,8 +7442,8 @@
         <w:t xml:space="preserve"> </w:t>
       </w:r>
     </w:p>
-    <w:bookmarkEnd w:id="216"/>
-    <w:bookmarkStart w:id="218" w:name="ref-montet-white1994"/>
+    <w:bookmarkEnd w:id="217"/>
+    <w:bookmarkStart w:id="219" w:name="ref-montet-white1994"/>
     <w:p>
       <w:pPr>
         <w:pStyle w:val="Bibliography"/>
@@ -7426,7 +7481,7 @@
       <w:r>
         <w:t xml:space="preserve">. Annu Rev Anthropol. 1994;23: 483–506. doi:</w:t>
       </w:r>
-      <w:hyperlink r:id="rId217">
+      <w:hyperlink r:id="rId218">
         <w:r>
           <w:rPr>
             <w:rStyle w:val="Hyperlink"/>
@@ -7435,8 +7490,8 @@
         </w:r>
       </w:hyperlink>
     </w:p>
-    <w:bookmarkEnd w:id="218"/>
-    <w:bookmarkStart w:id="220" w:name="ref-Frerebeau_2025"/>
+    <w:bookmarkEnd w:id="219"/>
+    <w:bookmarkStart w:id="221" w:name="ref-Frerebeau_2025"/>
     <w:p>
       <w:pPr>
         <w:pStyle w:val="Bibliography"/>
@@ -7453,7 +7508,7 @@
       <w:r>
         <w:t xml:space="preserve">Frerebeau N. Tabula: Analysis and visualization of archaeological count data. Zenodo; 2025. doi:</w:t>
       </w:r>
-      <w:hyperlink r:id="rId219">
+      <w:hyperlink r:id="rId220">
         <w:r>
           <w:rPr>
             <w:rStyle w:val="Hyperlink"/>
@@ -7462,8 +7517,8 @@
         </w:r>
       </w:hyperlink>
     </w:p>
-    <w:bookmarkEnd w:id="220"/>
-    <w:bookmarkStart w:id="222" w:name="ref-Kintigh_1984"/>
+    <w:bookmarkEnd w:id="221"/>
+    <w:bookmarkStart w:id="223" w:name="ref-Kintigh_1984"/>
     <w:p>
       <w:pPr>
         <w:pStyle w:val="Bibliography"/>
@@ -7480,7 +7535,7 @@
       <w:r>
         <w:t xml:space="preserve">Kintigh KW. Measuring archaeological diversity by comparison with simulated assemblages. Am Antiq. 1984;49: 44–54. doi:</w:t>
       </w:r>
-      <w:hyperlink r:id="rId221">
+      <w:hyperlink r:id="rId222">
         <w:r>
           <w:rPr>
             <w:rStyle w:val="Hyperlink"/>
@@ -7489,8 +7544,8 @@
         </w:r>
       </w:hyperlink>
     </w:p>
-    <w:bookmarkEnd w:id="222"/>
-    <w:bookmarkStart w:id="224" w:name="X8c17deb08b87fbfa26556dda630532ff62c8bd1"/>
+    <w:bookmarkEnd w:id="223"/>
+    <w:bookmarkStart w:id="225" w:name="X8c17deb08b87fbfa26556dda630532ff62c8bd1"/>
     <w:p>
       <w:pPr>
         <w:pStyle w:val="Bibliography"/>
@@ -7528,7 +7583,7 @@
       <w:r>
         <w:t xml:space="preserve">scale. Nat Commun. 2024;15: 7406. doi:</w:t>
       </w:r>
-      <w:hyperlink r:id="rId223">
+      <w:hyperlink r:id="rId224">
         <w:r>
           <w:rPr>
             <w:rStyle w:val="Hyperlink"/>
@@ -7537,8 +7592,8 @@
         </w:r>
       </w:hyperlink>
     </w:p>
-    <w:bookmarkEnd w:id="224"/>
-    <w:bookmarkStart w:id="226" w:name="ref-smith1992Design"/>
+    <w:bookmarkEnd w:id="225"/>
+    <w:bookmarkStart w:id="227" w:name="ref-smith1992Design"/>
     <w:p>
       <w:pPr>
         <w:pStyle w:val="Bibliography"/>
@@ -7570,7 +7625,7 @@
       <w:r>
         <w:t xml:space="preserve">. Aust Archaeol. 1992;34: 51. doi:</w:t>
       </w:r>
-      <w:hyperlink r:id="rId225">
+      <w:hyperlink r:id="rId226">
         <w:r>
           <w:rPr>
             <w:rStyle w:val="Hyperlink"/>
@@ -7579,8 +7634,8 @@
         </w:r>
       </w:hyperlink>
     </w:p>
-    <w:bookmarkEnd w:id="226"/>
-    <w:bookmarkStart w:id="228" w:name="ref-hays1993symbol"/>
+    <w:bookmarkEnd w:id="227"/>
+    <w:bookmarkStart w:id="229" w:name="ref-hays1993symbol"/>
     <w:p>
       <w:pPr>
         <w:pStyle w:val="Bibliography"/>
@@ -7597,7 +7652,7 @@
       <w:r>
         <w:t xml:space="preserve">Hays KA. When is a symbol archaeologically meaningful? Meaning, function, and prehistoric visual arts. In: Yoffee N, Sherratt A, editors. Archaeological theory: Who sets the agenda? Cambridge: Cambridge University Press; 1993. pp. 81–92. doi:</w:t>
       </w:r>
-      <w:hyperlink r:id="rId227">
+      <w:hyperlink r:id="rId228">
         <w:r>
           <w:rPr>
             <w:rStyle w:val="Hyperlink"/>
@@ -7606,8 +7661,8 @@
         </w:r>
       </w:hyperlink>
     </w:p>
-    <w:bookmarkEnd w:id="228"/>
-    <w:bookmarkStart w:id="230" w:name="ref-McDonald_Veth_Lilley_2006"/>
+    <w:bookmarkEnd w:id="229"/>
+    <w:bookmarkStart w:id="231" w:name="ref-McDonald_Veth_Lilley_2006"/>
     <w:p>
       <w:pPr>
         <w:pStyle w:val="Bibliography"/>
@@ -7666,7 +7721,7 @@
       <w:r>
         <w:t xml:space="preserve">. Malden, Mass: Blackwell Publishing; 2006. pp. 96–115. doi:</w:t>
       </w:r>
-      <w:hyperlink r:id="rId229">
+      <w:hyperlink r:id="rId230">
         <w:r>
           <w:rPr>
             <w:rStyle w:val="Hyperlink"/>
@@ -7675,8 +7730,8 @@
         </w:r>
       </w:hyperlink>
     </w:p>
-    <w:bookmarkEnd w:id="230"/>
-    <w:bookmarkStart w:id="232" w:name="ref-Lourandos_1985"/>
+    <w:bookmarkEnd w:id="231"/>
+    <w:bookmarkStart w:id="233" w:name="ref-Lourandos_1985"/>
     <w:p>
       <w:pPr>
         <w:pStyle w:val="Bibliography"/>
@@ -7705,7 +7760,7 @@
       <w:r>
         <w:t xml:space="preserve">prehistory. In: Price TD, Brown JA, editors. Prehistoric hunters-gatherers. Orlando: Academic Press; 1985. pp. 385–423. doi:</w:t>
       </w:r>
-      <w:hyperlink r:id="rId231">
+      <w:hyperlink r:id="rId232">
         <w:r>
           <w:rPr>
             <w:rStyle w:val="Hyperlink"/>
@@ -7714,8 +7769,8 @@
         </w:r>
       </w:hyperlink>
     </w:p>
-    <w:bookmarkEnd w:id="232"/>
-    <w:bookmarkStart w:id="234" w:name="ref-barton_clark_cohen1994"/>
+    <w:bookmarkEnd w:id="233"/>
+    <w:bookmarkStart w:id="235" w:name="ref-barton_clark_cohen1994"/>
     <w:p>
       <w:pPr>
         <w:pStyle w:val="Bibliography"/>
@@ -7753,7 +7808,7 @@
       <w:r>
         <w:t xml:space="preserve">. World Archaeol. 1994;26: 185–207. doi:</w:t>
       </w:r>
-      <w:hyperlink r:id="rId233">
+      <w:hyperlink r:id="rId234">
         <w:r>
           <w:rPr>
             <w:rStyle w:val="Hyperlink"/>
@@ -7762,8 +7817,8 @@
         </w:r>
       </w:hyperlink>
     </w:p>
-    <w:bookmarkEnd w:id="234"/>
-    <w:bookmarkStart w:id="236" w:name="ref-mcdonald2012social"/>
+    <w:bookmarkEnd w:id="235"/>
+    <w:bookmarkStart w:id="237" w:name="ref-mcdonald2012social"/>
     <w:p>
       <w:pPr>
         <w:pStyle w:val="Bibliography"/>
@@ -7789,7 +7844,7 @@
       <w:r>
         <w:t xml:space="preserve">. In: McDonald J, Veth P, editors. A companion to rock art. Oxford: Wiley-Blackwell; 2012. pp. 90–102. doi:</w:t>
       </w:r>
-      <w:hyperlink r:id="rId235">
+      <w:hyperlink r:id="rId236">
         <w:r>
           <w:rPr>
             <w:rStyle w:val="Hyperlink"/>
@@ -7798,8 +7853,8 @@
         </w:r>
       </w:hyperlink>
     </w:p>
-    <w:bookmarkEnd w:id="236"/>
-    <w:bookmarkStart w:id="238" w:name="ref-bernardini2005reconsidering"/>
+    <w:bookmarkEnd w:id="237"/>
+    <w:bookmarkStart w:id="239" w:name="ref-bernardini2005reconsidering"/>
     <w:p>
       <w:pPr>
         <w:pStyle w:val="Bibliography"/>
@@ -7825,7 +7880,7 @@
       <w:r>
         <w:t xml:space="preserve">. Am Antiq. 2005;70: 31–54. doi:</w:t>
       </w:r>
-      <w:hyperlink r:id="rId237">
+      <w:hyperlink r:id="rId238">
         <w:r>
           <w:rPr>
             <w:rStyle w:val="Hyperlink"/>
@@ -7834,8 +7889,8 @@
         </w:r>
       </w:hyperlink>
     </w:p>
-    <w:bookmarkEnd w:id="238"/>
-    <w:bookmarkStart w:id="240" w:name="ref-wiessner1984reconsidering"/>
+    <w:bookmarkEnd w:id="239"/>
+    <w:bookmarkStart w:id="241" w:name="ref-wiessner1984reconsidering"/>
     <w:p>
       <w:pPr>
         <w:pStyle w:val="Bibliography"/>
@@ -7861,7 +7916,7 @@
       <w:r>
         <w:t xml:space="preserve">. J Anthropol Archaeol. 1984;3: 190–234. doi:</w:t>
       </w:r>
-      <w:hyperlink r:id="rId239">
+      <w:hyperlink r:id="rId240">
         <w:r>
           <w:rPr>
             <w:rStyle w:val="Hyperlink"/>
@@ -7870,8 +7925,8 @@
         </w:r>
       </w:hyperlink>
     </w:p>
-    <w:bookmarkEnd w:id="240"/>
-    <w:bookmarkStart w:id="242" w:name="ref-smith1992"/>
+    <w:bookmarkEnd w:id="241"/>
+    <w:bookmarkStart w:id="243" w:name="ref-smith1992"/>
     <w:p>
       <w:pPr>
         <w:pStyle w:val="Bibliography"/>
@@ -7909,7 +7964,7 @@
       <w:r>
         <w:t xml:space="preserve">. Aust Archaeol. 1992;34: 34–42. doi:</w:t>
       </w:r>
-      <w:hyperlink r:id="rId241">
+      <w:hyperlink r:id="rId242">
         <w:r>
           <w:rPr>
             <w:rStyle w:val="Hyperlink"/>
@@ -7918,8 +7973,8 @@
         </w:r>
       </w:hyperlink>
     </w:p>
-    <w:bookmarkEnd w:id="242"/>
-    <w:bookmarkStart w:id="244" w:name="X4fed35d53d406ce17aea32f9d6f163fcb563519"/>
+    <w:bookmarkEnd w:id="243"/>
+    <w:bookmarkStart w:id="245" w:name="X4fed35d53d406ce17aea32f9d6f163fcb563519"/>
     <w:p>
       <w:pPr>
         <w:pStyle w:val="Bibliography"/>
@@ -7957,7 +8012,7 @@
       <w:r>
         <w:t xml:space="preserve">. Tokyo: Springer Japan; 2015. pp. 103–120. doi:</w:t>
       </w:r>
-      <w:hyperlink r:id="rId243">
+      <w:hyperlink r:id="rId244">
         <w:r>
           <w:rPr>
             <w:rStyle w:val="Hyperlink"/>
@@ -7966,8 +8021,8 @@
         </w:r>
       </w:hyperlink>
     </w:p>
-    <w:bookmarkEnd w:id="244"/>
-    <w:bookmarkStart w:id="245" w:name="ref-Cavalli_Sforza_Feldman_1981"/>
+    <w:bookmarkEnd w:id="245"/>
+    <w:bookmarkStart w:id="246" w:name="ref-Cavalli_Sforza_Feldman_1981"/>
     <w:p>
       <w:pPr>
         <w:pStyle w:val="Bibliography"/>
@@ -7988,8 +8043,8 @@
         <w:t xml:space="preserve"> </w:t>
       </w:r>
     </w:p>
-    <w:bookmarkEnd w:id="245"/>
-    <w:bookmarkStart w:id="246" w:name="ref-Boyd_Richerson_1985"/>
+    <w:bookmarkEnd w:id="246"/>
+    <w:bookmarkStart w:id="247" w:name="ref-Boyd_Richerson_1985"/>
     <w:p>
       <w:pPr>
         <w:pStyle w:val="Bibliography"/>
@@ -8010,8 +8065,8 @@
         <w:t xml:space="preserve"> </w:t>
       </w:r>
     </w:p>
-    <w:bookmarkEnd w:id="246"/>
-    <w:bookmarkStart w:id="247" w:name="ref-Richerson_Boyd_2005"/>
+    <w:bookmarkEnd w:id="247"/>
+    <w:bookmarkStart w:id="248" w:name="ref-Richerson_Boyd_2005"/>
     <w:p>
       <w:pPr>
         <w:pStyle w:val="Bibliography"/>
@@ -8032,8 +8087,8 @@
         <w:t xml:space="preserve"> </w:t>
       </w:r>
     </w:p>
-    <w:bookmarkEnd w:id="247"/>
-    <w:bookmarkStart w:id="249" w:name="ref-Henrich_2004"/>
+    <w:bookmarkEnd w:id="248"/>
+    <w:bookmarkStart w:id="250" w:name="ref-Henrich_2004"/>
     <w:p>
       <w:pPr>
         <w:pStyle w:val="Bibliography"/>
@@ -8056,7 +8111,7 @@
       <w:r>
         <w:t xml:space="preserve">. Am Antiq. 2004;69: 197–214. doi:</w:t>
       </w:r>
-      <w:hyperlink r:id="rId248">
+      <w:hyperlink r:id="rId249">
         <w:r>
           <w:rPr>
             <w:rStyle w:val="Hyperlink"/>
@@ -8065,8 +8120,8 @@
         </w:r>
       </w:hyperlink>
     </w:p>
-    <w:bookmarkEnd w:id="249"/>
-    <w:bookmarkStart w:id="251" w:name="ref-Migliano_2020"/>
+    <w:bookmarkEnd w:id="250"/>
+    <w:bookmarkStart w:id="252" w:name="ref-Migliano_2020"/>
     <w:p>
       <w:pPr>
         <w:pStyle w:val="Bibliography"/>
@@ -8083,7 +8138,7 @@
       <w:r>
         <w:t xml:space="preserve">Migliano AB, Battiston F, Viguier S, Page AE, Dyble M, Schlaepfer R, et al. Hunter-gatherer multilevel sociality accelerates cumulative cultural evolution. Sci Adv. 2020;6: eaax5913. doi:</w:t>
       </w:r>
-      <w:hyperlink r:id="rId250">
+      <w:hyperlink r:id="rId251">
         <w:r>
           <w:rPr>
             <w:rStyle w:val="Hyperlink"/>
@@ -8092,8 +8147,8 @@
         </w:r>
       </w:hyperlink>
     </w:p>
-    <w:bookmarkEnd w:id="251"/>
-    <w:bookmarkStart w:id="253" w:name="ref-Romano_Lozano_2020"/>
+    <w:bookmarkEnd w:id="252"/>
+    <w:bookmarkStart w:id="254" w:name="ref-Romano_Lozano_2020"/>
     <w:p>
       <w:pPr>
         <w:pStyle w:val="Bibliography"/>
@@ -8110,7 +8165,7 @@
       <w:r>
         <w:t xml:space="preserve">Romano V, Lozano S, Fernández-López de Pablo J. A multilevel analytical framework for studying cultural evolution in prehistoric hunter–gatherer societies. Biol Rev Camb Philos Soc. 2020;95: 1020–1035. doi:</w:t>
       </w:r>
-      <w:hyperlink r:id="rId252">
+      <w:hyperlink r:id="rId253">
         <w:r>
           <w:rPr>
             <w:rStyle w:val="Hyperlink"/>
@@ -8119,8 +8174,8 @@
         </w:r>
       </w:hyperlink>
     </w:p>
-    <w:bookmarkEnd w:id="253"/>
-    <w:bookmarkStart w:id="255" w:name="ref-Buchanan_Hamilton_2023"/>
+    <w:bookmarkEnd w:id="254"/>
+    <w:bookmarkStart w:id="256" w:name="ref-Buchanan_Hamilton_2023"/>
     <w:p>
       <w:pPr>
         <w:pStyle w:val="Bibliography"/>
@@ -8137,7 +8192,7 @@
       <w:r>
         <w:t xml:space="preserve">Buchanan B, Hamilton MJ. Networks and cultural transmission in hunter-gatherer societies. In: Brughmans T, Mills B, Munson J, Peeples M, editors. The oxford handbook of archaeological network research. Oxford: Oxford University Press; 2023. pp. 459–474. doi:</w:t>
       </w:r>
-      <w:hyperlink r:id="rId254">
+      <w:hyperlink r:id="rId255">
         <w:r>
           <w:rPr>
             <w:rStyle w:val="Hyperlink"/>
@@ -8146,8 +8201,8 @@
         </w:r>
       </w:hyperlink>
     </w:p>
-    <w:bookmarkEnd w:id="255"/>
-    <w:bookmarkStart w:id="257" w:name="ref-CucartMora_2022"/>
+    <w:bookmarkEnd w:id="256"/>
+    <w:bookmarkStart w:id="258" w:name="ref-CucartMora_2022"/>
     <w:p>
       <w:pPr>
         <w:pStyle w:val="Bibliography"/>
@@ -8194,7 +8249,7 @@
       <w:r>
         <w:t xml:space="preserve">using ornaments. Archaeol Anthropol Sci. 2022;14: 174. doi:</w:t>
       </w:r>
-      <w:hyperlink r:id="rId256">
+      <w:hyperlink r:id="rId257">
         <w:r>
           <w:rPr>
             <w:rStyle w:val="Hyperlink"/>
@@ -8203,8 +8258,8 @@
         </w:r>
       </w:hyperlink>
     </w:p>
-    <w:bookmarkEnd w:id="257"/>
-    <w:bookmarkStart w:id="259" w:name="ref-Intxaurbe_2026"/>
+    <w:bookmarkEnd w:id="258"/>
+    <w:bookmarkStart w:id="260" w:name="ref-Intxaurbe_2026"/>
     <w:p>
       <w:pPr>
         <w:pStyle w:val="Bibliography"/>
@@ -8239,7 +8294,7 @@
       <w:r>
         <w:t xml:space="preserve">using co-occurrence network analysis. J Archaeol Method Theory. 2026;33. doi:</w:t>
       </w:r>
-      <w:hyperlink r:id="rId258">
+      <w:hyperlink r:id="rId259">
         <w:r>
           <w:rPr>
             <w:rStyle w:val="Hyperlink"/>
@@ -8248,8 +8303,8 @@
         </w:r>
       </w:hyperlink>
     </w:p>
-    <w:bookmarkEnd w:id="259"/>
-    <w:bookmarkStart w:id="261" w:name="ref-Bentz_Dutkiewicz_2026"/>
+    <w:bookmarkEnd w:id="260"/>
+    <w:bookmarkStart w:id="262" w:name="ref-Bentz_Dutkiewicz_2026"/>
     <w:p>
       <w:pPr>
         <w:pStyle w:val="Bibliography"/>
@@ -8266,7 +8321,7 @@
       <w:r>
         <w:t xml:space="preserve">Bentz C, Dutkiewicz E. Humans 40,000 y ago developed a system of conventional signs. Proc Natl Acad Sci U S A. 2026;123: e2520385123. doi:</w:t>
       </w:r>
-      <w:hyperlink r:id="rId260">
+      <w:hyperlink r:id="rId261">
         <w:r>
           <w:rPr>
             <w:rStyle w:val="Hyperlink"/>
@@ -8275,8 +8330,8 @@
         </w:r>
       </w:hyperlink>
     </w:p>
-    <w:bookmarkEnd w:id="261"/>
-    <w:bookmarkStart w:id="263" w:name="ref-Bacon_2023"/>
+    <w:bookmarkEnd w:id="262"/>
+    <w:bookmarkStart w:id="264" w:name="ref-Bacon_2023"/>
     <w:p>
       <w:pPr>
         <w:pStyle w:val="Bibliography"/>
@@ -8305,7 +8360,7 @@
       <w:r>
         <w:t xml:space="preserve">proto-writing system and phenological calendar. Camb Archaeol J. 2023;33: 371–389. doi:</w:t>
       </w:r>
-      <w:hyperlink r:id="rId262">
+      <w:hyperlink r:id="rId263">
         <w:r>
           <w:rPr>
             <w:rStyle w:val="Hyperlink"/>
@@ -8314,8 +8369,8 @@
         </w:r>
       </w:hyperlink>
     </w:p>
-    <w:bookmarkEnd w:id="263"/>
-    <w:bookmarkStart w:id="265" w:name="Xa4990169aeb885a690070ab4fd90972c31994f8"/>
+    <w:bookmarkEnd w:id="264"/>
+    <w:bookmarkStart w:id="266" w:name="Xa4990169aeb885a690070ab4fd90972c31994f8"/>
     <w:p>
       <w:pPr>
         <w:pStyle w:val="Bibliography"/>
@@ -8344,7 +8399,7 @@
       <w:r>
         <w:t xml:space="preserve">engravings: Methodological and theoretical challenges. SSRN Electron J. 2026. doi:</w:t>
       </w:r>
-      <w:hyperlink r:id="rId264">
+      <w:hyperlink r:id="rId265">
         <w:r>
           <w:rPr>
             <w:rStyle w:val="Hyperlink"/>
@@ -8353,8 +8408,8 @@
         </w:r>
       </w:hyperlink>
     </w:p>
-    <w:bookmarkEnd w:id="265"/>
-    <w:bookmarkStart w:id="267" w:name="X8ea620419c64d551554c48b7075c9934881930b"/>
+    <w:bookmarkEnd w:id="266"/>
+    <w:bookmarkStart w:id="268" w:name="X8ea620419c64d551554c48b7075c9934881930b"/>
     <w:p>
       <w:pPr>
         <w:pStyle w:val="Bibliography"/>
@@ -8407,7 +8462,7 @@
       <w:r>
         <w:t xml:space="preserve">et al. (2023). J Paleolit Archaeol. 2023;6: 32. doi:</w:t>
       </w:r>
-      <w:hyperlink r:id="rId266">
+      <w:hyperlink r:id="rId267">
         <w:r>
           <w:rPr>
             <w:rStyle w:val="Hyperlink"/>
@@ -8416,8 +8471,8 @@
         </w:r>
       </w:hyperlink>
     </w:p>
-    <w:bookmarkEnd w:id="267"/>
-    <w:bookmarkStart w:id="269" w:name="ref-Magli_2024"/>
+    <w:bookmarkEnd w:id="268"/>
+    <w:bookmarkStart w:id="270" w:name="ref-Magli_2024"/>
     <w:p>
       <w:pPr>
         <w:pStyle w:val="Bibliography"/>
@@ -8446,7 +8501,7 @@
       <w:r>
         <w:t xml:space="preserve">art: Critical analysis from the viewpoint of statistics and cultural astronomy. Time Mind. 2024;17: 181–189. doi:</w:t>
       </w:r>
-      <w:hyperlink r:id="rId268">
+      <w:hyperlink r:id="rId269">
         <w:r>
           <w:rPr>
             <w:rStyle w:val="Hyperlink"/>
@@ -8455,8 +8510,8 @@
         </w:r>
       </w:hyperlink>
     </w:p>
-    <w:bookmarkEnd w:id="269"/>
-    <w:bookmarkStart w:id="271" w:name="ref-Nowell_2024_evidence"/>
+    <w:bookmarkEnd w:id="270"/>
+    <w:bookmarkStart w:id="272" w:name="ref-Nowell_2024_evidence"/>
     <w:p>
       <w:pPr>
         <w:pStyle w:val="Bibliography"/>
@@ -8485,7 +8540,7 @@
       <w:r>
         <w:t xml:space="preserve">parietal art. Camb Archaeol J. 2025;35: 38–55. doi:</w:t>
       </w:r>
-      <w:hyperlink r:id="rId270">
+      <w:hyperlink r:id="rId271">
         <w:r>
           <w:rPr>
             <w:rStyle w:val="Hyperlink"/>
@@ -8494,8 +8549,8 @@
         </w:r>
       </w:hyperlink>
     </w:p>
-    <w:bookmarkEnd w:id="271"/>
-    <w:bookmarkStart w:id="273" w:name="ref-Horiuchi_Takakura_2019"/>
+    <w:bookmarkEnd w:id="272"/>
+    <w:bookmarkStart w:id="274" w:name="ref-Horiuchi_Takakura_2019"/>
     <w:p>
       <w:pPr>
         <w:pStyle w:val="Bibliography"/>
@@ -8551,7 +8606,7 @@
       <w:r>
         <w:t xml:space="preserve">modern humans: Archaeological evidence. Singapore: Springer Nature Singapore; 2019. pp. 179–191. doi:</w:t>
       </w:r>
-      <w:hyperlink r:id="rId272">
+      <w:hyperlink r:id="rId273">
         <w:r>
           <w:rPr>
             <w:rStyle w:val="Hyperlink"/>
@@ -8560,8 +8615,8 @@
         </w:r>
       </w:hyperlink>
     </w:p>
-    <w:bookmarkEnd w:id="273"/>
-    <w:bookmarkStart w:id="274" w:name="ref-Rogers_2018"/>
+    <w:bookmarkEnd w:id="274"/>
+    <w:bookmarkStart w:id="275" w:name="ref-Rogers_2018"/>
     <w:p>
       <w:pPr>
         <w:pStyle w:val="Bibliography"/>
@@ -8612,8 +8667,8 @@
         <w:t xml:space="preserve"> </w:t>
       </w:r>
     </w:p>
-    <w:bookmarkEnd w:id="274"/>
-    <w:bookmarkStart w:id="276" w:name="X94f875be1b7e5d23641daff5d53857bec24e739"/>
+    <w:bookmarkEnd w:id="275"/>
+    <w:bookmarkStart w:id="277" w:name="X94f875be1b7e5d23641daff5d53857bec24e739"/>
     <w:p>
       <w:pPr>
         <w:pStyle w:val="Bibliography"/>
@@ -8672,7 +8727,7 @@
       <w:r>
         <w:t xml:space="preserve">). J Archaeol Sci Rep. 2021;39: 103118. doi:</w:t>
       </w:r>
-      <w:hyperlink r:id="rId275">
+      <w:hyperlink r:id="rId276">
         <w:r>
           <w:rPr>
             <w:rStyle w:val="Hyperlink"/>
@@ -8681,8 +8736,8 @@
         </w:r>
       </w:hyperlink>
     </w:p>
-    <w:bookmarkEnd w:id="276"/>
-    <w:bookmarkStart w:id="278" w:name="ref-Gamble_1982"/>
+    <w:bookmarkEnd w:id="277"/>
+    <w:bookmarkStart w:id="279" w:name="ref-Gamble_1982"/>
     <w:p>
       <w:pPr>
         <w:pStyle w:val="Bibliography"/>
@@ -8711,7 +8766,7 @@
       <w:r>
         <w:t xml:space="preserve">society. Man. 1982;17: 92–107. doi:</w:t>
       </w:r>
-      <w:hyperlink r:id="rId277">
+      <w:hyperlink r:id="rId278">
         <w:r>
           <w:rPr>
             <w:rStyle w:val="Hyperlink"/>
@@ -8720,8 +8775,8 @@
         </w:r>
       </w:hyperlink>
     </w:p>
-    <w:bookmarkEnd w:id="278"/>
-    <w:bookmarkStart w:id="280" w:name="Xba346573845225b1b1d5ef358e2fea0d893a789"/>
+    <w:bookmarkEnd w:id="279"/>
+    <w:bookmarkStart w:id="281" w:name="Xba346573845225b1b1d5ef358e2fea0d893a789"/>
     <w:p>
       <w:pPr>
         <w:pStyle w:val="Bibliography"/>
@@ -8762,7 +8817,7 @@
       <w:r>
         <w:t xml:space="preserve">transition rather than its product? Quat Sci Rev. 2019;217: 316–329. doi:</w:t>
       </w:r>
-      <w:hyperlink r:id="rId279">
+      <w:hyperlink r:id="rId280">
         <w:r>
           <w:rPr>
             <w:rStyle w:val="Hyperlink"/>
@@ -8771,8 +8826,8 @@
         </w:r>
       </w:hyperlink>
     </w:p>
-    <w:bookmarkEnd w:id="280"/>
-    <w:bookmarkStart w:id="282" w:name="ref-Creanza_Kolodny_Feldman_2017"/>
+    <w:bookmarkEnd w:id="281"/>
+    <w:bookmarkStart w:id="283" w:name="ref-Creanza_Kolodny_Feldman_2017"/>
     <w:p>
       <w:pPr>
         <w:pStyle w:val="Bibliography"/>
@@ -8789,7 +8844,7 @@
       <w:r>
         <w:t xml:space="preserve">Creanza N, Kolodny O, Feldman MW. Greater than the sum of its parts? Modelling population contact and interaction of cultural repertoires. J R Soc Interface. 2017;14: 20170171. doi:</w:t>
       </w:r>
-      <w:hyperlink r:id="rId281">
+      <w:hyperlink r:id="rId282">
         <w:r>
           <w:rPr>
             <w:rStyle w:val="Hyperlink"/>
@@ -8798,8 +8853,8 @@
         </w:r>
       </w:hyperlink>
     </w:p>
-    <w:bookmarkEnd w:id="282"/>
-    <w:bookmarkStart w:id="284" w:name="ref-Cullen_1996"/>
+    <w:bookmarkEnd w:id="283"/>
+    <w:bookmarkStart w:id="285" w:name="ref-Cullen_1996"/>
     <w:p>
       <w:pPr>
         <w:pStyle w:val="Bibliography"/>
@@ -8816,7 +8871,7 @@
       <w:r>
         <w:t xml:space="preserve">Cullen BRS. Cultural virus theory and the eusocial pottery assemblage. In: Maschner HDG, editor. Darwinian archaeologies. Boston, MA: Springer US; 1996. pp. 43–59. doi:</w:t>
       </w:r>
-      <w:hyperlink r:id="rId283">
+      <w:hyperlink r:id="rId284">
         <w:r>
           <w:rPr>
             <w:rStyle w:val="Hyperlink"/>
@@ -8825,8 +8880,8 @@
         </w:r>
       </w:hyperlink>
     </w:p>
-    <w:bookmarkEnd w:id="284"/>
-    <w:bookmarkStart w:id="286" w:name="ref-Hill_Wood_Baggio_Hurtado_Boyd_2014"/>
+    <w:bookmarkEnd w:id="285"/>
+    <w:bookmarkStart w:id="287" w:name="ref-Hill_Wood_Baggio_Hurtado_Boyd_2014"/>
     <w:p>
       <w:pPr>
         <w:pStyle w:val="Bibliography"/>
@@ -8843,7 +8898,7 @@
       <w:r>
         <w:t xml:space="preserve">Hill KR, Wood BM, Baggio J, Hurtado AM, Boyd RT. Hunter-gatherer inter-band interaction rates: Implications for cumulative culture. PLoS One. 2014;9: e102806. doi:</w:t>
       </w:r>
-      <w:hyperlink r:id="rId285">
+      <w:hyperlink r:id="rId286">
         <w:r>
           <w:rPr>
             <w:rStyle w:val="Hyperlink"/>
@@ -8852,8 +8907,8 @@
         </w:r>
       </w:hyperlink>
     </w:p>
-    <w:bookmarkEnd w:id="286"/>
-    <w:bookmarkStart w:id="288" w:name="ref-Derex_Boyd_2016"/>
+    <w:bookmarkEnd w:id="287"/>
+    <w:bookmarkStart w:id="289" w:name="ref-Derex_Boyd_2016"/>
     <w:p>
       <w:pPr>
         <w:pStyle w:val="Bibliography"/>
@@ -8870,7 +8925,7 @@
       <w:r>
         <w:t xml:space="preserve">Derex M, Boyd R. Partial connectivity increases cultural accumulation within groups. Proc Natl Acad Sci U S A. 2016;113: 2982–2987. doi:</w:t>
       </w:r>
-      <w:hyperlink r:id="rId287">
+      <w:hyperlink r:id="rId288">
         <w:r>
           <w:rPr>
             <w:rStyle w:val="Hyperlink"/>
@@ -8879,8 +8934,8 @@
         </w:r>
       </w:hyperlink>
     </w:p>
-    <w:bookmarkEnd w:id="288"/>
-    <w:bookmarkStart w:id="289" w:name="ref-Von_Petzinger_2009"/>
+    <w:bookmarkEnd w:id="289"/>
+    <w:bookmarkStart w:id="290" w:name="ref-Von_Petzinger_2009"/>
     <w:p>
       <w:pPr>
         <w:pStyle w:val="Bibliography"/>
@@ -8919,8 +8974,8 @@
         <w:t xml:space="preserve"> </w:t>
       </w:r>
     </w:p>
-    <w:bookmarkEnd w:id="289"/>
-    <w:bookmarkStart w:id="291" w:name="ref-Herskind2023"/>
+    <w:bookmarkEnd w:id="290"/>
+    <w:bookmarkStart w:id="292" w:name="ref-Herskind2023"/>
     <w:p>
       <w:pPr>
         <w:pStyle w:val="Bibliography"/>
@@ -8937,7 +8992,7 @@
       <w:r>
         <w:t xml:space="preserve">Herskind LLP. A case for idle graffiti: Challenging the semiotic resurgence within prehistoric art research. Hunt Gatherer Res. 2023;9: 59–93. doi:</w:t>
       </w:r>
-      <w:hyperlink r:id="rId290">
+      <w:hyperlink r:id="rId291">
         <w:r>
           <w:rPr>
             <w:rStyle w:val="Hyperlink"/>
@@ -8946,8 +9001,8 @@
         </w:r>
       </w:hyperlink>
     </w:p>
-    <w:bookmarkEnd w:id="291"/>
-    <w:bookmarkStart w:id="293" w:name="ref-Gravel-Miguel_Coward_2023"/>
+    <w:bookmarkEnd w:id="292"/>
+    <w:bookmarkStart w:id="294" w:name="ref-Gravel-Miguel_Coward_2023"/>
     <w:p>
       <w:pPr>
         <w:pStyle w:val="Bibliography"/>
@@ -8976,7 +9031,7 @@
       <w:r>
         <w:t xml:space="preserve">social networks and behavioral modernity. The oxford handbook of archaeological network research. Oxford: Oxford University Press; 2023. pp. 443–458. doi:</w:t>
       </w:r>
-      <w:hyperlink r:id="rId292">
+      <w:hyperlink r:id="rId293">
         <w:r>
           <w:rPr>
             <w:rStyle w:val="Hyperlink"/>
@@ -8985,8 +9040,8 @@
         </w:r>
       </w:hyperlink>
     </w:p>
-    <w:bookmarkEnd w:id="293"/>
-    <w:bookmarkStart w:id="295" w:name="X42e36537dda68556aeacf852410efd6ac3bb1ca"/>
+    <w:bookmarkEnd w:id="294"/>
+    <w:bookmarkStart w:id="296" w:name="X42e36537dda68556aeacf852410efd6ac3bb1ca"/>
     <w:p>
       <w:pPr>
         <w:pStyle w:val="Bibliography"/>
@@ -9003,7 +9058,7 @@
       <w:r>
         <w:t xml:space="preserve">Daems D, Coco E, Gillreath-Brown A, Kafetzaki D. The effects of time-averaging on archaeological networks. J Archaeol Method Theory. 2024;31: 473–506. doi:</w:t>
       </w:r>
-      <w:hyperlink r:id="rId294">
+      <w:hyperlink r:id="rId295">
         <w:r>
           <w:rPr>
             <w:rStyle w:val="Hyperlink"/>
@@ -9012,8 +9067,8 @@
         </w:r>
       </w:hyperlink>
     </w:p>
-    <w:bookmarkEnd w:id="295"/>
-    <w:bookmarkStart w:id="297" w:name="ref-Chiotti_2005"/>
+    <w:bookmarkEnd w:id="296"/>
+    <w:bookmarkStart w:id="298" w:name="ref-Chiotti_2005"/>
     <w:p>
       <w:pPr>
         <w:pStyle w:val="Bibliography"/>
@@ -9057,7 +9112,7 @@
       <w:r>
         <w:t xml:space="preserve">. Oxford: Archaeopress; 2005. doi:</w:t>
       </w:r>
-      <w:hyperlink r:id="rId296">
+      <w:hyperlink r:id="rId297">
         <w:r>
           <w:rPr>
             <w:rStyle w:val="Hyperlink"/>
@@ -9066,8 +9121,8 @@
         </w:r>
       </w:hyperlink>
     </w:p>
-    <w:bookmarkEnd w:id="297"/>
-    <w:bookmarkStart w:id="299" w:name="ref-Higham_Abri_Pataud_2011"/>
+    <w:bookmarkEnd w:id="298"/>
+    <w:bookmarkStart w:id="300" w:name="ref-Higham_Abri_Pataud_2011"/>
     <w:p>
       <w:pPr>
         <w:pStyle w:val="Bibliography"/>
@@ -9123,7 +9178,7 @@
       <w:r>
         <w:t xml:space="preserve">sequence. J Hum Evol. 2011;61: 549–563. doi:</w:t>
       </w:r>
-      <w:hyperlink r:id="rId298">
+      <w:hyperlink r:id="rId299">
         <w:r>
           <w:rPr>
             <w:rStyle w:val="Hyperlink"/>
@@ -9132,8 +9187,8 @@
         </w:r>
       </w:hyperlink>
     </w:p>
-    <w:bookmarkEnd w:id="299"/>
-    <w:bookmarkStart w:id="301" w:name="ref-Talamo_La_Ferrassie_2020"/>
+    <w:bookmarkEnd w:id="300"/>
+    <w:bookmarkStart w:id="302" w:name="ref-Talamo_La_Ferrassie_2020"/>
     <w:p>
       <w:pPr>
         <w:pStyle w:val="Bibliography"/>
@@ -9231,7 +9286,7 @@
       <w:r>
         <w:t xml:space="preserve">. J Quat Sci. 2020;35: 961–973. doi:</w:t>
       </w:r>
-      <w:hyperlink r:id="rId300">
+      <w:hyperlink r:id="rId301">
         <w:r>
           <w:rPr>
             <w:rStyle w:val="Hyperlink"/>
@@ -9240,8 +9295,8 @@
         </w:r>
       </w:hyperlink>
     </w:p>
-    <w:bookmarkEnd w:id="301"/>
-    <w:bookmarkStart w:id="303" w:name="ref-Wild_et_al_2005"/>
+    <w:bookmarkEnd w:id="302"/>
+    <w:bookmarkStart w:id="304" w:name="ref-Wild_et_al_2005"/>
     <w:p>
       <w:pPr>
         <w:pStyle w:val="Bibliography"/>
@@ -9294,7 +9349,7 @@
       <w:r>
         <w:t xml:space="preserve">. Nature. 2005;435: 332–335. doi:</w:t>
       </w:r>
-      <w:hyperlink r:id="rId302">
+      <w:hyperlink r:id="rId303">
         <w:r>
           <w:rPr>
             <w:rStyle w:val="Hyperlink"/>
@@ -9303,8 +9358,8 @@
         </w:r>
       </w:hyperlink>
     </w:p>
-    <w:bookmarkEnd w:id="303"/>
-    <w:bookmarkStart w:id="305" w:name="ref-Schurch_Conard_2026_reassess"/>
+    <w:bookmarkEnd w:id="304"/>
+    <w:bookmarkStart w:id="306" w:name="ref-Schurch_Conard_2026_reassess"/>
     <w:p>
       <w:pPr>
         <w:pStyle w:val="Bibliography"/>
@@ -9336,7 +9391,7 @@
       <w:r>
         <w:t xml:space="preserve">. J Paleolit Archaeol. 2026;9. doi:</w:t>
       </w:r>
-      <w:hyperlink r:id="rId304">
+      <w:hyperlink r:id="rId305">
         <w:r>
           <w:rPr>
             <w:rStyle w:val="Hyperlink"/>
@@ -9345,9 +9400,9 @@
         </w:r>
       </w:hyperlink>
     </w:p>
-    <w:bookmarkEnd w:id="305"/>
     <w:bookmarkEnd w:id="306"/>
     <w:bookmarkEnd w:id="307"/>
+    <w:bookmarkEnd w:id="308"/>
     <w:sectPr>
       <w:footnotePr>
         <w:numRestart w:val="eachSect"/>

--- a/paper/paper.docx
+++ b/paper/paper.docx
@@ -1903,7 +1903,7 @@
               <w:pStyle w:val="ImageCaption"/>
             </w:pPr>
             <w:r>
-              <w:t xml:space="preserve">Figure 2: Presence–absence matrices of geometric sign types reordered using Brower‑Kile seriation for (A) Aur-P1 and (B) Aur-P2 phases. Rows represent sites and columns represent sign types. Hypothesized site grouping indicated by colour: restricted group is in red, broader group is in blue.</w:t>
+              <w:t xml:space="preserve">Figure 2: Presence–absence matrices of geometric sign types reordered using Brower‑Kile seriation for (A) Aur-P1 and (B) Aur-P2 phases. Rows represent sites and columns represent sign types. Hypothesized site grouping indicated by colour: restricted group is in orange, broader group is in blue.</w:t>
             </w:r>
           </w:p>
           <w:bookmarkEnd w:id="37"/>
@@ -3944,7 +3944,13 @@
         <w:t xml:space="preserve">S1.5.3</w:t>
       </w:r>
       <w:r>
-        <w:t xml:space="preserve">). We did not repeat the network analyses with these alternative date ends. Shifting the phase boundary by up to 1,000 years moves at most a few sites and does not change the raw mean-degree ordering of the phases (S1 §</w:t>
+        <w:t xml:space="preserve">). When we repeat the full network analysis with each date end, the phase that holds more sites has the higher raw mean degree: Aur-P1 under the older end and the midpoint, and Aur-P2 under the younger end (S1 §</w:t>
+      </w:r>
+      <w:r>
+        <w:t xml:space="preserve">S1.5.3</w:t>
+      </w:r>
+      <w:r>
+        <w:t xml:space="preserve">). This dependence supports reading the raw between-phase contrast as an effect of network size, not of connectivity. Shifting the phase boundary by up to 1,000 years moves at most a few sites and does not change the raw mean-degree ordering of the phases (S1 §</w:t>
       </w:r>
       <w:r>
         <w:t xml:space="preserve">S1.5.4</w:t>

--- a/paper/paper.docx
+++ b/paper/paper.docx
@@ -185,7 +185,7 @@
         <w:t xml:space="preserve"> </w:t>
       </w:r>
       <w:r>
-        <w:t xml:space="preserve">16,</w:t>
+        <w:t xml:space="preserve">19,</w:t>
       </w:r>
       <w:r>
         <w:t xml:space="preserve"> </w:t>
@@ -1665,7 +1665,7 @@
         <w:rPr>
           <w:rStyle w:val="VerbatimChar"/>
         </w:rPr>
-        <w:t xml:space="preserve">S1-supplement-sensitivity.qmd</w:t>
+        <w:t xml:space="preserve">S1_File.qmd</w:t>
       </w:r>
       <w:r>
         <w:t xml:space="preserve">, and</w:t>
@@ -1677,7 +1677,7 @@
         <w:rPr>
           <w:rStyle w:val="VerbatimChar"/>
         </w:rPr>
-        <w:t xml:space="preserve">S2-supplement-site-assignment.qmd</w:t>
+        <w:t xml:space="preserve">S2_File.qmd</w:t>
       </w:r>
       <w:r>
         <w:t xml:space="preserve"> </w:t>
@@ -2116,7 +2116,7 @@
               <w:jc w:val="left"/>
             </w:pPr>
             <w:r>
-              <w:t xml:space="preserve">PerMANOVA R2</w:t>
+              <w:t xml:space="preserve">PerMANOVA R²</w:t>
             </w:r>
           </w:p>
         </w:tc>
@@ -2152,7 +2152,7 @@
               <w:jc w:val="left"/>
             </w:pPr>
             <w:r>
-              <w:t xml:space="preserve">PerMANOVA R2 95% CI</w:t>
+              <w:t xml:space="preserve">PerMANOVA R² 95% CI</w:t>
             </w:r>
           </w:p>
         </w:tc>
@@ -3544,7 +3544,7 @@
         <w:t xml:space="preserve">	</w:t>
       </w:r>
       <w:r>
-        <w:t xml:space="preserve">Boyd R, Silk JB. How humans evolved. New York: W.W. Norton; 2020. Available:</w:t>
+        <w:t xml:space="preserve">Boyd R, Silk JB. How humans evolved. New York: W.W. Norton; 2020. Available from:</w:t>
       </w:r>
       <w:r>
         <w:t xml:space="preserve"> </w:t>
@@ -3609,6 +3609,9 @@
       <w:r>
         <w:t xml:space="preserve">. PLoS One. 2025;20: e0323148. doi:</w:t>
       </w:r>
+      <w:r>
+        <w:t xml:space="preserve"> </w:t>
+      </w:r>
       <w:hyperlink r:id="rId46">
         <w:r>
           <w:rPr>
@@ -3645,6 +3648,9 @@
       <w:r>
         <w:t xml:space="preserve">. Nat Hum Behav. 2024;8: 431–444. doi:</w:t>
       </w:r>
+      <w:r>
+        <w:t xml:space="preserve"> </w:t>
+      </w:r>
       <w:hyperlink r:id="rId48">
         <w:r>
           <w:rPr>
@@ -3684,6 +3690,9 @@
       <w:r>
         <w:t xml:space="preserve">quadrilateral signs. Quat Int. 2018;491: 99–109. doi:</w:t>
       </w:r>
+      <w:r>
+        <w:t xml:space="preserve"> </w:t>
+      </w:r>
       <w:hyperlink r:id="rId50">
         <w:r>
           <w:rPr>
@@ -3723,6 +3732,9 @@
       <w:r>
         <w:t xml:space="preserve">ornaments: Implications for cognition, demography and identity. Diogenes. 2007;54: 40–48. doi:</w:t>
       </w:r>
+      <w:r>
+        <w:t xml:space="preserve"> </w:t>
+      </w:r>
       <w:hyperlink r:id="rId52">
         <w:r>
           <w:rPr>
@@ -3774,6 +3786,9 @@
       <w:r>
         <w:t xml:space="preserve">revealed by personal ornaments. J Archaeol Sci. 2006;33: 1105–1128. doi:</w:t>
       </w:r>
+      <w:r>
+        <w:t xml:space="preserve"> </w:t>
+      </w:r>
       <w:hyperlink r:id="rId54">
         <w:r>
           <w:rPr>
@@ -3825,6 +3840,9 @@
       <w:r>
         <w:t xml:space="preserve">art. Quat Int. 2019;503: 233–247. doi:</w:t>
       </w:r>
+      <w:r>
+        <w:t xml:space="preserve"> </w:t>
+      </w:r>
       <w:hyperlink r:id="rId56">
         <w:r>
           <w:rPr>
@@ -3888,6 +3906,9 @@
       <w:r>
         <w:t xml:space="preserve">. J Archaeol Sci. 2015;61: 59–77. doi:</w:t>
       </w:r>
+      <w:r>
+        <w:t xml:space="preserve"> </w:t>
+      </w:r>
       <w:hyperlink r:id="rId58">
         <w:r>
           <w:rPr>
@@ -3936,6 +3957,9 @@
       <w:r>
         <w:t xml:space="preserve">. J Archaeol Sci. 2012;39: 2348–2360. doi:</w:t>
       </w:r>
+      <w:r>
+        <w:t xml:space="preserve"> </w:t>
+      </w:r>
       <w:hyperlink r:id="rId60">
         <w:r>
           <w:rPr>
@@ -3981,6 +4005,9 @@
       <w:r>
         <w:t xml:space="preserve">. Sci Data. 2020;7: 364. doi:</w:t>
       </w:r>
+      <w:r>
+        <w:t xml:space="preserve"> </w:t>
+      </w:r>
       <w:hyperlink r:id="rId62">
         <w:r>
           <w:rPr>
@@ -4032,6 +4059,9 @@
       <w:r>
         <w:t xml:space="preserve">). Sci Rep. 2021;11: 22078. doi:</w:t>
       </w:r>
+      <w:r>
+        <w:t xml:space="preserve"> </w:t>
+      </w:r>
       <w:hyperlink r:id="rId64">
         <w:r>
           <w:rPr>
@@ -4071,6 +4101,9 @@
       <w:r>
         <w:t xml:space="preserve">techno-complex under extreme climate conditions. Quat Sci Rev. 2021;263: 106995. doi:</w:t>
       </w:r>
+      <w:r>
+        <w:t xml:space="preserve"> </w:t>
+      </w:r>
       <w:hyperlink r:id="rId66">
         <w:r>
           <w:rPr>
@@ -4108,7 +4141,7 @@
         <w:t xml:space="preserve">è</w:t>
       </w:r>
       <w:r>
-        <w:t xml:space="preserve">re osseuse. Bull Mus Anthropol Prehist Monaco. 2022. Available:</w:t>
+        <w:t xml:space="preserve">re osseuse. Bull Mus Anthropol Prehist Monaco. 2022. Available from:</w:t>
       </w:r>
       <w:r>
         <w:t xml:space="preserve"> </w:t>
@@ -4152,6 +4185,9 @@
       <w:r>
         <w:t xml:space="preserve">cultural unit. 2nd ed. In: Smith C, editor. Encyclopedia of global archaeology. 2nd ed. Cham: Springer International Publishing; 2020. pp. 1–10. doi:</w:t>
       </w:r>
+      <w:r>
+        <w:t xml:space="preserve"> </w:t>
+      </w:r>
       <w:hyperlink r:id="rId70">
         <w:r>
           <w:rPr>
@@ -4203,6 +4239,9 @@
       <w:r>
         <w:t xml:space="preserve">. Proc Prehist Soc. 2019;85: 29–60. doi:</w:t>
       </w:r>
+      <w:r>
+        <w:t xml:space="preserve"> </w:t>
+      </w:r>
       <w:hyperlink r:id="rId72">
         <w:r>
           <w:rPr>
@@ -4263,6 +4302,9 @@
       <w:r>
         <w:t xml:space="preserve">. J Anthropol Sci. 2020;98: 99–140. doi:</w:t>
       </w:r>
+      <w:r>
+        <w:t xml:space="preserve"> </w:t>
+      </w:r>
       <w:hyperlink r:id="rId74">
         <w:r>
           <w:rPr>
@@ -4366,6 +4408,9 @@
       <w:r>
         <w:t xml:space="preserve">debate. Quat Environ Hum. 2024;2: 100037. doi:</w:t>
       </w:r>
+      <w:r>
+        <w:t xml:space="preserve"> </w:t>
+      </w:r>
       <w:hyperlink r:id="rId77">
         <w:r>
           <w:rPr>
@@ -4490,6 +4535,9 @@
       <w:r>
         <w:t xml:space="preserve">. PLoS One. 2026;21: e0345202. doi:</w:t>
       </w:r>
+      <w:r>
+        <w:t xml:space="preserve"> </w:t>
+      </w:r>
       <w:hyperlink r:id="rId80">
         <w:r>
           <w:rPr>
@@ -4535,6 +4583,9 @@
       <w:r>
         <w:t xml:space="preserve">. PLoS One. 2019;14: e0211562. doi:</w:t>
       </w:r>
+      <w:r>
+        <w:t xml:space="preserve"> </w:t>
+      </w:r>
       <w:hyperlink r:id="rId82">
         <w:r>
           <w:rPr>
@@ -4592,6 +4643,9 @@
       <w:r>
         <w:t xml:space="preserve">. J Hum Evol. 2013;64: 39–55. doi:</w:t>
       </w:r>
+      <w:r>
+        <w:t xml:space="preserve"> </w:t>
+      </w:r>
       <w:hyperlink r:id="rId84">
         <w:r>
           <w:rPr>
@@ -4652,6 +4706,9 @@
       <w:r>
         <w:t xml:space="preserve">. PLoS One. 2017;12: e0189241. doi:</w:t>
       </w:r>
+      <w:r>
+        <w:t xml:space="preserve"> </w:t>
+      </w:r>
       <w:hyperlink r:id="rId86">
         <w:r>
           <w:rPr>
@@ -4733,6 +4790,9 @@
       <w:r>
         <w:t xml:space="preserve">). Quartar. 2018;65: 7–49. doi:</w:t>
       </w:r>
+      <w:r>
+        <w:t xml:space="preserve"> </w:t>
+      </w:r>
       <w:hyperlink r:id="rId88">
         <w:r>
           <w:rPr>
@@ -4769,6 +4829,9 @@
       <w:r>
         <w:t xml:space="preserve">: Standardized support for spatial vector data. R J. 2018;10: 439–446. doi:</w:t>
       </w:r>
+      <w:r>
+        <w:t xml:space="preserve"> </w:t>
+      </w:r>
       <w:hyperlink r:id="rId90">
         <w:r>
           <w:rPr>
@@ -4814,6 +4877,9 @@
       <w:r>
         <w:t xml:space="preserve">. 2026. doi:</w:t>
       </w:r>
+      <w:r>
+        <w:t xml:space="preserve"> </w:t>
+      </w:r>
       <w:hyperlink r:id="rId92">
         <w:r>
           <w:rPr>
@@ -4841,6 +4907,9 @@
       <w:r>
         <w:t xml:space="preserve">Crema ER, Bevan A. Inference from large sets of radiocarbon dates: Software and methods. Radiocarbon. 2021;63: 23–39. doi:</w:t>
       </w:r>
+      <w:r>
+        <w:t xml:space="preserve"> </w:t>
+      </w:r>
       <w:hyperlink r:id="rId94">
         <w:r>
           <w:rPr>
@@ -4877,6 +4946,9 @@
       <w:r>
         <w:t xml:space="preserve">. Quat Sci Rev. 2010;29: 2839–2864. doi:</w:t>
       </w:r>
+      <w:r>
+        <w:t xml:space="preserve"> </w:t>
+      </w:r>
       <w:hyperlink r:id="rId96">
         <w:r>
           <w:rPr>
@@ -4913,6 +4985,9 @@
       <w:r>
         <w:t xml:space="preserve">. Archaeol Anthropol Sci. 2019;11: 2837–2847. doi:</w:t>
       </w:r>
+      <w:r>
+        <w:t xml:space="preserve"> </w:t>
+      </w:r>
       <w:hyperlink r:id="rId98">
         <w:r>
           <w:rPr>
@@ -4940,6 +5015,9 @@
       <w:r>
         <w:t xml:space="preserve">Smouse PE, Long JC. Matrix correlation analysis in anthropology and genetics. Am J Phys Anthropol. 1992;35: 187–213. doi:</w:t>
       </w:r>
+      <w:r>
+        <w:t xml:space="preserve"> </w:t>
+      </w:r>
       <w:hyperlink r:id="rId100">
         <w:r>
           <w:rPr>
@@ -4967,6 +5045,9 @@
       <w:r>
         <w:t xml:space="preserve">Oksanen J, Simpson GL, Blanchet FG, Kindt R, Legendre P, Minchin PR, et al. Vegan: Community ecology package. 2022. doi:</w:t>
       </w:r>
+      <w:r>
+        <w:t xml:space="preserve"> </w:t>
+      </w:r>
       <w:hyperlink r:id="rId102">
         <w:r>
           <w:rPr>
@@ -5006,6 +5087,9 @@
       <w:r>
         <w:t xml:space="preserve">cultures to the spread of farming. PLoS One. 2015;10: e0121166. doi:</w:t>
       </w:r>
+      <w:r>
+        <w:t xml:space="preserve"> </w:t>
+      </w:r>
       <w:hyperlink r:id="rId104">
         <w:r>
           <w:rPr>
@@ -5033,6 +5117,9 @@
       <w:r>
         <w:t xml:space="preserve">Legendre P, Anderson MJ. Distance-based redundancy analysis: Testing multispecies responses in multifactorial ecological experiments. Ecol Monogr. 1999;69: 1–24. doi:</w:t>
       </w:r>
+      <w:r>
+        <w:t xml:space="preserve"> </w:t>
+      </w:r>
       <w:hyperlink r:id="rId106">
         <w:r>
           <w:rPr>
@@ -5072,6 +5159,9 @@
       <w:r>
         <w:t xml:space="preserve">package seriation. J Stat Softw. 2008;25: 1–34. doi:</w:t>
       </w:r>
+      <w:r>
+        <w:t xml:space="preserve"> </w:t>
+      </w:r>
       <w:hyperlink r:id="rId108">
         <w:r>
           <w:rPr>
@@ -5099,6 +5189,9 @@
       <w:r>
         <w:t xml:space="preserve">Brower JC, Kile KM. Seriation of an original data matrix as applied to paleoecology. Lethaia. 1988;21: 79–93. doi:</w:t>
       </w:r>
+      <w:r>
+        <w:t xml:space="preserve"> </w:t>
+      </w:r>
       <w:hyperlink r:id="rId110">
         <w:r>
           <w:rPr>
@@ -5126,6 +5219,9 @@
       <w:r>
         <w:t xml:space="preserve">Mills BJ. Social network analysis in archaeology. Annu Rev Anthropol. 2017;46: 379–397. doi:</w:t>
       </w:r>
+      <w:r>
+        <w:t xml:space="preserve"> </w:t>
+      </w:r>
       <w:hyperlink r:id="rId112">
         <w:r>
           <w:rPr>
@@ -5153,6 +5249,9 @@
       <w:r>
         <w:t xml:space="preserve">Fruchterman TMJ, Reingold EM. Graph drawing by force-directed placement. Softw Pract Exp. 1991;21: 1129–1164. doi:</w:t>
       </w:r>
+      <w:r>
+        <w:t xml:space="preserve"> </w:t>
+      </w:r>
       <w:hyperlink r:id="rId114">
         <w:r>
           <w:rPr>
@@ -5180,6 +5279,9 @@
       <w:r>
         <w:t xml:space="preserve">Handcock MS, Hunter DR, Butts CT, Goodreau SM, Krivitsky PN, Bender-deMoll S, et al. Statnet: Software tools for the statistical analysis of network data. Statnet Development Team; 2019. doi:</w:t>
       </w:r>
+      <w:r>
+        <w:t xml:space="preserve"> </w:t>
+      </w:r>
       <w:hyperlink r:id="rId116">
         <w:r>
           <w:rPr>
@@ -5205,7 +5307,7 @@
         <w:t xml:space="preserve">	</w:t>
       </w:r>
       <w:r>
-        <w:t xml:space="preserve">Csardi G, Nepusz T. The igraph software package for complex network research. InterJournal. 2006. p. 1695. Available:</w:t>
+        <w:t xml:space="preserve">Csardi G, Nepusz T. The igraph software package for complex network research. InterJournal. 2006. p. 1695. Available from:</w:t>
       </w:r>
       <w:r>
         <w:t xml:space="preserve"> </w:t>
@@ -5243,6 +5345,9 @@
       <w:r>
         <w:t xml:space="preserve">). Wiley StatsRef: Statistics reference online. John Wiley &amp; Sons, Ltd; 2017. pp. 1–15. doi:</w:t>
       </w:r>
+      <w:r>
+        <w:t xml:space="preserve"> </w:t>
+      </w:r>
       <w:hyperlink r:id="rId120">
         <w:r>
           <w:rPr>
@@ -5309,6 +5414,9 @@
       <w:r>
         <w:t xml:space="preserve">. Evol Hum Behav. 2015;36: 103–109. doi:</w:t>
       </w:r>
+      <w:r>
+        <w:t xml:space="preserve"> </w:t>
+      </w:r>
       <w:hyperlink r:id="rId122">
         <w:r>
           <w:rPr>
@@ -5336,6 +5444,9 @@
       <w:r>
         <w:t xml:space="preserve">Marwick B. Computational reproducibility in archaeological research: Basic principles and a case study of their implementation. J Archaeol Method Theory. 2017;24: 424–450. doi:</w:t>
       </w:r>
+      <w:r>
+        <w:t xml:space="preserve"> </w:t>
+      </w:r>
       <w:hyperlink r:id="rId124">
         <w:r>
           <w:rPr>
@@ -5363,6 +5474,9 @@
       <w:r>
         <w:t xml:space="preserve">Marwick B. Is archaeology a science? Insights and imperatives from 10,000 articles and a year of reproducibility reviews. J Archaeol Sci. 2025;180: 106281. doi:</w:t>
       </w:r>
+      <w:r>
+        <w:t xml:space="preserve"> </w:t>
+      </w:r>
       <w:hyperlink r:id="rId126">
         <w:r>
           <w:rPr>
@@ -5388,7 +5502,7 @@
         <w:t xml:space="preserve">	</w:t>
       </w:r>
       <w:r>
-        <w:t xml:space="preserve">Finlayson B, Warren G. The diversity of hunter-gatherer pasts: An introduction. In: Finlayson B, Warren G, editors. The diversity of hunter gatherer pasts. Oxford: Oxbow Books; 2017. pp. 1–14. Available:</w:t>
+        <w:t xml:space="preserve">Finlayson B, Warren G. The diversity of hunter-gatherer pasts: An introduction. In: Finlayson B, Warren G, editors. The diversity of hunter gatherer pasts. Oxford: Oxbow Books; 2017. pp. 1–14. Available from:</w:t>
       </w:r>
       <w:r>
         <w:t xml:space="preserve"> </w:t>
@@ -5420,6 +5534,9 @@
       <w:r>
         <w:t xml:space="preserve">Riches D. Hunter-gatherer structural transformations. J R Anthropol Inst. 1995;1: 679–701. doi:</w:t>
       </w:r>
+      <w:r>
+        <w:t xml:space="preserve"> </w:t>
+      </w:r>
       <w:hyperlink r:id="rId130">
         <w:r>
           <w:rPr>
@@ -5447,6 +5564,9 @@
       <w:r>
         <w:t xml:space="preserve">Price TD, Brown JA. Aspects of hunter–gatherer complexity. In: Price TD, Brown JA, editors. Prehistoric hunters-gatherers. Orlando: Academic Press; 1985. pp. 3–20. doi:</w:t>
       </w:r>
+      <w:r>
+        <w:t xml:space="preserve"> </w:t>
+      </w:r>
       <w:hyperlink r:id="rId132">
         <w:r>
           <w:rPr>
@@ -5472,7 +5592,7 @@
         <w:t xml:space="preserve">	</w:t>
       </w:r>
       <w:r>
-        <w:t xml:space="preserve">Lane PJ. Archaeological dimensions of past and present hunter-fisher-gatherer diversity. In: Finlayson B, Warren G, editors. The diversity of hunter gatherer pasts. Oxford: Oxbow Books; 2017. pp. 185–196. Available:</w:t>
+        <w:t xml:space="preserve">Lane PJ. Archaeological dimensions of past and present hunter-fisher-gatherer diversity. In: Finlayson B, Warren G, editors. The diversity of hunter gatherer pasts. Oxford: Oxbow Books; 2017. pp. 185–196. Available from:</w:t>
       </w:r>
       <w:r>
         <w:t xml:space="preserve"> </w:t>
@@ -5571,6 +5691,9 @@
       <w:r>
         <w:t xml:space="preserve">’s frames of reference. J Archaeol Res. 2014;22: 1–42. doi:</w:t>
       </w:r>
+      <w:r>
+        <w:t xml:space="preserve"> </w:t>
+      </w:r>
       <w:hyperlink r:id="rId137">
         <w:r>
           <w:rPr>
@@ -5607,6 +5730,9 @@
       <w:r>
         <w:t xml:space="preserve">: Beyond the nomadic-egalitarian model. Evol Hum Behav. 2022;43: 418–431. doi:</w:t>
       </w:r>
+      <w:r>
+        <w:t xml:space="preserve"> </w:t>
+      </w:r>
       <w:hyperlink r:id="rId139">
         <w:r>
           <w:rPr>
@@ -5661,6 +5787,9 @@
       <w:r>
         <w:t xml:space="preserve">. Quat Int. 2012;272–273: 333–353. doi:</w:t>
       </w:r>
+      <w:r>
+        <w:t xml:space="preserve"> </w:t>
+      </w:r>
       <w:hyperlink r:id="rId141">
         <w:r>
           <w:rPr>
@@ -5706,6 +5835,9 @@
       <w:r>
         <w:t xml:space="preserve">. Proc Prehist Soc. 1987;53: 337–350. doi:</w:t>
       </w:r>
+      <w:r>
+        <w:t xml:space="preserve"> </w:t>
+      </w:r>
       <w:hyperlink r:id="rId143">
         <w:r>
           <w:rPr>
@@ -5733,6 +5865,9 @@
       <w:r>
         <w:t xml:space="preserve">Mattson HV. Personal adornment and identity construction in archaeology: An introduction. In: Mattson HV, editor. Personal adornment and the construction of identity. Oxford: Oxbow Books; 2021. pp. 1–24. doi:</w:t>
       </w:r>
+      <w:r>
+        <w:t xml:space="preserve"> </w:t>
+      </w:r>
       <w:hyperlink r:id="rId145">
         <w:r>
           <w:rPr>
@@ -5875,6 +6010,9 @@
       <w:r>
         <w:t xml:space="preserve">. Southeast Archaeol. 2010;29: 197–221. doi:</w:t>
       </w:r>
+      <w:r>
+        <w:t xml:space="preserve"> </w:t>
+      </w:r>
       <w:hyperlink r:id="rId148">
         <w:r>
           <w:rPr>
@@ -5920,6 +6058,9 @@
       <w:r>
         <w:t xml:space="preserve">. Am J Phys Anthropol. 2015;158: 607–623. doi:</w:t>
       </w:r>
+      <w:r>
+        <w:t xml:space="preserve"> </w:t>
+      </w:r>
       <w:hyperlink r:id="rId150">
         <w:r>
           <w:rPr>
@@ -5981,6 +6122,9 @@
       <w:r>
         <w:t xml:space="preserve">material culture. In: Price TD, Brown JA, editors. Prehistoric hunters-gatherers. Orlando: Academic Press; 1985. pp. 299–323. doi:</w:t>
       </w:r>
+      <w:r>
+        <w:t xml:space="preserve"> </w:t>
+      </w:r>
       <w:hyperlink r:id="rId153">
         <w:r>
           <w:rPr>
@@ -6039,6 +6183,9 @@
       <w:r>
         <w:t xml:space="preserve">Tilley C. Social formation, social structures and social change. In: Hodder I, editor. Symbolic and structural archaeology. Cambridge: Cambridge University Press; 1982. pp. 26–38. doi:</w:t>
       </w:r>
+      <w:r>
+        <w:t xml:space="preserve"> </w:t>
+      </w:r>
       <w:hyperlink r:id="rId156">
         <w:r>
           <w:rPr>
@@ -6066,6 +6213,9 @@
       <w:r>
         <w:t xml:space="preserve">Hodder I. Economic and social stress and material culture patterning. Am Antiq. 1979;44: 446–454. doi:</w:t>
       </w:r>
+      <w:r>
+        <w:t xml:space="preserve"> </w:t>
+      </w:r>
       <w:hyperlink r:id="rId158">
         <w:r>
           <w:rPr>
@@ -6111,6 +6261,9 @@
       <w:r>
         <w:t xml:space="preserve">. Man. 1977;12: 239–269. doi:</w:t>
       </w:r>
+      <w:r>
+        <w:t xml:space="preserve"> </w:t>
+      </w:r>
       <w:hyperlink r:id="rId160">
         <w:r>
           <w:rPr>
@@ -6138,6 +6291,9 @@
       <w:r>
         <w:t xml:space="preserve">Binford LR. Mobility, housing, and environment: A comparative study. J Anthropol Res. 1990;46: 119–152. doi:</w:t>
       </w:r>
+      <w:r>
+        <w:t xml:space="preserve"> </w:t>
+      </w:r>
       <w:hyperlink r:id="rId162">
         <w:r>
           <w:rPr>
@@ -6165,6 +6321,9 @@
       <w:r>
         <w:t xml:space="preserve">Kelly RL. Hunter-gatherer mobility strategies. J Anthropol Res. 1983;39: 277–306. doi:</w:t>
       </w:r>
+      <w:r>
+        <w:t xml:space="preserve"> </w:t>
+      </w:r>
       <w:hyperlink r:id="rId164">
         <w:r>
           <w:rPr>
@@ -6192,6 +6351,9 @@
       <w:r>
         <w:t xml:space="preserve">Padilla-Iglesias C, Bischoff RJ. Hunter-gatherer mobility patterns influence the reconstruction of social networks from archaeological assemblages. J Archaeol Sci Rep. 2024;59: 104798. doi:</w:t>
       </w:r>
+      <w:r>
+        <w:t xml:space="preserve"> </w:t>
+      </w:r>
       <w:hyperlink r:id="rId166">
         <w:r>
           <w:rPr>
@@ -6228,6 +6390,9 @@
       <w:r>
         <w:t xml:space="preserve">mobility among hunter-gatherers. J Anthropol Archaeol. 2006;25: 259–270. doi:</w:t>
       </w:r>
+      <w:r>
+        <w:t xml:space="preserve"> </w:t>
+      </w:r>
       <w:hyperlink r:id="rId168">
         <w:r>
           <w:rPr>
@@ -6264,6 +6429,9 @@
       <w:r>
         <w:t xml:space="preserve">. In: Whallon R, Lovis WA, Hitchcock RK, editors. Information and its role in hunter-gatherer bands. Los Angeles: Cotsen Institute of Archaeology Press at UCLA; 2011. pp. 85–116. doi:</w:t>
       </w:r>
+      <w:r>
+        <w:t xml:space="preserve"> </w:t>
+      </w:r>
       <w:hyperlink r:id="rId170">
         <w:r>
           <w:rPr>
@@ -6309,6 +6477,9 @@
       <w:r>
         <w:t xml:space="preserve">hunter-gatherers. In: Whallon R, Lovis WA, Hitchcock RK, editors. Information and its role in hunter-gatherer bands. Los Angeles: Cotsen Institute of Archaeology Press at UCLA; 2011. pp. 59–84. doi:</w:t>
       </w:r>
+      <w:r>
+        <w:t xml:space="preserve"> </w:t>
+      </w:r>
       <w:hyperlink r:id="rId172">
         <w:r>
           <w:rPr>
@@ -6354,6 +6525,9 @@
       <w:r>
         <w:t xml:space="preserve">. In: Whallon R, Lovis WA, Hitchcock RK, editors. Information and its role in hunter-gatherer bands. Los Angeles: Cotsen Institute of Archaeology Press at UCLA; 2011. pp. 133–166. doi:</w:t>
       </w:r>
+      <w:r>
+        <w:t xml:space="preserve"> </w:t>
+      </w:r>
       <w:hyperlink r:id="rId174">
         <w:r>
           <w:rPr>
@@ -6405,6 +6579,9 @@
       <w:r>
         <w:t xml:space="preserve">hunter–gatherers to understand cultural evolution. Philos Trans R Soc Lond B Biol Sci. 2022;377: 20200318. doi:</w:t>
       </w:r>
+      <w:r>
+        <w:t xml:space="preserve"> </w:t>
+      </w:r>
       <w:hyperlink r:id="rId176">
         <w:r>
           <w:rPr>
@@ -6453,6 +6630,9 @@
       <w:r>
         <w:t xml:space="preserve">: Problems and opportunities. Top Cogn Sci. 2026;18: 126–146. doi:</w:t>
       </w:r>
+      <w:r>
+        <w:t xml:space="preserve"> </w:t>
+      </w:r>
       <w:hyperlink r:id="rId178">
         <w:r>
           <w:rPr>
@@ -6501,6 +6681,9 @@
       <w:r>
         <w:t xml:space="preserve">. J Afr Archaeol. 2013;11: 197–209. doi:</w:t>
       </w:r>
+      <w:r>
+        <w:t xml:space="preserve"> </w:t>
+      </w:r>
       <w:hyperlink r:id="rId180">
         <w:r>
           <w:rPr>
@@ -6553,7 +6736,7 @@
         <w:t xml:space="preserve">Basin</w:t>
       </w:r>
       <w:r>
-        <w:t xml:space="preserve">. Ph.D., University of Michigan. 2012. Available:</w:t>
+        <w:t xml:space="preserve">. Ph.D., University of Michigan. 2012. Available from:</w:t>
       </w:r>
       <w:r>
         <w:t xml:space="preserve"> </w:t>
@@ -6618,6 +6801,9 @@
       <w:r>
         <w:t xml:space="preserve">by neutron activation analysis. PLoS One. 2022;17: e0265329. doi:</w:t>
       </w:r>
+      <w:r>
+        <w:t xml:space="preserve"> </w:t>
+      </w:r>
       <w:hyperlink r:id="rId184">
         <w:r>
           <w:rPr>
@@ -6657,6 +6843,9 @@
       <w:r>
         <w:t xml:space="preserve">[and comments and reply]. Curr Anthropol. 1980;21: 609–630. doi:</w:t>
       </w:r>
+      <w:r>
+        <w:t xml:space="preserve"> </w:t>
+      </w:r>
       <w:hyperlink r:id="rId186">
         <w:r>
           <w:rPr>
@@ -6717,6 +6906,9 @@
       <w:r>
         <w:t xml:space="preserve">. Curr Anthropol. 2019;60: 91–137. doi:</w:t>
       </w:r>
+      <w:r>
+        <w:t xml:space="preserve"> </w:t>
+      </w:r>
       <w:hyperlink r:id="rId188">
         <w:r>
           <w:rPr>
@@ -6765,6 +6957,9 @@
       <w:r>
         <w:t xml:space="preserve">evidence. Oxf J Archaeol. 1982;1: 247–268. doi:</w:t>
       </w:r>
+      <w:r>
+        <w:t xml:space="preserve"> </w:t>
+      </w:r>
       <w:hyperlink r:id="rId190">
         <w:r>
           <w:rPr>
@@ -6828,6 +7023,9 @@
       <w:r>
         <w:t xml:space="preserve">) from the viewpoint of its sculpted frieze. J Anthropol Archaeol. 2013;32: 368–382. doi:</w:t>
       </w:r>
+      <w:r>
+        <w:t xml:space="preserve"> </w:t>
+      </w:r>
       <w:hyperlink r:id="rId192">
         <w:r>
           <w:rPr>
@@ -6867,6 +7065,9 @@
       <w:r>
         <w:t xml:space="preserve">i et VI: Comparaison d’un site d’agrégation et d’un site épisodique. Palethnologie. 2013;5. doi:</w:t>
       </w:r>
+      <w:r>
+        <w:t xml:space="preserve"> </w:t>
+      </w:r>
       <w:hyperlink r:id="rId194">
         <w:r>
           <w:rPr>
@@ -6906,6 +7107,9 @@
       <w:r>
         <w:t xml:space="preserve">transition [and comments and replies]. Curr Anthropol. 1982;23: 169–192. doi:</w:t>
       </w:r>
+      <w:r>
+        <w:t xml:space="preserve"> </w:t>
+      </w:r>
       <w:hyperlink r:id="rId196">
         <w:r>
           <w:rPr>
@@ -7000,6 +7204,9 @@
       <w:r>
         <w:t xml:space="preserve">. Annu Rev Anthropol. 1994;23: 483–506. doi:</w:t>
       </w:r>
+      <w:r>
+        <w:t xml:space="preserve"> </w:t>
+      </w:r>
       <w:hyperlink r:id="rId199">
         <w:r>
           <w:rPr>
@@ -7027,6 +7234,9 @@
       <w:r>
         <w:t xml:space="preserve">Frerebeau N. Tabula: Analysis and visualization of archaeological count data. Zenodo; 2025. doi:</w:t>
       </w:r>
+      <w:r>
+        <w:t xml:space="preserve"> </w:t>
+      </w:r>
       <w:hyperlink r:id="rId201">
         <w:r>
           <w:rPr>
@@ -7054,6 +7264,9 @@
       <w:r>
         <w:t xml:space="preserve">Kintigh KW. Measuring archaeological diversity by comparison with simulated assemblages. Am Antiq. 1984;49: 44–54. doi:</w:t>
       </w:r>
+      <w:r>
+        <w:t xml:space="preserve"> </w:t>
+      </w:r>
       <w:hyperlink r:id="rId203">
         <w:r>
           <w:rPr>
@@ -7102,6 +7315,9 @@
       <w:r>
         <w:t xml:space="preserve">scale. Nat Commun. 2024;15: 7406. doi:</w:t>
       </w:r>
+      <w:r>
+        <w:t xml:space="preserve"> </w:t>
+      </w:r>
       <w:hyperlink r:id="rId205">
         <w:r>
           <w:rPr>
@@ -7144,6 +7360,9 @@
       <w:r>
         <w:t xml:space="preserve">. Aust Archaeol. 1992;34: 51. doi:</w:t>
       </w:r>
+      <w:r>
+        <w:t xml:space="preserve"> </w:t>
+      </w:r>
       <w:hyperlink r:id="rId207">
         <w:r>
           <w:rPr>
@@ -7171,6 +7390,9 @@
       <w:r>
         <w:t xml:space="preserve">Hays KA. When is a symbol archaeologically meaningful? Meaning, function, and prehistoric visual arts. In: Yoffee N, Sherratt A, editors. Archaeological theory: Who sets the agenda? Cambridge: Cambridge University Press; 1993. pp. 81–92. doi:</w:t>
       </w:r>
+      <w:r>
+        <w:t xml:space="preserve"> </w:t>
+      </w:r>
       <w:hyperlink r:id="rId209">
         <w:r>
           <w:rPr>
@@ -7240,6 +7462,9 @@
       <w:r>
         <w:t xml:space="preserve">. Malden, Mass: Blackwell Publishing; 2006. pp. 96–115. doi:</w:t>
       </w:r>
+      <w:r>
+        <w:t xml:space="preserve"> </w:t>
+      </w:r>
       <w:hyperlink r:id="rId211">
         <w:r>
           <w:rPr>
@@ -7279,6 +7504,9 @@
       <w:r>
         <w:t xml:space="preserve">prehistory. In: Price TD, Brown JA, editors. Prehistoric hunters-gatherers. Orlando: Academic Press; 1985. pp. 385–423. doi:</w:t>
       </w:r>
+      <w:r>
+        <w:t xml:space="preserve"> </w:t>
+      </w:r>
       <w:hyperlink r:id="rId213">
         <w:r>
           <w:rPr>
@@ -7327,6 +7555,9 @@
       <w:r>
         <w:t xml:space="preserve">. World Archaeol. 1994;26: 185–207. doi:</w:t>
       </w:r>
+      <w:r>
+        <w:t xml:space="preserve"> </w:t>
+      </w:r>
       <w:hyperlink r:id="rId215">
         <w:r>
           <w:rPr>
@@ -7363,6 +7594,9 @@
       <w:r>
         <w:t xml:space="preserve">. In: McDonald J, Veth P, editors. A companion to rock art. Oxford: Wiley-Blackwell; 2012. pp. 90–102. doi:</w:t>
       </w:r>
+      <w:r>
+        <w:t xml:space="preserve"> </w:t>
+      </w:r>
       <w:hyperlink r:id="rId217">
         <w:r>
           <w:rPr>
@@ -7399,6 +7633,9 @@
       <w:r>
         <w:t xml:space="preserve">. Am Antiq. 2005;70: 31–54. doi:</w:t>
       </w:r>
+      <w:r>
+        <w:t xml:space="preserve"> </w:t>
+      </w:r>
       <w:hyperlink r:id="rId219">
         <w:r>
           <w:rPr>
@@ -7435,6 +7672,9 @@
       <w:r>
         <w:t xml:space="preserve">. J Anthropol Archaeol. 1984;3: 190–234. doi:</w:t>
       </w:r>
+      <w:r>
+        <w:t xml:space="preserve"> </w:t>
+      </w:r>
       <w:hyperlink r:id="rId221">
         <w:r>
           <w:rPr>
@@ -7483,6 +7723,9 @@
       <w:r>
         <w:t xml:space="preserve">. Aust Archaeol. 1992;34: 34–42. doi:</w:t>
       </w:r>
+      <w:r>
+        <w:t xml:space="preserve"> </w:t>
+      </w:r>
       <w:hyperlink r:id="rId223">
         <w:r>
           <w:rPr>
@@ -7531,6 +7774,9 @@
       <w:r>
         <w:t xml:space="preserve">. Tokyo: Springer Japan; 2015. pp. 103–120. doi:</w:t>
       </w:r>
+      <w:r>
+        <w:t xml:space="preserve"> </w:t>
+      </w:r>
       <w:hyperlink r:id="rId225">
         <w:r>
           <w:rPr>
@@ -7630,6 +7876,9 @@
       <w:r>
         <w:t xml:space="preserve">. Am Antiq. 2004;69: 197–214. doi:</w:t>
       </w:r>
+      <w:r>
+        <w:t xml:space="preserve"> </w:t>
+      </w:r>
       <w:hyperlink r:id="rId230">
         <w:r>
           <w:rPr>
@@ -7657,6 +7906,9 @@
       <w:r>
         <w:t xml:space="preserve">Migliano AB, Battiston F, Viguier S, Page AE, Dyble M, Schlaepfer R, et al. Hunter-gatherer multilevel sociality accelerates cumulative cultural evolution. Sci Adv. 2020;6: eaax5913. doi:</w:t>
       </w:r>
+      <w:r>
+        <w:t xml:space="preserve"> </w:t>
+      </w:r>
       <w:hyperlink r:id="rId232">
         <w:r>
           <w:rPr>
@@ -7684,6 +7936,9 @@
       <w:r>
         <w:t xml:space="preserve">Romano V, Lozano S, Fernández-López de Pablo J. A multilevel analytical framework for studying cultural evolution in prehistoric hunter–gatherer societies. Biol Rev Camb Philos Soc. 2020;95: 1020–1035. doi:</w:t>
       </w:r>
+      <w:r>
+        <w:t xml:space="preserve"> </w:t>
+      </w:r>
       <w:hyperlink r:id="rId234">
         <w:r>
           <w:rPr>
@@ -7711,6 +7966,9 @@
       <w:r>
         <w:t xml:space="preserve">Buchanan B, Hamilton MJ. Networks and cultural transmission in hunter-gatherer societies. In: Brughmans T, Mills B, Munson J, Peeples M, editors. The oxford handbook of archaeological network research. Oxford: Oxford University Press; 2023. pp. 459–474. doi:</w:t>
       </w:r>
+      <w:r>
+        <w:t xml:space="preserve"> </w:t>
+      </w:r>
       <w:hyperlink r:id="rId236">
         <w:r>
           <w:rPr>
@@ -7768,6 +8026,9 @@
       <w:r>
         <w:t xml:space="preserve">using ornaments. Archaeol Anthropol Sci. 2022;14: 174. doi:</w:t>
       </w:r>
+      <w:r>
+        <w:t xml:space="preserve"> </w:t>
+      </w:r>
       <w:hyperlink r:id="rId238">
         <w:r>
           <w:rPr>
@@ -7813,6 +8074,9 @@
       <w:r>
         <w:t xml:space="preserve">using co-occurrence network analysis. J Archaeol Method Theory. 2026;33. doi:</w:t>
       </w:r>
+      <w:r>
+        <w:t xml:space="preserve"> </w:t>
+      </w:r>
       <w:hyperlink r:id="rId240">
         <w:r>
           <w:rPr>
@@ -7840,6 +8104,9 @@
       <w:r>
         <w:t xml:space="preserve">Bentz C, Dutkiewicz E. Humans 40,000 y ago developed a system of conventional signs. Proc Natl Acad Sci U S A. 2026;123: e2520385123. doi:</w:t>
       </w:r>
+      <w:r>
+        <w:t xml:space="preserve"> </w:t>
+      </w:r>
       <w:hyperlink r:id="rId242">
         <w:r>
           <w:rPr>
@@ -7879,6 +8146,9 @@
       <w:r>
         <w:t xml:space="preserve">proto-writing system and phenological calendar. Camb Archaeol J. 2023;33: 371–389. doi:</w:t>
       </w:r>
+      <w:r>
+        <w:t xml:space="preserve"> </w:t>
+      </w:r>
       <w:hyperlink r:id="rId244">
         <w:r>
           <w:rPr>
@@ -7918,6 +8188,9 @@
       <w:r>
         <w:t xml:space="preserve">engravings: Methodological and theoretical challenges. SSRN Electron J. 2026. doi:</w:t>
       </w:r>
+      <w:r>
+        <w:t xml:space="preserve"> </w:t>
+      </w:r>
       <w:hyperlink r:id="rId246">
         <w:r>
           <w:rPr>
@@ -7981,6 +8254,9 @@
       <w:r>
         <w:t xml:space="preserve">et al. (2023). J Paleolit Archaeol. 2023;6: 32. doi:</w:t>
       </w:r>
+      <w:r>
+        <w:t xml:space="preserve"> </w:t>
+      </w:r>
       <w:hyperlink r:id="rId248">
         <w:r>
           <w:rPr>
@@ -8020,6 +8296,9 @@
       <w:r>
         <w:t xml:space="preserve">art: Critical analysis from the viewpoint of statistics and cultural astronomy. Time Mind. 2024;17: 181–189. doi:</w:t>
       </w:r>
+      <w:r>
+        <w:t xml:space="preserve"> </w:t>
+      </w:r>
       <w:hyperlink r:id="rId250">
         <w:r>
           <w:rPr>
@@ -8059,6 +8338,9 @@
       <w:r>
         <w:t xml:space="preserve">parietal art. Camb Archaeol J. 2025;35: 38–55. doi:</w:t>
       </w:r>
+      <w:r>
+        <w:t xml:space="preserve"> </w:t>
+      </w:r>
       <w:hyperlink r:id="rId252">
         <w:r>
           <w:rPr>
@@ -8125,6 +8407,9 @@
       <w:r>
         <w:t xml:space="preserve">modern humans: Archaeological evidence. Singapore: Springer Nature Singapore; 2019. pp. 179–191. doi:</w:t>
       </w:r>
+      <w:r>
+        <w:t xml:space="preserve"> </w:t>
+      </w:r>
       <w:hyperlink r:id="rId254">
         <w:r>
           <w:rPr>
@@ -8246,6 +8531,9 @@
       <w:r>
         <w:t xml:space="preserve">). J Archaeol Sci Rep. 2021;39: 103118. doi:</w:t>
       </w:r>
+      <w:r>
+        <w:t xml:space="preserve"> </w:t>
+      </w:r>
       <w:hyperlink r:id="rId257">
         <w:r>
           <w:rPr>
@@ -8285,6 +8573,9 @@
       <w:r>
         <w:t xml:space="preserve">society. Man. 1982;17: 92–107. doi:</w:t>
       </w:r>
+      <w:r>
+        <w:t xml:space="preserve"> </w:t>
+      </w:r>
       <w:hyperlink r:id="rId259">
         <w:r>
           <w:rPr>
@@ -8336,6 +8627,9 @@
       <w:r>
         <w:t xml:space="preserve">transition rather than its product? Quat Sci Rev. 2019;217: 316–329. doi:</w:t>
       </w:r>
+      <w:r>
+        <w:t xml:space="preserve"> </w:t>
+      </w:r>
       <w:hyperlink r:id="rId261">
         <w:r>
           <w:rPr>
@@ -8363,6 +8657,9 @@
       <w:r>
         <w:t xml:space="preserve">Creanza N, Kolodny O, Feldman MW. Greater than the sum of its parts? Modelling population contact and interaction of cultural repertoires. J R Soc Interface. 2017;14: 20170171. doi:</w:t>
       </w:r>
+      <w:r>
+        <w:t xml:space="preserve"> </w:t>
+      </w:r>
       <w:hyperlink r:id="rId263">
         <w:r>
           <w:rPr>
@@ -8390,6 +8687,9 @@
       <w:r>
         <w:t xml:space="preserve">Cullen BRS. Cultural virus theory and the eusocial pottery assemblage. In: Maschner HDG, editor. Darwinian archaeologies. Boston, MA: Springer US; 1996. pp. 43–59. doi:</w:t>
       </w:r>
+      <w:r>
+        <w:t xml:space="preserve"> </w:t>
+      </w:r>
       <w:hyperlink r:id="rId265">
         <w:r>
           <w:rPr>
@@ -8417,6 +8717,9 @@
       <w:r>
         <w:t xml:space="preserve">Hill KR, Wood BM, Baggio J, Hurtado AM, Boyd RT. Hunter-gatherer inter-band interaction rates: Implications for cumulative culture. PLoS One. 2014;9: e102806. doi:</w:t>
       </w:r>
+      <w:r>
+        <w:t xml:space="preserve"> </w:t>
+      </w:r>
       <w:hyperlink r:id="rId267">
         <w:r>
           <w:rPr>
@@ -8444,6 +8747,9 @@
       <w:r>
         <w:t xml:space="preserve">Derex M, Boyd R. Partial connectivity increases cultural accumulation within groups. Proc Natl Acad Sci U S A. 2016;113: 2982–2987. doi:</w:t>
       </w:r>
+      <w:r>
+        <w:t xml:space="preserve"> </w:t>
+      </w:r>
       <w:hyperlink r:id="rId269">
         <w:r>
           <w:rPr>
@@ -8511,6 +8817,9 @@
       <w:r>
         <w:t xml:space="preserve">Herskind LLP. A case for idle graffiti: Challenging the semiotic resurgence within prehistoric art research. Hunt Gatherer Res. 2023;9: 59–93. doi:</w:t>
       </w:r>
+      <w:r>
+        <w:t xml:space="preserve"> </w:t>
+      </w:r>
       <w:hyperlink r:id="rId272">
         <w:r>
           <w:rPr>
@@ -8550,6 +8859,9 @@
       <w:r>
         <w:t xml:space="preserve">social networks and behavioral modernity. The oxford handbook of archaeological network research. Oxford: Oxford University Press; 2023. pp. 443–458. doi:</w:t>
       </w:r>
+      <w:r>
+        <w:t xml:space="preserve"> </w:t>
+      </w:r>
       <w:hyperlink r:id="rId274">
         <w:r>
           <w:rPr>
@@ -8577,6 +8889,9 @@
       <w:r>
         <w:t xml:space="preserve">Daems D, Coco E, Gillreath-Brown A, Kafetzaki D. The effects of time-averaging on archaeological networks. J Archaeol Method Theory. 2024;31: 473–506. doi:</w:t>
       </w:r>
+      <w:r>
+        <w:t xml:space="preserve"> </w:t>
+      </w:r>
       <w:hyperlink r:id="rId276">
         <w:r>
           <w:rPr>
@@ -8631,6 +8946,9 @@
       <w:r>
         <w:t xml:space="preserve">. Oxford: Archaeopress; 2005. doi:</w:t>
       </w:r>
+      <w:r>
+        <w:t xml:space="preserve"> </w:t>
+      </w:r>
       <w:hyperlink r:id="rId278">
         <w:r>
           <w:rPr>
@@ -8697,6 +9015,9 @@
       <w:r>
         <w:t xml:space="preserve">sequence. J Hum Evol. 2011;61: 549–563. doi:</w:t>
       </w:r>
+      <w:r>
+        <w:t xml:space="preserve"> </w:t>
+      </w:r>
       <w:hyperlink r:id="rId280">
         <w:r>
           <w:rPr>
@@ -8788,13 +9109,31 @@
         <w:t xml:space="preserve"> </w:t>
       </w:r>
       <w:r>
+        <w:rPr>
+          <w:iCs/>
+          <w:i/>
+        </w:rPr>
         <w:t xml:space="preserve">Homo</w:t>
       </w:r>
       <w:r>
-        <w:t xml:space="preserve"> </w:t>
-      </w:r>
-      <w:r>
-        <w:t xml:space="preserve">sapiens in</w:t>
+        <w:rPr>
+          <w:iCs/>
+          <w:i/>
+        </w:rPr>
+        <w:t xml:space="preserve"> </w:t>
+      </w:r>
+      <w:r>
+        <w:rPr>
+          <w:iCs/>
+          <w:i/>
+        </w:rPr>
+        <w:t xml:space="preserve">sapiens</w:t>
+      </w:r>
+      <w:r>
+        <w:t xml:space="preserve"> </w:t>
+      </w:r>
+      <w:r>
+        <w:t xml:space="preserve">in</w:t>
       </w:r>
       <w:r>
         <w:t xml:space="preserve"> </w:t>
@@ -8804,6 +9143,9 @@
       </w:r>
       <w:r>
         <w:t xml:space="preserve">. J Quat Sci. 2020;35: 961–973. doi:</w:t>
+      </w:r>
+      <w:r>
+        <w:t xml:space="preserve"> </w:t>
       </w:r>
       <w:hyperlink r:id="rId282">
         <w:r>
@@ -8868,6 +9210,9 @@
       <w:r>
         <w:t xml:space="preserve">. Nature. 2005;435: 332–335. doi:</w:t>
       </w:r>
+      <w:r>
+        <w:t xml:space="preserve"> </w:t>
+      </w:r>
       <w:hyperlink r:id="rId284">
         <w:r>
           <w:rPr>
@@ -8909,6 +9254,9 @@
       </w:r>
       <w:r>
         <w:t xml:space="preserve">. J Paleolit Archaeol. 2026;9. doi:</w:t>
+      </w:r>
+      <w:r>
+        <w:t xml:space="preserve"> </w:t>
       </w:r>
       <w:hyperlink r:id="rId286">
         <w:r>
